--- a/avena_ncbi/table_mmrr.docx
+++ b/avena_ncbi/table_mmrr.docx
@@ -17,7 +17,7 @@
         <w:ind w:left="60" w:right="60" w:firstLine="0" w:firstLineChars="0"/>
       </w:pPr>
       <w:r>
-        <w:t xml:space="preserve">Table 1. Results of the multiple matrix regression with randomization (MMRR) analysis showing regression coefficients for each predictor, t statistics and associated p-values, together with overall model statistics (F statistic, F p-value and R²). Significance codes: *** p &lt; 0.001, ** p &lt; 0.01, * p &lt; 0.05.</w:t>
+        <w:t xml:space="preserve">Table 1. Results of the multiple matrix regression with randomization (MMRR) analysis showing regression coefficients for each predictor, t statistics and associated p-values, together with overall model statistics (F statistic, F p-value and R²). Significance codes: *** p &lt; 0.001, ** p &lt; 0.01, * p &lt; 0.05, ns p &gt; 0.05.</w:t>
       </w:r>
     </w:p>
     <w:tbl xmlns:a="http://schemas.openxmlformats.org/drawingml/2006/main" xmlns:pic="http://schemas.openxmlformats.org/drawingml/2006/picture">
@@ -757,7 +757,7 @@
                 <w:szCs w:val="20"/>
                 <w:color w:val="000000"/>
               </w:rPr>
-              <w:t xml:space="preserve">0.029*</w:t>
+              <w:t xml:space="preserve">0.323 ns</w:t>
             </w:r>
           </w:p>
         </w:tc>
@@ -1038,117 +1038,117 @@
                 <w:szCs w:val="20"/>
                 <w:color w:val="000000"/>
               </w:rPr>
-              <w:t xml:space="preserve">EpiDist-CG</w:t>
-            </w:r>
-          </w:p>
-        </w:tc>
-        <w:tc>
-          <w:tcPr>
-            <w:tcBorders>
-              <w:bottom w:val="none" w:sz="0" w:space="0" w:color="000000"/>
-              <w:top w:val="none" w:sz="0" w:space="0" w:color="000000"/>
-              <w:left w:val="none" w:sz="0" w:space="0" w:color="000000"/>
-              <w:right w:val="none" w:sz="0" w:space="0" w:color="000000"/>
-            </w:tcBorders>
-            <w:shd w:val="clear" w:color="auto" w:fill="FFFFFF"/>
-            <w:tcMar>
-              <w:top w:w="0" w:type="dxa"/>
-              <w:bottom w:w="0" w:type="dxa"/>
-              <w:left w:w="0" w:type="dxa"/>
-              <w:right w:w="0" w:type="dxa"/>
-            </w:tcMar>
-            <w:vAlign w:val="center"/>
-          </w:tcPr>
-          <w:p>
-            <w:pPr>
-              <w:pStyle w:val="Normal"/>
-              <w:jc w:val="left"/>
-              <w:pBdr>
-                <w:bottom w:val="none" w:sz="0" w:space="0" w:color="000000"/>
-                <w:top w:val="none" w:sz="0" w:space="0" w:color="000000"/>
-                <w:left w:val="none" w:sz="0" w:space="0" w:color="000000"/>
-                <w:right w:val="none" w:sz="0" w:space="0" w:color="000000"/>
-              </w:pBdr>
-              <w:spacing w:after="100" w:before="100" w:line="240"/>
-              <w:ind w:left="100" w:right="100" w:firstLine="0" w:firstLineChars="0"/>
-              <w:rPr>
-                <w:rFonts w:ascii="Arial" w:hAnsi="Arial" w:eastAsia="Arial" w:cs="Arial"/>
-                <w:i w:val="false"/>
-                <w:b w:val="false"/>
-                <w:u w:val="none"/>
-                <w:strike w:val="false"/>
-                <w:sz w:val="20"/>
-                <w:szCs w:val="20"/>
-                <w:color w:val="000000"/>
-              </w:rPr>
-            </w:pPr>
-            <w:r>
-              <w:rPr>
-                <w:rFonts w:ascii="Arial" w:hAnsi="Arial" w:eastAsia="Arial" w:cs="Arial"/>
-                <w:i w:val="false"/>
-                <w:b w:val="false"/>
-                <w:u w:val="none"/>
-                <w:strike w:val="false"/>
-                <w:sz w:val="20"/>
-                <w:szCs w:val="20"/>
-                <w:color w:val="000000"/>
-              </w:rPr>
-              <w:t xml:space="preserve">0.271</w:t>
-            </w:r>
-          </w:p>
-        </w:tc>
-        <w:tc>
-          <w:tcPr>
-            <w:tcBorders>
-              <w:bottom w:val="none" w:sz="0" w:space="0" w:color="000000"/>
-              <w:top w:val="none" w:sz="0" w:space="0" w:color="000000"/>
-              <w:left w:val="none" w:sz="0" w:space="0" w:color="000000"/>
-              <w:right w:val="none" w:sz="0" w:space="0" w:color="000000"/>
-            </w:tcBorders>
-            <w:shd w:val="clear" w:color="auto" w:fill="FFFFFF"/>
-            <w:tcMar>
-              <w:top w:w="0" w:type="dxa"/>
-              <w:bottom w:w="0" w:type="dxa"/>
-              <w:left w:w="0" w:type="dxa"/>
-              <w:right w:w="0" w:type="dxa"/>
-            </w:tcMar>
-            <w:vAlign w:val="center"/>
-          </w:tcPr>
-          <w:p>
-            <w:pPr>
-              <w:pStyle w:val="Normal"/>
-              <w:jc w:val="left"/>
-              <w:pBdr>
-                <w:bottom w:val="none" w:sz="0" w:space="0" w:color="000000"/>
-                <w:top w:val="none" w:sz="0" w:space="0" w:color="000000"/>
-                <w:left w:val="none" w:sz="0" w:space="0" w:color="000000"/>
-                <w:right w:val="none" w:sz="0" w:space="0" w:color="000000"/>
-              </w:pBdr>
-              <w:spacing w:after="100" w:before="100" w:line="240"/>
-              <w:ind w:left="100" w:right="100" w:firstLine="0" w:firstLineChars="0"/>
-              <w:rPr>
-                <w:rFonts w:ascii="Arial" w:hAnsi="Arial" w:eastAsia="Arial" w:cs="Arial"/>
-                <w:i w:val="false"/>
-                <w:b w:val="false"/>
-                <w:u w:val="none"/>
-                <w:strike w:val="false"/>
-                <w:sz w:val="20"/>
-                <w:szCs w:val="20"/>
-                <w:color w:val="000000"/>
-              </w:rPr>
-            </w:pPr>
-            <w:r>
-              <w:rPr>
-                <w:rFonts w:ascii="Arial" w:hAnsi="Arial" w:eastAsia="Arial" w:cs="Arial"/>
-                <w:i w:val="false"/>
-                <w:b w:val="false"/>
-                <w:u w:val="none"/>
-                <w:strike w:val="false"/>
-                <w:sz w:val="20"/>
-                <w:szCs w:val="20"/>
-                <w:color w:val="000000"/>
-              </w:rPr>
-              <w:t xml:space="preserve">7.657</w:t>
+              <w:t xml:space="preserve">GenDist</w:t>
+            </w:r>
+          </w:p>
+        </w:tc>
+        <w:tc>
+          <w:tcPr>
+            <w:tcBorders>
+              <w:bottom w:val="none" w:sz="0" w:space="0" w:color="000000"/>
+              <w:top w:val="none" w:sz="0" w:space="0" w:color="000000"/>
+              <w:left w:val="none" w:sz="0" w:space="0" w:color="000000"/>
+              <w:right w:val="none" w:sz="0" w:space="0" w:color="000000"/>
+            </w:tcBorders>
+            <w:shd w:val="clear" w:color="auto" w:fill="FFFFFF"/>
+            <w:tcMar>
+              <w:top w:w="0" w:type="dxa"/>
+              <w:bottom w:w="0" w:type="dxa"/>
+              <w:left w:w="0" w:type="dxa"/>
+              <w:right w:w="0" w:type="dxa"/>
+            </w:tcMar>
+            <w:vAlign w:val="center"/>
+          </w:tcPr>
+          <w:p>
+            <w:pPr>
+              <w:pStyle w:val="Normal"/>
+              <w:jc w:val="left"/>
+              <w:pBdr>
+                <w:bottom w:val="none" w:sz="0" w:space="0" w:color="000000"/>
+                <w:top w:val="none" w:sz="0" w:space="0" w:color="000000"/>
+                <w:left w:val="none" w:sz="0" w:space="0" w:color="000000"/>
+                <w:right w:val="none" w:sz="0" w:space="0" w:color="000000"/>
+              </w:pBdr>
+              <w:spacing w:after="100" w:before="100" w:line="240"/>
+              <w:ind w:left="100" w:right="100" w:firstLine="0" w:firstLineChars="0"/>
+              <w:rPr>
+                <w:rFonts w:ascii="Arial" w:hAnsi="Arial" w:eastAsia="Arial" w:cs="Arial"/>
+                <w:i w:val="false"/>
+                <w:b w:val="false"/>
+                <w:u w:val="none"/>
+                <w:strike w:val="false"/>
+                <w:sz w:val="20"/>
+                <w:szCs w:val="20"/>
+                <w:color w:val="000000"/>
+              </w:rPr>
+            </w:pPr>
+            <w:r>
+              <w:rPr>
+                <w:rFonts w:ascii="Arial" w:hAnsi="Arial" w:eastAsia="Arial" w:cs="Arial"/>
+                <w:i w:val="false"/>
+                <w:b w:val="false"/>
+                <w:u w:val="none"/>
+                <w:strike w:val="false"/>
+                <w:sz w:val="20"/>
+                <w:szCs w:val="20"/>
+                <w:color w:val="000000"/>
+              </w:rPr>
+              <w:t xml:space="preserve">0.223</w:t>
+            </w:r>
+          </w:p>
+        </w:tc>
+        <w:tc>
+          <w:tcPr>
+            <w:tcBorders>
+              <w:bottom w:val="none" w:sz="0" w:space="0" w:color="000000"/>
+              <w:top w:val="none" w:sz="0" w:space="0" w:color="000000"/>
+              <w:left w:val="none" w:sz="0" w:space="0" w:color="000000"/>
+              <w:right w:val="none" w:sz="0" w:space="0" w:color="000000"/>
+            </w:tcBorders>
+            <w:shd w:val="clear" w:color="auto" w:fill="FFFFFF"/>
+            <w:tcMar>
+              <w:top w:w="0" w:type="dxa"/>
+              <w:bottom w:w="0" w:type="dxa"/>
+              <w:left w:w="0" w:type="dxa"/>
+              <w:right w:w="0" w:type="dxa"/>
+            </w:tcMar>
+            <w:vAlign w:val="center"/>
+          </w:tcPr>
+          <w:p>
+            <w:pPr>
+              <w:pStyle w:val="Normal"/>
+              <w:jc w:val="left"/>
+              <w:pBdr>
+                <w:bottom w:val="none" w:sz="0" w:space="0" w:color="000000"/>
+                <w:top w:val="none" w:sz="0" w:space="0" w:color="000000"/>
+                <w:left w:val="none" w:sz="0" w:space="0" w:color="000000"/>
+                <w:right w:val="none" w:sz="0" w:space="0" w:color="000000"/>
+              </w:pBdr>
+              <w:spacing w:after="100" w:before="100" w:line="240"/>
+              <w:ind w:left="100" w:right="100" w:firstLine="0" w:firstLineChars="0"/>
+              <w:rPr>
+                <w:rFonts w:ascii="Arial" w:hAnsi="Arial" w:eastAsia="Arial" w:cs="Arial"/>
+                <w:i w:val="false"/>
+                <w:b w:val="false"/>
+                <w:u w:val="none"/>
+                <w:strike w:val="false"/>
+                <w:sz w:val="20"/>
+                <w:szCs w:val="20"/>
+                <w:color w:val="000000"/>
+              </w:rPr>
+            </w:pPr>
+            <w:r>
+              <w:rPr>
+                <w:rFonts w:ascii="Arial" w:hAnsi="Arial" w:eastAsia="Arial" w:cs="Arial"/>
+                <w:i w:val="false"/>
+                <w:b w:val="false"/>
+                <w:u w:val="none"/>
+                <w:strike w:val="false"/>
+                <w:sz w:val="20"/>
+                <w:szCs w:val="20"/>
+                <w:color w:val="000000"/>
+              </w:rPr>
+              <w:t xml:space="preserve">4.768</w:t>
             </w:r>
           </w:p>
         </w:tc>
@@ -1471,172 +1471,172 @@
                 <w:szCs w:val="20"/>
                 <w:color w:val="000000"/>
               </w:rPr>
-              <w:t xml:space="preserve">EnvironDist</w:t>
-            </w:r>
-          </w:p>
-        </w:tc>
-        <w:tc>
-          <w:tcPr>
-            <w:tcBorders>
-              <w:bottom w:val="none" w:sz="0" w:space="0" w:color="000000"/>
-              <w:top w:val="none" w:sz="0" w:space="0" w:color="000000"/>
-              <w:left w:val="none" w:sz="0" w:space="0" w:color="000000"/>
-              <w:right w:val="none" w:sz="0" w:space="0" w:color="000000"/>
-            </w:tcBorders>
-            <w:shd w:val="clear" w:color="auto" w:fill="FFFFFF"/>
-            <w:tcMar>
-              <w:top w:w="0" w:type="dxa"/>
-              <w:bottom w:w="0" w:type="dxa"/>
-              <w:left w:w="0" w:type="dxa"/>
-              <w:right w:w="0" w:type="dxa"/>
-            </w:tcMar>
-            <w:vAlign w:val="center"/>
-          </w:tcPr>
-          <w:p>
-            <w:pPr>
-              <w:pStyle w:val="Normal"/>
-              <w:jc w:val="left"/>
-              <w:pBdr>
-                <w:bottom w:val="none" w:sz="0" w:space="0" w:color="000000"/>
-                <w:top w:val="none" w:sz="0" w:space="0" w:color="000000"/>
-                <w:left w:val="none" w:sz="0" w:space="0" w:color="000000"/>
-                <w:right w:val="none" w:sz="0" w:space="0" w:color="000000"/>
-              </w:pBdr>
-              <w:spacing w:after="100" w:before="100" w:line="240"/>
-              <w:ind w:left="100" w:right="100" w:firstLine="0" w:firstLineChars="0"/>
-              <w:rPr>
-                <w:rFonts w:ascii="Arial" w:hAnsi="Arial" w:eastAsia="Arial" w:cs="Arial"/>
-                <w:i w:val="false"/>
-                <w:b w:val="false"/>
-                <w:u w:val="none"/>
-                <w:strike w:val="false"/>
-                <w:sz w:val="20"/>
-                <w:szCs w:val="20"/>
-                <w:color w:val="000000"/>
-              </w:rPr>
-            </w:pPr>
-            <w:r>
-              <w:rPr>
-                <w:rFonts w:ascii="Arial" w:hAnsi="Arial" w:eastAsia="Arial" w:cs="Arial"/>
-                <w:i w:val="false"/>
-                <w:b w:val="false"/>
-                <w:u w:val="none"/>
-                <w:strike w:val="false"/>
-                <w:sz w:val="20"/>
-                <w:szCs w:val="20"/>
-                <w:color w:val="000000"/>
-              </w:rPr>
-              <w:t xml:space="preserve">0.223</w:t>
-            </w:r>
-          </w:p>
-        </w:tc>
-        <w:tc>
-          <w:tcPr>
-            <w:tcBorders>
-              <w:bottom w:val="none" w:sz="0" w:space="0" w:color="000000"/>
-              <w:top w:val="none" w:sz="0" w:space="0" w:color="000000"/>
-              <w:left w:val="none" w:sz="0" w:space="0" w:color="000000"/>
-              <w:right w:val="none" w:sz="0" w:space="0" w:color="000000"/>
-            </w:tcBorders>
-            <w:shd w:val="clear" w:color="auto" w:fill="FFFFFF"/>
-            <w:tcMar>
-              <w:top w:w="0" w:type="dxa"/>
-              <w:bottom w:w="0" w:type="dxa"/>
-              <w:left w:w="0" w:type="dxa"/>
-              <w:right w:w="0" w:type="dxa"/>
-            </w:tcMar>
-            <w:vAlign w:val="center"/>
-          </w:tcPr>
-          <w:p>
-            <w:pPr>
-              <w:pStyle w:val="Normal"/>
-              <w:jc w:val="left"/>
-              <w:pBdr>
-                <w:bottom w:val="none" w:sz="0" w:space="0" w:color="000000"/>
-                <w:top w:val="none" w:sz="0" w:space="0" w:color="000000"/>
-                <w:left w:val="none" w:sz="0" w:space="0" w:color="000000"/>
-                <w:right w:val="none" w:sz="0" w:space="0" w:color="000000"/>
-              </w:pBdr>
-              <w:spacing w:after="100" w:before="100" w:line="240"/>
-              <w:ind w:left="100" w:right="100" w:firstLine="0" w:firstLineChars="0"/>
-              <w:rPr>
-                <w:rFonts w:ascii="Arial" w:hAnsi="Arial" w:eastAsia="Arial" w:cs="Arial"/>
-                <w:i w:val="false"/>
-                <w:b w:val="false"/>
-                <w:u w:val="none"/>
-                <w:strike w:val="false"/>
-                <w:sz w:val="20"/>
-                <w:szCs w:val="20"/>
-                <w:color w:val="000000"/>
-              </w:rPr>
-            </w:pPr>
-            <w:r>
-              <w:rPr>
-                <w:rFonts w:ascii="Arial" w:hAnsi="Arial" w:eastAsia="Arial" w:cs="Arial"/>
-                <w:i w:val="false"/>
-                <w:b w:val="false"/>
-                <w:u w:val="none"/>
-                <w:strike w:val="false"/>
-                <w:sz w:val="20"/>
-                <w:szCs w:val="20"/>
-                <w:color w:val="000000"/>
-              </w:rPr>
-              <w:t xml:space="preserve">6.301</w:t>
-            </w:r>
-          </w:p>
-        </w:tc>
-        <w:tc>
-          <w:tcPr>
-            <w:tcBorders>
-              <w:bottom w:val="none" w:sz="0" w:space="0" w:color="000000"/>
-              <w:top w:val="none" w:sz="0" w:space="0" w:color="000000"/>
-              <w:left w:val="none" w:sz="0" w:space="0" w:color="000000"/>
-              <w:right w:val="none" w:sz="0" w:space="0" w:color="000000"/>
-            </w:tcBorders>
-            <w:shd w:val="clear" w:color="auto" w:fill="FFFFFF"/>
-            <w:tcMar>
-              <w:top w:w="0" w:type="dxa"/>
-              <w:bottom w:w="0" w:type="dxa"/>
-              <w:left w:w="0" w:type="dxa"/>
-              <w:right w:w="0" w:type="dxa"/>
-            </w:tcMar>
-            <w:vAlign w:val="center"/>
-          </w:tcPr>
-          <w:p>
-            <w:pPr>
-              <w:pStyle w:val="Normal"/>
-              <w:jc w:val="left"/>
-              <w:pBdr>
-                <w:bottom w:val="none" w:sz="0" w:space="0" w:color="000000"/>
-                <w:top w:val="none" w:sz="0" w:space="0" w:color="000000"/>
-                <w:left w:val="none" w:sz="0" w:space="0" w:color="000000"/>
-                <w:right w:val="none" w:sz="0" w:space="0" w:color="000000"/>
-              </w:pBdr>
-              <w:spacing w:after="100" w:before="100" w:line="240"/>
-              <w:ind w:left="100" w:right="100" w:firstLine="0" w:firstLineChars="0"/>
-              <w:rPr>
-                <w:rFonts w:ascii="Arial" w:hAnsi="Arial" w:eastAsia="Arial" w:cs="Arial"/>
-                <w:i w:val="false"/>
-                <w:b w:val="false"/>
-                <w:u w:val="none"/>
-                <w:strike w:val="false"/>
-                <w:sz w:val="20"/>
-                <w:szCs w:val="20"/>
-                <w:color w:val="000000"/>
-              </w:rPr>
-            </w:pPr>
-            <w:r>
-              <w:rPr>
-                <w:rFonts w:ascii="Arial" w:hAnsi="Arial" w:eastAsia="Arial" w:cs="Arial"/>
-                <w:i w:val="false"/>
-                <w:b w:val="false"/>
-                <w:u w:val="none"/>
-                <w:strike w:val="false"/>
-                <w:sz w:val="20"/>
-                <w:szCs w:val="20"/>
-                <w:color w:val="000000"/>
-              </w:rPr>
-              <w:t xml:space="preserve">&lt;0.001***</w:t>
+              <w:t xml:space="preserve">EpiDist-all</w:t>
+            </w:r>
+          </w:p>
+        </w:tc>
+        <w:tc>
+          <w:tcPr>
+            <w:tcBorders>
+              <w:bottom w:val="none" w:sz="0" w:space="0" w:color="000000"/>
+              <w:top w:val="none" w:sz="0" w:space="0" w:color="000000"/>
+              <w:left w:val="none" w:sz="0" w:space="0" w:color="000000"/>
+              <w:right w:val="none" w:sz="0" w:space="0" w:color="000000"/>
+            </w:tcBorders>
+            <w:shd w:val="clear" w:color="auto" w:fill="FFFFFF"/>
+            <w:tcMar>
+              <w:top w:w="0" w:type="dxa"/>
+              <w:bottom w:w="0" w:type="dxa"/>
+              <w:left w:w="0" w:type="dxa"/>
+              <w:right w:w="0" w:type="dxa"/>
+            </w:tcMar>
+            <w:vAlign w:val="center"/>
+          </w:tcPr>
+          <w:p>
+            <w:pPr>
+              <w:pStyle w:val="Normal"/>
+              <w:jc w:val="left"/>
+              <w:pBdr>
+                <w:bottom w:val="none" w:sz="0" w:space="0" w:color="000000"/>
+                <w:top w:val="none" w:sz="0" w:space="0" w:color="000000"/>
+                <w:left w:val="none" w:sz="0" w:space="0" w:color="000000"/>
+                <w:right w:val="none" w:sz="0" w:space="0" w:color="000000"/>
+              </w:pBdr>
+              <w:spacing w:after="100" w:before="100" w:line="240"/>
+              <w:ind w:left="100" w:right="100" w:firstLine="0" w:firstLineChars="0"/>
+              <w:rPr>
+                <w:rFonts w:ascii="Arial" w:hAnsi="Arial" w:eastAsia="Arial" w:cs="Arial"/>
+                <w:i w:val="false"/>
+                <w:b w:val="false"/>
+                <w:u w:val="none"/>
+                <w:strike w:val="false"/>
+                <w:sz w:val="20"/>
+                <w:szCs w:val="20"/>
+                <w:color w:val="000000"/>
+              </w:rPr>
+            </w:pPr>
+            <w:r>
+              <w:rPr>
+                <w:rFonts w:ascii="Arial" w:hAnsi="Arial" w:eastAsia="Arial" w:cs="Arial"/>
+                <w:i w:val="false"/>
+                <w:b w:val="false"/>
+                <w:u w:val="none"/>
+                <w:strike w:val="false"/>
+                <w:sz w:val="20"/>
+                <w:szCs w:val="20"/>
+                <w:color w:val="000000"/>
+              </w:rPr>
+              <w:t xml:space="preserve">0.027</w:t>
+            </w:r>
+          </w:p>
+        </w:tc>
+        <w:tc>
+          <w:tcPr>
+            <w:tcBorders>
+              <w:bottom w:val="none" w:sz="0" w:space="0" w:color="000000"/>
+              <w:top w:val="none" w:sz="0" w:space="0" w:color="000000"/>
+              <w:left w:val="none" w:sz="0" w:space="0" w:color="000000"/>
+              <w:right w:val="none" w:sz="0" w:space="0" w:color="000000"/>
+            </w:tcBorders>
+            <w:shd w:val="clear" w:color="auto" w:fill="FFFFFF"/>
+            <w:tcMar>
+              <w:top w:w="0" w:type="dxa"/>
+              <w:bottom w:w="0" w:type="dxa"/>
+              <w:left w:w="0" w:type="dxa"/>
+              <w:right w:w="0" w:type="dxa"/>
+            </w:tcMar>
+            <w:vAlign w:val="center"/>
+          </w:tcPr>
+          <w:p>
+            <w:pPr>
+              <w:pStyle w:val="Normal"/>
+              <w:jc w:val="left"/>
+              <w:pBdr>
+                <w:bottom w:val="none" w:sz="0" w:space="0" w:color="000000"/>
+                <w:top w:val="none" w:sz="0" w:space="0" w:color="000000"/>
+                <w:left w:val="none" w:sz="0" w:space="0" w:color="000000"/>
+                <w:right w:val="none" w:sz="0" w:space="0" w:color="000000"/>
+              </w:pBdr>
+              <w:spacing w:after="100" w:before="100" w:line="240"/>
+              <w:ind w:left="100" w:right="100" w:firstLine="0" w:firstLineChars="0"/>
+              <w:rPr>
+                <w:rFonts w:ascii="Arial" w:hAnsi="Arial" w:eastAsia="Arial" w:cs="Arial"/>
+                <w:i w:val="false"/>
+                <w:b w:val="false"/>
+                <w:u w:val="none"/>
+                <w:strike w:val="false"/>
+                <w:sz w:val="20"/>
+                <w:szCs w:val="20"/>
+                <w:color w:val="000000"/>
+              </w:rPr>
+            </w:pPr>
+            <w:r>
+              <w:rPr>
+                <w:rFonts w:ascii="Arial" w:hAnsi="Arial" w:eastAsia="Arial" w:cs="Arial"/>
+                <w:i w:val="false"/>
+                <w:b w:val="false"/>
+                <w:u w:val="none"/>
+                <w:strike w:val="false"/>
+                <w:sz w:val="20"/>
+                <w:szCs w:val="20"/>
+                <w:color w:val="000000"/>
+              </w:rPr>
+              <w:t xml:space="preserve">0.711</w:t>
+            </w:r>
+          </w:p>
+        </w:tc>
+        <w:tc>
+          <w:tcPr>
+            <w:tcBorders>
+              <w:bottom w:val="none" w:sz="0" w:space="0" w:color="000000"/>
+              <w:top w:val="none" w:sz="0" w:space="0" w:color="000000"/>
+              <w:left w:val="none" w:sz="0" w:space="0" w:color="000000"/>
+              <w:right w:val="none" w:sz="0" w:space="0" w:color="000000"/>
+            </w:tcBorders>
+            <w:shd w:val="clear" w:color="auto" w:fill="FFFFFF"/>
+            <w:tcMar>
+              <w:top w:w="0" w:type="dxa"/>
+              <w:bottom w:w="0" w:type="dxa"/>
+              <w:left w:w="0" w:type="dxa"/>
+              <w:right w:w="0" w:type="dxa"/>
+            </w:tcMar>
+            <w:vAlign w:val="center"/>
+          </w:tcPr>
+          <w:p>
+            <w:pPr>
+              <w:pStyle w:val="Normal"/>
+              <w:jc w:val="left"/>
+              <w:pBdr>
+                <w:bottom w:val="none" w:sz="0" w:space="0" w:color="000000"/>
+                <w:top w:val="none" w:sz="0" w:space="0" w:color="000000"/>
+                <w:left w:val="none" w:sz="0" w:space="0" w:color="000000"/>
+                <w:right w:val="none" w:sz="0" w:space="0" w:color="000000"/>
+              </w:pBdr>
+              <w:spacing w:after="100" w:before="100" w:line="240"/>
+              <w:ind w:left="100" w:right="100" w:firstLine="0" w:firstLineChars="0"/>
+              <w:rPr>
+                <w:rFonts w:ascii="Arial" w:hAnsi="Arial" w:eastAsia="Arial" w:cs="Arial"/>
+                <w:i w:val="false"/>
+                <w:b w:val="false"/>
+                <w:u w:val="none"/>
+                <w:strike w:val="false"/>
+                <w:sz w:val="20"/>
+                <w:szCs w:val="20"/>
+                <w:color w:val="000000"/>
+              </w:rPr>
+            </w:pPr>
+            <w:r>
+              <w:rPr>
+                <w:rFonts w:ascii="Arial" w:hAnsi="Arial" w:eastAsia="Arial" w:cs="Arial"/>
+                <w:i w:val="false"/>
+                <w:b w:val="false"/>
+                <w:u w:val="none"/>
+                <w:strike w:val="false"/>
+                <w:sz w:val="20"/>
+                <w:szCs w:val="20"/>
+                <w:color w:val="000000"/>
+              </w:rPr>
+              <w:t xml:space="preserve">0.832 ns</w:t>
             </w:r>
           </w:p>
         </w:tc>
@@ -1904,7 +1904,172 @@
                 <w:szCs w:val="20"/>
                 <w:color w:val="000000"/>
               </w:rPr>
-              <w:t xml:space="preserve">Overall model</w:t>
+              <w:t xml:space="preserve">EnvironDist</w:t>
+            </w:r>
+          </w:p>
+        </w:tc>
+        <w:tc>
+          <w:tcPr>
+            <w:tcBorders>
+              <w:bottom w:val="none" w:sz="0" w:space="0" w:color="000000"/>
+              <w:top w:val="none" w:sz="0" w:space="0" w:color="000000"/>
+              <w:left w:val="none" w:sz="0" w:space="0" w:color="000000"/>
+              <w:right w:val="none" w:sz="0" w:space="0" w:color="000000"/>
+            </w:tcBorders>
+            <w:shd w:val="clear" w:color="auto" w:fill="FFFFFF"/>
+            <w:tcMar>
+              <w:top w:w="0" w:type="dxa"/>
+              <w:bottom w:w="0" w:type="dxa"/>
+              <w:left w:w="0" w:type="dxa"/>
+              <w:right w:w="0" w:type="dxa"/>
+            </w:tcMar>
+            <w:vAlign w:val="center"/>
+          </w:tcPr>
+          <w:p>
+            <w:pPr>
+              <w:pStyle w:val="Normal"/>
+              <w:jc w:val="left"/>
+              <w:pBdr>
+                <w:bottom w:val="none" w:sz="0" w:space="0" w:color="000000"/>
+                <w:top w:val="none" w:sz="0" w:space="0" w:color="000000"/>
+                <w:left w:val="none" w:sz="0" w:space="0" w:color="000000"/>
+                <w:right w:val="none" w:sz="0" w:space="0" w:color="000000"/>
+              </w:pBdr>
+              <w:spacing w:after="100" w:before="100" w:line="240"/>
+              <w:ind w:left="100" w:right="100" w:firstLine="0" w:firstLineChars="0"/>
+              <w:rPr>
+                <w:rFonts w:ascii="Arial" w:hAnsi="Arial" w:eastAsia="Arial" w:cs="Arial"/>
+                <w:i w:val="false"/>
+                <w:b w:val="false"/>
+                <w:u w:val="none"/>
+                <w:strike w:val="false"/>
+                <w:sz w:val="20"/>
+                <w:szCs w:val="20"/>
+                <w:color w:val="000000"/>
+              </w:rPr>
+            </w:pPr>
+            <w:r>
+              <w:rPr>
+                <w:rFonts w:ascii="Arial" w:hAnsi="Arial" w:eastAsia="Arial" w:cs="Arial"/>
+                <w:i w:val="false"/>
+                <w:b w:val="false"/>
+                <w:u w:val="none"/>
+                <w:strike w:val="false"/>
+                <w:sz w:val="20"/>
+                <w:szCs w:val="20"/>
+                <w:color w:val="000000"/>
+              </w:rPr>
+              <w:t xml:space="preserve">0.210</w:t>
+            </w:r>
+          </w:p>
+        </w:tc>
+        <w:tc>
+          <w:tcPr>
+            <w:tcBorders>
+              <w:bottom w:val="none" w:sz="0" w:space="0" w:color="000000"/>
+              <w:top w:val="none" w:sz="0" w:space="0" w:color="000000"/>
+              <w:left w:val="none" w:sz="0" w:space="0" w:color="000000"/>
+              <w:right w:val="none" w:sz="0" w:space="0" w:color="000000"/>
+            </w:tcBorders>
+            <w:shd w:val="clear" w:color="auto" w:fill="FFFFFF"/>
+            <w:tcMar>
+              <w:top w:w="0" w:type="dxa"/>
+              <w:bottom w:w="0" w:type="dxa"/>
+              <w:left w:w="0" w:type="dxa"/>
+              <w:right w:w="0" w:type="dxa"/>
+            </w:tcMar>
+            <w:vAlign w:val="center"/>
+          </w:tcPr>
+          <w:p>
+            <w:pPr>
+              <w:pStyle w:val="Normal"/>
+              <w:jc w:val="left"/>
+              <w:pBdr>
+                <w:bottom w:val="none" w:sz="0" w:space="0" w:color="000000"/>
+                <w:top w:val="none" w:sz="0" w:space="0" w:color="000000"/>
+                <w:left w:val="none" w:sz="0" w:space="0" w:color="000000"/>
+                <w:right w:val="none" w:sz="0" w:space="0" w:color="000000"/>
+              </w:pBdr>
+              <w:spacing w:after="100" w:before="100" w:line="240"/>
+              <w:ind w:left="100" w:right="100" w:firstLine="0" w:firstLineChars="0"/>
+              <w:rPr>
+                <w:rFonts w:ascii="Arial" w:hAnsi="Arial" w:eastAsia="Arial" w:cs="Arial"/>
+                <w:i w:val="false"/>
+                <w:b w:val="false"/>
+                <w:u w:val="none"/>
+                <w:strike w:val="false"/>
+                <w:sz w:val="20"/>
+                <w:szCs w:val="20"/>
+                <w:color w:val="000000"/>
+              </w:rPr>
+            </w:pPr>
+            <w:r>
+              <w:rPr>
+                <w:rFonts w:ascii="Arial" w:hAnsi="Arial" w:eastAsia="Arial" w:cs="Arial"/>
+                <w:i w:val="false"/>
+                <w:b w:val="false"/>
+                <w:u w:val="none"/>
+                <w:strike w:val="false"/>
+                <w:sz w:val="20"/>
+                <w:szCs w:val="20"/>
+                <w:color w:val="000000"/>
+              </w:rPr>
+              <w:t xml:space="preserve">5.253</w:t>
+            </w:r>
+          </w:p>
+        </w:tc>
+        <w:tc>
+          <w:tcPr>
+            <w:tcBorders>
+              <w:bottom w:val="none" w:sz="0" w:space="0" w:color="000000"/>
+              <w:top w:val="none" w:sz="0" w:space="0" w:color="000000"/>
+              <w:left w:val="none" w:sz="0" w:space="0" w:color="000000"/>
+              <w:right w:val="none" w:sz="0" w:space="0" w:color="000000"/>
+            </w:tcBorders>
+            <w:shd w:val="clear" w:color="auto" w:fill="FFFFFF"/>
+            <w:tcMar>
+              <w:top w:w="0" w:type="dxa"/>
+              <w:bottom w:w="0" w:type="dxa"/>
+              <w:left w:w="0" w:type="dxa"/>
+              <w:right w:w="0" w:type="dxa"/>
+            </w:tcMar>
+            <w:vAlign w:val="center"/>
+          </w:tcPr>
+          <w:p>
+            <w:pPr>
+              <w:pStyle w:val="Normal"/>
+              <w:jc w:val="left"/>
+              <w:pBdr>
+                <w:bottom w:val="none" w:sz="0" w:space="0" w:color="000000"/>
+                <w:top w:val="none" w:sz="0" w:space="0" w:color="000000"/>
+                <w:left w:val="none" w:sz="0" w:space="0" w:color="000000"/>
+                <w:right w:val="none" w:sz="0" w:space="0" w:color="000000"/>
+              </w:pBdr>
+              <w:spacing w:after="100" w:before="100" w:line="240"/>
+              <w:ind w:left="100" w:right="100" w:firstLine="0" w:firstLineChars="0"/>
+              <w:rPr>
+                <w:rFonts w:ascii="Arial" w:hAnsi="Arial" w:eastAsia="Arial" w:cs="Arial"/>
+                <w:i w:val="false"/>
+                <w:b w:val="false"/>
+                <w:u w:val="none"/>
+                <w:strike w:val="false"/>
+                <w:sz w:val="20"/>
+                <w:szCs w:val="20"/>
+                <w:color w:val="000000"/>
+              </w:rPr>
+            </w:pPr>
+            <w:r>
+              <w:rPr>
+                <w:rFonts w:ascii="Arial" w:hAnsi="Arial" w:eastAsia="Arial" w:cs="Arial"/>
+                <w:i w:val="false"/>
+                <w:b w:val="false"/>
+                <w:u w:val="none"/>
+                <w:strike w:val="false"/>
+                <w:sz w:val="20"/>
+                <w:szCs w:val="20"/>
+                <w:color w:val="000000"/>
+              </w:rPr>
+              <w:t xml:space="preserve">&lt;0.001***</w:t>
             </w:r>
           </w:p>
         </w:tc>
@@ -2070,171 +2235,6 @@
                 <w:color w:val="000000"/>
               </w:rPr>
               <w:t xml:space="preserve"/>
-            </w:r>
-          </w:p>
-        </w:tc>
-        <w:tc>
-          <w:tcPr>
-            <w:tcBorders>
-              <w:bottom w:val="none" w:sz="0" w:space="0" w:color="000000"/>
-              <w:top w:val="none" w:sz="0" w:space="0" w:color="000000"/>
-              <w:left w:val="none" w:sz="0" w:space="0" w:color="000000"/>
-              <w:right w:val="none" w:sz="0" w:space="0" w:color="000000"/>
-            </w:tcBorders>
-            <w:shd w:val="clear" w:color="auto" w:fill="FFFFFF"/>
-            <w:tcMar>
-              <w:top w:w="0" w:type="dxa"/>
-              <w:bottom w:w="0" w:type="dxa"/>
-              <w:left w:w="0" w:type="dxa"/>
-              <w:right w:w="0" w:type="dxa"/>
-            </w:tcMar>
-            <w:vAlign w:val="center"/>
-          </w:tcPr>
-          <w:p>
-            <w:pPr>
-              <w:pStyle w:val="Normal"/>
-              <w:jc w:val="left"/>
-              <w:pBdr>
-                <w:bottom w:val="none" w:sz="0" w:space="0" w:color="000000"/>
-                <w:top w:val="none" w:sz="0" w:space="0" w:color="000000"/>
-                <w:left w:val="none" w:sz="0" w:space="0" w:color="000000"/>
-                <w:right w:val="none" w:sz="0" w:space="0" w:color="000000"/>
-              </w:pBdr>
-              <w:spacing w:after="100" w:before="100" w:line="240"/>
-              <w:ind w:left="100" w:right="100" w:firstLine="0" w:firstLineChars="0"/>
-              <w:rPr>
-                <w:rFonts w:ascii="Arial" w:hAnsi="Arial" w:eastAsia="Arial" w:cs="Arial"/>
-                <w:i w:val="false"/>
-                <w:b w:val="false"/>
-                <w:u w:val="none"/>
-                <w:strike w:val="false"/>
-                <w:sz w:val="20"/>
-                <w:szCs w:val="20"/>
-                <w:color w:val="000000"/>
-              </w:rPr>
-            </w:pPr>
-            <w:r>
-              <w:rPr>
-                <w:rFonts w:ascii="Arial" w:hAnsi="Arial" w:eastAsia="Arial" w:cs="Arial"/>
-                <w:i w:val="false"/>
-                <w:b w:val="false"/>
-                <w:u w:val="none"/>
-                <w:strike w:val="false"/>
-                <w:sz w:val="20"/>
-                <w:szCs w:val="20"/>
-                <w:color w:val="000000"/>
-              </w:rPr>
-              <w:t xml:space="preserve">95.2</w:t>
-            </w:r>
-          </w:p>
-        </w:tc>
-        <w:tc>
-          <w:tcPr>
-            <w:tcBorders>
-              <w:bottom w:val="none" w:sz="0" w:space="0" w:color="000000"/>
-              <w:top w:val="none" w:sz="0" w:space="0" w:color="000000"/>
-              <w:left w:val="none" w:sz="0" w:space="0" w:color="000000"/>
-              <w:right w:val="none" w:sz="0" w:space="0" w:color="000000"/>
-            </w:tcBorders>
-            <w:shd w:val="clear" w:color="auto" w:fill="FFFFFF"/>
-            <w:tcMar>
-              <w:top w:w="0" w:type="dxa"/>
-              <w:bottom w:w="0" w:type="dxa"/>
-              <w:left w:w="0" w:type="dxa"/>
-              <w:right w:w="0" w:type="dxa"/>
-            </w:tcMar>
-            <w:vAlign w:val="center"/>
-          </w:tcPr>
-          <w:p>
-            <w:pPr>
-              <w:pStyle w:val="Normal"/>
-              <w:jc w:val="left"/>
-              <w:pBdr>
-                <w:bottom w:val="none" w:sz="0" w:space="0" w:color="000000"/>
-                <w:top w:val="none" w:sz="0" w:space="0" w:color="000000"/>
-                <w:left w:val="none" w:sz="0" w:space="0" w:color="000000"/>
-                <w:right w:val="none" w:sz="0" w:space="0" w:color="000000"/>
-              </w:pBdr>
-              <w:spacing w:after="100" w:before="100" w:line="240"/>
-              <w:ind w:left="100" w:right="100" w:firstLine="0" w:firstLineChars="0"/>
-              <w:rPr>
-                <w:rFonts w:ascii="Arial" w:hAnsi="Arial" w:eastAsia="Arial" w:cs="Arial"/>
-                <w:i w:val="false"/>
-                <w:b w:val="false"/>
-                <w:u w:val="none"/>
-                <w:strike w:val="false"/>
-                <w:sz w:val="20"/>
-                <w:szCs w:val="20"/>
-                <w:color w:val="000000"/>
-              </w:rPr>
-            </w:pPr>
-            <w:r>
-              <w:rPr>
-                <w:rFonts w:ascii="Arial" w:hAnsi="Arial" w:eastAsia="Arial" w:cs="Arial"/>
-                <w:i w:val="false"/>
-                <w:b w:val="false"/>
-                <w:u w:val="none"/>
-                <w:strike w:val="false"/>
-                <w:sz w:val="20"/>
-                <w:szCs w:val="20"/>
-                <w:color w:val="000000"/>
-              </w:rPr>
-              <w:t xml:space="preserve">&lt;0.001***</w:t>
-            </w:r>
-          </w:p>
-        </w:tc>
-        <w:tc>
-          <w:tcPr>
-            <w:tcBorders>
-              <w:bottom w:val="none" w:sz="0" w:space="0" w:color="000000"/>
-              <w:top w:val="none" w:sz="0" w:space="0" w:color="000000"/>
-              <w:left w:val="none" w:sz="0" w:space="0" w:color="000000"/>
-              <w:right w:val="none" w:sz="0" w:space="0" w:color="000000"/>
-            </w:tcBorders>
-            <w:shd w:val="clear" w:color="auto" w:fill="FFFFFF"/>
-            <w:tcMar>
-              <w:top w:w="0" w:type="dxa"/>
-              <w:bottom w:w="0" w:type="dxa"/>
-              <w:left w:w="0" w:type="dxa"/>
-              <w:right w:w="0" w:type="dxa"/>
-            </w:tcMar>
-            <w:vAlign w:val="center"/>
-          </w:tcPr>
-          <w:p>
-            <w:pPr>
-              <w:pStyle w:val="Normal"/>
-              <w:jc w:val="left"/>
-              <w:pBdr>
-                <w:bottom w:val="none" w:sz="0" w:space="0" w:color="000000"/>
-                <w:top w:val="none" w:sz="0" w:space="0" w:color="000000"/>
-                <w:left w:val="none" w:sz="0" w:space="0" w:color="000000"/>
-                <w:right w:val="none" w:sz="0" w:space="0" w:color="000000"/>
-              </w:pBdr>
-              <w:spacing w:after="100" w:before="100" w:line="240"/>
-              <w:ind w:left="100" w:right="100" w:firstLine="0" w:firstLineChars="0"/>
-              <w:rPr>
-                <w:rFonts w:ascii="Arial" w:hAnsi="Arial" w:eastAsia="Arial" w:cs="Arial"/>
-                <w:i w:val="false"/>
-                <w:b w:val="false"/>
-                <w:u w:val="none"/>
-                <w:strike w:val="false"/>
-                <w:sz w:val="20"/>
-                <w:szCs w:val="20"/>
-                <w:color w:val="000000"/>
-              </w:rPr>
-            </w:pPr>
-            <w:r>
-              <w:rPr>
-                <w:rFonts w:ascii="Arial" w:hAnsi="Arial" w:eastAsia="Arial" w:cs="Arial"/>
-                <w:i w:val="false"/>
-                <w:b w:val="false"/>
-                <w:u w:val="none"/>
-                <w:strike w:val="false"/>
-                <w:sz w:val="20"/>
-                <w:szCs w:val="20"/>
-                <w:color w:val="000000"/>
-              </w:rPr>
-              <w:t xml:space="preserve">0.182</w:t>
             </w:r>
           </w:p>
         </w:tc>
@@ -2337,172 +2337,7 @@
                 <w:szCs w:val="20"/>
                 <w:color w:val="000000"/>
               </w:rPr>
-              <w:t xml:space="preserve">Intercept</w:t>
-            </w:r>
-          </w:p>
-        </w:tc>
-        <w:tc>
-          <w:tcPr>
-            <w:tcBorders>
-              <w:bottom w:val="none" w:sz="0" w:space="0" w:color="000000"/>
-              <w:top w:val="none" w:sz="0" w:space="0" w:color="000000"/>
-              <w:left w:val="none" w:sz="0" w:space="0" w:color="000000"/>
-              <w:right w:val="none" w:sz="0" w:space="0" w:color="000000"/>
-            </w:tcBorders>
-            <w:shd w:val="clear" w:color="auto" w:fill="FFFFFF"/>
-            <w:tcMar>
-              <w:top w:w="0" w:type="dxa"/>
-              <w:bottom w:w="0" w:type="dxa"/>
-              <w:left w:w="0" w:type="dxa"/>
-              <w:right w:w="0" w:type="dxa"/>
-            </w:tcMar>
-            <w:vAlign w:val="center"/>
-          </w:tcPr>
-          <w:p>
-            <w:pPr>
-              <w:pStyle w:val="Normal"/>
-              <w:jc w:val="left"/>
-              <w:pBdr>
-                <w:bottom w:val="none" w:sz="0" w:space="0" w:color="000000"/>
-                <w:top w:val="none" w:sz="0" w:space="0" w:color="000000"/>
-                <w:left w:val="none" w:sz="0" w:space="0" w:color="000000"/>
-                <w:right w:val="none" w:sz="0" w:space="0" w:color="000000"/>
-              </w:pBdr>
-              <w:spacing w:after="100" w:before="100" w:line="240"/>
-              <w:ind w:left="100" w:right="100" w:firstLine="0" w:firstLineChars="0"/>
-              <w:rPr>
-                <w:rFonts w:ascii="Arial" w:hAnsi="Arial" w:eastAsia="Arial" w:cs="Arial"/>
-                <w:i w:val="false"/>
-                <w:b w:val="false"/>
-                <w:u w:val="none"/>
-                <w:strike w:val="false"/>
-                <w:sz w:val="20"/>
-                <w:szCs w:val="20"/>
-                <w:color w:val="000000"/>
-              </w:rPr>
-            </w:pPr>
-            <w:r>
-              <w:rPr>
-                <w:rFonts w:ascii="Arial" w:hAnsi="Arial" w:eastAsia="Arial" w:cs="Arial"/>
-                <w:i w:val="false"/>
-                <w:b w:val="false"/>
-                <w:u w:val="none"/>
-                <w:strike w:val="false"/>
-                <w:sz w:val="20"/>
-                <w:szCs w:val="20"/>
-                <w:color w:val="000000"/>
-              </w:rPr>
-              <w:t xml:space="preserve">-0.000</w:t>
-            </w:r>
-          </w:p>
-        </w:tc>
-        <w:tc>
-          <w:tcPr>
-            <w:tcBorders>
-              <w:bottom w:val="none" w:sz="0" w:space="0" w:color="000000"/>
-              <w:top w:val="none" w:sz="0" w:space="0" w:color="000000"/>
-              <w:left w:val="none" w:sz="0" w:space="0" w:color="000000"/>
-              <w:right w:val="none" w:sz="0" w:space="0" w:color="000000"/>
-            </w:tcBorders>
-            <w:shd w:val="clear" w:color="auto" w:fill="FFFFFF"/>
-            <w:tcMar>
-              <w:top w:w="0" w:type="dxa"/>
-              <w:bottom w:w="0" w:type="dxa"/>
-              <w:left w:w="0" w:type="dxa"/>
-              <w:right w:w="0" w:type="dxa"/>
-            </w:tcMar>
-            <w:vAlign w:val="center"/>
-          </w:tcPr>
-          <w:p>
-            <w:pPr>
-              <w:pStyle w:val="Normal"/>
-              <w:jc w:val="left"/>
-              <w:pBdr>
-                <w:bottom w:val="none" w:sz="0" w:space="0" w:color="000000"/>
-                <w:top w:val="none" w:sz="0" w:space="0" w:color="000000"/>
-                <w:left w:val="none" w:sz="0" w:space="0" w:color="000000"/>
-                <w:right w:val="none" w:sz="0" w:space="0" w:color="000000"/>
-              </w:pBdr>
-              <w:spacing w:after="100" w:before="100" w:line="240"/>
-              <w:ind w:left="100" w:right="100" w:firstLine="0" w:firstLineChars="0"/>
-              <w:rPr>
-                <w:rFonts w:ascii="Arial" w:hAnsi="Arial" w:eastAsia="Arial" w:cs="Arial"/>
-                <w:i w:val="false"/>
-                <w:b w:val="false"/>
-                <w:u w:val="none"/>
-                <w:strike w:val="false"/>
-                <w:sz w:val="20"/>
-                <w:szCs w:val="20"/>
-                <w:color w:val="000000"/>
-              </w:rPr>
-            </w:pPr>
-            <w:r>
-              <w:rPr>
-                <w:rFonts w:ascii="Arial" w:hAnsi="Arial" w:eastAsia="Arial" w:cs="Arial"/>
-                <w:i w:val="false"/>
-                <w:b w:val="false"/>
-                <w:u w:val="none"/>
-                <w:strike w:val="false"/>
-                <w:sz w:val="20"/>
-                <w:szCs w:val="20"/>
-                <w:color w:val="000000"/>
-              </w:rPr>
-              <w:t xml:space="preserve">-0.000</w:t>
-            </w:r>
-          </w:p>
-        </w:tc>
-        <w:tc>
-          <w:tcPr>
-            <w:tcBorders>
-              <w:bottom w:val="none" w:sz="0" w:space="0" w:color="000000"/>
-              <w:top w:val="none" w:sz="0" w:space="0" w:color="000000"/>
-              <w:left w:val="none" w:sz="0" w:space="0" w:color="000000"/>
-              <w:right w:val="none" w:sz="0" w:space="0" w:color="000000"/>
-            </w:tcBorders>
-            <w:shd w:val="clear" w:color="auto" w:fill="FFFFFF"/>
-            <w:tcMar>
-              <w:top w:w="0" w:type="dxa"/>
-              <w:bottom w:w="0" w:type="dxa"/>
-              <w:left w:w="0" w:type="dxa"/>
-              <w:right w:w="0" w:type="dxa"/>
-            </w:tcMar>
-            <w:vAlign w:val="center"/>
-          </w:tcPr>
-          <w:p>
-            <w:pPr>
-              <w:pStyle w:val="Normal"/>
-              <w:jc w:val="left"/>
-              <w:pBdr>
-                <w:bottom w:val="none" w:sz="0" w:space="0" w:color="000000"/>
-                <w:top w:val="none" w:sz="0" w:space="0" w:color="000000"/>
-                <w:left w:val="none" w:sz="0" w:space="0" w:color="000000"/>
-                <w:right w:val="none" w:sz="0" w:space="0" w:color="000000"/>
-              </w:pBdr>
-              <w:spacing w:after="100" w:before="100" w:line="240"/>
-              <w:ind w:left="100" w:right="100" w:firstLine="0" w:firstLineChars="0"/>
-              <w:rPr>
-                <w:rFonts w:ascii="Arial" w:hAnsi="Arial" w:eastAsia="Arial" w:cs="Arial"/>
-                <w:i w:val="false"/>
-                <w:b w:val="false"/>
-                <w:u w:val="none"/>
-                <w:strike w:val="false"/>
-                <w:sz w:val="20"/>
-                <w:szCs w:val="20"/>
-                <w:color w:val="000000"/>
-              </w:rPr>
-            </w:pPr>
-            <w:r>
-              <w:rPr>
-                <w:rFonts w:ascii="Arial" w:hAnsi="Arial" w:eastAsia="Arial" w:cs="Arial"/>
-                <w:i w:val="false"/>
-                <w:b w:val="false"/>
-                <w:u w:val="none"/>
-                <w:strike w:val="false"/>
-                <w:sz w:val="20"/>
-                <w:szCs w:val="20"/>
-                <w:color w:val="000000"/>
-              </w:rPr>
-              <w:t xml:space="preserve">0.332 ns</w:t>
+              <w:t xml:space="preserve">Overall model</w:t>
             </w:r>
           </w:p>
         </w:tc>
@@ -2668,6 +2503,171 @@
                 <w:color w:val="000000"/>
               </w:rPr>
               <w:t xml:space="preserve"/>
+            </w:r>
+          </w:p>
+        </w:tc>
+        <w:tc>
+          <w:tcPr>
+            <w:tcBorders>
+              <w:bottom w:val="none" w:sz="0" w:space="0" w:color="000000"/>
+              <w:top w:val="none" w:sz="0" w:space="0" w:color="000000"/>
+              <w:left w:val="none" w:sz="0" w:space="0" w:color="000000"/>
+              <w:right w:val="none" w:sz="0" w:space="0" w:color="000000"/>
+            </w:tcBorders>
+            <w:shd w:val="clear" w:color="auto" w:fill="FFFFFF"/>
+            <w:tcMar>
+              <w:top w:w="0" w:type="dxa"/>
+              <w:bottom w:w="0" w:type="dxa"/>
+              <w:left w:w="0" w:type="dxa"/>
+              <w:right w:w="0" w:type="dxa"/>
+            </w:tcMar>
+            <w:vAlign w:val="center"/>
+          </w:tcPr>
+          <w:p>
+            <w:pPr>
+              <w:pStyle w:val="Normal"/>
+              <w:jc w:val="left"/>
+              <w:pBdr>
+                <w:bottom w:val="none" w:sz="0" w:space="0" w:color="000000"/>
+                <w:top w:val="none" w:sz="0" w:space="0" w:color="000000"/>
+                <w:left w:val="none" w:sz="0" w:space="0" w:color="000000"/>
+                <w:right w:val="none" w:sz="0" w:space="0" w:color="000000"/>
+              </w:pBdr>
+              <w:spacing w:after="100" w:before="100" w:line="240"/>
+              <w:ind w:left="100" w:right="100" w:firstLine="0" w:firstLineChars="0"/>
+              <w:rPr>
+                <w:rFonts w:ascii="Arial" w:hAnsi="Arial" w:eastAsia="Arial" w:cs="Arial"/>
+                <w:i w:val="false"/>
+                <w:b w:val="false"/>
+                <w:u w:val="none"/>
+                <w:strike w:val="false"/>
+                <w:sz w:val="20"/>
+                <w:szCs w:val="20"/>
+                <w:color w:val="000000"/>
+              </w:rPr>
+            </w:pPr>
+            <w:r>
+              <w:rPr>
+                <w:rFonts w:ascii="Arial" w:hAnsi="Arial" w:eastAsia="Arial" w:cs="Arial"/>
+                <w:i w:val="false"/>
+                <w:b w:val="false"/>
+                <w:u w:val="none"/>
+                <w:strike w:val="false"/>
+                <w:sz w:val="20"/>
+                <w:szCs w:val="20"/>
+                <w:color w:val="000000"/>
+              </w:rPr>
+              <w:t xml:space="preserve">55.4</w:t>
+            </w:r>
+          </w:p>
+        </w:tc>
+        <w:tc>
+          <w:tcPr>
+            <w:tcBorders>
+              <w:bottom w:val="none" w:sz="0" w:space="0" w:color="000000"/>
+              <w:top w:val="none" w:sz="0" w:space="0" w:color="000000"/>
+              <w:left w:val="none" w:sz="0" w:space="0" w:color="000000"/>
+              <w:right w:val="none" w:sz="0" w:space="0" w:color="000000"/>
+            </w:tcBorders>
+            <w:shd w:val="clear" w:color="auto" w:fill="FFFFFF"/>
+            <w:tcMar>
+              <w:top w:w="0" w:type="dxa"/>
+              <w:bottom w:w="0" w:type="dxa"/>
+              <w:left w:w="0" w:type="dxa"/>
+              <w:right w:w="0" w:type="dxa"/>
+            </w:tcMar>
+            <w:vAlign w:val="center"/>
+          </w:tcPr>
+          <w:p>
+            <w:pPr>
+              <w:pStyle w:val="Normal"/>
+              <w:jc w:val="left"/>
+              <w:pBdr>
+                <w:bottom w:val="none" w:sz="0" w:space="0" w:color="000000"/>
+                <w:top w:val="none" w:sz="0" w:space="0" w:color="000000"/>
+                <w:left w:val="none" w:sz="0" w:space="0" w:color="000000"/>
+                <w:right w:val="none" w:sz="0" w:space="0" w:color="000000"/>
+              </w:pBdr>
+              <w:spacing w:after="100" w:before="100" w:line="240"/>
+              <w:ind w:left="100" w:right="100" w:firstLine="0" w:firstLineChars="0"/>
+              <w:rPr>
+                <w:rFonts w:ascii="Arial" w:hAnsi="Arial" w:eastAsia="Arial" w:cs="Arial"/>
+                <w:i w:val="false"/>
+                <w:b w:val="false"/>
+                <w:u w:val="none"/>
+                <w:strike w:val="false"/>
+                <w:sz w:val="20"/>
+                <w:szCs w:val="20"/>
+                <w:color w:val="000000"/>
+              </w:rPr>
+            </w:pPr>
+            <w:r>
+              <w:rPr>
+                <w:rFonts w:ascii="Arial" w:hAnsi="Arial" w:eastAsia="Arial" w:cs="Arial"/>
+                <w:i w:val="false"/>
+                <w:b w:val="false"/>
+                <w:u w:val="none"/>
+                <w:strike w:val="false"/>
+                <w:sz w:val="20"/>
+                <w:szCs w:val="20"/>
+                <w:color w:val="000000"/>
+              </w:rPr>
+              <w:t xml:space="preserve">&lt;0.001***</w:t>
+            </w:r>
+          </w:p>
+        </w:tc>
+        <w:tc>
+          <w:tcPr>
+            <w:tcBorders>
+              <w:bottom w:val="none" w:sz="0" w:space="0" w:color="000000"/>
+              <w:top w:val="none" w:sz="0" w:space="0" w:color="000000"/>
+              <w:left w:val="none" w:sz="0" w:space="0" w:color="000000"/>
+              <w:right w:val="none" w:sz="0" w:space="0" w:color="000000"/>
+            </w:tcBorders>
+            <w:shd w:val="clear" w:color="auto" w:fill="FFFFFF"/>
+            <w:tcMar>
+              <w:top w:w="0" w:type="dxa"/>
+              <w:bottom w:w="0" w:type="dxa"/>
+              <w:left w:w="0" w:type="dxa"/>
+              <w:right w:w="0" w:type="dxa"/>
+            </w:tcMar>
+            <w:vAlign w:val="center"/>
+          </w:tcPr>
+          <w:p>
+            <w:pPr>
+              <w:pStyle w:val="Normal"/>
+              <w:jc w:val="left"/>
+              <w:pBdr>
+                <w:bottom w:val="none" w:sz="0" w:space="0" w:color="000000"/>
+                <w:top w:val="none" w:sz="0" w:space="0" w:color="000000"/>
+                <w:left w:val="none" w:sz="0" w:space="0" w:color="000000"/>
+                <w:right w:val="none" w:sz="0" w:space="0" w:color="000000"/>
+              </w:pBdr>
+              <w:spacing w:after="100" w:before="100" w:line="240"/>
+              <w:ind w:left="100" w:right="100" w:firstLine="0" w:firstLineChars="0"/>
+              <w:rPr>
+                <w:rFonts w:ascii="Arial" w:hAnsi="Arial" w:eastAsia="Arial" w:cs="Arial"/>
+                <w:i w:val="false"/>
+                <w:b w:val="false"/>
+                <w:u w:val="none"/>
+                <w:strike w:val="false"/>
+                <w:sz w:val="20"/>
+                <w:szCs w:val="20"/>
+                <w:color w:val="000000"/>
+              </w:rPr>
+            </w:pPr>
+            <w:r>
+              <w:rPr>
+                <w:rFonts w:ascii="Arial" w:hAnsi="Arial" w:eastAsia="Arial" w:cs="Arial"/>
+                <w:i w:val="false"/>
+                <w:b w:val="false"/>
+                <w:u w:val="none"/>
+                <w:strike w:val="false"/>
+                <w:sz w:val="20"/>
+                <w:szCs w:val="20"/>
+                <w:color w:val="000000"/>
+              </w:rPr>
+              <w:t xml:space="preserve">0.162</w:t>
             </w:r>
           </w:p>
         </w:tc>
@@ -2770,172 +2770,172 @@
                 <w:szCs w:val="20"/>
                 <w:color w:val="000000"/>
               </w:rPr>
-              <w:t xml:space="preserve">GenDist</w:t>
-            </w:r>
-          </w:p>
-        </w:tc>
-        <w:tc>
-          <w:tcPr>
-            <w:tcBorders>
-              <w:bottom w:val="none" w:sz="0" w:space="0" w:color="000000"/>
-              <w:top w:val="none" w:sz="0" w:space="0" w:color="000000"/>
-              <w:left w:val="none" w:sz="0" w:space="0" w:color="000000"/>
-              <w:right w:val="none" w:sz="0" w:space="0" w:color="000000"/>
-            </w:tcBorders>
-            <w:shd w:val="clear" w:color="auto" w:fill="FFFFFF"/>
-            <w:tcMar>
-              <w:top w:w="0" w:type="dxa"/>
-              <w:bottom w:w="0" w:type="dxa"/>
-              <w:left w:w="0" w:type="dxa"/>
-              <w:right w:w="0" w:type="dxa"/>
-            </w:tcMar>
-            <w:vAlign w:val="center"/>
-          </w:tcPr>
-          <w:p>
-            <w:pPr>
-              <w:pStyle w:val="Normal"/>
-              <w:jc w:val="left"/>
-              <w:pBdr>
-                <w:bottom w:val="none" w:sz="0" w:space="0" w:color="000000"/>
-                <w:top w:val="none" w:sz="0" w:space="0" w:color="000000"/>
-                <w:left w:val="none" w:sz="0" w:space="0" w:color="000000"/>
-                <w:right w:val="none" w:sz="0" w:space="0" w:color="000000"/>
-              </w:pBdr>
-              <w:spacing w:after="100" w:before="100" w:line="240"/>
-              <w:ind w:left="100" w:right="100" w:firstLine="0" w:firstLineChars="0"/>
-              <w:rPr>
-                <w:rFonts w:ascii="Arial" w:hAnsi="Arial" w:eastAsia="Arial" w:cs="Arial"/>
-                <w:i w:val="false"/>
-                <w:b w:val="false"/>
-                <w:u w:val="none"/>
-                <w:strike w:val="false"/>
-                <w:sz w:val="20"/>
-                <w:szCs w:val="20"/>
-                <w:color w:val="000000"/>
-              </w:rPr>
-            </w:pPr>
-            <w:r>
-              <w:rPr>
-                <w:rFonts w:ascii="Arial" w:hAnsi="Arial" w:eastAsia="Arial" w:cs="Arial"/>
-                <w:i w:val="false"/>
-                <w:b w:val="false"/>
-                <w:u w:val="none"/>
-                <w:strike w:val="false"/>
-                <w:sz w:val="20"/>
-                <w:szCs w:val="20"/>
-                <w:color w:val="000000"/>
-              </w:rPr>
-              <w:t xml:space="preserve">0.223</w:t>
-            </w:r>
-          </w:p>
-        </w:tc>
-        <w:tc>
-          <w:tcPr>
-            <w:tcBorders>
-              <w:bottom w:val="none" w:sz="0" w:space="0" w:color="000000"/>
-              <w:top w:val="none" w:sz="0" w:space="0" w:color="000000"/>
-              <w:left w:val="none" w:sz="0" w:space="0" w:color="000000"/>
-              <w:right w:val="none" w:sz="0" w:space="0" w:color="000000"/>
-            </w:tcBorders>
-            <w:shd w:val="clear" w:color="auto" w:fill="FFFFFF"/>
-            <w:tcMar>
-              <w:top w:w="0" w:type="dxa"/>
-              <w:bottom w:w="0" w:type="dxa"/>
-              <w:left w:w="0" w:type="dxa"/>
-              <w:right w:w="0" w:type="dxa"/>
-            </w:tcMar>
-            <w:vAlign w:val="center"/>
-          </w:tcPr>
-          <w:p>
-            <w:pPr>
-              <w:pStyle w:val="Normal"/>
-              <w:jc w:val="left"/>
-              <w:pBdr>
-                <w:bottom w:val="none" w:sz="0" w:space="0" w:color="000000"/>
-                <w:top w:val="none" w:sz="0" w:space="0" w:color="000000"/>
-                <w:left w:val="none" w:sz="0" w:space="0" w:color="000000"/>
-                <w:right w:val="none" w:sz="0" w:space="0" w:color="000000"/>
-              </w:pBdr>
-              <w:spacing w:after="100" w:before="100" w:line="240"/>
-              <w:ind w:left="100" w:right="100" w:firstLine="0" w:firstLineChars="0"/>
-              <w:rPr>
-                <w:rFonts w:ascii="Arial" w:hAnsi="Arial" w:eastAsia="Arial" w:cs="Arial"/>
-                <w:i w:val="false"/>
-                <w:b w:val="false"/>
-                <w:u w:val="none"/>
-                <w:strike w:val="false"/>
-                <w:sz w:val="20"/>
-                <w:szCs w:val="20"/>
-                <w:color w:val="000000"/>
-              </w:rPr>
-            </w:pPr>
-            <w:r>
-              <w:rPr>
-                <w:rFonts w:ascii="Arial" w:hAnsi="Arial" w:eastAsia="Arial" w:cs="Arial"/>
-                <w:i w:val="false"/>
-                <w:b w:val="false"/>
-                <w:u w:val="none"/>
-                <w:strike w:val="false"/>
-                <w:sz w:val="20"/>
-                <w:szCs w:val="20"/>
-                <w:color w:val="000000"/>
-              </w:rPr>
-              <w:t xml:space="preserve">4.768</w:t>
-            </w:r>
-          </w:p>
-        </w:tc>
-        <w:tc>
-          <w:tcPr>
-            <w:tcBorders>
-              <w:bottom w:val="none" w:sz="0" w:space="0" w:color="000000"/>
-              <w:top w:val="none" w:sz="0" w:space="0" w:color="000000"/>
-              <w:left w:val="none" w:sz="0" w:space="0" w:color="000000"/>
-              <w:right w:val="none" w:sz="0" w:space="0" w:color="000000"/>
-            </w:tcBorders>
-            <w:shd w:val="clear" w:color="auto" w:fill="FFFFFF"/>
-            <w:tcMar>
-              <w:top w:w="0" w:type="dxa"/>
-              <w:bottom w:w="0" w:type="dxa"/>
-              <w:left w:w="0" w:type="dxa"/>
-              <w:right w:w="0" w:type="dxa"/>
-            </w:tcMar>
-            <w:vAlign w:val="center"/>
-          </w:tcPr>
-          <w:p>
-            <w:pPr>
-              <w:pStyle w:val="Normal"/>
-              <w:jc w:val="left"/>
-              <w:pBdr>
-                <w:bottom w:val="none" w:sz="0" w:space="0" w:color="000000"/>
-                <w:top w:val="none" w:sz="0" w:space="0" w:color="000000"/>
-                <w:left w:val="none" w:sz="0" w:space="0" w:color="000000"/>
-                <w:right w:val="none" w:sz="0" w:space="0" w:color="000000"/>
-              </w:pBdr>
-              <w:spacing w:after="100" w:before="100" w:line="240"/>
-              <w:ind w:left="100" w:right="100" w:firstLine="0" w:firstLineChars="0"/>
-              <w:rPr>
-                <w:rFonts w:ascii="Arial" w:hAnsi="Arial" w:eastAsia="Arial" w:cs="Arial"/>
-                <w:i w:val="false"/>
-                <w:b w:val="false"/>
-                <w:u w:val="none"/>
-                <w:strike w:val="false"/>
-                <w:sz w:val="20"/>
-                <w:szCs w:val="20"/>
-                <w:color w:val="000000"/>
-              </w:rPr>
-            </w:pPr>
-            <w:r>
-              <w:rPr>
-                <w:rFonts w:ascii="Arial" w:hAnsi="Arial" w:eastAsia="Arial" w:cs="Arial"/>
-                <w:i w:val="false"/>
-                <w:b w:val="false"/>
-                <w:u w:val="none"/>
-                <w:strike w:val="false"/>
-                <w:sz w:val="20"/>
-                <w:szCs w:val="20"/>
-                <w:color w:val="000000"/>
-              </w:rPr>
-              <w:t xml:space="preserve">0.001**</w:t>
+              <w:t xml:space="preserve">Intercept</w:t>
+            </w:r>
+          </w:p>
+        </w:tc>
+        <w:tc>
+          <w:tcPr>
+            <w:tcBorders>
+              <w:bottom w:val="none" w:sz="0" w:space="0" w:color="000000"/>
+              <w:top w:val="none" w:sz="0" w:space="0" w:color="000000"/>
+              <w:left w:val="none" w:sz="0" w:space="0" w:color="000000"/>
+              <w:right w:val="none" w:sz="0" w:space="0" w:color="000000"/>
+            </w:tcBorders>
+            <w:shd w:val="clear" w:color="auto" w:fill="FFFFFF"/>
+            <w:tcMar>
+              <w:top w:w="0" w:type="dxa"/>
+              <w:bottom w:w="0" w:type="dxa"/>
+              <w:left w:w="0" w:type="dxa"/>
+              <w:right w:w="0" w:type="dxa"/>
+            </w:tcMar>
+            <w:vAlign w:val="center"/>
+          </w:tcPr>
+          <w:p>
+            <w:pPr>
+              <w:pStyle w:val="Normal"/>
+              <w:jc w:val="left"/>
+              <w:pBdr>
+                <w:bottom w:val="none" w:sz="0" w:space="0" w:color="000000"/>
+                <w:top w:val="none" w:sz="0" w:space="0" w:color="000000"/>
+                <w:left w:val="none" w:sz="0" w:space="0" w:color="000000"/>
+                <w:right w:val="none" w:sz="0" w:space="0" w:color="000000"/>
+              </w:pBdr>
+              <w:spacing w:after="100" w:before="100" w:line="240"/>
+              <w:ind w:left="100" w:right="100" w:firstLine="0" w:firstLineChars="0"/>
+              <w:rPr>
+                <w:rFonts w:ascii="Arial" w:hAnsi="Arial" w:eastAsia="Arial" w:cs="Arial"/>
+                <w:i w:val="false"/>
+                <w:b w:val="false"/>
+                <w:u w:val="none"/>
+                <w:strike w:val="false"/>
+                <w:sz w:val="20"/>
+                <w:szCs w:val="20"/>
+                <w:color w:val="000000"/>
+              </w:rPr>
+            </w:pPr>
+            <w:r>
+              <w:rPr>
+                <w:rFonts w:ascii="Arial" w:hAnsi="Arial" w:eastAsia="Arial" w:cs="Arial"/>
+                <w:i w:val="false"/>
+                <w:b w:val="false"/>
+                <w:u w:val="none"/>
+                <w:strike w:val="false"/>
+                <w:sz w:val="20"/>
+                <w:szCs w:val="20"/>
+                <w:color w:val="000000"/>
+              </w:rPr>
+              <w:t xml:space="preserve">-0.000</w:t>
+            </w:r>
+          </w:p>
+        </w:tc>
+        <w:tc>
+          <w:tcPr>
+            <w:tcBorders>
+              <w:bottom w:val="none" w:sz="0" w:space="0" w:color="000000"/>
+              <w:top w:val="none" w:sz="0" w:space="0" w:color="000000"/>
+              <w:left w:val="none" w:sz="0" w:space="0" w:color="000000"/>
+              <w:right w:val="none" w:sz="0" w:space="0" w:color="000000"/>
+            </w:tcBorders>
+            <w:shd w:val="clear" w:color="auto" w:fill="FFFFFF"/>
+            <w:tcMar>
+              <w:top w:w="0" w:type="dxa"/>
+              <w:bottom w:w="0" w:type="dxa"/>
+              <w:left w:w="0" w:type="dxa"/>
+              <w:right w:w="0" w:type="dxa"/>
+            </w:tcMar>
+            <w:vAlign w:val="center"/>
+          </w:tcPr>
+          <w:p>
+            <w:pPr>
+              <w:pStyle w:val="Normal"/>
+              <w:jc w:val="left"/>
+              <w:pBdr>
+                <w:bottom w:val="none" w:sz="0" w:space="0" w:color="000000"/>
+                <w:top w:val="none" w:sz="0" w:space="0" w:color="000000"/>
+                <w:left w:val="none" w:sz="0" w:space="0" w:color="000000"/>
+                <w:right w:val="none" w:sz="0" w:space="0" w:color="000000"/>
+              </w:pBdr>
+              <w:spacing w:after="100" w:before="100" w:line="240"/>
+              <w:ind w:left="100" w:right="100" w:firstLine="0" w:firstLineChars="0"/>
+              <w:rPr>
+                <w:rFonts w:ascii="Arial" w:hAnsi="Arial" w:eastAsia="Arial" w:cs="Arial"/>
+                <w:i w:val="false"/>
+                <w:b w:val="false"/>
+                <w:u w:val="none"/>
+                <w:strike w:val="false"/>
+                <w:sz w:val="20"/>
+                <w:szCs w:val="20"/>
+                <w:color w:val="000000"/>
+              </w:rPr>
+            </w:pPr>
+            <w:r>
+              <w:rPr>
+                <w:rFonts w:ascii="Arial" w:hAnsi="Arial" w:eastAsia="Arial" w:cs="Arial"/>
+                <w:i w:val="false"/>
+                <w:b w:val="false"/>
+                <w:u w:val="none"/>
+                <w:strike w:val="false"/>
+                <w:sz w:val="20"/>
+                <w:szCs w:val="20"/>
+                <w:color w:val="000000"/>
+              </w:rPr>
+              <w:t xml:space="preserve">-0.000</w:t>
+            </w:r>
+          </w:p>
+        </w:tc>
+        <w:tc>
+          <w:tcPr>
+            <w:tcBorders>
+              <w:bottom w:val="none" w:sz="0" w:space="0" w:color="000000"/>
+              <w:top w:val="none" w:sz="0" w:space="0" w:color="000000"/>
+              <w:left w:val="none" w:sz="0" w:space="0" w:color="000000"/>
+              <w:right w:val="none" w:sz="0" w:space="0" w:color="000000"/>
+            </w:tcBorders>
+            <w:shd w:val="clear" w:color="auto" w:fill="FFFFFF"/>
+            <w:tcMar>
+              <w:top w:w="0" w:type="dxa"/>
+              <w:bottom w:w="0" w:type="dxa"/>
+              <w:left w:w="0" w:type="dxa"/>
+              <w:right w:w="0" w:type="dxa"/>
+            </w:tcMar>
+            <w:vAlign w:val="center"/>
+          </w:tcPr>
+          <w:p>
+            <w:pPr>
+              <w:pStyle w:val="Normal"/>
+              <w:jc w:val="left"/>
+              <w:pBdr>
+                <w:bottom w:val="none" w:sz="0" w:space="0" w:color="000000"/>
+                <w:top w:val="none" w:sz="0" w:space="0" w:color="000000"/>
+                <w:left w:val="none" w:sz="0" w:space="0" w:color="000000"/>
+                <w:right w:val="none" w:sz="0" w:space="0" w:color="000000"/>
+              </w:pBdr>
+              <w:spacing w:after="100" w:before="100" w:line="240"/>
+              <w:ind w:left="100" w:right="100" w:firstLine="0" w:firstLineChars="0"/>
+              <w:rPr>
+                <w:rFonts w:ascii="Arial" w:hAnsi="Arial" w:eastAsia="Arial" w:cs="Arial"/>
+                <w:i w:val="false"/>
+                <w:b w:val="false"/>
+                <w:u w:val="none"/>
+                <w:strike w:val="false"/>
+                <w:sz w:val="20"/>
+                <w:szCs w:val="20"/>
+                <w:color w:val="000000"/>
+              </w:rPr>
+            </w:pPr>
+            <w:r>
+              <w:rPr>
+                <w:rFonts w:ascii="Arial" w:hAnsi="Arial" w:eastAsia="Arial" w:cs="Arial"/>
+                <w:i w:val="false"/>
+                <w:b w:val="false"/>
+                <w:u w:val="none"/>
+                <w:strike w:val="false"/>
+                <w:sz w:val="20"/>
+                <w:szCs w:val="20"/>
+                <w:color w:val="000000"/>
+              </w:rPr>
+              <w:t xml:space="preserve">0.028*</w:t>
             </w:r>
           </w:p>
         </w:tc>
@@ -3203,172 +3203,172 @@
                 <w:szCs w:val="20"/>
                 <w:color w:val="000000"/>
               </w:rPr>
-              <w:t xml:space="preserve">EpiDist-all</w:t>
-            </w:r>
-          </w:p>
-        </w:tc>
-        <w:tc>
-          <w:tcPr>
-            <w:tcBorders>
-              <w:bottom w:val="none" w:sz="0" w:space="0" w:color="000000"/>
-              <w:top w:val="none" w:sz="0" w:space="0" w:color="000000"/>
-              <w:left w:val="none" w:sz="0" w:space="0" w:color="000000"/>
-              <w:right w:val="none" w:sz="0" w:space="0" w:color="000000"/>
-            </w:tcBorders>
-            <w:shd w:val="clear" w:color="auto" w:fill="FFFFFF"/>
-            <w:tcMar>
-              <w:top w:w="0" w:type="dxa"/>
-              <w:bottom w:w="0" w:type="dxa"/>
-              <w:left w:w="0" w:type="dxa"/>
-              <w:right w:w="0" w:type="dxa"/>
-            </w:tcMar>
-            <w:vAlign w:val="center"/>
-          </w:tcPr>
-          <w:p>
-            <w:pPr>
-              <w:pStyle w:val="Normal"/>
-              <w:jc w:val="left"/>
-              <w:pBdr>
-                <w:bottom w:val="none" w:sz="0" w:space="0" w:color="000000"/>
-                <w:top w:val="none" w:sz="0" w:space="0" w:color="000000"/>
-                <w:left w:val="none" w:sz="0" w:space="0" w:color="000000"/>
-                <w:right w:val="none" w:sz="0" w:space="0" w:color="000000"/>
-              </w:pBdr>
-              <w:spacing w:after="100" w:before="100" w:line="240"/>
-              <w:ind w:left="100" w:right="100" w:firstLine="0" w:firstLineChars="0"/>
-              <w:rPr>
-                <w:rFonts w:ascii="Arial" w:hAnsi="Arial" w:eastAsia="Arial" w:cs="Arial"/>
-                <w:i w:val="false"/>
-                <w:b w:val="false"/>
-                <w:u w:val="none"/>
-                <w:strike w:val="false"/>
-                <w:sz w:val="20"/>
-                <w:szCs w:val="20"/>
-                <w:color w:val="000000"/>
-              </w:rPr>
-            </w:pPr>
-            <w:r>
-              <w:rPr>
-                <w:rFonts w:ascii="Arial" w:hAnsi="Arial" w:eastAsia="Arial" w:cs="Arial"/>
-                <w:i w:val="false"/>
-                <w:b w:val="false"/>
-                <w:u w:val="none"/>
-                <w:strike w:val="false"/>
-                <w:sz w:val="20"/>
-                <w:szCs w:val="20"/>
-                <w:color w:val="000000"/>
-              </w:rPr>
-              <w:t xml:space="preserve">0.027</w:t>
-            </w:r>
-          </w:p>
-        </w:tc>
-        <w:tc>
-          <w:tcPr>
-            <w:tcBorders>
-              <w:bottom w:val="none" w:sz="0" w:space="0" w:color="000000"/>
-              <w:top w:val="none" w:sz="0" w:space="0" w:color="000000"/>
-              <w:left w:val="none" w:sz="0" w:space="0" w:color="000000"/>
-              <w:right w:val="none" w:sz="0" w:space="0" w:color="000000"/>
-            </w:tcBorders>
-            <w:shd w:val="clear" w:color="auto" w:fill="FFFFFF"/>
-            <w:tcMar>
-              <w:top w:w="0" w:type="dxa"/>
-              <w:bottom w:w="0" w:type="dxa"/>
-              <w:left w:w="0" w:type="dxa"/>
-              <w:right w:w="0" w:type="dxa"/>
-            </w:tcMar>
-            <w:vAlign w:val="center"/>
-          </w:tcPr>
-          <w:p>
-            <w:pPr>
-              <w:pStyle w:val="Normal"/>
-              <w:jc w:val="left"/>
-              <w:pBdr>
-                <w:bottom w:val="none" w:sz="0" w:space="0" w:color="000000"/>
-                <w:top w:val="none" w:sz="0" w:space="0" w:color="000000"/>
-                <w:left w:val="none" w:sz="0" w:space="0" w:color="000000"/>
-                <w:right w:val="none" w:sz="0" w:space="0" w:color="000000"/>
-              </w:pBdr>
-              <w:spacing w:after="100" w:before="100" w:line="240"/>
-              <w:ind w:left="100" w:right="100" w:firstLine="0" w:firstLineChars="0"/>
-              <w:rPr>
-                <w:rFonts w:ascii="Arial" w:hAnsi="Arial" w:eastAsia="Arial" w:cs="Arial"/>
-                <w:i w:val="false"/>
-                <w:b w:val="false"/>
-                <w:u w:val="none"/>
-                <w:strike w:val="false"/>
-                <w:sz w:val="20"/>
-                <w:szCs w:val="20"/>
-                <w:color w:val="000000"/>
-              </w:rPr>
-            </w:pPr>
-            <w:r>
-              <w:rPr>
-                <w:rFonts w:ascii="Arial" w:hAnsi="Arial" w:eastAsia="Arial" w:cs="Arial"/>
-                <w:i w:val="false"/>
-                <w:b w:val="false"/>
-                <w:u w:val="none"/>
-                <w:strike w:val="false"/>
-                <w:sz w:val="20"/>
-                <w:szCs w:val="20"/>
-                <w:color w:val="000000"/>
-              </w:rPr>
-              <w:t xml:space="preserve">0.711</w:t>
-            </w:r>
-          </w:p>
-        </w:tc>
-        <w:tc>
-          <w:tcPr>
-            <w:tcBorders>
-              <w:bottom w:val="none" w:sz="0" w:space="0" w:color="000000"/>
-              <w:top w:val="none" w:sz="0" w:space="0" w:color="000000"/>
-              <w:left w:val="none" w:sz="0" w:space="0" w:color="000000"/>
-              <w:right w:val="none" w:sz="0" w:space="0" w:color="000000"/>
-            </w:tcBorders>
-            <w:shd w:val="clear" w:color="auto" w:fill="FFFFFF"/>
-            <w:tcMar>
-              <w:top w:w="0" w:type="dxa"/>
-              <w:bottom w:w="0" w:type="dxa"/>
-              <w:left w:w="0" w:type="dxa"/>
-              <w:right w:w="0" w:type="dxa"/>
-            </w:tcMar>
-            <w:vAlign w:val="center"/>
-          </w:tcPr>
-          <w:p>
-            <w:pPr>
-              <w:pStyle w:val="Normal"/>
-              <w:jc w:val="left"/>
-              <w:pBdr>
-                <w:bottom w:val="none" w:sz="0" w:space="0" w:color="000000"/>
-                <w:top w:val="none" w:sz="0" w:space="0" w:color="000000"/>
-                <w:left w:val="none" w:sz="0" w:space="0" w:color="000000"/>
-                <w:right w:val="none" w:sz="0" w:space="0" w:color="000000"/>
-              </w:pBdr>
-              <w:spacing w:after="100" w:before="100" w:line="240"/>
-              <w:ind w:left="100" w:right="100" w:firstLine="0" w:firstLineChars="0"/>
-              <w:rPr>
-                <w:rFonts w:ascii="Arial" w:hAnsi="Arial" w:eastAsia="Arial" w:cs="Arial"/>
-                <w:i w:val="false"/>
-                <w:b w:val="false"/>
-                <w:u w:val="none"/>
-                <w:strike w:val="false"/>
-                <w:sz w:val="20"/>
-                <w:szCs w:val="20"/>
-                <w:color w:val="000000"/>
-              </w:rPr>
-            </w:pPr>
-            <w:r>
-              <w:rPr>
-                <w:rFonts w:ascii="Arial" w:hAnsi="Arial" w:eastAsia="Arial" w:cs="Arial"/>
-                <w:i w:val="false"/>
-                <w:b w:val="false"/>
-                <w:u w:val="none"/>
-                <w:strike w:val="false"/>
-                <w:sz w:val="20"/>
-                <w:szCs w:val="20"/>
-                <w:color w:val="000000"/>
-              </w:rPr>
-              <w:t xml:space="preserve">0.834 ns</w:t>
+              <w:t xml:space="preserve">EpiDist-CG</w:t>
+            </w:r>
+          </w:p>
+        </w:tc>
+        <w:tc>
+          <w:tcPr>
+            <w:tcBorders>
+              <w:bottom w:val="none" w:sz="0" w:space="0" w:color="000000"/>
+              <w:top w:val="none" w:sz="0" w:space="0" w:color="000000"/>
+              <w:left w:val="none" w:sz="0" w:space="0" w:color="000000"/>
+              <w:right w:val="none" w:sz="0" w:space="0" w:color="000000"/>
+            </w:tcBorders>
+            <w:shd w:val="clear" w:color="auto" w:fill="FFFFFF"/>
+            <w:tcMar>
+              <w:top w:w="0" w:type="dxa"/>
+              <w:bottom w:w="0" w:type="dxa"/>
+              <w:left w:w="0" w:type="dxa"/>
+              <w:right w:w="0" w:type="dxa"/>
+            </w:tcMar>
+            <w:vAlign w:val="center"/>
+          </w:tcPr>
+          <w:p>
+            <w:pPr>
+              <w:pStyle w:val="Normal"/>
+              <w:jc w:val="left"/>
+              <w:pBdr>
+                <w:bottom w:val="none" w:sz="0" w:space="0" w:color="000000"/>
+                <w:top w:val="none" w:sz="0" w:space="0" w:color="000000"/>
+                <w:left w:val="none" w:sz="0" w:space="0" w:color="000000"/>
+                <w:right w:val="none" w:sz="0" w:space="0" w:color="000000"/>
+              </w:pBdr>
+              <w:spacing w:after="100" w:before="100" w:line="240"/>
+              <w:ind w:left="100" w:right="100" w:firstLine="0" w:firstLineChars="0"/>
+              <w:rPr>
+                <w:rFonts w:ascii="Arial" w:hAnsi="Arial" w:eastAsia="Arial" w:cs="Arial"/>
+                <w:i w:val="false"/>
+                <w:b w:val="false"/>
+                <w:u w:val="none"/>
+                <w:strike w:val="false"/>
+                <w:sz w:val="20"/>
+                <w:szCs w:val="20"/>
+                <w:color w:val="000000"/>
+              </w:rPr>
+            </w:pPr>
+            <w:r>
+              <w:rPr>
+                <w:rFonts w:ascii="Arial" w:hAnsi="Arial" w:eastAsia="Arial" w:cs="Arial"/>
+                <w:i w:val="false"/>
+                <w:b w:val="false"/>
+                <w:u w:val="none"/>
+                <w:strike w:val="false"/>
+                <w:sz w:val="20"/>
+                <w:szCs w:val="20"/>
+                <w:color w:val="000000"/>
+              </w:rPr>
+              <w:t xml:space="preserve">0.271</w:t>
+            </w:r>
+          </w:p>
+        </w:tc>
+        <w:tc>
+          <w:tcPr>
+            <w:tcBorders>
+              <w:bottom w:val="none" w:sz="0" w:space="0" w:color="000000"/>
+              <w:top w:val="none" w:sz="0" w:space="0" w:color="000000"/>
+              <w:left w:val="none" w:sz="0" w:space="0" w:color="000000"/>
+              <w:right w:val="none" w:sz="0" w:space="0" w:color="000000"/>
+            </w:tcBorders>
+            <w:shd w:val="clear" w:color="auto" w:fill="FFFFFF"/>
+            <w:tcMar>
+              <w:top w:w="0" w:type="dxa"/>
+              <w:bottom w:w="0" w:type="dxa"/>
+              <w:left w:w="0" w:type="dxa"/>
+              <w:right w:w="0" w:type="dxa"/>
+            </w:tcMar>
+            <w:vAlign w:val="center"/>
+          </w:tcPr>
+          <w:p>
+            <w:pPr>
+              <w:pStyle w:val="Normal"/>
+              <w:jc w:val="left"/>
+              <w:pBdr>
+                <w:bottom w:val="none" w:sz="0" w:space="0" w:color="000000"/>
+                <w:top w:val="none" w:sz="0" w:space="0" w:color="000000"/>
+                <w:left w:val="none" w:sz="0" w:space="0" w:color="000000"/>
+                <w:right w:val="none" w:sz="0" w:space="0" w:color="000000"/>
+              </w:pBdr>
+              <w:spacing w:after="100" w:before="100" w:line="240"/>
+              <w:ind w:left="100" w:right="100" w:firstLine="0" w:firstLineChars="0"/>
+              <w:rPr>
+                <w:rFonts w:ascii="Arial" w:hAnsi="Arial" w:eastAsia="Arial" w:cs="Arial"/>
+                <w:i w:val="false"/>
+                <w:b w:val="false"/>
+                <w:u w:val="none"/>
+                <w:strike w:val="false"/>
+                <w:sz w:val="20"/>
+                <w:szCs w:val="20"/>
+                <w:color w:val="000000"/>
+              </w:rPr>
+            </w:pPr>
+            <w:r>
+              <w:rPr>
+                <w:rFonts w:ascii="Arial" w:hAnsi="Arial" w:eastAsia="Arial" w:cs="Arial"/>
+                <w:i w:val="false"/>
+                <w:b w:val="false"/>
+                <w:u w:val="none"/>
+                <w:strike w:val="false"/>
+                <w:sz w:val="20"/>
+                <w:szCs w:val="20"/>
+                <w:color w:val="000000"/>
+              </w:rPr>
+              <w:t xml:space="preserve">7.657</w:t>
+            </w:r>
+          </w:p>
+        </w:tc>
+        <w:tc>
+          <w:tcPr>
+            <w:tcBorders>
+              <w:bottom w:val="none" w:sz="0" w:space="0" w:color="000000"/>
+              <w:top w:val="none" w:sz="0" w:space="0" w:color="000000"/>
+              <w:left w:val="none" w:sz="0" w:space="0" w:color="000000"/>
+              <w:right w:val="none" w:sz="0" w:space="0" w:color="000000"/>
+            </w:tcBorders>
+            <w:shd w:val="clear" w:color="auto" w:fill="FFFFFF"/>
+            <w:tcMar>
+              <w:top w:w="0" w:type="dxa"/>
+              <w:bottom w:w="0" w:type="dxa"/>
+              <w:left w:w="0" w:type="dxa"/>
+              <w:right w:w="0" w:type="dxa"/>
+            </w:tcMar>
+            <w:vAlign w:val="center"/>
+          </w:tcPr>
+          <w:p>
+            <w:pPr>
+              <w:pStyle w:val="Normal"/>
+              <w:jc w:val="left"/>
+              <w:pBdr>
+                <w:bottom w:val="none" w:sz="0" w:space="0" w:color="000000"/>
+                <w:top w:val="none" w:sz="0" w:space="0" w:color="000000"/>
+                <w:left w:val="none" w:sz="0" w:space="0" w:color="000000"/>
+                <w:right w:val="none" w:sz="0" w:space="0" w:color="000000"/>
+              </w:pBdr>
+              <w:spacing w:after="100" w:before="100" w:line="240"/>
+              <w:ind w:left="100" w:right="100" w:firstLine="0" w:firstLineChars="0"/>
+              <w:rPr>
+                <w:rFonts w:ascii="Arial" w:hAnsi="Arial" w:eastAsia="Arial" w:cs="Arial"/>
+                <w:i w:val="false"/>
+                <w:b w:val="false"/>
+                <w:u w:val="none"/>
+                <w:strike w:val="false"/>
+                <w:sz w:val="20"/>
+                <w:szCs w:val="20"/>
+                <w:color w:val="000000"/>
+              </w:rPr>
+            </w:pPr>
+            <w:r>
+              <w:rPr>
+                <w:rFonts w:ascii="Arial" w:hAnsi="Arial" w:eastAsia="Arial" w:cs="Arial"/>
+                <w:i w:val="false"/>
+                <w:b w:val="false"/>
+                <w:u w:val="none"/>
+                <w:strike w:val="false"/>
+                <w:sz w:val="20"/>
+                <w:szCs w:val="20"/>
+                <w:color w:val="000000"/>
+              </w:rPr>
+              <w:t xml:space="preserve">&lt;0.001***</w:t>
             </w:r>
           </w:p>
         </w:tc>
@@ -3691,62 +3691,62 @@
                 <w:szCs w:val="20"/>
                 <w:color w:val="000000"/>
               </w:rPr>
-              <w:t xml:space="preserve">0.210</w:t>
-            </w:r>
-          </w:p>
-        </w:tc>
-        <w:tc>
-          <w:tcPr>
-            <w:tcBorders>
-              <w:bottom w:val="none" w:sz="0" w:space="0" w:color="000000"/>
-              <w:top w:val="none" w:sz="0" w:space="0" w:color="000000"/>
-              <w:left w:val="none" w:sz="0" w:space="0" w:color="000000"/>
-              <w:right w:val="none" w:sz="0" w:space="0" w:color="000000"/>
-            </w:tcBorders>
-            <w:shd w:val="clear" w:color="auto" w:fill="FFFFFF"/>
-            <w:tcMar>
-              <w:top w:w="0" w:type="dxa"/>
-              <w:bottom w:w="0" w:type="dxa"/>
-              <w:left w:w="0" w:type="dxa"/>
-              <w:right w:w="0" w:type="dxa"/>
-            </w:tcMar>
-            <w:vAlign w:val="center"/>
-          </w:tcPr>
-          <w:p>
-            <w:pPr>
-              <w:pStyle w:val="Normal"/>
-              <w:jc w:val="left"/>
-              <w:pBdr>
-                <w:bottom w:val="none" w:sz="0" w:space="0" w:color="000000"/>
-                <w:top w:val="none" w:sz="0" w:space="0" w:color="000000"/>
-                <w:left w:val="none" w:sz="0" w:space="0" w:color="000000"/>
-                <w:right w:val="none" w:sz="0" w:space="0" w:color="000000"/>
-              </w:pBdr>
-              <w:spacing w:after="100" w:before="100" w:line="240"/>
-              <w:ind w:left="100" w:right="100" w:firstLine="0" w:firstLineChars="0"/>
-              <w:rPr>
-                <w:rFonts w:ascii="Arial" w:hAnsi="Arial" w:eastAsia="Arial" w:cs="Arial"/>
-                <w:i w:val="false"/>
-                <w:b w:val="false"/>
-                <w:u w:val="none"/>
-                <w:strike w:val="false"/>
-                <w:sz w:val="20"/>
-                <w:szCs w:val="20"/>
-                <w:color w:val="000000"/>
-              </w:rPr>
-            </w:pPr>
-            <w:r>
-              <w:rPr>
-                <w:rFonts w:ascii="Arial" w:hAnsi="Arial" w:eastAsia="Arial" w:cs="Arial"/>
-                <w:i w:val="false"/>
-                <w:b w:val="false"/>
-                <w:u w:val="none"/>
-                <w:strike w:val="false"/>
-                <w:sz w:val="20"/>
-                <w:szCs w:val="20"/>
-                <w:color w:val="000000"/>
-              </w:rPr>
-              <w:t xml:space="preserve">5.253</w:t>
+              <w:t xml:space="preserve">0.223</w:t>
+            </w:r>
+          </w:p>
+        </w:tc>
+        <w:tc>
+          <w:tcPr>
+            <w:tcBorders>
+              <w:bottom w:val="none" w:sz="0" w:space="0" w:color="000000"/>
+              <w:top w:val="none" w:sz="0" w:space="0" w:color="000000"/>
+              <w:left w:val="none" w:sz="0" w:space="0" w:color="000000"/>
+              <w:right w:val="none" w:sz="0" w:space="0" w:color="000000"/>
+            </w:tcBorders>
+            <w:shd w:val="clear" w:color="auto" w:fill="FFFFFF"/>
+            <w:tcMar>
+              <w:top w:w="0" w:type="dxa"/>
+              <w:bottom w:w="0" w:type="dxa"/>
+              <w:left w:w="0" w:type="dxa"/>
+              <w:right w:w="0" w:type="dxa"/>
+            </w:tcMar>
+            <w:vAlign w:val="center"/>
+          </w:tcPr>
+          <w:p>
+            <w:pPr>
+              <w:pStyle w:val="Normal"/>
+              <w:jc w:val="left"/>
+              <w:pBdr>
+                <w:bottom w:val="none" w:sz="0" w:space="0" w:color="000000"/>
+                <w:top w:val="none" w:sz="0" w:space="0" w:color="000000"/>
+                <w:left w:val="none" w:sz="0" w:space="0" w:color="000000"/>
+                <w:right w:val="none" w:sz="0" w:space="0" w:color="000000"/>
+              </w:pBdr>
+              <w:spacing w:after="100" w:before="100" w:line="240"/>
+              <w:ind w:left="100" w:right="100" w:firstLine="0" w:firstLineChars="0"/>
+              <w:rPr>
+                <w:rFonts w:ascii="Arial" w:hAnsi="Arial" w:eastAsia="Arial" w:cs="Arial"/>
+                <w:i w:val="false"/>
+                <w:b w:val="false"/>
+                <w:u w:val="none"/>
+                <w:strike w:val="false"/>
+                <w:sz w:val="20"/>
+                <w:szCs w:val="20"/>
+                <w:color w:val="000000"/>
+              </w:rPr>
+            </w:pPr>
+            <w:r>
+              <w:rPr>
+                <w:rFonts w:ascii="Arial" w:hAnsi="Arial" w:eastAsia="Arial" w:cs="Arial"/>
+                <w:i w:val="false"/>
+                <w:b w:val="false"/>
+                <w:u w:val="none"/>
+                <w:strike w:val="false"/>
+                <w:sz w:val="20"/>
+                <w:szCs w:val="20"/>
+                <w:color w:val="000000"/>
+              </w:rPr>
+              <w:t xml:space="preserve">6.301</w:t>
             </w:r>
           </w:p>
         </w:tc>
@@ -4289,7 +4289,7 @@
                 <w:szCs w:val="20"/>
                 <w:color w:val="000000"/>
               </w:rPr>
-              <w:t xml:space="preserve">55.4</w:t>
+              <w:t xml:space="preserve">95.2</w:t>
             </w:r>
           </w:p>
         </w:tc>
@@ -4399,7 +4399,7 @@
                 <w:szCs w:val="20"/>
                 <w:color w:val="000000"/>
               </w:rPr>
-              <w:t xml:space="preserve">0.162</w:t>
+              <w:t xml:space="preserve">0.182</w:t>
             </w:r>
           </w:p>
         </w:tc>
@@ -4667,7 +4667,7 @@
                 <w:szCs w:val="20"/>
                 <w:color w:val="000000"/>
               </w:rPr>
-              <w:t xml:space="preserve">0.029*</w:t>
+              <w:t xml:space="preserve">0.367 ns</w:t>
             </w:r>
           </w:p>
         </w:tc>
@@ -4935,172 +4935,172 @@
                 <w:szCs w:val="20"/>
                 <w:color w:val="000000"/>
               </w:rPr>
-              <w:t xml:space="preserve">EpiDist-CG</w:t>
-            </w:r>
-          </w:p>
-        </w:tc>
-        <w:tc>
-          <w:tcPr>
-            <w:tcBorders>
-              <w:bottom w:val="none" w:sz="0" w:space="0" w:color="000000"/>
-              <w:top w:val="none" w:sz="0" w:space="0" w:color="000000"/>
-              <w:left w:val="none" w:sz="0" w:space="0" w:color="000000"/>
-              <w:right w:val="none" w:sz="0" w:space="0" w:color="000000"/>
-            </w:tcBorders>
-            <w:shd w:val="clear" w:color="auto" w:fill="FFFFFF"/>
-            <w:tcMar>
-              <w:top w:w="0" w:type="dxa"/>
-              <w:bottom w:w="0" w:type="dxa"/>
-              <w:left w:w="0" w:type="dxa"/>
-              <w:right w:w="0" w:type="dxa"/>
-            </w:tcMar>
-            <w:vAlign w:val="center"/>
-          </w:tcPr>
-          <w:p>
-            <w:pPr>
-              <w:pStyle w:val="Normal"/>
-              <w:jc w:val="left"/>
-              <w:pBdr>
-                <w:bottom w:val="none" w:sz="0" w:space="0" w:color="000000"/>
-                <w:top w:val="none" w:sz="0" w:space="0" w:color="000000"/>
-                <w:left w:val="none" w:sz="0" w:space="0" w:color="000000"/>
-                <w:right w:val="none" w:sz="0" w:space="0" w:color="000000"/>
-              </w:pBdr>
-              <w:spacing w:after="100" w:before="100" w:line="240"/>
-              <w:ind w:left="100" w:right="100" w:firstLine="0" w:firstLineChars="0"/>
-              <w:rPr>
-                <w:rFonts w:ascii="Arial" w:hAnsi="Arial" w:eastAsia="Arial" w:cs="Arial"/>
-                <w:i w:val="false"/>
-                <w:b w:val="false"/>
-                <w:u w:val="none"/>
-                <w:strike w:val="false"/>
-                <w:sz w:val="20"/>
-                <w:szCs w:val="20"/>
-                <w:color w:val="000000"/>
-              </w:rPr>
-            </w:pPr>
-            <w:r>
-              <w:rPr>
-                <w:rFonts w:ascii="Arial" w:hAnsi="Arial" w:eastAsia="Arial" w:cs="Arial"/>
-                <w:i w:val="false"/>
-                <w:b w:val="false"/>
-                <w:u w:val="none"/>
-                <w:strike w:val="false"/>
-                <w:sz w:val="20"/>
-                <w:szCs w:val="20"/>
-                <w:color w:val="000000"/>
-              </w:rPr>
-              <w:t xml:space="preserve">0.271</w:t>
-            </w:r>
-          </w:p>
-        </w:tc>
-        <w:tc>
-          <w:tcPr>
-            <w:tcBorders>
-              <w:bottom w:val="none" w:sz="0" w:space="0" w:color="000000"/>
-              <w:top w:val="none" w:sz="0" w:space="0" w:color="000000"/>
-              <w:left w:val="none" w:sz="0" w:space="0" w:color="000000"/>
-              <w:right w:val="none" w:sz="0" w:space="0" w:color="000000"/>
-            </w:tcBorders>
-            <w:shd w:val="clear" w:color="auto" w:fill="FFFFFF"/>
-            <w:tcMar>
-              <w:top w:w="0" w:type="dxa"/>
-              <w:bottom w:w="0" w:type="dxa"/>
-              <w:left w:w="0" w:type="dxa"/>
-              <w:right w:w="0" w:type="dxa"/>
-            </w:tcMar>
-            <w:vAlign w:val="center"/>
-          </w:tcPr>
-          <w:p>
-            <w:pPr>
-              <w:pStyle w:val="Normal"/>
-              <w:jc w:val="left"/>
-              <w:pBdr>
-                <w:bottom w:val="none" w:sz="0" w:space="0" w:color="000000"/>
-                <w:top w:val="none" w:sz="0" w:space="0" w:color="000000"/>
-                <w:left w:val="none" w:sz="0" w:space="0" w:color="000000"/>
-                <w:right w:val="none" w:sz="0" w:space="0" w:color="000000"/>
-              </w:pBdr>
-              <w:spacing w:after="100" w:before="100" w:line="240"/>
-              <w:ind w:left="100" w:right="100" w:firstLine="0" w:firstLineChars="0"/>
-              <w:rPr>
-                <w:rFonts w:ascii="Arial" w:hAnsi="Arial" w:eastAsia="Arial" w:cs="Arial"/>
-                <w:i w:val="false"/>
-                <w:b w:val="false"/>
-                <w:u w:val="none"/>
-                <w:strike w:val="false"/>
-                <w:sz w:val="20"/>
-                <w:szCs w:val="20"/>
-                <w:color w:val="000000"/>
-              </w:rPr>
-            </w:pPr>
-            <w:r>
-              <w:rPr>
-                <w:rFonts w:ascii="Arial" w:hAnsi="Arial" w:eastAsia="Arial" w:cs="Arial"/>
-                <w:i w:val="false"/>
-                <w:b w:val="false"/>
-                <w:u w:val="none"/>
-                <w:strike w:val="false"/>
-                <w:sz w:val="20"/>
-                <w:szCs w:val="20"/>
-                <w:color w:val="000000"/>
-              </w:rPr>
-              <w:t xml:space="preserve">7.657</w:t>
-            </w:r>
-          </w:p>
-        </w:tc>
-        <w:tc>
-          <w:tcPr>
-            <w:tcBorders>
-              <w:bottom w:val="none" w:sz="0" w:space="0" w:color="000000"/>
-              <w:top w:val="none" w:sz="0" w:space="0" w:color="000000"/>
-              <w:left w:val="none" w:sz="0" w:space="0" w:color="000000"/>
-              <w:right w:val="none" w:sz="0" w:space="0" w:color="000000"/>
-            </w:tcBorders>
-            <w:shd w:val="clear" w:color="auto" w:fill="FFFFFF"/>
-            <w:tcMar>
-              <w:top w:w="0" w:type="dxa"/>
-              <w:bottom w:w="0" w:type="dxa"/>
-              <w:left w:w="0" w:type="dxa"/>
-              <w:right w:w="0" w:type="dxa"/>
-            </w:tcMar>
-            <w:vAlign w:val="center"/>
-          </w:tcPr>
-          <w:p>
-            <w:pPr>
-              <w:pStyle w:val="Normal"/>
-              <w:jc w:val="left"/>
-              <w:pBdr>
-                <w:bottom w:val="none" w:sz="0" w:space="0" w:color="000000"/>
-                <w:top w:val="none" w:sz="0" w:space="0" w:color="000000"/>
-                <w:left w:val="none" w:sz="0" w:space="0" w:color="000000"/>
-                <w:right w:val="none" w:sz="0" w:space="0" w:color="000000"/>
-              </w:pBdr>
-              <w:spacing w:after="100" w:before="100" w:line="240"/>
-              <w:ind w:left="100" w:right="100" w:firstLine="0" w:firstLineChars="0"/>
-              <w:rPr>
-                <w:rFonts w:ascii="Arial" w:hAnsi="Arial" w:eastAsia="Arial" w:cs="Arial"/>
-                <w:i w:val="false"/>
-                <w:b w:val="false"/>
-                <w:u w:val="none"/>
-                <w:strike w:val="false"/>
-                <w:sz w:val="20"/>
-                <w:szCs w:val="20"/>
-                <w:color w:val="000000"/>
-              </w:rPr>
-            </w:pPr>
-            <w:r>
-              <w:rPr>
-                <w:rFonts w:ascii="Arial" w:hAnsi="Arial" w:eastAsia="Arial" w:cs="Arial"/>
-                <w:i w:val="false"/>
-                <w:b w:val="false"/>
-                <w:u w:val="none"/>
-                <w:strike w:val="false"/>
-                <w:sz w:val="20"/>
-                <w:szCs w:val="20"/>
-                <w:color w:val="000000"/>
-              </w:rPr>
-              <w:t xml:space="preserve">0.001**</w:t>
+              <w:t xml:space="preserve">GenDist</w:t>
+            </w:r>
+          </w:p>
+        </w:tc>
+        <w:tc>
+          <w:tcPr>
+            <w:tcBorders>
+              <w:bottom w:val="none" w:sz="0" w:space="0" w:color="000000"/>
+              <w:top w:val="none" w:sz="0" w:space="0" w:color="000000"/>
+              <w:left w:val="none" w:sz="0" w:space="0" w:color="000000"/>
+              <w:right w:val="none" w:sz="0" w:space="0" w:color="000000"/>
+            </w:tcBorders>
+            <w:shd w:val="clear" w:color="auto" w:fill="FFFFFF"/>
+            <w:tcMar>
+              <w:top w:w="0" w:type="dxa"/>
+              <w:bottom w:w="0" w:type="dxa"/>
+              <w:left w:w="0" w:type="dxa"/>
+              <w:right w:w="0" w:type="dxa"/>
+            </w:tcMar>
+            <w:vAlign w:val="center"/>
+          </w:tcPr>
+          <w:p>
+            <w:pPr>
+              <w:pStyle w:val="Normal"/>
+              <w:jc w:val="left"/>
+              <w:pBdr>
+                <w:bottom w:val="none" w:sz="0" w:space="0" w:color="000000"/>
+                <w:top w:val="none" w:sz="0" w:space="0" w:color="000000"/>
+                <w:left w:val="none" w:sz="0" w:space="0" w:color="000000"/>
+                <w:right w:val="none" w:sz="0" w:space="0" w:color="000000"/>
+              </w:pBdr>
+              <w:spacing w:after="100" w:before="100" w:line="240"/>
+              <w:ind w:left="100" w:right="100" w:firstLine="0" w:firstLineChars="0"/>
+              <w:rPr>
+                <w:rFonts w:ascii="Arial" w:hAnsi="Arial" w:eastAsia="Arial" w:cs="Arial"/>
+                <w:i w:val="false"/>
+                <w:b w:val="false"/>
+                <w:u w:val="none"/>
+                <w:strike w:val="false"/>
+                <w:sz w:val="20"/>
+                <w:szCs w:val="20"/>
+                <w:color w:val="000000"/>
+              </w:rPr>
+            </w:pPr>
+            <w:r>
+              <w:rPr>
+                <w:rFonts w:ascii="Arial" w:hAnsi="Arial" w:eastAsia="Arial" w:cs="Arial"/>
+                <w:i w:val="false"/>
+                <w:b w:val="false"/>
+                <w:u w:val="none"/>
+                <w:strike w:val="false"/>
+                <w:sz w:val="20"/>
+                <w:szCs w:val="20"/>
+                <w:color w:val="000000"/>
+              </w:rPr>
+              <w:t xml:space="preserve">0.243</w:t>
+            </w:r>
+          </w:p>
+        </w:tc>
+        <w:tc>
+          <w:tcPr>
+            <w:tcBorders>
+              <w:bottom w:val="none" w:sz="0" w:space="0" w:color="000000"/>
+              <w:top w:val="none" w:sz="0" w:space="0" w:color="000000"/>
+              <w:left w:val="none" w:sz="0" w:space="0" w:color="000000"/>
+              <w:right w:val="none" w:sz="0" w:space="0" w:color="000000"/>
+            </w:tcBorders>
+            <w:shd w:val="clear" w:color="auto" w:fill="FFFFFF"/>
+            <w:tcMar>
+              <w:top w:w="0" w:type="dxa"/>
+              <w:bottom w:w="0" w:type="dxa"/>
+              <w:left w:w="0" w:type="dxa"/>
+              <w:right w:w="0" w:type="dxa"/>
+            </w:tcMar>
+            <w:vAlign w:val="center"/>
+          </w:tcPr>
+          <w:p>
+            <w:pPr>
+              <w:pStyle w:val="Normal"/>
+              <w:jc w:val="left"/>
+              <w:pBdr>
+                <w:bottom w:val="none" w:sz="0" w:space="0" w:color="000000"/>
+                <w:top w:val="none" w:sz="0" w:space="0" w:color="000000"/>
+                <w:left w:val="none" w:sz="0" w:space="0" w:color="000000"/>
+                <w:right w:val="none" w:sz="0" w:space="0" w:color="000000"/>
+              </w:pBdr>
+              <w:spacing w:after="100" w:before="100" w:line="240"/>
+              <w:ind w:left="100" w:right="100" w:firstLine="0" w:firstLineChars="0"/>
+              <w:rPr>
+                <w:rFonts w:ascii="Arial" w:hAnsi="Arial" w:eastAsia="Arial" w:cs="Arial"/>
+                <w:i w:val="false"/>
+                <w:b w:val="false"/>
+                <w:u w:val="none"/>
+                <w:strike w:val="false"/>
+                <w:sz w:val="20"/>
+                <w:szCs w:val="20"/>
+                <w:color w:val="000000"/>
+              </w:rPr>
+            </w:pPr>
+            <w:r>
+              <w:rPr>
+                <w:rFonts w:ascii="Arial" w:hAnsi="Arial" w:eastAsia="Arial" w:cs="Arial"/>
+                <w:i w:val="false"/>
+                <w:b w:val="false"/>
+                <w:u w:val="none"/>
+                <w:strike w:val="false"/>
+                <w:sz w:val="20"/>
+                <w:szCs w:val="20"/>
+                <w:color w:val="000000"/>
+              </w:rPr>
+              <w:t xml:space="preserve">5.532</w:t>
+            </w:r>
+          </w:p>
+        </w:tc>
+        <w:tc>
+          <w:tcPr>
+            <w:tcBorders>
+              <w:bottom w:val="none" w:sz="0" w:space="0" w:color="000000"/>
+              <w:top w:val="none" w:sz="0" w:space="0" w:color="000000"/>
+              <w:left w:val="none" w:sz="0" w:space="0" w:color="000000"/>
+              <w:right w:val="none" w:sz="0" w:space="0" w:color="000000"/>
+            </w:tcBorders>
+            <w:shd w:val="clear" w:color="auto" w:fill="FFFFFF"/>
+            <w:tcMar>
+              <w:top w:w="0" w:type="dxa"/>
+              <w:bottom w:w="0" w:type="dxa"/>
+              <w:left w:w="0" w:type="dxa"/>
+              <w:right w:w="0" w:type="dxa"/>
+            </w:tcMar>
+            <w:vAlign w:val="center"/>
+          </w:tcPr>
+          <w:p>
+            <w:pPr>
+              <w:pStyle w:val="Normal"/>
+              <w:jc w:val="left"/>
+              <w:pBdr>
+                <w:bottom w:val="none" w:sz="0" w:space="0" w:color="000000"/>
+                <w:top w:val="none" w:sz="0" w:space="0" w:color="000000"/>
+                <w:left w:val="none" w:sz="0" w:space="0" w:color="000000"/>
+                <w:right w:val="none" w:sz="0" w:space="0" w:color="000000"/>
+              </w:pBdr>
+              <w:spacing w:after="100" w:before="100" w:line="240"/>
+              <w:ind w:left="100" w:right="100" w:firstLine="0" w:firstLineChars="0"/>
+              <w:rPr>
+                <w:rFonts w:ascii="Arial" w:hAnsi="Arial" w:eastAsia="Arial" w:cs="Arial"/>
+                <w:i w:val="false"/>
+                <w:b w:val="false"/>
+                <w:u w:val="none"/>
+                <w:strike w:val="false"/>
+                <w:sz w:val="20"/>
+                <w:szCs w:val="20"/>
+                <w:color w:val="000000"/>
+              </w:rPr>
+            </w:pPr>
+            <w:r>
+              <w:rPr>
+                <w:rFonts w:ascii="Arial" w:hAnsi="Arial" w:eastAsia="Arial" w:cs="Arial"/>
+                <w:i w:val="false"/>
+                <w:b w:val="false"/>
+                <w:u w:val="none"/>
+                <w:strike w:val="false"/>
+                <w:sz w:val="20"/>
+                <w:szCs w:val="20"/>
+                <w:color w:val="000000"/>
+              </w:rPr>
+              <w:t xml:space="preserve">&lt;0.001***</w:t>
             </w:r>
           </w:p>
         </w:tc>
@@ -5368,172 +5368,172 @@
                 <w:szCs w:val="20"/>
                 <w:color w:val="000000"/>
               </w:rPr>
-              <w:t xml:space="preserve">EnvironDist</w:t>
-            </w:r>
-          </w:p>
-        </w:tc>
-        <w:tc>
-          <w:tcPr>
-            <w:tcBorders>
-              <w:bottom w:val="none" w:sz="0" w:space="0" w:color="000000"/>
-              <w:top w:val="none" w:sz="0" w:space="0" w:color="000000"/>
-              <w:left w:val="none" w:sz="0" w:space="0" w:color="000000"/>
-              <w:right w:val="none" w:sz="0" w:space="0" w:color="000000"/>
-            </w:tcBorders>
-            <w:shd w:val="clear" w:color="auto" w:fill="FFFFFF"/>
-            <w:tcMar>
-              <w:top w:w="0" w:type="dxa"/>
-              <w:bottom w:w="0" w:type="dxa"/>
-              <w:left w:w="0" w:type="dxa"/>
-              <w:right w:w="0" w:type="dxa"/>
-            </w:tcMar>
-            <w:vAlign w:val="center"/>
-          </w:tcPr>
-          <w:p>
-            <w:pPr>
-              <w:pStyle w:val="Normal"/>
-              <w:jc w:val="left"/>
-              <w:pBdr>
-                <w:bottom w:val="none" w:sz="0" w:space="0" w:color="000000"/>
-                <w:top w:val="none" w:sz="0" w:space="0" w:color="000000"/>
-                <w:left w:val="none" w:sz="0" w:space="0" w:color="000000"/>
-                <w:right w:val="none" w:sz="0" w:space="0" w:color="000000"/>
-              </w:pBdr>
-              <w:spacing w:after="100" w:before="100" w:line="240"/>
-              <w:ind w:left="100" w:right="100" w:firstLine="0" w:firstLineChars="0"/>
-              <w:rPr>
-                <w:rFonts w:ascii="Arial" w:hAnsi="Arial" w:eastAsia="Arial" w:cs="Arial"/>
-                <w:i w:val="false"/>
-                <w:b w:val="false"/>
-                <w:u w:val="none"/>
-                <w:strike w:val="false"/>
-                <w:sz w:val="20"/>
-                <w:szCs w:val="20"/>
-                <w:color w:val="000000"/>
-              </w:rPr>
-            </w:pPr>
-            <w:r>
-              <w:rPr>
-                <w:rFonts w:ascii="Arial" w:hAnsi="Arial" w:eastAsia="Arial" w:cs="Arial"/>
-                <w:i w:val="false"/>
-                <w:b w:val="false"/>
-                <w:u w:val="none"/>
-                <w:strike w:val="false"/>
-                <w:sz w:val="20"/>
-                <w:szCs w:val="20"/>
-                <w:color w:val="000000"/>
-              </w:rPr>
-              <w:t xml:space="preserve">0.223</w:t>
-            </w:r>
-          </w:p>
-        </w:tc>
-        <w:tc>
-          <w:tcPr>
-            <w:tcBorders>
-              <w:bottom w:val="none" w:sz="0" w:space="0" w:color="000000"/>
-              <w:top w:val="none" w:sz="0" w:space="0" w:color="000000"/>
-              <w:left w:val="none" w:sz="0" w:space="0" w:color="000000"/>
-              <w:right w:val="none" w:sz="0" w:space="0" w:color="000000"/>
-            </w:tcBorders>
-            <w:shd w:val="clear" w:color="auto" w:fill="FFFFFF"/>
-            <w:tcMar>
-              <w:top w:w="0" w:type="dxa"/>
-              <w:bottom w:w="0" w:type="dxa"/>
-              <w:left w:w="0" w:type="dxa"/>
-              <w:right w:w="0" w:type="dxa"/>
-            </w:tcMar>
-            <w:vAlign w:val="center"/>
-          </w:tcPr>
-          <w:p>
-            <w:pPr>
-              <w:pStyle w:val="Normal"/>
-              <w:jc w:val="left"/>
-              <w:pBdr>
-                <w:bottom w:val="none" w:sz="0" w:space="0" w:color="000000"/>
-                <w:top w:val="none" w:sz="0" w:space="0" w:color="000000"/>
-                <w:left w:val="none" w:sz="0" w:space="0" w:color="000000"/>
-                <w:right w:val="none" w:sz="0" w:space="0" w:color="000000"/>
-              </w:pBdr>
-              <w:spacing w:after="100" w:before="100" w:line="240"/>
-              <w:ind w:left="100" w:right="100" w:firstLine="0" w:firstLineChars="0"/>
-              <w:rPr>
-                <w:rFonts w:ascii="Arial" w:hAnsi="Arial" w:eastAsia="Arial" w:cs="Arial"/>
-                <w:i w:val="false"/>
-                <w:b w:val="false"/>
-                <w:u w:val="none"/>
-                <w:strike w:val="false"/>
-                <w:sz w:val="20"/>
-                <w:szCs w:val="20"/>
-                <w:color w:val="000000"/>
-              </w:rPr>
-            </w:pPr>
-            <w:r>
-              <w:rPr>
-                <w:rFonts w:ascii="Arial" w:hAnsi="Arial" w:eastAsia="Arial" w:cs="Arial"/>
-                <w:i w:val="false"/>
-                <w:b w:val="false"/>
-                <w:u w:val="none"/>
-                <w:strike w:val="false"/>
-                <w:sz w:val="20"/>
-                <w:szCs w:val="20"/>
-                <w:color w:val="000000"/>
-              </w:rPr>
-              <w:t xml:space="preserve">6.301</w:t>
-            </w:r>
-          </w:p>
-        </w:tc>
-        <w:tc>
-          <w:tcPr>
-            <w:tcBorders>
-              <w:bottom w:val="none" w:sz="0" w:space="0" w:color="000000"/>
-              <w:top w:val="none" w:sz="0" w:space="0" w:color="000000"/>
-              <w:left w:val="none" w:sz="0" w:space="0" w:color="000000"/>
-              <w:right w:val="none" w:sz="0" w:space="0" w:color="000000"/>
-            </w:tcBorders>
-            <w:shd w:val="clear" w:color="auto" w:fill="FFFFFF"/>
-            <w:tcMar>
-              <w:top w:w="0" w:type="dxa"/>
-              <w:bottom w:w="0" w:type="dxa"/>
-              <w:left w:w="0" w:type="dxa"/>
-              <w:right w:w="0" w:type="dxa"/>
-            </w:tcMar>
-            <w:vAlign w:val="center"/>
-          </w:tcPr>
-          <w:p>
-            <w:pPr>
-              <w:pStyle w:val="Normal"/>
-              <w:jc w:val="left"/>
-              <w:pBdr>
-                <w:bottom w:val="none" w:sz="0" w:space="0" w:color="000000"/>
-                <w:top w:val="none" w:sz="0" w:space="0" w:color="000000"/>
-                <w:left w:val="none" w:sz="0" w:space="0" w:color="000000"/>
-                <w:right w:val="none" w:sz="0" w:space="0" w:color="000000"/>
-              </w:pBdr>
-              <w:spacing w:after="100" w:before="100" w:line="240"/>
-              <w:ind w:left="100" w:right="100" w:firstLine="0" w:firstLineChars="0"/>
-              <w:rPr>
-                <w:rFonts w:ascii="Arial" w:hAnsi="Arial" w:eastAsia="Arial" w:cs="Arial"/>
-                <w:i w:val="false"/>
-                <w:b w:val="false"/>
-                <w:u w:val="none"/>
-                <w:strike w:val="false"/>
-                <w:sz w:val="20"/>
-                <w:szCs w:val="20"/>
-                <w:color w:val="000000"/>
-              </w:rPr>
-            </w:pPr>
-            <w:r>
-              <w:rPr>
-                <w:rFonts w:ascii="Arial" w:hAnsi="Arial" w:eastAsia="Arial" w:cs="Arial"/>
-                <w:i w:val="false"/>
-                <w:b w:val="false"/>
-                <w:u w:val="none"/>
-                <w:strike w:val="false"/>
-                <w:sz w:val="20"/>
-                <w:szCs w:val="20"/>
-                <w:color w:val="000000"/>
-              </w:rPr>
-              <w:t xml:space="preserve">&lt;0.001***</w:t>
+              <w:t xml:space="preserve">EpiDist-CHG</w:t>
+            </w:r>
+          </w:p>
+        </w:tc>
+        <w:tc>
+          <w:tcPr>
+            <w:tcBorders>
+              <w:bottom w:val="none" w:sz="0" w:space="0" w:color="000000"/>
+              <w:top w:val="none" w:sz="0" w:space="0" w:color="000000"/>
+              <w:left w:val="none" w:sz="0" w:space="0" w:color="000000"/>
+              <w:right w:val="none" w:sz="0" w:space="0" w:color="000000"/>
+            </w:tcBorders>
+            <w:shd w:val="clear" w:color="auto" w:fill="FFFFFF"/>
+            <w:tcMar>
+              <w:top w:w="0" w:type="dxa"/>
+              <w:bottom w:w="0" w:type="dxa"/>
+              <w:left w:w="0" w:type="dxa"/>
+              <w:right w:w="0" w:type="dxa"/>
+            </w:tcMar>
+            <w:vAlign w:val="center"/>
+          </w:tcPr>
+          <w:p>
+            <w:pPr>
+              <w:pStyle w:val="Normal"/>
+              <w:jc w:val="left"/>
+              <w:pBdr>
+                <w:bottom w:val="none" w:sz="0" w:space="0" w:color="000000"/>
+                <w:top w:val="none" w:sz="0" w:space="0" w:color="000000"/>
+                <w:left w:val="none" w:sz="0" w:space="0" w:color="000000"/>
+                <w:right w:val="none" w:sz="0" w:space="0" w:color="000000"/>
+              </w:pBdr>
+              <w:spacing w:after="100" w:before="100" w:line="240"/>
+              <w:ind w:left="100" w:right="100" w:firstLine="0" w:firstLineChars="0"/>
+              <w:rPr>
+                <w:rFonts w:ascii="Arial" w:hAnsi="Arial" w:eastAsia="Arial" w:cs="Arial"/>
+                <w:i w:val="false"/>
+                <w:b w:val="false"/>
+                <w:u w:val="none"/>
+                <w:strike w:val="false"/>
+                <w:sz w:val="20"/>
+                <w:szCs w:val="20"/>
+                <w:color w:val="000000"/>
+              </w:rPr>
+            </w:pPr>
+            <w:r>
+              <w:rPr>
+                <w:rFonts w:ascii="Arial" w:hAnsi="Arial" w:eastAsia="Arial" w:cs="Arial"/>
+                <w:i w:val="false"/>
+                <w:b w:val="false"/>
+                <w:u w:val="none"/>
+                <w:strike w:val="false"/>
+                <w:sz w:val="20"/>
+                <w:szCs w:val="20"/>
+                <w:color w:val="000000"/>
+              </w:rPr>
+              <w:t xml:space="preserve">-0.004</w:t>
+            </w:r>
+          </w:p>
+        </w:tc>
+        <w:tc>
+          <w:tcPr>
+            <w:tcBorders>
+              <w:bottom w:val="none" w:sz="0" w:space="0" w:color="000000"/>
+              <w:top w:val="none" w:sz="0" w:space="0" w:color="000000"/>
+              <w:left w:val="none" w:sz="0" w:space="0" w:color="000000"/>
+              <w:right w:val="none" w:sz="0" w:space="0" w:color="000000"/>
+            </w:tcBorders>
+            <w:shd w:val="clear" w:color="auto" w:fill="FFFFFF"/>
+            <w:tcMar>
+              <w:top w:w="0" w:type="dxa"/>
+              <w:bottom w:w="0" w:type="dxa"/>
+              <w:left w:w="0" w:type="dxa"/>
+              <w:right w:w="0" w:type="dxa"/>
+            </w:tcMar>
+            <w:vAlign w:val="center"/>
+          </w:tcPr>
+          <w:p>
+            <w:pPr>
+              <w:pStyle w:val="Normal"/>
+              <w:jc w:val="left"/>
+              <w:pBdr>
+                <w:bottom w:val="none" w:sz="0" w:space="0" w:color="000000"/>
+                <w:top w:val="none" w:sz="0" w:space="0" w:color="000000"/>
+                <w:left w:val="none" w:sz="0" w:space="0" w:color="000000"/>
+                <w:right w:val="none" w:sz="0" w:space="0" w:color="000000"/>
+              </w:pBdr>
+              <w:spacing w:after="100" w:before="100" w:line="240"/>
+              <w:ind w:left="100" w:right="100" w:firstLine="0" w:firstLineChars="0"/>
+              <w:rPr>
+                <w:rFonts w:ascii="Arial" w:hAnsi="Arial" w:eastAsia="Arial" w:cs="Arial"/>
+                <w:i w:val="false"/>
+                <w:b w:val="false"/>
+                <w:u w:val="none"/>
+                <w:strike w:val="false"/>
+                <w:sz w:val="20"/>
+                <w:szCs w:val="20"/>
+                <w:color w:val="000000"/>
+              </w:rPr>
+            </w:pPr>
+            <w:r>
+              <w:rPr>
+                <w:rFonts w:ascii="Arial" w:hAnsi="Arial" w:eastAsia="Arial" w:cs="Arial"/>
+                <w:i w:val="false"/>
+                <w:b w:val="false"/>
+                <w:u w:val="none"/>
+                <w:strike w:val="false"/>
+                <w:sz w:val="20"/>
+                <w:szCs w:val="20"/>
+                <w:color w:val="000000"/>
+              </w:rPr>
+              <w:t xml:space="preserve">-0.114</w:t>
+            </w:r>
+          </w:p>
+        </w:tc>
+        <w:tc>
+          <w:tcPr>
+            <w:tcBorders>
+              <w:bottom w:val="none" w:sz="0" w:space="0" w:color="000000"/>
+              <w:top w:val="none" w:sz="0" w:space="0" w:color="000000"/>
+              <w:left w:val="none" w:sz="0" w:space="0" w:color="000000"/>
+              <w:right w:val="none" w:sz="0" w:space="0" w:color="000000"/>
+            </w:tcBorders>
+            <w:shd w:val="clear" w:color="auto" w:fill="FFFFFF"/>
+            <w:tcMar>
+              <w:top w:w="0" w:type="dxa"/>
+              <w:bottom w:w="0" w:type="dxa"/>
+              <w:left w:w="0" w:type="dxa"/>
+              <w:right w:w="0" w:type="dxa"/>
+            </w:tcMar>
+            <w:vAlign w:val="center"/>
+          </w:tcPr>
+          <w:p>
+            <w:pPr>
+              <w:pStyle w:val="Normal"/>
+              <w:jc w:val="left"/>
+              <w:pBdr>
+                <w:bottom w:val="none" w:sz="0" w:space="0" w:color="000000"/>
+                <w:top w:val="none" w:sz="0" w:space="0" w:color="000000"/>
+                <w:left w:val="none" w:sz="0" w:space="0" w:color="000000"/>
+                <w:right w:val="none" w:sz="0" w:space="0" w:color="000000"/>
+              </w:pBdr>
+              <w:spacing w:after="100" w:before="100" w:line="240"/>
+              <w:ind w:left="100" w:right="100" w:firstLine="0" w:firstLineChars="0"/>
+              <w:rPr>
+                <w:rFonts w:ascii="Arial" w:hAnsi="Arial" w:eastAsia="Arial" w:cs="Arial"/>
+                <w:i w:val="false"/>
+                <w:b w:val="false"/>
+                <w:u w:val="none"/>
+                <w:strike w:val="false"/>
+                <w:sz w:val="20"/>
+                <w:szCs w:val="20"/>
+                <w:color w:val="000000"/>
+              </w:rPr>
+            </w:pPr>
+            <w:r>
+              <w:rPr>
+                <w:rFonts w:ascii="Arial" w:hAnsi="Arial" w:eastAsia="Arial" w:cs="Arial"/>
+                <w:i w:val="false"/>
+                <w:b w:val="false"/>
+                <w:u w:val="none"/>
+                <w:strike w:val="false"/>
+                <w:sz w:val="20"/>
+                <w:szCs w:val="20"/>
+                <w:color w:val="000000"/>
+              </w:rPr>
+              <w:t xml:space="preserve">0.975 ns</w:t>
             </w:r>
           </w:p>
         </w:tc>
@@ -5801,7 +5801,172 @@
                 <w:szCs w:val="20"/>
                 <w:color w:val="000000"/>
               </w:rPr>
-              <w:t xml:space="preserve">Overall model</w:t>
+              <w:t xml:space="preserve">EnvironDist</w:t>
+            </w:r>
+          </w:p>
+        </w:tc>
+        <w:tc>
+          <w:tcPr>
+            <w:tcBorders>
+              <w:bottom w:val="none" w:sz="0" w:space="0" w:color="000000"/>
+              <w:top w:val="none" w:sz="0" w:space="0" w:color="000000"/>
+              <w:left w:val="none" w:sz="0" w:space="0" w:color="000000"/>
+              <w:right w:val="none" w:sz="0" w:space="0" w:color="000000"/>
+            </w:tcBorders>
+            <w:shd w:val="clear" w:color="auto" w:fill="FFFFFF"/>
+            <w:tcMar>
+              <w:top w:w="0" w:type="dxa"/>
+              <w:bottom w:w="0" w:type="dxa"/>
+              <w:left w:w="0" w:type="dxa"/>
+              <w:right w:w="0" w:type="dxa"/>
+            </w:tcMar>
+            <w:vAlign w:val="center"/>
+          </w:tcPr>
+          <w:p>
+            <w:pPr>
+              <w:pStyle w:val="Normal"/>
+              <w:jc w:val="left"/>
+              <w:pBdr>
+                <w:bottom w:val="none" w:sz="0" w:space="0" w:color="000000"/>
+                <w:top w:val="none" w:sz="0" w:space="0" w:color="000000"/>
+                <w:left w:val="none" w:sz="0" w:space="0" w:color="000000"/>
+                <w:right w:val="none" w:sz="0" w:space="0" w:color="000000"/>
+              </w:pBdr>
+              <w:spacing w:after="100" w:before="100" w:line="240"/>
+              <w:ind w:left="100" w:right="100" w:firstLine="0" w:firstLineChars="0"/>
+              <w:rPr>
+                <w:rFonts w:ascii="Arial" w:hAnsi="Arial" w:eastAsia="Arial" w:cs="Arial"/>
+                <w:i w:val="false"/>
+                <w:b w:val="false"/>
+                <w:u w:val="none"/>
+                <w:strike w:val="false"/>
+                <w:sz w:val="20"/>
+                <w:szCs w:val="20"/>
+                <w:color w:val="000000"/>
+              </w:rPr>
+            </w:pPr>
+            <w:r>
+              <w:rPr>
+                <w:rFonts w:ascii="Arial" w:hAnsi="Arial" w:eastAsia="Arial" w:cs="Arial"/>
+                <w:i w:val="false"/>
+                <w:b w:val="false"/>
+                <w:u w:val="none"/>
+                <w:strike w:val="false"/>
+                <w:sz w:val="20"/>
+                <w:szCs w:val="20"/>
+                <w:color w:val="000000"/>
+              </w:rPr>
+              <w:t xml:space="preserve">0.206</w:t>
+            </w:r>
+          </w:p>
+        </w:tc>
+        <w:tc>
+          <w:tcPr>
+            <w:tcBorders>
+              <w:bottom w:val="none" w:sz="0" w:space="0" w:color="000000"/>
+              <w:top w:val="none" w:sz="0" w:space="0" w:color="000000"/>
+              <w:left w:val="none" w:sz="0" w:space="0" w:color="000000"/>
+              <w:right w:val="none" w:sz="0" w:space="0" w:color="000000"/>
+            </w:tcBorders>
+            <w:shd w:val="clear" w:color="auto" w:fill="FFFFFF"/>
+            <w:tcMar>
+              <w:top w:w="0" w:type="dxa"/>
+              <w:bottom w:w="0" w:type="dxa"/>
+              <w:left w:w="0" w:type="dxa"/>
+              <w:right w:w="0" w:type="dxa"/>
+            </w:tcMar>
+            <w:vAlign w:val="center"/>
+          </w:tcPr>
+          <w:p>
+            <w:pPr>
+              <w:pStyle w:val="Normal"/>
+              <w:jc w:val="left"/>
+              <w:pBdr>
+                <w:bottom w:val="none" w:sz="0" w:space="0" w:color="000000"/>
+                <w:top w:val="none" w:sz="0" w:space="0" w:color="000000"/>
+                <w:left w:val="none" w:sz="0" w:space="0" w:color="000000"/>
+                <w:right w:val="none" w:sz="0" w:space="0" w:color="000000"/>
+              </w:pBdr>
+              <w:spacing w:after="100" w:before="100" w:line="240"/>
+              <w:ind w:left="100" w:right="100" w:firstLine="0" w:firstLineChars="0"/>
+              <w:rPr>
+                <w:rFonts w:ascii="Arial" w:hAnsi="Arial" w:eastAsia="Arial" w:cs="Arial"/>
+                <w:i w:val="false"/>
+                <w:b w:val="false"/>
+                <w:u w:val="none"/>
+                <w:strike w:val="false"/>
+                <w:sz w:val="20"/>
+                <w:szCs w:val="20"/>
+                <w:color w:val="000000"/>
+              </w:rPr>
+            </w:pPr>
+            <w:r>
+              <w:rPr>
+                <w:rFonts w:ascii="Arial" w:hAnsi="Arial" w:eastAsia="Arial" w:cs="Arial"/>
+                <w:i w:val="false"/>
+                <w:b w:val="false"/>
+                <w:u w:val="none"/>
+                <w:strike w:val="false"/>
+                <w:sz w:val="20"/>
+                <w:szCs w:val="20"/>
+                <w:color w:val="000000"/>
+              </w:rPr>
+              <w:t xml:space="preserve">5.141</w:t>
+            </w:r>
+          </w:p>
+        </w:tc>
+        <w:tc>
+          <w:tcPr>
+            <w:tcBorders>
+              <w:bottom w:val="none" w:sz="0" w:space="0" w:color="000000"/>
+              <w:top w:val="none" w:sz="0" w:space="0" w:color="000000"/>
+              <w:left w:val="none" w:sz="0" w:space="0" w:color="000000"/>
+              <w:right w:val="none" w:sz="0" w:space="0" w:color="000000"/>
+            </w:tcBorders>
+            <w:shd w:val="clear" w:color="auto" w:fill="FFFFFF"/>
+            <w:tcMar>
+              <w:top w:w="0" w:type="dxa"/>
+              <w:bottom w:w="0" w:type="dxa"/>
+              <w:left w:w="0" w:type="dxa"/>
+              <w:right w:w="0" w:type="dxa"/>
+            </w:tcMar>
+            <w:vAlign w:val="center"/>
+          </w:tcPr>
+          <w:p>
+            <w:pPr>
+              <w:pStyle w:val="Normal"/>
+              <w:jc w:val="left"/>
+              <w:pBdr>
+                <w:bottom w:val="none" w:sz="0" w:space="0" w:color="000000"/>
+                <w:top w:val="none" w:sz="0" w:space="0" w:color="000000"/>
+                <w:left w:val="none" w:sz="0" w:space="0" w:color="000000"/>
+                <w:right w:val="none" w:sz="0" w:space="0" w:color="000000"/>
+              </w:pBdr>
+              <w:spacing w:after="100" w:before="100" w:line="240"/>
+              <w:ind w:left="100" w:right="100" w:firstLine="0" w:firstLineChars="0"/>
+              <w:rPr>
+                <w:rFonts w:ascii="Arial" w:hAnsi="Arial" w:eastAsia="Arial" w:cs="Arial"/>
+                <w:i w:val="false"/>
+                <w:b w:val="false"/>
+                <w:u w:val="none"/>
+                <w:strike w:val="false"/>
+                <w:sz w:val="20"/>
+                <w:szCs w:val="20"/>
+                <w:color w:val="000000"/>
+              </w:rPr>
+            </w:pPr>
+            <w:r>
+              <w:rPr>
+                <w:rFonts w:ascii="Arial" w:hAnsi="Arial" w:eastAsia="Arial" w:cs="Arial"/>
+                <w:i w:val="false"/>
+                <w:b w:val="false"/>
+                <w:u w:val="none"/>
+                <w:strike w:val="false"/>
+                <w:sz w:val="20"/>
+                <w:szCs w:val="20"/>
+                <w:color w:val="000000"/>
+              </w:rPr>
+              <w:t xml:space="preserve">&lt;0.001***</w:t>
             </w:r>
           </w:p>
         </w:tc>
@@ -5967,171 +6132,6 @@
                 <w:color w:val="000000"/>
               </w:rPr>
               <w:t xml:space="preserve"/>
-            </w:r>
-          </w:p>
-        </w:tc>
-        <w:tc>
-          <w:tcPr>
-            <w:tcBorders>
-              <w:bottom w:val="none" w:sz="0" w:space="0" w:color="000000"/>
-              <w:top w:val="none" w:sz="0" w:space="0" w:color="000000"/>
-              <w:left w:val="none" w:sz="0" w:space="0" w:color="000000"/>
-              <w:right w:val="none" w:sz="0" w:space="0" w:color="000000"/>
-            </w:tcBorders>
-            <w:shd w:val="clear" w:color="auto" w:fill="FFFFFF"/>
-            <w:tcMar>
-              <w:top w:w="0" w:type="dxa"/>
-              <w:bottom w:w="0" w:type="dxa"/>
-              <w:left w:w="0" w:type="dxa"/>
-              <w:right w:w="0" w:type="dxa"/>
-            </w:tcMar>
-            <w:vAlign w:val="center"/>
-          </w:tcPr>
-          <w:p>
-            <w:pPr>
-              <w:pStyle w:val="Normal"/>
-              <w:jc w:val="left"/>
-              <w:pBdr>
-                <w:bottom w:val="none" w:sz="0" w:space="0" w:color="000000"/>
-                <w:top w:val="none" w:sz="0" w:space="0" w:color="000000"/>
-                <w:left w:val="none" w:sz="0" w:space="0" w:color="000000"/>
-                <w:right w:val="none" w:sz="0" w:space="0" w:color="000000"/>
-              </w:pBdr>
-              <w:spacing w:after="100" w:before="100" w:line="240"/>
-              <w:ind w:left="100" w:right="100" w:firstLine="0" w:firstLineChars="0"/>
-              <w:rPr>
-                <w:rFonts w:ascii="Arial" w:hAnsi="Arial" w:eastAsia="Arial" w:cs="Arial"/>
-                <w:i w:val="false"/>
-                <w:b w:val="false"/>
-                <w:u w:val="none"/>
-                <w:strike w:val="false"/>
-                <w:sz w:val="20"/>
-                <w:szCs w:val="20"/>
-                <w:color w:val="000000"/>
-              </w:rPr>
-            </w:pPr>
-            <w:r>
-              <w:rPr>
-                <w:rFonts w:ascii="Arial" w:hAnsi="Arial" w:eastAsia="Arial" w:cs="Arial"/>
-                <w:i w:val="false"/>
-                <w:b w:val="false"/>
-                <w:u w:val="none"/>
-                <w:strike w:val="false"/>
-                <w:sz w:val="20"/>
-                <w:szCs w:val="20"/>
-                <w:color w:val="000000"/>
-              </w:rPr>
-              <w:t xml:space="preserve">95.2</w:t>
-            </w:r>
-          </w:p>
-        </w:tc>
-        <w:tc>
-          <w:tcPr>
-            <w:tcBorders>
-              <w:bottom w:val="none" w:sz="0" w:space="0" w:color="000000"/>
-              <w:top w:val="none" w:sz="0" w:space="0" w:color="000000"/>
-              <w:left w:val="none" w:sz="0" w:space="0" w:color="000000"/>
-              <w:right w:val="none" w:sz="0" w:space="0" w:color="000000"/>
-            </w:tcBorders>
-            <w:shd w:val="clear" w:color="auto" w:fill="FFFFFF"/>
-            <w:tcMar>
-              <w:top w:w="0" w:type="dxa"/>
-              <w:bottom w:w="0" w:type="dxa"/>
-              <w:left w:w="0" w:type="dxa"/>
-              <w:right w:w="0" w:type="dxa"/>
-            </w:tcMar>
-            <w:vAlign w:val="center"/>
-          </w:tcPr>
-          <w:p>
-            <w:pPr>
-              <w:pStyle w:val="Normal"/>
-              <w:jc w:val="left"/>
-              <w:pBdr>
-                <w:bottom w:val="none" w:sz="0" w:space="0" w:color="000000"/>
-                <w:top w:val="none" w:sz="0" w:space="0" w:color="000000"/>
-                <w:left w:val="none" w:sz="0" w:space="0" w:color="000000"/>
-                <w:right w:val="none" w:sz="0" w:space="0" w:color="000000"/>
-              </w:pBdr>
-              <w:spacing w:after="100" w:before="100" w:line="240"/>
-              <w:ind w:left="100" w:right="100" w:firstLine="0" w:firstLineChars="0"/>
-              <w:rPr>
-                <w:rFonts w:ascii="Arial" w:hAnsi="Arial" w:eastAsia="Arial" w:cs="Arial"/>
-                <w:i w:val="false"/>
-                <w:b w:val="false"/>
-                <w:u w:val="none"/>
-                <w:strike w:val="false"/>
-                <w:sz w:val="20"/>
-                <w:szCs w:val="20"/>
-                <w:color w:val="000000"/>
-              </w:rPr>
-            </w:pPr>
-            <w:r>
-              <w:rPr>
-                <w:rFonts w:ascii="Arial" w:hAnsi="Arial" w:eastAsia="Arial" w:cs="Arial"/>
-                <w:i w:val="false"/>
-                <w:b w:val="false"/>
-                <w:u w:val="none"/>
-                <w:strike w:val="false"/>
-                <w:sz w:val="20"/>
-                <w:szCs w:val="20"/>
-                <w:color w:val="000000"/>
-              </w:rPr>
-              <w:t xml:space="preserve">&lt;0.001***</w:t>
-            </w:r>
-          </w:p>
-        </w:tc>
-        <w:tc>
-          <w:tcPr>
-            <w:tcBorders>
-              <w:bottom w:val="none" w:sz="0" w:space="0" w:color="000000"/>
-              <w:top w:val="none" w:sz="0" w:space="0" w:color="000000"/>
-              <w:left w:val="none" w:sz="0" w:space="0" w:color="000000"/>
-              <w:right w:val="none" w:sz="0" w:space="0" w:color="000000"/>
-            </w:tcBorders>
-            <w:shd w:val="clear" w:color="auto" w:fill="FFFFFF"/>
-            <w:tcMar>
-              <w:top w:w="0" w:type="dxa"/>
-              <w:bottom w:w="0" w:type="dxa"/>
-              <w:left w:w="0" w:type="dxa"/>
-              <w:right w:w="0" w:type="dxa"/>
-            </w:tcMar>
-            <w:vAlign w:val="center"/>
-          </w:tcPr>
-          <w:p>
-            <w:pPr>
-              <w:pStyle w:val="Normal"/>
-              <w:jc w:val="left"/>
-              <w:pBdr>
-                <w:bottom w:val="none" w:sz="0" w:space="0" w:color="000000"/>
-                <w:top w:val="none" w:sz="0" w:space="0" w:color="000000"/>
-                <w:left w:val="none" w:sz="0" w:space="0" w:color="000000"/>
-                <w:right w:val="none" w:sz="0" w:space="0" w:color="000000"/>
-              </w:pBdr>
-              <w:spacing w:after="100" w:before="100" w:line="240"/>
-              <w:ind w:left="100" w:right="100" w:firstLine="0" w:firstLineChars="0"/>
-              <w:rPr>
-                <w:rFonts w:ascii="Arial" w:hAnsi="Arial" w:eastAsia="Arial" w:cs="Arial"/>
-                <w:i w:val="false"/>
-                <w:b w:val="false"/>
-                <w:u w:val="none"/>
-                <w:strike w:val="false"/>
-                <w:sz w:val="20"/>
-                <w:szCs w:val="20"/>
-                <w:color w:val="000000"/>
-              </w:rPr>
-            </w:pPr>
-            <w:r>
-              <w:rPr>
-                <w:rFonts w:ascii="Arial" w:hAnsi="Arial" w:eastAsia="Arial" w:cs="Arial"/>
-                <w:i w:val="false"/>
-                <w:b w:val="false"/>
-                <w:u w:val="none"/>
-                <w:strike w:val="false"/>
-                <w:sz w:val="20"/>
-                <w:szCs w:val="20"/>
-                <w:color w:val="000000"/>
-              </w:rPr>
-              <w:t xml:space="preserve">0.182</w:t>
             </w:r>
           </w:p>
         </w:tc>
@@ -6234,172 +6234,7 @@
                 <w:szCs w:val="20"/>
                 <w:color w:val="000000"/>
               </w:rPr>
-              <w:t xml:space="preserve">Intercept</w:t>
-            </w:r>
-          </w:p>
-        </w:tc>
-        <w:tc>
-          <w:tcPr>
-            <w:tcBorders>
-              <w:bottom w:val="none" w:sz="0" w:space="0" w:color="000000"/>
-              <w:top w:val="none" w:sz="0" w:space="0" w:color="000000"/>
-              <w:left w:val="none" w:sz="0" w:space="0" w:color="000000"/>
-              <w:right w:val="none" w:sz="0" w:space="0" w:color="000000"/>
-            </w:tcBorders>
-            <w:shd w:val="clear" w:color="auto" w:fill="FFFFFF"/>
-            <w:tcMar>
-              <w:top w:w="0" w:type="dxa"/>
-              <w:bottom w:w="0" w:type="dxa"/>
-              <w:left w:w="0" w:type="dxa"/>
-              <w:right w:w="0" w:type="dxa"/>
-            </w:tcMar>
-            <w:vAlign w:val="center"/>
-          </w:tcPr>
-          <w:p>
-            <w:pPr>
-              <w:pStyle w:val="Normal"/>
-              <w:jc w:val="left"/>
-              <w:pBdr>
-                <w:bottom w:val="none" w:sz="0" w:space="0" w:color="000000"/>
-                <w:top w:val="none" w:sz="0" w:space="0" w:color="000000"/>
-                <w:left w:val="none" w:sz="0" w:space="0" w:color="000000"/>
-                <w:right w:val="none" w:sz="0" w:space="0" w:color="000000"/>
-              </w:pBdr>
-              <w:spacing w:after="100" w:before="100" w:line="240"/>
-              <w:ind w:left="100" w:right="100" w:firstLine="0" w:firstLineChars="0"/>
-              <w:rPr>
-                <w:rFonts w:ascii="Arial" w:hAnsi="Arial" w:eastAsia="Arial" w:cs="Arial"/>
-                <w:i w:val="false"/>
-                <w:b w:val="false"/>
-                <w:u w:val="none"/>
-                <w:strike w:val="false"/>
-                <w:sz w:val="20"/>
-                <w:szCs w:val="20"/>
-                <w:color w:val="000000"/>
-              </w:rPr>
-            </w:pPr>
-            <w:r>
-              <w:rPr>
-                <w:rFonts w:ascii="Arial" w:hAnsi="Arial" w:eastAsia="Arial" w:cs="Arial"/>
-                <w:i w:val="false"/>
-                <w:b w:val="false"/>
-                <w:u w:val="none"/>
-                <w:strike w:val="false"/>
-                <w:sz w:val="20"/>
-                <w:szCs w:val="20"/>
-                <w:color w:val="000000"/>
-              </w:rPr>
-              <w:t xml:space="preserve">-0.000</w:t>
-            </w:r>
-          </w:p>
-        </w:tc>
-        <w:tc>
-          <w:tcPr>
-            <w:tcBorders>
-              <w:bottom w:val="none" w:sz="0" w:space="0" w:color="000000"/>
-              <w:top w:val="none" w:sz="0" w:space="0" w:color="000000"/>
-              <w:left w:val="none" w:sz="0" w:space="0" w:color="000000"/>
-              <w:right w:val="none" w:sz="0" w:space="0" w:color="000000"/>
-            </w:tcBorders>
-            <w:shd w:val="clear" w:color="auto" w:fill="FFFFFF"/>
-            <w:tcMar>
-              <w:top w:w="0" w:type="dxa"/>
-              <w:bottom w:w="0" w:type="dxa"/>
-              <w:left w:w="0" w:type="dxa"/>
-              <w:right w:w="0" w:type="dxa"/>
-            </w:tcMar>
-            <w:vAlign w:val="center"/>
-          </w:tcPr>
-          <w:p>
-            <w:pPr>
-              <w:pStyle w:val="Normal"/>
-              <w:jc w:val="left"/>
-              <w:pBdr>
-                <w:bottom w:val="none" w:sz="0" w:space="0" w:color="000000"/>
-                <w:top w:val="none" w:sz="0" w:space="0" w:color="000000"/>
-                <w:left w:val="none" w:sz="0" w:space="0" w:color="000000"/>
-                <w:right w:val="none" w:sz="0" w:space="0" w:color="000000"/>
-              </w:pBdr>
-              <w:spacing w:after="100" w:before="100" w:line="240"/>
-              <w:ind w:left="100" w:right="100" w:firstLine="0" w:firstLineChars="0"/>
-              <w:rPr>
-                <w:rFonts w:ascii="Arial" w:hAnsi="Arial" w:eastAsia="Arial" w:cs="Arial"/>
-                <w:i w:val="false"/>
-                <w:b w:val="false"/>
-                <w:u w:val="none"/>
-                <w:strike w:val="false"/>
-                <w:sz w:val="20"/>
-                <w:szCs w:val="20"/>
-                <w:color w:val="000000"/>
-              </w:rPr>
-            </w:pPr>
-            <w:r>
-              <w:rPr>
-                <w:rFonts w:ascii="Arial" w:hAnsi="Arial" w:eastAsia="Arial" w:cs="Arial"/>
-                <w:i w:val="false"/>
-                <w:b w:val="false"/>
-                <w:u w:val="none"/>
-                <w:strike w:val="false"/>
-                <w:sz w:val="20"/>
-                <w:szCs w:val="20"/>
-                <w:color w:val="000000"/>
-              </w:rPr>
-              <w:t xml:space="preserve">-0.000</w:t>
-            </w:r>
-          </w:p>
-        </w:tc>
-        <w:tc>
-          <w:tcPr>
-            <w:tcBorders>
-              <w:bottom w:val="none" w:sz="0" w:space="0" w:color="000000"/>
-              <w:top w:val="none" w:sz="0" w:space="0" w:color="000000"/>
-              <w:left w:val="none" w:sz="0" w:space="0" w:color="000000"/>
-              <w:right w:val="none" w:sz="0" w:space="0" w:color="000000"/>
-            </w:tcBorders>
-            <w:shd w:val="clear" w:color="auto" w:fill="FFFFFF"/>
-            <w:tcMar>
-              <w:top w:w="0" w:type="dxa"/>
-              <w:bottom w:w="0" w:type="dxa"/>
-              <w:left w:w="0" w:type="dxa"/>
-              <w:right w:w="0" w:type="dxa"/>
-            </w:tcMar>
-            <w:vAlign w:val="center"/>
-          </w:tcPr>
-          <w:p>
-            <w:pPr>
-              <w:pStyle w:val="Normal"/>
-              <w:jc w:val="left"/>
-              <w:pBdr>
-                <w:bottom w:val="none" w:sz="0" w:space="0" w:color="000000"/>
-                <w:top w:val="none" w:sz="0" w:space="0" w:color="000000"/>
-                <w:left w:val="none" w:sz="0" w:space="0" w:color="000000"/>
-                <w:right w:val="none" w:sz="0" w:space="0" w:color="000000"/>
-              </w:pBdr>
-              <w:spacing w:after="100" w:before="100" w:line="240"/>
-              <w:ind w:left="100" w:right="100" w:firstLine="0" w:firstLineChars="0"/>
-              <w:rPr>
-                <w:rFonts w:ascii="Arial" w:hAnsi="Arial" w:eastAsia="Arial" w:cs="Arial"/>
-                <w:i w:val="false"/>
-                <w:b w:val="false"/>
-                <w:u w:val="none"/>
-                <w:strike w:val="false"/>
-                <w:sz w:val="20"/>
-                <w:szCs w:val="20"/>
-                <w:color w:val="000000"/>
-              </w:rPr>
-            </w:pPr>
-            <w:r>
-              <w:rPr>
-                <w:rFonts w:ascii="Arial" w:hAnsi="Arial" w:eastAsia="Arial" w:cs="Arial"/>
-                <w:i w:val="false"/>
-                <w:b w:val="false"/>
-                <w:u w:val="none"/>
-                <w:strike w:val="false"/>
-                <w:sz w:val="20"/>
-                <w:szCs w:val="20"/>
-                <w:color w:val="000000"/>
-              </w:rPr>
-              <w:t xml:space="preserve">0.363 ns</w:t>
+              <w:t xml:space="preserve">Overall model</w:t>
             </w:r>
           </w:p>
         </w:tc>
@@ -6565,6 +6400,171 @@
                 <w:color w:val="000000"/>
               </w:rPr>
               <w:t xml:space="preserve"/>
+            </w:r>
+          </w:p>
+        </w:tc>
+        <w:tc>
+          <w:tcPr>
+            <w:tcBorders>
+              <w:bottom w:val="none" w:sz="0" w:space="0" w:color="000000"/>
+              <w:top w:val="none" w:sz="0" w:space="0" w:color="000000"/>
+              <w:left w:val="none" w:sz="0" w:space="0" w:color="000000"/>
+              <w:right w:val="none" w:sz="0" w:space="0" w:color="000000"/>
+            </w:tcBorders>
+            <w:shd w:val="clear" w:color="auto" w:fill="FFFFFF"/>
+            <w:tcMar>
+              <w:top w:w="0" w:type="dxa"/>
+              <w:bottom w:w="0" w:type="dxa"/>
+              <w:left w:w="0" w:type="dxa"/>
+              <w:right w:w="0" w:type="dxa"/>
+            </w:tcMar>
+            <w:vAlign w:val="center"/>
+          </w:tcPr>
+          <w:p>
+            <w:pPr>
+              <w:pStyle w:val="Normal"/>
+              <w:jc w:val="left"/>
+              <w:pBdr>
+                <w:bottom w:val="none" w:sz="0" w:space="0" w:color="000000"/>
+                <w:top w:val="none" w:sz="0" w:space="0" w:color="000000"/>
+                <w:left w:val="none" w:sz="0" w:space="0" w:color="000000"/>
+                <w:right w:val="none" w:sz="0" w:space="0" w:color="000000"/>
+              </w:pBdr>
+              <w:spacing w:after="100" w:before="100" w:line="240"/>
+              <w:ind w:left="100" w:right="100" w:firstLine="0" w:firstLineChars="0"/>
+              <w:rPr>
+                <w:rFonts w:ascii="Arial" w:hAnsi="Arial" w:eastAsia="Arial" w:cs="Arial"/>
+                <w:i w:val="false"/>
+                <w:b w:val="false"/>
+                <w:u w:val="none"/>
+                <w:strike w:val="false"/>
+                <w:sz w:val="20"/>
+                <w:szCs w:val="20"/>
+                <w:color w:val="000000"/>
+              </w:rPr>
+            </w:pPr>
+            <w:r>
+              <w:rPr>
+                <w:rFonts w:ascii="Arial" w:hAnsi="Arial" w:eastAsia="Arial" w:cs="Arial"/>
+                <w:i w:val="false"/>
+                <w:b w:val="false"/>
+                <w:u w:val="none"/>
+                <w:strike w:val="false"/>
+                <w:sz w:val="20"/>
+                <w:szCs w:val="20"/>
+                <w:color w:val="000000"/>
+              </w:rPr>
+              <w:t xml:space="preserve">55.2</w:t>
+            </w:r>
+          </w:p>
+        </w:tc>
+        <w:tc>
+          <w:tcPr>
+            <w:tcBorders>
+              <w:bottom w:val="none" w:sz="0" w:space="0" w:color="000000"/>
+              <w:top w:val="none" w:sz="0" w:space="0" w:color="000000"/>
+              <w:left w:val="none" w:sz="0" w:space="0" w:color="000000"/>
+              <w:right w:val="none" w:sz="0" w:space="0" w:color="000000"/>
+            </w:tcBorders>
+            <w:shd w:val="clear" w:color="auto" w:fill="FFFFFF"/>
+            <w:tcMar>
+              <w:top w:w="0" w:type="dxa"/>
+              <w:bottom w:w="0" w:type="dxa"/>
+              <w:left w:w="0" w:type="dxa"/>
+              <w:right w:w="0" w:type="dxa"/>
+            </w:tcMar>
+            <w:vAlign w:val="center"/>
+          </w:tcPr>
+          <w:p>
+            <w:pPr>
+              <w:pStyle w:val="Normal"/>
+              <w:jc w:val="left"/>
+              <w:pBdr>
+                <w:bottom w:val="none" w:sz="0" w:space="0" w:color="000000"/>
+                <w:top w:val="none" w:sz="0" w:space="0" w:color="000000"/>
+                <w:left w:val="none" w:sz="0" w:space="0" w:color="000000"/>
+                <w:right w:val="none" w:sz="0" w:space="0" w:color="000000"/>
+              </w:pBdr>
+              <w:spacing w:after="100" w:before="100" w:line="240"/>
+              <w:ind w:left="100" w:right="100" w:firstLine="0" w:firstLineChars="0"/>
+              <w:rPr>
+                <w:rFonts w:ascii="Arial" w:hAnsi="Arial" w:eastAsia="Arial" w:cs="Arial"/>
+                <w:i w:val="false"/>
+                <w:b w:val="false"/>
+                <w:u w:val="none"/>
+                <w:strike w:val="false"/>
+                <w:sz w:val="20"/>
+                <w:szCs w:val="20"/>
+                <w:color w:val="000000"/>
+              </w:rPr>
+            </w:pPr>
+            <w:r>
+              <w:rPr>
+                <w:rFonts w:ascii="Arial" w:hAnsi="Arial" w:eastAsia="Arial" w:cs="Arial"/>
+                <w:i w:val="false"/>
+                <w:b w:val="false"/>
+                <w:u w:val="none"/>
+                <w:strike w:val="false"/>
+                <w:sz w:val="20"/>
+                <w:szCs w:val="20"/>
+                <w:color w:val="000000"/>
+              </w:rPr>
+              <w:t xml:space="preserve">&lt;0.001***</w:t>
+            </w:r>
+          </w:p>
+        </w:tc>
+        <w:tc>
+          <w:tcPr>
+            <w:tcBorders>
+              <w:bottom w:val="none" w:sz="0" w:space="0" w:color="000000"/>
+              <w:top w:val="none" w:sz="0" w:space="0" w:color="000000"/>
+              <w:left w:val="none" w:sz="0" w:space="0" w:color="000000"/>
+              <w:right w:val="none" w:sz="0" w:space="0" w:color="000000"/>
+            </w:tcBorders>
+            <w:shd w:val="clear" w:color="auto" w:fill="FFFFFF"/>
+            <w:tcMar>
+              <w:top w:w="0" w:type="dxa"/>
+              <w:bottom w:w="0" w:type="dxa"/>
+              <w:left w:w="0" w:type="dxa"/>
+              <w:right w:w="0" w:type="dxa"/>
+            </w:tcMar>
+            <w:vAlign w:val="center"/>
+          </w:tcPr>
+          <w:p>
+            <w:pPr>
+              <w:pStyle w:val="Normal"/>
+              <w:jc w:val="left"/>
+              <w:pBdr>
+                <w:bottom w:val="none" w:sz="0" w:space="0" w:color="000000"/>
+                <w:top w:val="none" w:sz="0" w:space="0" w:color="000000"/>
+                <w:left w:val="none" w:sz="0" w:space="0" w:color="000000"/>
+                <w:right w:val="none" w:sz="0" w:space="0" w:color="000000"/>
+              </w:pBdr>
+              <w:spacing w:after="100" w:before="100" w:line="240"/>
+              <w:ind w:left="100" w:right="100" w:firstLine="0" w:firstLineChars="0"/>
+              <w:rPr>
+                <w:rFonts w:ascii="Arial" w:hAnsi="Arial" w:eastAsia="Arial" w:cs="Arial"/>
+                <w:i w:val="false"/>
+                <w:b w:val="false"/>
+                <w:u w:val="none"/>
+                <w:strike w:val="false"/>
+                <w:sz w:val="20"/>
+                <w:szCs w:val="20"/>
+                <w:color w:val="000000"/>
+              </w:rPr>
+            </w:pPr>
+            <w:r>
+              <w:rPr>
+                <w:rFonts w:ascii="Arial" w:hAnsi="Arial" w:eastAsia="Arial" w:cs="Arial"/>
+                <w:i w:val="false"/>
+                <w:b w:val="false"/>
+                <w:u w:val="none"/>
+                <w:strike w:val="false"/>
+                <w:sz w:val="20"/>
+                <w:szCs w:val="20"/>
+                <w:color w:val="000000"/>
+              </w:rPr>
+              <w:t xml:space="preserve">0.162</w:t>
             </w:r>
           </w:p>
         </w:tc>
@@ -6667,172 +6667,172 @@
                 <w:szCs w:val="20"/>
                 <w:color w:val="000000"/>
               </w:rPr>
-              <w:t xml:space="preserve">GenDist</w:t>
-            </w:r>
-          </w:p>
-        </w:tc>
-        <w:tc>
-          <w:tcPr>
-            <w:tcBorders>
-              <w:bottom w:val="none" w:sz="0" w:space="0" w:color="000000"/>
-              <w:top w:val="none" w:sz="0" w:space="0" w:color="000000"/>
-              <w:left w:val="none" w:sz="0" w:space="0" w:color="000000"/>
-              <w:right w:val="none" w:sz="0" w:space="0" w:color="000000"/>
-            </w:tcBorders>
-            <w:shd w:val="clear" w:color="auto" w:fill="FFFFFF"/>
-            <w:tcMar>
-              <w:top w:w="0" w:type="dxa"/>
-              <w:bottom w:w="0" w:type="dxa"/>
-              <w:left w:w="0" w:type="dxa"/>
-              <w:right w:w="0" w:type="dxa"/>
-            </w:tcMar>
-            <w:vAlign w:val="center"/>
-          </w:tcPr>
-          <w:p>
-            <w:pPr>
-              <w:pStyle w:val="Normal"/>
-              <w:jc w:val="left"/>
-              <w:pBdr>
-                <w:bottom w:val="none" w:sz="0" w:space="0" w:color="000000"/>
-                <w:top w:val="none" w:sz="0" w:space="0" w:color="000000"/>
-                <w:left w:val="none" w:sz="0" w:space="0" w:color="000000"/>
-                <w:right w:val="none" w:sz="0" w:space="0" w:color="000000"/>
-              </w:pBdr>
-              <w:spacing w:after="100" w:before="100" w:line="240"/>
-              <w:ind w:left="100" w:right="100" w:firstLine="0" w:firstLineChars="0"/>
-              <w:rPr>
-                <w:rFonts w:ascii="Arial" w:hAnsi="Arial" w:eastAsia="Arial" w:cs="Arial"/>
-                <w:i w:val="false"/>
-                <w:b w:val="false"/>
-                <w:u w:val="none"/>
-                <w:strike w:val="false"/>
-                <w:sz w:val="20"/>
-                <w:szCs w:val="20"/>
-                <w:color w:val="000000"/>
-              </w:rPr>
-            </w:pPr>
-            <w:r>
-              <w:rPr>
-                <w:rFonts w:ascii="Arial" w:hAnsi="Arial" w:eastAsia="Arial" w:cs="Arial"/>
-                <w:i w:val="false"/>
-                <w:b w:val="false"/>
-                <w:u w:val="none"/>
-                <w:strike w:val="false"/>
-                <w:sz w:val="20"/>
-                <w:szCs w:val="20"/>
-                <w:color w:val="000000"/>
-              </w:rPr>
-              <w:t xml:space="preserve">0.243</w:t>
-            </w:r>
-          </w:p>
-        </w:tc>
-        <w:tc>
-          <w:tcPr>
-            <w:tcBorders>
-              <w:bottom w:val="none" w:sz="0" w:space="0" w:color="000000"/>
-              <w:top w:val="none" w:sz="0" w:space="0" w:color="000000"/>
-              <w:left w:val="none" w:sz="0" w:space="0" w:color="000000"/>
-              <w:right w:val="none" w:sz="0" w:space="0" w:color="000000"/>
-            </w:tcBorders>
-            <w:shd w:val="clear" w:color="auto" w:fill="FFFFFF"/>
-            <w:tcMar>
-              <w:top w:w="0" w:type="dxa"/>
-              <w:bottom w:w="0" w:type="dxa"/>
-              <w:left w:w="0" w:type="dxa"/>
-              <w:right w:w="0" w:type="dxa"/>
-            </w:tcMar>
-            <w:vAlign w:val="center"/>
-          </w:tcPr>
-          <w:p>
-            <w:pPr>
-              <w:pStyle w:val="Normal"/>
-              <w:jc w:val="left"/>
-              <w:pBdr>
-                <w:bottom w:val="none" w:sz="0" w:space="0" w:color="000000"/>
-                <w:top w:val="none" w:sz="0" w:space="0" w:color="000000"/>
-                <w:left w:val="none" w:sz="0" w:space="0" w:color="000000"/>
-                <w:right w:val="none" w:sz="0" w:space="0" w:color="000000"/>
-              </w:pBdr>
-              <w:spacing w:after="100" w:before="100" w:line="240"/>
-              <w:ind w:left="100" w:right="100" w:firstLine="0" w:firstLineChars="0"/>
-              <w:rPr>
-                <w:rFonts w:ascii="Arial" w:hAnsi="Arial" w:eastAsia="Arial" w:cs="Arial"/>
-                <w:i w:val="false"/>
-                <w:b w:val="false"/>
-                <w:u w:val="none"/>
-                <w:strike w:val="false"/>
-                <w:sz w:val="20"/>
-                <w:szCs w:val="20"/>
-                <w:color w:val="000000"/>
-              </w:rPr>
-            </w:pPr>
-            <w:r>
-              <w:rPr>
-                <w:rFonts w:ascii="Arial" w:hAnsi="Arial" w:eastAsia="Arial" w:cs="Arial"/>
-                <w:i w:val="false"/>
-                <w:b w:val="false"/>
-                <w:u w:val="none"/>
-                <w:strike w:val="false"/>
-                <w:sz w:val="20"/>
-                <w:szCs w:val="20"/>
-                <w:color w:val="000000"/>
-              </w:rPr>
-              <w:t xml:space="preserve">5.532</w:t>
-            </w:r>
-          </w:p>
-        </w:tc>
-        <w:tc>
-          <w:tcPr>
-            <w:tcBorders>
-              <w:bottom w:val="none" w:sz="0" w:space="0" w:color="000000"/>
-              <w:top w:val="none" w:sz="0" w:space="0" w:color="000000"/>
-              <w:left w:val="none" w:sz="0" w:space="0" w:color="000000"/>
-              <w:right w:val="none" w:sz="0" w:space="0" w:color="000000"/>
-            </w:tcBorders>
-            <w:shd w:val="clear" w:color="auto" w:fill="FFFFFF"/>
-            <w:tcMar>
-              <w:top w:w="0" w:type="dxa"/>
-              <w:bottom w:w="0" w:type="dxa"/>
-              <w:left w:w="0" w:type="dxa"/>
-              <w:right w:w="0" w:type="dxa"/>
-            </w:tcMar>
-            <w:vAlign w:val="center"/>
-          </w:tcPr>
-          <w:p>
-            <w:pPr>
-              <w:pStyle w:val="Normal"/>
-              <w:jc w:val="left"/>
-              <w:pBdr>
-                <w:bottom w:val="none" w:sz="0" w:space="0" w:color="000000"/>
-                <w:top w:val="none" w:sz="0" w:space="0" w:color="000000"/>
-                <w:left w:val="none" w:sz="0" w:space="0" w:color="000000"/>
-                <w:right w:val="none" w:sz="0" w:space="0" w:color="000000"/>
-              </w:pBdr>
-              <w:spacing w:after="100" w:before="100" w:line="240"/>
-              <w:ind w:left="100" w:right="100" w:firstLine="0" w:firstLineChars="0"/>
-              <w:rPr>
-                <w:rFonts w:ascii="Arial" w:hAnsi="Arial" w:eastAsia="Arial" w:cs="Arial"/>
-                <w:i w:val="false"/>
-                <w:b w:val="false"/>
-                <w:u w:val="none"/>
-                <w:strike w:val="false"/>
-                <w:sz w:val="20"/>
-                <w:szCs w:val="20"/>
-                <w:color w:val="000000"/>
-              </w:rPr>
-            </w:pPr>
-            <w:r>
-              <w:rPr>
-                <w:rFonts w:ascii="Arial" w:hAnsi="Arial" w:eastAsia="Arial" w:cs="Arial"/>
-                <w:i w:val="false"/>
-                <w:b w:val="false"/>
-                <w:u w:val="none"/>
-                <w:strike w:val="false"/>
-                <w:sz w:val="20"/>
-                <w:szCs w:val="20"/>
-                <w:color w:val="000000"/>
-              </w:rPr>
-              <w:t xml:space="preserve">&lt;0.001***</w:t>
+              <w:t xml:space="preserve">Intercept</w:t>
+            </w:r>
+          </w:p>
+        </w:tc>
+        <w:tc>
+          <w:tcPr>
+            <w:tcBorders>
+              <w:bottom w:val="none" w:sz="0" w:space="0" w:color="000000"/>
+              <w:top w:val="none" w:sz="0" w:space="0" w:color="000000"/>
+              <w:left w:val="none" w:sz="0" w:space="0" w:color="000000"/>
+              <w:right w:val="none" w:sz="0" w:space="0" w:color="000000"/>
+            </w:tcBorders>
+            <w:shd w:val="clear" w:color="auto" w:fill="FFFFFF"/>
+            <w:tcMar>
+              <w:top w:w="0" w:type="dxa"/>
+              <w:bottom w:w="0" w:type="dxa"/>
+              <w:left w:w="0" w:type="dxa"/>
+              <w:right w:w="0" w:type="dxa"/>
+            </w:tcMar>
+            <w:vAlign w:val="center"/>
+          </w:tcPr>
+          <w:p>
+            <w:pPr>
+              <w:pStyle w:val="Normal"/>
+              <w:jc w:val="left"/>
+              <w:pBdr>
+                <w:bottom w:val="none" w:sz="0" w:space="0" w:color="000000"/>
+                <w:top w:val="none" w:sz="0" w:space="0" w:color="000000"/>
+                <w:left w:val="none" w:sz="0" w:space="0" w:color="000000"/>
+                <w:right w:val="none" w:sz="0" w:space="0" w:color="000000"/>
+              </w:pBdr>
+              <w:spacing w:after="100" w:before="100" w:line="240"/>
+              <w:ind w:left="100" w:right="100" w:firstLine="0" w:firstLineChars="0"/>
+              <w:rPr>
+                <w:rFonts w:ascii="Arial" w:hAnsi="Arial" w:eastAsia="Arial" w:cs="Arial"/>
+                <w:i w:val="false"/>
+                <w:b w:val="false"/>
+                <w:u w:val="none"/>
+                <w:strike w:val="false"/>
+                <w:sz w:val="20"/>
+                <w:szCs w:val="20"/>
+                <w:color w:val="000000"/>
+              </w:rPr>
+            </w:pPr>
+            <w:r>
+              <w:rPr>
+                <w:rFonts w:ascii="Arial" w:hAnsi="Arial" w:eastAsia="Arial" w:cs="Arial"/>
+                <w:i w:val="false"/>
+                <w:b w:val="false"/>
+                <w:u w:val="none"/>
+                <w:strike w:val="false"/>
+                <w:sz w:val="20"/>
+                <w:szCs w:val="20"/>
+                <w:color w:val="000000"/>
+              </w:rPr>
+              <w:t xml:space="preserve">-0.000</w:t>
+            </w:r>
+          </w:p>
+        </w:tc>
+        <w:tc>
+          <w:tcPr>
+            <w:tcBorders>
+              <w:bottom w:val="none" w:sz="0" w:space="0" w:color="000000"/>
+              <w:top w:val="none" w:sz="0" w:space="0" w:color="000000"/>
+              <w:left w:val="none" w:sz="0" w:space="0" w:color="000000"/>
+              <w:right w:val="none" w:sz="0" w:space="0" w:color="000000"/>
+            </w:tcBorders>
+            <w:shd w:val="clear" w:color="auto" w:fill="FFFFFF"/>
+            <w:tcMar>
+              <w:top w:w="0" w:type="dxa"/>
+              <w:bottom w:w="0" w:type="dxa"/>
+              <w:left w:w="0" w:type="dxa"/>
+              <w:right w:w="0" w:type="dxa"/>
+            </w:tcMar>
+            <w:vAlign w:val="center"/>
+          </w:tcPr>
+          <w:p>
+            <w:pPr>
+              <w:pStyle w:val="Normal"/>
+              <w:jc w:val="left"/>
+              <w:pBdr>
+                <w:bottom w:val="none" w:sz="0" w:space="0" w:color="000000"/>
+                <w:top w:val="none" w:sz="0" w:space="0" w:color="000000"/>
+                <w:left w:val="none" w:sz="0" w:space="0" w:color="000000"/>
+                <w:right w:val="none" w:sz="0" w:space="0" w:color="000000"/>
+              </w:pBdr>
+              <w:spacing w:after="100" w:before="100" w:line="240"/>
+              <w:ind w:left="100" w:right="100" w:firstLine="0" w:firstLineChars="0"/>
+              <w:rPr>
+                <w:rFonts w:ascii="Arial" w:hAnsi="Arial" w:eastAsia="Arial" w:cs="Arial"/>
+                <w:i w:val="false"/>
+                <w:b w:val="false"/>
+                <w:u w:val="none"/>
+                <w:strike w:val="false"/>
+                <w:sz w:val="20"/>
+                <w:szCs w:val="20"/>
+                <w:color w:val="000000"/>
+              </w:rPr>
+            </w:pPr>
+            <w:r>
+              <w:rPr>
+                <w:rFonts w:ascii="Arial" w:hAnsi="Arial" w:eastAsia="Arial" w:cs="Arial"/>
+                <w:i w:val="false"/>
+                <w:b w:val="false"/>
+                <w:u w:val="none"/>
+                <w:strike w:val="false"/>
+                <w:sz w:val="20"/>
+                <w:szCs w:val="20"/>
+                <w:color w:val="000000"/>
+              </w:rPr>
+              <w:t xml:space="preserve">-0.000</w:t>
+            </w:r>
+          </w:p>
+        </w:tc>
+        <w:tc>
+          <w:tcPr>
+            <w:tcBorders>
+              <w:bottom w:val="none" w:sz="0" w:space="0" w:color="000000"/>
+              <w:top w:val="none" w:sz="0" w:space="0" w:color="000000"/>
+              <w:left w:val="none" w:sz="0" w:space="0" w:color="000000"/>
+              <w:right w:val="none" w:sz="0" w:space="0" w:color="000000"/>
+            </w:tcBorders>
+            <w:shd w:val="clear" w:color="auto" w:fill="FFFFFF"/>
+            <w:tcMar>
+              <w:top w:w="0" w:type="dxa"/>
+              <w:bottom w:w="0" w:type="dxa"/>
+              <w:left w:w="0" w:type="dxa"/>
+              <w:right w:w="0" w:type="dxa"/>
+            </w:tcMar>
+            <w:vAlign w:val="center"/>
+          </w:tcPr>
+          <w:p>
+            <w:pPr>
+              <w:pStyle w:val="Normal"/>
+              <w:jc w:val="left"/>
+              <w:pBdr>
+                <w:bottom w:val="none" w:sz="0" w:space="0" w:color="000000"/>
+                <w:top w:val="none" w:sz="0" w:space="0" w:color="000000"/>
+                <w:left w:val="none" w:sz="0" w:space="0" w:color="000000"/>
+                <w:right w:val="none" w:sz="0" w:space="0" w:color="000000"/>
+              </w:pBdr>
+              <w:spacing w:after="100" w:before="100" w:line="240"/>
+              <w:ind w:left="100" w:right="100" w:firstLine="0" w:firstLineChars="0"/>
+              <w:rPr>
+                <w:rFonts w:ascii="Arial" w:hAnsi="Arial" w:eastAsia="Arial" w:cs="Arial"/>
+                <w:i w:val="false"/>
+                <w:b w:val="false"/>
+                <w:u w:val="none"/>
+                <w:strike w:val="false"/>
+                <w:sz w:val="20"/>
+                <w:szCs w:val="20"/>
+                <w:color w:val="000000"/>
+              </w:rPr>
+            </w:pPr>
+            <w:r>
+              <w:rPr>
+                <w:rFonts w:ascii="Arial" w:hAnsi="Arial" w:eastAsia="Arial" w:cs="Arial"/>
+                <w:i w:val="false"/>
+                <w:b w:val="false"/>
+                <w:u w:val="none"/>
+                <w:strike w:val="false"/>
+                <w:sz w:val="20"/>
+                <w:szCs w:val="20"/>
+                <w:color w:val="000000"/>
+              </w:rPr>
+              <w:t xml:space="preserve">0.454 ns</w:t>
             </w:r>
           </w:p>
         </w:tc>
@@ -7100,172 +7100,172 @@
                 <w:szCs w:val="20"/>
                 <w:color w:val="000000"/>
               </w:rPr>
-              <w:t xml:space="preserve">EpiDist-CHG</w:t>
-            </w:r>
-          </w:p>
-        </w:tc>
-        <w:tc>
-          <w:tcPr>
-            <w:tcBorders>
-              <w:bottom w:val="none" w:sz="0" w:space="0" w:color="000000"/>
-              <w:top w:val="none" w:sz="0" w:space="0" w:color="000000"/>
-              <w:left w:val="none" w:sz="0" w:space="0" w:color="000000"/>
-              <w:right w:val="none" w:sz="0" w:space="0" w:color="000000"/>
-            </w:tcBorders>
-            <w:shd w:val="clear" w:color="auto" w:fill="FFFFFF"/>
-            <w:tcMar>
-              <w:top w:w="0" w:type="dxa"/>
-              <w:bottom w:w="0" w:type="dxa"/>
-              <w:left w:w="0" w:type="dxa"/>
-              <w:right w:w="0" w:type="dxa"/>
-            </w:tcMar>
-            <w:vAlign w:val="center"/>
-          </w:tcPr>
-          <w:p>
-            <w:pPr>
-              <w:pStyle w:val="Normal"/>
-              <w:jc w:val="left"/>
-              <w:pBdr>
-                <w:bottom w:val="none" w:sz="0" w:space="0" w:color="000000"/>
-                <w:top w:val="none" w:sz="0" w:space="0" w:color="000000"/>
-                <w:left w:val="none" w:sz="0" w:space="0" w:color="000000"/>
-                <w:right w:val="none" w:sz="0" w:space="0" w:color="000000"/>
-              </w:pBdr>
-              <w:spacing w:after="100" w:before="100" w:line="240"/>
-              <w:ind w:left="100" w:right="100" w:firstLine="0" w:firstLineChars="0"/>
-              <w:rPr>
-                <w:rFonts w:ascii="Arial" w:hAnsi="Arial" w:eastAsia="Arial" w:cs="Arial"/>
-                <w:i w:val="false"/>
-                <w:b w:val="false"/>
-                <w:u w:val="none"/>
-                <w:strike w:val="false"/>
-                <w:sz w:val="20"/>
-                <w:szCs w:val="20"/>
-                <w:color w:val="000000"/>
-              </w:rPr>
-            </w:pPr>
-            <w:r>
-              <w:rPr>
-                <w:rFonts w:ascii="Arial" w:hAnsi="Arial" w:eastAsia="Arial" w:cs="Arial"/>
-                <w:i w:val="false"/>
-                <w:b w:val="false"/>
-                <w:u w:val="none"/>
-                <w:strike w:val="false"/>
-                <w:sz w:val="20"/>
-                <w:szCs w:val="20"/>
-                <w:color w:val="000000"/>
-              </w:rPr>
-              <w:t xml:space="preserve">-0.004</w:t>
-            </w:r>
-          </w:p>
-        </w:tc>
-        <w:tc>
-          <w:tcPr>
-            <w:tcBorders>
-              <w:bottom w:val="none" w:sz="0" w:space="0" w:color="000000"/>
-              <w:top w:val="none" w:sz="0" w:space="0" w:color="000000"/>
-              <w:left w:val="none" w:sz="0" w:space="0" w:color="000000"/>
-              <w:right w:val="none" w:sz="0" w:space="0" w:color="000000"/>
-            </w:tcBorders>
-            <w:shd w:val="clear" w:color="auto" w:fill="FFFFFF"/>
-            <w:tcMar>
-              <w:top w:w="0" w:type="dxa"/>
-              <w:bottom w:w="0" w:type="dxa"/>
-              <w:left w:w="0" w:type="dxa"/>
-              <w:right w:w="0" w:type="dxa"/>
-            </w:tcMar>
-            <w:vAlign w:val="center"/>
-          </w:tcPr>
-          <w:p>
-            <w:pPr>
-              <w:pStyle w:val="Normal"/>
-              <w:jc w:val="left"/>
-              <w:pBdr>
-                <w:bottom w:val="none" w:sz="0" w:space="0" w:color="000000"/>
-                <w:top w:val="none" w:sz="0" w:space="0" w:color="000000"/>
-                <w:left w:val="none" w:sz="0" w:space="0" w:color="000000"/>
-                <w:right w:val="none" w:sz="0" w:space="0" w:color="000000"/>
-              </w:pBdr>
-              <w:spacing w:after="100" w:before="100" w:line="240"/>
-              <w:ind w:left="100" w:right="100" w:firstLine="0" w:firstLineChars="0"/>
-              <w:rPr>
-                <w:rFonts w:ascii="Arial" w:hAnsi="Arial" w:eastAsia="Arial" w:cs="Arial"/>
-                <w:i w:val="false"/>
-                <w:b w:val="false"/>
-                <w:u w:val="none"/>
-                <w:strike w:val="false"/>
-                <w:sz w:val="20"/>
-                <w:szCs w:val="20"/>
-                <w:color w:val="000000"/>
-              </w:rPr>
-            </w:pPr>
-            <w:r>
-              <w:rPr>
-                <w:rFonts w:ascii="Arial" w:hAnsi="Arial" w:eastAsia="Arial" w:cs="Arial"/>
-                <w:i w:val="false"/>
-                <w:b w:val="false"/>
-                <w:u w:val="none"/>
-                <w:strike w:val="false"/>
-                <w:sz w:val="20"/>
-                <w:szCs w:val="20"/>
-                <w:color w:val="000000"/>
-              </w:rPr>
-              <w:t xml:space="preserve">-0.114</w:t>
-            </w:r>
-          </w:p>
-        </w:tc>
-        <w:tc>
-          <w:tcPr>
-            <w:tcBorders>
-              <w:bottom w:val="none" w:sz="0" w:space="0" w:color="000000"/>
-              <w:top w:val="none" w:sz="0" w:space="0" w:color="000000"/>
-              <w:left w:val="none" w:sz="0" w:space="0" w:color="000000"/>
-              <w:right w:val="none" w:sz="0" w:space="0" w:color="000000"/>
-            </w:tcBorders>
-            <w:shd w:val="clear" w:color="auto" w:fill="FFFFFF"/>
-            <w:tcMar>
-              <w:top w:w="0" w:type="dxa"/>
-              <w:bottom w:w="0" w:type="dxa"/>
-              <w:left w:w="0" w:type="dxa"/>
-              <w:right w:w="0" w:type="dxa"/>
-            </w:tcMar>
-            <w:vAlign w:val="center"/>
-          </w:tcPr>
-          <w:p>
-            <w:pPr>
-              <w:pStyle w:val="Normal"/>
-              <w:jc w:val="left"/>
-              <w:pBdr>
-                <w:bottom w:val="none" w:sz="0" w:space="0" w:color="000000"/>
-                <w:top w:val="none" w:sz="0" w:space="0" w:color="000000"/>
-                <w:left w:val="none" w:sz="0" w:space="0" w:color="000000"/>
-                <w:right w:val="none" w:sz="0" w:space="0" w:color="000000"/>
-              </w:pBdr>
-              <w:spacing w:after="100" w:before="100" w:line="240"/>
-              <w:ind w:left="100" w:right="100" w:firstLine="0" w:firstLineChars="0"/>
-              <w:rPr>
-                <w:rFonts w:ascii="Arial" w:hAnsi="Arial" w:eastAsia="Arial" w:cs="Arial"/>
-                <w:i w:val="false"/>
-                <w:b w:val="false"/>
-                <w:u w:val="none"/>
-                <w:strike w:val="false"/>
-                <w:sz w:val="20"/>
-                <w:szCs w:val="20"/>
-                <w:color w:val="000000"/>
-              </w:rPr>
-            </w:pPr>
-            <w:r>
-              <w:rPr>
-                <w:rFonts w:ascii="Arial" w:hAnsi="Arial" w:eastAsia="Arial" w:cs="Arial"/>
-                <w:i w:val="false"/>
-                <w:b w:val="false"/>
-                <w:u w:val="none"/>
-                <w:strike w:val="false"/>
-                <w:sz w:val="20"/>
-                <w:szCs w:val="20"/>
-                <w:color w:val="000000"/>
-              </w:rPr>
-              <w:t xml:space="preserve">0.972 ns</w:t>
+              <w:t xml:space="preserve">GenDist</w:t>
+            </w:r>
+          </w:p>
+        </w:tc>
+        <w:tc>
+          <w:tcPr>
+            <w:tcBorders>
+              <w:bottom w:val="none" w:sz="0" w:space="0" w:color="000000"/>
+              <w:top w:val="none" w:sz="0" w:space="0" w:color="000000"/>
+              <w:left w:val="none" w:sz="0" w:space="0" w:color="000000"/>
+              <w:right w:val="none" w:sz="0" w:space="0" w:color="000000"/>
+            </w:tcBorders>
+            <w:shd w:val="clear" w:color="auto" w:fill="FFFFFF"/>
+            <w:tcMar>
+              <w:top w:w="0" w:type="dxa"/>
+              <w:bottom w:w="0" w:type="dxa"/>
+              <w:left w:w="0" w:type="dxa"/>
+              <w:right w:w="0" w:type="dxa"/>
+            </w:tcMar>
+            <w:vAlign w:val="center"/>
+          </w:tcPr>
+          <w:p>
+            <w:pPr>
+              <w:pStyle w:val="Normal"/>
+              <w:jc w:val="left"/>
+              <w:pBdr>
+                <w:bottom w:val="none" w:sz="0" w:space="0" w:color="000000"/>
+                <w:top w:val="none" w:sz="0" w:space="0" w:color="000000"/>
+                <w:left w:val="none" w:sz="0" w:space="0" w:color="000000"/>
+                <w:right w:val="none" w:sz="0" w:space="0" w:color="000000"/>
+              </w:pBdr>
+              <w:spacing w:after="100" w:before="100" w:line="240"/>
+              <w:ind w:left="100" w:right="100" w:firstLine="0" w:firstLineChars="0"/>
+              <w:rPr>
+                <w:rFonts w:ascii="Arial" w:hAnsi="Arial" w:eastAsia="Arial" w:cs="Arial"/>
+                <w:i w:val="false"/>
+                <w:b w:val="false"/>
+                <w:u w:val="none"/>
+                <w:strike w:val="false"/>
+                <w:sz w:val="20"/>
+                <w:szCs w:val="20"/>
+                <w:color w:val="000000"/>
+              </w:rPr>
+            </w:pPr>
+            <w:r>
+              <w:rPr>
+                <w:rFonts w:ascii="Arial" w:hAnsi="Arial" w:eastAsia="Arial" w:cs="Arial"/>
+                <w:i w:val="false"/>
+                <w:b w:val="false"/>
+                <w:u w:val="none"/>
+                <w:strike w:val="false"/>
+                <w:sz w:val="20"/>
+                <w:szCs w:val="20"/>
+                <w:color w:val="000000"/>
+              </w:rPr>
+              <w:t xml:space="preserve">0.237</w:t>
+            </w:r>
+          </w:p>
+        </w:tc>
+        <w:tc>
+          <w:tcPr>
+            <w:tcBorders>
+              <w:bottom w:val="none" w:sz="0" w:space="0" w:color="000000"/>
+              <w:top w:val="none" w:sz="0" w:space="0" w:color="000000"/>
+              <w:left w:val="none" w:sz="0" w:space="0" w:color="000000"/>
+              <w:right w:val="none" w:sz="0" w:space="0" w:color="000000"/>
+            </w:tcBorders>
+            <w:shd w:val="clear" w:color="auto" w:fill="FFFFFF"/>
+            <w:tcMar>
+              <w:top w:w="0" w:type="dxa"/>
+              <w:bottom w:w="0" w:type="dxa"/>
+              <w:left w:w="0" w:type="dxa"/>
+              <w:right w:w="0" w:type="dxa"/>
+            </w:tcMar>
+            <w:vAlign w:val="center"/>
+          </w:tcPr>
+          <w:p>
+            <w:pPr>
+              <w:pStyle w:val="Normal"/>
+              <w:jc w:val="left"/>
+              <w:pBdr>
+                <w:bottom w:val="none" w:sz="0" w:space="0" w:color="000000"/>
+                <w:top w:val="none" w:sz="0" w:space="0" w:color="000000"/>
+                <w:left w:val="none" w:sz="0" w:space="0" w:color="000000"/>
+                <w:right w:val="none" w:sz="0" w:space="0" w:color="000000"/>
+              </w:pBdr>
+              <w:spacing w:after="100" w:before="100" w:line="240"/>
+              <w:ind w:left="100" w:right="100" w:firstLine="0" w:firstLineChars="0"/>
+              <w:rPr>
+                <w:rFonts w:ascii="Arial" w:hAnsi="Arial" w:eastAsia="Arial" w:cs="Arial"/>
+                <w:i w:val="false"/>
+                <w:b w:val="false"/>
+                <w:u w:val="none"/>
+                <w:strike w:val="false"/>
+                <w:sz w:val="20"/>
+                <w:szCs w:val="20"/>
+                <w:color w:val="000000"/>
+              </w:rPr>
+            </w:pPr>
+            <w:r>
+              <w:rPr>
+                <w:rFonts w:ascii="Arial" w:hAnsi="Arial" w:eastAsia="Arial" w:cs="Arial"/>
+                <w:i w:val="false"/>
+                <w:b w:val="false"/>
+                <w:u w:val="none"/>
+                <w:strike w:val="false"/>
+                <w:sz w:val="20"/>
+                <w:szCs w:val="20"/>
+                <w:color w:val="000000"/>
+              </w:rPr>
+              <w:t xml:space="preserve">5.523</w:t>
+            </w:r>
+          </w:p>
+        </w:tc>
+        <w:tc>
+          <w:tcPr>
+            <w:tcBorders>
+              <w:bottom w:val="none" w:sz="0" w:space="0" w:color="000000"/>
+              <w:top w:val="none" w:sz="0" w:space="0" w:color="000000"/>
+              <w:left w:val="none" w:sz="0" w:space="0" w:color="000000"/>
+              <w:right w:val="none" w:sz="0" w:space="0" w:color="000000"/>
+            </w:tcBorders>
+            <w:shd w:val="clear" w:color="auto" w:fill="FFFFFF"/>
+            <w:tcMar>
+              <w:top w:w="0" w:type="dxa"/>
+              <w:bottom w:w="0" w:type="dxa"/>
+              <w:left w:w="0" w:type="dxa"/>
+              <w:right w:w="0" w:type="dxa"/>
+            </w:tcMar>
+            <w:vAlign w:val="center"/>
+          </w:tcPr>
+          <w:p>
+            <w:pPr>
+              <w:pStyle w:val="Normal"/>
+              <w:jc w:val="left"/>
+              <w:pBdr>
+                <w:bottom w:val="none" w:sz="0" w:space="0" w:color="000000"/>
+                <w:top w:val="none" w:sz="0" w:space="0" w:color="000000"/>
+                <w:left w:val="none" w:sz="0" w:space="0" w:color="000000"/>
+                <w:right w:val="none" w:sz="0" w:space="0" w:color="000000"/>
+              </w:pBdr>
+              <w:spacing w:after="100" w:before="100" w:line="240"/>
+              <w:ind w:left="100" w:right="100" w:firstLine="0" w:firstLineChars="0"/>
+              <w:rPr>
+                <w:rFonts w:ascii="Arial" w:hAnsi="Arial" w:eastAsia="Arial" w:cs="Arial"/>
+                <w:i w:val="false"/>
+                <w:b w:val="false"/>
+                <w:u w:val="none"/>
+                <w:strike w:val="false"/>
+                <w:sz w:val="20"/>
+                <w:szCs w:val="20"/>
+                <w:color w:val="000000"/>
+              </w:rPr>
+            </w:pPr>
+            <w:r>
+              <w:rPr>
+                <w:rFonts w:ascii="Arial" w:hAnsi="Arial" w:eastAsia="Arial" w:cs="Arial"/>
+                <w:i w:val="false"/>
+                <w:b w:val="false"/>
+                <w:u w:val="none"/>
+                <w:strike w:val="false"/>
+                <w:sz w:val="20"/>
+                <w:szCs w:val="20"/>
+                <w:color w:val="000000"/>
+              </w:rPr>
+              <w:t xml:space="preserve">&lt;0.001***</w:t>
             </w:r>
           </w:p>
         </w:tc>
@@ -7533,172 +7533,172 @@
                 <w:szCs w:val="20"/>
                 <w:color w:val="000000"/>
               </w:rPr>
-              <w:t xml:space="preserve">EnvironDist</w:t>
-            </w:r>
-          </w:p>
-        </w:tc>
-        <w:tc>
-          <w:tcPr>
-            <w:tcBorders>
-              <w:bottom w:val="none" w:sz="0" w:space="0" w:color="000000"/>
-              <w:top w:val="none" w:sz="0" w:space="0" w:color="000000"/>
-              <w:left w:val="none" w:sz="0" w:space="0" w:color="000000"/>
-              <w:right w:val="none" w:sz="0" w:space="0" w:color="000000"/>
-            </w:tcBorders>
-            <w:shd w:val="clear" w:color="auto" w:fill="FFFFFF"/>
-            <w:tcMar>
-              <w:top w:w="0" w:type="dxa"/>
-              <w:bottom w:w="0" w:type="dxa"/>
-              <w:left w:w="0" w:type="dxa"/>
-              <w:right w:w="0" w:type="dxa"/>
-            </w:tcMar>
-            <w:vAlign w:val="center"/>
-          </w:tcPr>
-          <w:p>
-            <w:pPr>
-              <w:pStyle w:val="Normal"/>
-              <w:jc w:val="left"/>
-              <w:pBdr>
-                <w:bottom w:val="none" w:sz="0" w:space="0" w:color="000000"/>
-                <w:top w:val="none" w:sz="0" w:space="0" w:color="000000"/>
-                <w:left w:val="none" w:sz="0" w:space="0" w:color="000000"/>
-                <w:right w:val="none" w:sz="0" w:space="0" w:color="000000"/>
-              </w:pBdr>
-              <w:spacing w:after="100" w:before="100" w:line="240"/>
-              <w:ind w:left="100" w:right="100" w:firstLine="0" w:firstLineChars="0"/>
-              <w:rPr>
-                <w:rFonts w:ascii="Arial" w:hAnsi="Arial" w:eastAsia="Arial" w:cs="Arial"/>
-                <w:i w:val="false"/>
-                <w:b w:val="false"/>
-                <w:u w:val="none"/>
-                <w:strike w:val="false"/>
-                <w:sz w:val="20"/>
-                <w:szCs w:val="20"/>
-                <w:color w:val="000000"/>
-              </w:rPr>
-            </w:pPr>
-            <w:r>
-              <w:rPr>
-                <w:rFonts w:ascii="Arial" w:hAnsi="Arial" w:eastAsia="Arial" w:cs="Arial"/>
-                <w:i w:val="false"/>
-                <w:b w:val="false"/>
-                <w:u w:val="none"/>
-                <w:strike w:val="false"/>
-                <w:sz w:val="20"/>
-                <w:szCs w:val="20"/>
-                <w:color w:val="000000"/>
-              </w:rPr>
-              <w:t xml:space="preserve">0.206</w:t>
-            </w:r>
-          </w:p>
-        </w:tc>
-        <w:tc>
-          <w:tcPr>
-            <w:tcBorders>
-              <w:bottom w:val="none" w:sz="0" w:space="0" w:color="000000"/>
-              <w:top w:val="none" w:sz="0" w:space="0" w:color="000000"/>
-              <w:left w:val="none" w:sz="0" w:space="0" w:color="000000"/>
-              <w:right w:val="none" w:sz="0" w:space="0" w:color="000000"/>
-            </w:tcBorders>
-            <w:shd w:val="clear" w:color="auto" w:fill="FFFFFF"/>
-            <w:tcMar>
-              <w:top w:w="0" w:type="dxa"/>
-              <w:bottom w:w="0" w:type="dxa"/>
-              <w:left w:w="0" w:type="dxa"/>
-              <w:right w:w="0" w:type="dxa"/>
-            </w:tcMar>
-            <w:vAlign w:val="center"/>
-          </w:tcPr>
-          <w:p>
-            <w:pPr>
-              <w:pStyle w:val="Normal"/>
-              <w:jc w:val="left"/>
-              <w:pBdr>
-                <w:bottom w:val="none" w:sz="0" w:space="0" w:color="000000"/>
-                <w:top w:val="none" w:sz="0" w:space="0" w:color="000000"/>
-                <w:left w:val="none" w:sz="0" w:space="0" w:color="000000"/>
-                <w:right w:val="none" w:sz="0" w:space="0" w:color="000000"/>
-              </w:pBdr>
-              <w:spacing w:after="100" w:before="100" w:line="240"/>
-              <w:ind w:left="100" w:right="100" w:firstLine="0" w:firstLineChars="0"/>
-              <w:rPr>
-                <w:rFonts w:ascii="Arial" w:hAnsi="Arial" w:eastAsia="Arial" w:cs="Arial"/>
-                <w:i w:val="false"/>
-                <w:b w:val="false"/>
-                <w:u w:val="none"/>
-                <w:strike w:val="false"/>
-                <w:sz w:val="20"/>
-                <w:szCs w:val="20"/>
-                <w:color w:val="000000"/>
-              </w:rPr>
-            </w:pPr>
-            <w:r>
-              <w:rPr>
-                <w:rFonts w:ascii="Arial" w:hAnsi="Arial" w:eastAsia="Arial" w:cs="Arial"/>
-                <w:i w:val="false"/>
-                <w:b w:val="false"/>
-                <w:u w:val="none"/>
-                <w:strike w:val="false"/>
-                <w:sz w:val="20"/>
-                <w:szCs w:val="20"/>
-                <w:color w:val="000000"/>
-              </w:rPr>
-              <w:t xml:space="preserve">5.141</w:t>
-            </w:r>
-          </w:p>
-        </w:tc>
-        <w:tc>
-          <w:tcPr>
-            <w:tcBorders>
-              <w:bottom w:val="none" w:sz="0" w:space="0" w:color="000000"/>
-              <w:top w:val="none" w:sz="0" w:space="0" w:color="000000"/>
-              <w:left w:val="none" w:sz="0" w:space="0" w:color="000000"/>
-              <w:right w:val="none" w:sz="0" w:space="0" w:color="000000"/>
-            </w:tcBorders>
-            <w:shd w:val="clear" w:color="auto" w:fill="FFFFFF"/>
-            <w:tcMar>
-              <w:top w:w="0" w:type="dxa"/>
-              <w:bottom w:w="0" w:type="dxa"/>
-              <w:left w:w="0" w:type="dxa"/>
-              <w:right w:w="0" w:type="dxa"/>
-            </w:tcMar>
-            <w:vAlign w:val="center"/>
-          </w:tcPr>
-          <w:p>
-            <w:pPr>
-              <w:pStyle w:val="Normal"/>
-              <w:jc w:val="left"/>
-              <w:pBdr>
-                <w:bottom w:val="none" w:sz="0" w:space="0" w:color="000000"/>
-                <w:top w:val="none" w:sz="0" w:space="0" w:color="000000"/>
-                <w:left w:val="none" w:sz="0" w:space="0" w:color="000000"/>
-                <w:right w:val="none" w:sz="0" w:space="0" w:color="000000"/>
-              </w:pBdr>
-              <w:spacing w:after="100" w:before="100" w:line="240"/>
-              <w:ind w:left="100" w:right="100" w:firstLine="0" w:firstLineChars="0"/>
-              <w:rPr>
-                <w:rFonts w:ascii="Arial" w:hAnsi="Arial" w:eastAsia="Arial" w:cs="Arial"/>
-                <w:i w:val="false"/>
-                <w:b w:val="false"/>
-                <w:u w:val="none"/>
-                <w:strike w:val="false"/>
-                <w:sz w:val="20"/>
-                <w:szCs w:val="20"/>
-                <w:color w:val="000000"/>
-              </w:rPr>
-            </w:pPr>
-            <w:r>
-              <w:rPr>
-                <w:rFonts w:ascii="Arial" w:hAnsi="Arial" w:eastAsia="Arial" w:cs="Arial"/>
-                <w:i w:val="false"/>
-                <w:b w:val="false"/>
-                <w:u w:val="none"/>
-                <w:strike w:val="false"/>
-                <w:sz w:val="20"/>
-                <w:szCs w:val="20"/>
-                <w:color w:val="000000"/>
-              </w:rPr>
-              <w:t xml:space="preserve">&lt;0.001***</w:t>
+              <w:t xml:space="preserve">EpiDist-CHH</w:t>
+            </w:r>
+          </w:p>
+        </w:tc>
+        <w:tc>
+          <w:tcPr>
+            <w:tcBorders>
+              <w:bottom w:val="none" w:sz="0" w:space="0" w:color="000000"/>
+              <w:top w:val="none" w:sz="0" w:space="0" w:color="000000"/>
+              <w:left w:val="none" w:sz="0" w:space="0" w:color="000000"/>
+              <w:right w:val="none" w:sz="0" w:space="0" w:color="000000"/>
+            </w:tcBorders>
+            <w:shd w:val="clear" w:color="auto" w:fill="FFFFFF"/>
+            <w:tcMar>
+              <w:top w:w="0" w:type="dxa"/>
+              <w:bottom w:w="0" w:type="dxa"/>
+              <w:left w:w="0" w:type="dxa"/>
+              <w:right w:w="0" w:type="dxa"/>
+            </w:tcMar>
+            <w:vAlign w:val="center"/>
+          </w:tcPr>
+          <w:p>
+            <w:pPr>
+              <w:pStyle w:val="Normal"/>
+              <w:jc w:val="left"/>
+              <w:pBdr>
+                <w:bottom w:val="none" w:sz="0" w:space="0" w:color="000000"/>
+                <w:top w:val="none" w:sz="0" w:space="0" w:color="000000"/>
+                <w:left w:val="none" w:sz="0" w:space="0" w:color="000000"/>
+                <w:right w:val="none" w:sz="0" w:space="0" w:color="000000"/>
+              </w:pBdr>
+              <w:spacing w:after="100" w:before="100" w:line="240"/>
+              <w:ind w:left="100" w:right="100" w:firstLine="0" w:firstLineChars="0"/>
+              <w:rPr>
+                <w:rFonts w:ascii="Arial" w:hAnsi="Arial" w:eastAsia="Arial" w:cs="Arial"/>
+                <w:i w:val="false"/>
+                <w:b w:val="false"/>
+                <w:u w:val="none"/>
+                <w:strike w:val="false"/>
+                <w:sz w:val="20"/>
+                <w:szCs w:val="20"/>
+                <w:color w:val="000000"/>
+              </w:rPr>
+            </w:pPr>
+            <w:r>
+              <w:rPr>
+                <w:rFonts w:ascii="Arial" w:hAnsi="Arial" w:eastAsia="Arial" w:cs="Arial"/>
+                <w:i w:val="false"/>
+                <w:b w:val="false"/>
+                <w:u w:val="none"/>
+                <w:strike w:val="false"/>
+                <w:sz w:val="20"/>
+                <w:szCs w:val="20"/>
+                <w:color w:val="000000"/>
+              </w:rPr>
+              <w:t xml:space="preserve">0.008</w:t>
+            </w:r>
+          </w:p>
+        </w:tc>
+        <w:tc>
+          <w:tcPr>
+            <w:tcBorders>
+              <w:bottom w:val="none" w:sz="0" w:space="0" w:color="000000"/>
+              <w:top w:val="none" w:sz="0" w:space="0" w:color="000000"/>
+              <w:left w:val="none" w:sz="0" w:space="0" w:color="000000"/>
+              <w:right w:val="none" w:sz="0" w:space="0" w:color="000000"/>
+            </w:tcBorders>
+            <w:shd w:val="clear" w:color="auto" w:fill="FFFFFF"/>
+            <w:tcMar>
+              <w:top w:w="0" w:type="dxa"/>
+              <w:bottom w:w="0" w:type="dxa"/>
+              <w:left w:w="0" w:type="dxa"/>
+              <w:right w:w="0" w:type="dxa"/>
+            </w:tcMar>
+            <w:vAlign w:val="center"/>
+          </w:tcPr>
+          <w:p>
+            <w:pPr>
+              <w:pStyle w:val="Normal"/>
+              <w:jc w:val="left"/>
+              <w:pBdr>
+                <w:bottom w:val="none" w:sz="0" w:space="0" w:color="000000"/>
+                <w:top w:val="none" w:sz="0" w:space="0" w:color="000000"/>
+                <w:left w:val="none" w:sz="0" w:space="0" w:color="000000"/>
+                <w:right w:val="none" w:sz="0" w:space="0" w:color="000000"/>
+              </w:pBdr>
+              <w:spacing w:after="100" w:before="100" w:line="240"/>
+              <w:ind w:left="100" w:right="100" w:firstLine="0" w:firstLineChars="0"/>
+              <w:rPr>
+                <w:rFonts w:ascii="Arial" w:hAnsi="Arial" w:eastAsia="Arial" w:cs="Arial"/>
+                <w:i w:val="false"/>
+                <w:b w:val="false"/>
+                <w:u w:val="none"/>
+                <w:strike w:val="false"/>
+                <w:sz w:val="20"/>
+                <w:szCs w:val="20"/>
+                <w:color w:val="000000"/>
+              </w:rPr>
+            </w:pPr>
+            <w:r>
+              <w:rPr>
+                <w:rFonts w:ascii="Arial" w:hAnsi="Arial" w:eastAsia="Arial" w:cs="Arial"/>
+                <w:i w:val="false"/>
+                <w:b w:val="false"/>
+                <w:u w:val="none"/>
+                <w:strike w:val="false"/>
+                <w:sz w:val="20"/>
+                <w:szCs w:val="20"/>
+                <w:color w:val="000000"/>
+              </w:rPr>
+              <w:t xml:space="preserve">0.244</w:t>
+            </w:r>
+          </w:p>
+        </w:tc>
+        <w:tc>
+          <w:tcPr>
+            <w:tcBorders>
+              <w:bottom w:val="none" w:sz="0" w:space="0" w:color="000000"/>
+              <w:top w:val="none" w:sz="0" w:space="0" w:color="000000"/>
+              <w:left w:val="none" w:sz="0" w:space="0" w:color="000000"/>
+              <w:right w:val="none" w:sz="0" w:space="0" w:color="000000"/>
+            </w:tcBorders>
+            <w:shd w:val="clear" w:color="auto" w:fill="FFFFFF"/>
+            <w:tcMar>
+              <w:top w:w="0" w:type="dxa"/>
+              <w:bottom w:w="0" w:type="dxa"/>
+              <w:left w:w="0" w:type="dxa"/>
+              <w:right w:w="0" w:type="dxa"/>
+            </w:tcMar>
+            <w:vAlign w:val="center"/>
+          </w:tcPr>
+          <w:p>
+            <w:pPr>
+              <w:pStyle w:val="Normal"/>
+              <w:jc w:val="left"/>
+              <w:pBdr>
+                <w:bottom w:val="none" w:sz="0" w:space="0" w:color="000000"/>
+                <w:top w:val="none" w:sz="0" w:space="0" w:color="000000"/>
+                <w:left w:val="none" w:sz="0" w:space="0" w:color="000000"/>
+                <w:right w:val="none" w:sz="0" w:space="0" w:color="000000"/>
+              </w:pBdr>
+              <w:spacing w:after="100" w:before="100" w:line="240"/>
+              <w:ind w:left="100" w:right="100" w:firstLine="0" w:firstLineChars="0"/>
+              <w:rPr>
+                <w:rFonts w:ascii="Arial" w:hAnsi="Arial" w:eastAsia="Arial" w:cs="Arial"/>
+                <w:i w:val="false"/>
+                <w:b w:val="false"/>
+                <w:u w:val="none"/>
+                <w:strike w:val="false"/>
+                <w:sz w:val="20"/>
+                <w:szCs w:val="20"/>
+                <w:color w:val="000000"/>
+              </w:rPr>
+            </w:pPr>
+            <w:r>
+              <w:rPr>
+                <w:rFonts w:ascii="Arial" w:hAnsi="Arial" w:eastAsia="Arial" w:cs="Arial"/>
+                <w:i w:val="false"/>
+                <w:b w:val="false"/>
+                <w:u w:val="none"/>
+                <w:strike w:val="false"/>
+                <w:sz w:val="20"/>
+                <w:szCs w:val="20"/>
+                <w:color w:val="000000"/>
+              </w:rPr>
+              <w:t xml:space="preserve">0.943 ns</w:t>
             </w:r>
           </w:p>
         </w:tc>
@@ -7966,7 +7966,172 @@
                 <w:szCs w:val="20"/>
                 <w:color w:val="000000"/>
               </w:rPr>
-              <w:t xml:space="preserve">Overall model</w:t>
+              <w:t xml:space="preserve">EnvironDist</w:t>
+            </w:r>
+          </w:p>
+        </w:tc>
+        <w:tc>
+          <w:tcPr>
+            <w:tcBorders>
+              <w:bottom w:val="none" w:sz="0" w:space="0" w:color="000000"/>
+              <w:top w:val="none" w:sz="0" w:space="0" w:color="000000"/>
+              <w:left w:val="none" w:sz="0" w:space="0" w:color="000000"/>
+              <w:right w:val="none" w:sz="0" w:space="0" w:color="000000"/>
+            </w:tcBorders>
+            <w:shd w:val="clear" w:color="auto" w:fill="FFFFFF"/>
+            <w:tcMar>
+              <w:top w:w="0" w:type="dxa"/>
+              <w:bottom w:w="0" w:type="dxa"/>
+              <w:left w:w="0" w:type="dxa"/>
+              <w:right w:w="0" w:type="dxa"/>
+            </w:tcMar>
+            <w:vAlign w:val="center"/>
+          </w:tcPr>
+          <w:p>
+            <w:pPr>
+              <w:pStyle w:val="Normal"/>
+              <w:jc w:val="left"/>
+              <w:pBdr>
+                <w:bottom w:val="none" w:sz="0" w:space="0" w:color="000000"/>
+                <w:top w:val="none" w:sz="0" w:space="0" w:color="000000"/>
+                <w:left w:val="none" w:sz="0" w:space="0" w:color="000000"/>
+                <w:right w:val="none" w:sz="0" w:space="0" w:color="000000"/>
+              </w:pBdr>
+              <w:spacing w:after="100" w:before="100" w:line="240"/>
+              <w:ind w:left="100" w:right="100" w:firstLine="0" w:firstLineChars="0"/>
+              <w:rPr>
+                <w:rFonts w:ascii="Arial" w:hAnsi="Arial" w:eastAsia="Arial" w:cs="Arial"/>
+                <w:i w:val="false"/>
+                <w:b w:val="false"/>
+                <w:u w:val="none"/>
+                <w:strike w:val="false"/>
+                <w:sz w:val="20"/>
+                <w:szCs w:val="20"/>
+                <w:color w:val="000000"/>
+              </w:rPr>
+            </w:pPr>
+            <w:r>
+              <w:rPr>
+                <w:rFonts w:ascii="Arial" w:hAnsi="Arial" w:eastAsia="Arial" w:cs="Arial"/>
+                <w:i w:val="false"/>
+                <w:b w:val="false"/>
+                <w:u w:val="none"/>
+                <w:strike w:val="false"/>
+                <w:sz w:val="20"/>
+                <w:szCs w:val="20"/>
+                <w:color w:val="000000"/>
+              </w:rPr>
+              <w:t xml:space="preserve">0.207</w:t>
+            </w:r>
+          </w:p>
+        </w:tc>
+        <w:tc>
+          <w:tcPr>
+            <w:tcBorders>
+              <w:bottom w:val="none" w:sz="0" w:space="0" w:color="000000"/>
+              <w:top w:val="none" w:sz="0" w:space="0" w:color="000000"/>
+              <w:left w:val="none" w:sz="0" w:space="0" w:color="000000"/>
+              <w:right w:val="none" w:sz="0" w:space="0" w:color="000000"/>
+            </w:tcBorders>
+            <w:shd w:val="clear" w:color="auto" w:fill="FFFFFF"/>
+            <w:tcMar>
+              <w:top w:w="0" w:type="dxa"/>
+              <w:bottom w:w="0" w:type="dxa"/>
+              <w:left w:w="0" w:type="dxa"/>
+              <w:right w:w="0" w:type="dxa"/>
+            </w:tcMar>
+            <w:vAlign w:val="center"/>
+          </w:tcPr>
+          <w:p>
+            <w:pPr>
+              <w:pStyle w:val="Normal"/>
+              <w:jc w:val="left"/>
+              <w:pBdr>
+                <w:bottom w:val="none" w:sz="0" w:space="0" w:color="000000"/>
+                <w:top w:val="none" w:sz="0" w:space="0" w:color="000000"/>
+                <w:left w:val="none" w:sz="0" w:space="0" w:color="000000"/>
+                <w:right w:val="none" w:sz="0" w:space="0" w:color="000000"/>
+              </w:pBdr>
+              <w:spacing w:after="100" w:before="100" w:line="240"/>
+              <w:ind w:left="100" w:right="100" w:firstLine="0" w:firstLineChars="0"/>
+              <w:rPr>
+                <w:rFonts w:ascii="Arial" w:hAnsi="Arial" w:eastAsia="Arial" w:cs="Arial"/>
+                <w:i w:val="false"/>
+                <w:b w:val="false"/>
+                <w:u w:val="none"/>
+                <w:strike w:val="false"/>
+                <w:sz w:val="20"/>
+                <w:szCs w:val="20"/>
+                <w:color w:val="000000"/>
+              </w:rPr>
+            </w:pPr>
+            <w:r>
+              <w:rPr>
+                <w:rFonts w:ascii="Arial" w:hAnsi="Arial" w:eastAsia="Arial" w:cs="Arial"/>
+                <w:i w:val="false"/>
+                <w:b w:val="false"/>
+                <w:u w:val="none"/>
+                <w:strike w:val="false"/>
+                <w:sz w:val="20"/>
+                <w:szCs w:val="20"/>
+                <w:color w:val="000000"/>
+              </w:rPr>
+              <w:t xml:space="preserve">5.192</w:t>
+            </w:r>
+          </w:p>
+        </w:tc>
+        <w:tc>
+          <w:tcPr>
+            <w:tcBorders>
+              <w:bottom w:val="none" w:sz="0" w:space="0" w:color="000000"/>
+              <w:top w:val="none" w:sz="0" w:space="0" w:color="000000"/>
+              <w:left w:val="none" w:sz="0" w:space="0" w:color="000000"/>
+              <w:right w:val="none" w:sz="0" w:space="0" w:color="000000"/>
+            </w:tcBorders>
+            <w:shd w:val="clear" w:color="auto" w:fill="FFFFFF"/>
+            <w:tcMar>
+              <w:top w:w="0" w:type="dxa"/>
+              <w:bottom w:w="0" w:type="dxa"/>
+              <w:left w:w="0" w:type="dxa"/>
+              <w:right w:w="0" w:type="dxa"/>
+            </w:tcMar>
+            <w:vAlign w:val="center"/>
+          </w:tcPr>
+          <w:p>
+            <w:pPr>
+              <w:pStyle w:val="Normal"/>
+              <w:jc w:val="left"/>
+              <w:pBdr>
+                <w:bottom w:val="none" w:sz="0" w:space="0" w:color="000000"/>
+                <w:top w:val="none" w:sz="0" w:space="0" w:color="000000"/>
+                <w:left w:val="none" w:sz="0" w:space="0" w:color="000000"/>
+                <w:right w:val="none" w:sz="0" w:space="0" w:color="000000"/>
+              </w:pBdr>
+              <w:spacing w:after="100" w:before="100" w:line="240"/>
+              <w:ind w:left="100" w:right="100" w:firstLine="0" w:firstLineChars="0"/>
+              <w:rPr>
+                <w:rFonts w:ascii="Arial" w:hAnsi="Arial" w:eastAsia="Arial" w:cs="Arial"/>
+                <w:i w:val="false"/>
+                <w:b w:val="false"/>
+                <w:u w:val="none"/>
+                <w:strike w:val="false"/>
+                <w:sz w:val="20"/>
+                <w:szCs w:val="20"/>
+                <w:color w:val="000000"/>
+              </w:rPr>
+            </w:pPr>
+            <w:r>
+              <w:rPr>
+                <w:rFonts w:ascii="Arial" w:hAnsi="Arial" w:eastAsia="Arial" w:cs="Arial"/>
+                <w:i w:val="false"/>
+                <w:b w:val="false"/>
+                <w:u w:val="none"/>
+                <w:strike w:val="false"/>
+                <w:sz w:val="20"/>
+                <w:szCs w:val="20"/>
+                <w:color w:val="000000"/>
+              </w:rPr>
+              <w:t xml:space="preserve">&lt;0.001***</w:t>
             </w:r>
           </w:p>
         </w:tc>
@@ -8132,171 +8297,6 @@
                 <w:color w:val="000000"/>
               </w:rPr>
               <w:t xml:space="preserve"/>
-            </w:r>
-          </w:p>
-        </w:tc>
-        <w:tc>
-          <w:tcPr>
-            <w:tcBorders>
-              <w:bottom w:val="none" w:sz="0" w:space="0" w:color="000000"/>
-              <w:top w:val="none" w:sz="0" w:space="0" w:color="000000"/>
-              <w:left w:val="none" w:sz="0" w:space="0" w:color="000000"/>
-              <w:right w:val="none" w:sz="0" w:space="0" w:color="000000"/>
-            </w:tcBorders>
-            <w:shd w:val="clear" w:color="auto" w:fill="FFFFFF"/>
-            <w:tcMar>
-              <w:top w:w="0" w:type="dxa"/>
-              <w:bottom w:w="0" w:type="dxa"/>
-              <w:left w:w="0" w:type="dxa"/>
-              <w:right w:w="0" w:type="dxa"/>
-            </w:tcMar>
-            <w:vAlign w:val="center"/>
-          </w:tcPr>
-          <w:p>
-            <w:pPr>
-              <w:pStyle w:val="Normal"/>
-              <w:jc w:val="left"/>
-              <w:pBdr>
-                <w:bottom w:val="none" w:sz="0" w:space="0" w:color="000000"/>
-                <w:top w:val="none" w:sz="0" w:space="0" w:color="000000"/>
-                <w:left w:val="none" w:sz="0" w:space="0" w:color="000000"/>
-                <w:right w:val="none" w:sz="0" w:space="0" w:color="000000"/>
-              </w:pBdr>
-              <w:spacing w:after="100" w:before="100" w:line="240"/>
-              <w:ind w:left="100" w:right="100" w:firstLine="0" w:firstLineChars="0"/>
-              <w:rPr>
-                <w:rFonts w:ascii="Arial" w:hAnsi="Arial" w:eastAsia="Arial" w:cs="Arial"/>
-                <w:i w:val="false"/>
-                <w:b w:val="false"/>
-                <w:u w:val="none"/>
-                <w:strike w:val="false"/>
-                <w:sz w:val="20"/>
-                <w:szCs w:val="20"/>
-                <w:color w:val="000000"/>
-              </w:rPr>
-            </w:pPr>
-            <w:r>
-              <w:rPr>
-                <w:rFonts w:ascii="Arial" w:hAnsi="Arial" w:eastAsia="Arial" w:cs="Arial"/>
-                <w:i w:val="false"/>
-                <w:b w:val="false"/>
-                <w:u w:val="none"/>
-                <w:strike w:val="false"/>
-                <w:sz w:val="20"/>
-                <w:szCs w:val="20"/>
-                <w:color w:val="000000"/>
-              </w:rPr>
-              <w:t xml:space="preserve">55.2</w:t>
-            </w:r>
-          </w:p>
-        </w:tc>
-        <w:tc>
-          <w:tcPr>
-            <w:tcBorders>
-              <w:bottom w:val="none" w:sz="0" w:space="0" w:color="000000"/>
-              <w:top w:val="none" w:sz="0" w:space="0" w:color="000000"/>
-              <w:left w:val="none" w:sz="0" w:space="0" w:color="000000"/>
-              <w:right w:val="none" w:sz="0" w:space="0" w:color="000000"/>
-            </w:tcBorders>
-            <w:shd w:val="clear" w:color="auto" w:fill="FFFFFF"/>
-            <w:tcMar>
-              <w:top w:w="0" w:type="dxa"/>
-              <w:bottom w:w="0" w:type="dxa"/>
-              <w:left w:w="0" w:type="dxa"/>
-              <w:right w:w="0" w:type="dxa"/>
-            </w:tcMar>
-            <w:vAlign w:val="center"/>
-          </w:tcPr>
-          <w:p>
-            <w:pPr>
-              <w:pStyle w:val="Normal"/>
-              <w:jc w:val="left"/>
-              <w:pBdr>
-                <w:bottom w:val="none" w:sz="0" w:space="0" w:color="000000"/>
-                <w:top w:val="none" w:sz="0" w:space="0" w:color="000000"/>
-                <w:left w:val="none" w:sz="0" w:space="0" w:color="000000"/>
-                <w:right w:val="none" w:sz="0" w:space="0" w:color="000000"/>
-              </w:pBdr>
-              <w:spacing w:after="100" w:before="100" w:line="240"/>
-              <w:ind w:left="100" w:right="100" w:firstLine="0" w:firstLineChars="0"/>
-              <w:rPr>
-                <w:rFonts w:ascii="Arial" w:hAnsi="Arial" w:eastAsia="Arial" w:cs="Arial"/>
-                <w:i w:val="false"/>
-                <w:b w:val="false"/>
-                <w:u w:val="none"/>
-                <w:strike w:val="false"/>
-                <w:sz w:val="20"/>
-                <w:szCs w:val="20"/>
-                <w:color w:val="000000"/>
-              </w:rPr>
-            </w:pPr>
-            <w:r>
-              <w:rPr>
-                <w:rFonts w:ascii="Arial" w:hAnsi="Arial" w:eastAsia="Arial" w:cs="Arial"/>
-                <w:i w:val="false"/>
-                <w:b w:val="false"/>
-                <w:u w:val="none"/>
-                <w:strike w:val="false"/>
-                <w:sz w:val="20"/>
-                <w:szCs w:val="20"/>
-                <w:color w:val="000000"/>
-              </w:rPr>
-              <w:t xml:space="preserve">&lt;0.001***</w:t>
-            </w:r>
-          </w:p>
-        </w:tc>
-        <w:tc>
-          <w:tcPr>
-            <w:tcBorders>
-              <w:bottom w:val="none" w:sz="0" w:space="0" w:color="000000"/>
-              <w:top w:val="none" w:sz="0" w:space="0" w:color="000000"/>
-              <w:left w:val="none" w:sz="0" w:space="0" w:color="000000"/>
-              <w:right w:val="none" w:sz="0" w:space="0" w:color="000000"/>
-            </w:tcBorders>
-            <w:shd w:val="clear" w:color="auto" w:fill="FFFFFF"/>
-            <w:tcMar>
-              <w:top w:w="0" w:type="dxa"/>
-              <w:bottom w:w="0" w:type="dxa"/>
-              <w:left w:w="0" w:type="dxa"/>
-              <w:right w:w="0" w:type="dxa"/>
-            </w:tcMar>
-            <w:vAlign w:val="center"/>
-          </w:tcPr>
-          <w:p>
-            <w:pPr>
-              <w:pStyle w:val="Normal"/>
-              <w:jc w:val="left"/>
-              <w:pBdr>
-                <w:bottom w:val="none" w:sz="0" w:space="0" w:color="000000"/>
-                <w:top w:val="none" w:sz="0" w:space="0" w:color="000000"/>
-                <w:left w:val="none" w:sz="0" w:space="0" w:color="000000"/>
-                <w:right w:val="none" w:sz="0" w:space="0" w:color="000000"/>
-              </w:pBdr>
-              <w:spacing w:after="100" w:before="100" w:line="240"/>
-              <w:ind w:left="100" w:right="100" w:firstLine="0" w:firstLineChars="0"/>
-              <w:rPr>
-                <w:rFonts w:ascii="Arial" w:hAnsi="Arial" w:eastAsia="Arial" w:cs="Arial"/>
-                <w:i w:val="false"/>
-                <w:b w:val="false"/>
-                <w:u w:val="none"/>
-                <w:strike w:val="false"/>
-                <w:sz w:val="20"/>
-                <w:szCs w:val="20"/>
-                <w:color w:val="000000"/>
-              </w:rPr>
-            </w:pPr>
-            <w:r>
-              <w:rPr>
-                <w:rFonts w:ascii="Arial" w:hAnsi="Arial" w:eastAsia="Arial" w:cs="Arial"/>
-                <w:i w:val="false"/>
-                <w:b w:val="false"/>
-                <w:u w:val="none"/>
-                <w:strike w:val="false"/>
-                <w:sz w:val="20"/>
-                <w:szCs w:val="20"/>
-                <w:color w:val="000000"/>
-              </w:rPr>
-              <w:t xml:space="preserve">0.162</w:t>
             </w:r>
           </w:p>
         </w:tc>
@@ -8399,172 +8399,7 @@
                 <w:szCs w:val="20"/>
                 <w:color w:val="000000"/>
               </w:rPr>
-              <w:t xml:space="preserve">Intercept</w:t>
-            </w:r>
-          </w:p>
-        </w:tc>
-        <w:tc>
-          <w:tcPr>
-            <w:tcBorders>
-              <w:bottom w:val="none" w:sz="0" w:space="0" w:color="000000"/>
-              <w:top w:val="none" w:sz="0" w:space="0" w:color="000000"/>
-              <w:left w:val="none" w:sz="0" w:space="0" w:color="000000"/>
-              <w:right w:val="none" w:sz="0" w:space="0" w:color="000000"/>
-            </w:tcBorders>
-            <w:shd w:val="clear" w:color="auto" w:fill="FFFFFF"/>
-            <w:tcMar>
-              <w:top w:w="0" w:type="dxa"/>
-              <w:bottom w:w="0" w:type="dxa"/>
-              <w:left w:w="0" w:type="dxa"/>
-              <w:right w:w="0" w:type="dxa"/>
-            </w:tcMar>
-            <w:vAlign w:val="center"/>
-          </w:tcPr>
-          <w:p>
-            <w:pPr>
-              <w:pStyle w:val="Normal"/>
-              <w:jc w:val="left"/>
-              <w:pBdr>
-                <w:bottom w:val="none" w:sz="0" w:space="0" w:color="000000"/>
-                <w:top w:val="none" w:sz="0" w:space="0" w:color="000000"/>
-                <w:left w:val="none" w:sz="0" w:space="0" w:color="000000"/>
-                <w:right w:val="none" w:sz="0" w:space="0" w:color="000000"/>
-              </w:pBdr>
-              <w:spacing w:after="100" w:before="100" w:line="240"/>
-              <w:ind w:left="100" w:right="100" w:firstLine="0" w:firstLineChars="0"/>
-              <w:rPr>
-                <w:rFonts w:ascii="Arial" w:hAnsi="Arial" w:eastAsia="Arial" w:cs="Arial"/>
-                <w:i w:val="false"/>
-                <w:b w:val="false"/>
-                <w:u w:val="none"/>
-                <w:strike w:val="false"/>
-                <w:sz w:val="20"/>
-                <w:szCs w:val="20"/>
-                <w:color w:val="000000"/>
-              </w:rPr>
-            </w:pPr>
-            <w:r>
-              <w:rPr>
-                <w:rFonts w:ascii="Arial" w:hAnsi="Arial" w:eastAsia="Arial" w:cs="Arial"/>
-                <w:i w:val="false"/>
-                <w:b w:val="false"/>
-                <w:u w:val="none"/>
-                <w:strike w:val="false"/>
-                <w:sz w:val="20"/>
-                <w:szCs w:val="20"/>
-                <w:color w:val="000000"/>
-              </w:rPr>
-              <w:t xml:space="preserve">-0.000</w:t>
-            </w:r>
-          </w:p>
-        </w:tc>
-        <w:tc>
-          <w:tcPr>
-            <w:tcBorders>
-              <w:bottom w:val="none" w:sz="0" w:space="0" w:color="000000"/>
-              <w:top w:val="none" w:sz="0" w:space="0" w:color="000000"/>
-              <w:left w:val="none" w:sz="0" w:space="0" w:color="000000"/>
-              <w:right w:val="none" w:sz="0" w:space="0" w:color="000000"/>
-            </w:tcBorders>
-            <w:shd w:val="clear" w:color="auto" w:fill="FFFFFF"/>
-            <w:tcMar>
-              <w:top w:w="0" w:type="dxa"/>
-              <w:bottom w:w="0" w:type="dxa"/>
-              <w:left w:w="0" w:type="dxa"/>
-              <w:right w:w="0" w:type="dxa"/>
-            </w:tcMar>
-            <w:vAlign w:val="center"/>
-          </w:tcPr>
-          <w:p>
-            <w:pPr>
-              <w:pStyle w:val="Normal"/>
-              <w:jc w:val="left"/>
-              <w:pBdr>
-                <w:bottom w:val="none" w:sz="0" w:space="0" w:color="000000"/>
-                <w:top w:val="none" w:sz="0" w:space="0" w:color="000000"/>
-                <w:left w:val="none" w:sz="0" w:space="0" w:color="000000"/>
-                <w:right w:val="none" w:sz="0" w:space="0" w:color="000000"/>
-              </w:pBdr>
-              <w:spacing w:after="100" w:before="100" w:line="240"/>
-              <w:ind w:left="100" w:right="100" w:firstLine="0" w:firstLineChars="0"/>
-              <w:rPr>
-                <w:rFonts w:ascii="Arial" w:hAnsi="Arial" w:eastAsia="Arial" w:cs="Arial"/>
-                <w:i w:val="false"/>
-                <w:b w:val="false"/>
-                <w:u w:val="none"/>
-                <w:strike w:val="false"/>
-                <w:sz w:val="20"/>
-                <w:szCs w:val="20"/>
-                <w:color w:val="000000"/>
-              </w:rPr>
-            </w:pPr>
-            <w:r>
-              <w:rPr>
-                <w:rFonts w:ascii="Arial" w:hAnsi="Arial" w:eastAsia="Arial" w:cs="Arial"/>
-                <w:i w:val="false"/>
-                <w:b w:val="false"/>
-                <w:u w:val="none"/>
-                <w:strike w:val="false"/>
-                <w:sz w:val="20"/>
-                <w:szCs w:val="20"/>
-                <w:color w:val="000000"/>
-              </w:rPr>
-              <w:t xml:space="preserve">-0.000</w:t>
-            </w:r>
-          </w:p>
-        </w:tc>
-        <w:tc>
-          <w:tcPr>
-            <w:tcBorders>
-              <w:bottom w:val="none" w:sz="0" w:space="0" w:color="000000"/>
-              <w:top w:val="none" w:sz="0" w:space="0" w:color="000000"/>
-              <w:left w:val="none" w:sz="0" w:space="0" w:color="000000"/>
-              <w:right w:val="none" w:sz="0" w:space="0" w:color="000000"/>
-            </w:tcBorders>
-            <w:shd w:val="clear" w:color="auto" w:fill="FFFFFF"/>
-            <w:tcMar>
-              <w:top w:w="0" w:type="dxa"/>
-              <w:bottom w:w="0" w:type="dxa"/>
-              <w:left w:w="0" w:type="dxa"/>
-              <w:right w:w="0" w:type="dxa"/>
-            </w:tcMar>
-            <w:vAlign w:val="center"/>
-          </w:tcPr>
-          <w:p>
-            <w:pPr>
-              <w:pStyle w:val="Normal"/>
-              <w:jc w:val="left"/>
-              <w:pBdr>
-                <w:bottom w:val="none" w:sz="0" w:space="0" w:color="000000"/>
-                <w:top w:val="none" w:sz="0" w:space="0" w:color="000000"/>
-                <w:left w:val="none" w:sz="0" w:space="0" w:color="000000"/>
-                <w:right w:val="none" w:sz="0" w:space="0" w:color="000000"/>
-              </w:pBdr>
-              <w:spacing w:after="100" w:before="100" w:line="240"/>
-              <w:ind w:left="100" w:right="100" w:firstLine="0" w:firstLineChars="0"/>
-              <w:rPr>
-                <w:rFonts w:ascii="Arial" w:hAnsi="Arial" w:eastAsia="Arial" w:cs="Arial"/>
-                <w:i w:val="false"/>
-                <w:b w:val="false"/>
-                <w:u w:val="none"/>
-                <w:strike w:val="false"/>
-                <w:sz w:val="20"/>
-                <w:szCs w:val="20"/>
-                <w:color w:val="000000"/>
-              </w:rPr>
-            </w:pPr>
-            <w:r>
-              <w:rPr>
-                <w:rFonts w:ascii="Arial" w:hAnsi="Arial" w:eastAsia="Arial" w:cs="Arial"/>
-                <w:i w:val="false"/>
-                <w:b w:val="false"/>
-                <w:u w:val="none"/>
-                <w:strike w:val="false"/>
-                <w:sz w:val="20"/>
-                <w:szCs w:val="20"/>
-                <w:color w:val="000000"/>
-              </w:rPr>
-              <w:t xml:space="preserve">0.465 ns</w:t>
+              <w:t xml:space="preserve">Overall model</w:t>
             </w:r>
           </w:p>
         </w:tc>
@@ -8730,6 +8565,171 @@
                 <w:color w:val="000000"/>
               </w:rPr>
               <w:t xml:space="preserve"/>
+            </w:r>
+          </w:p>
+        </w:tc>
+        <w:tc>
+          <w:tcPr>
+            <w:tcBorders>
+              <w:bottom w:val="none" w:sz="0" w:space="0" w:color="000000"/>
+              <w:top w:val="none" w:sz="0" w:space="0" w:color="000000"/>
+              <w:left w:val="none" w:sz="0" w:space="0" w:color="000000"/>
+              <w:right w:val="none" w:sz="0" w:space="0" w:color="000000"/>
+            </w:tcBorders>
+            <w:shd w:val="clear" w:color="auto" w:fill="FFFFFF"/>
+            <w:tcMar>
+              <w:top w:w="0" w:type="dxa"/>
+              <w:bottom w:w="0" w:type="dxa"/>
+              <w:left w:w="0" w:type="dxa"/>
+              <w:right w:w="0" w:type="dxa"/>
+            </w:tcMar>
+            <w:vAlign w:val="center"/>
+          </w:tcPr>
+          <w:p>
+            <w:pPr>
+              <w:pStyle w:val="Normal"/>
+              <w:jc w:val="left"/>
+              <w:pBdr>
+                <w:bottom w:val="none" w:sz="0" w:space="0" w:color="000000"/>
+                <w:top w:val="none" w:sz="0" w:space="0" w:color="000000"/>
+                <w:left w:val="none" w:sz="0" w:space="0" w:color="000000"/>
+                <w:right w:val="none" w:sz="0" w:space="0" w:color="000000"/>
+              </w:pBdr>
+              <w:spacing w:after="100" w:before="100" w:line="240"/>
+              <w:ind w:left="100" w:right="100" w:firstLine="0" w:firstLineChars="0"/>
+              <w:rPr>
+                <w:rFonts w:ascii="Arial" w:hAnsi="Arial" w:eastAsia="Arial" w:cs="Arial"/>
+                <w:i w:val="false"/>
+                <w:b w:val="false"/>
+                <w:u w:val="none"/>
+                <w:strike w:val="false"/>
+                <w:sz w:val="20"/>
+                <w:szCs w:val="20"/>
+                <w:color w:val="000000"/>
+              </w:rPr>
+            </w:pPr>
+            <w:r>
+              <w:rPr>
+                <w:rFonts w:ascii="Arial" w:hAnsi="Arial" w:eastAsia="Arial" w:cs="Arial"/>
+                <w:i w:val="false"/>
+                <w:b w:val="false"/>
+                <w:u w:val="none"/>
+                <w:strike w:val="false"/>
+                <w:sz w:val="20"/>
+                <w:szCs w:val="20"/>
+                <w:color w:val="000000"/>
+              </w:rPr>
+              <w:t xml:space="preserve">55.2</w:t>
+            </w:r>
+          </w:p>
+        </w:tc>
+        <w:tc>
+          <w:tcPr>
+            <w:tcBorders>
+              <w:bottom w:val="none" w:sz="0" w:space="0" w:color="000000"/>
+              <w:top w:val="none" w:sz="0" w:space="0" w:color="000000"/>
+              <w:left w:val="none" w:sz="0" w:space="0" w:color="000000"/>
+              <w:right w:val="none" w:sz="0" w:space="0" w:color="000000"/>
+            </w:tcBorders>
+            <w:shd w:val="clear" w:color="auto" w:fill="FFFFFF"/>
+            <w:tcMar>
+              <w:top w:w="0" w:type="dxa"/>
+              <w:bottom w:w="0" w:type="dxa"/>
+              <w:left w:w="0" w:type="dxa"/>
+              <w:right w:w="0" w:type="dxa"/>
+            </w:tcMar>
+            <w:vAlign w:val="center"/>
+          </w:tcPr>
+          <w:p>
+            <w:pPr>
+              <w:pStyle w:val="Normal"/>
+              <w:jc w:val="left"/>
+              <w:pBdr>
+                <w:bottom w:val="none" w:sz="0" w:space="0" w:color="000000"/>
+                <w:top w:val="none" w:sz="0" w:space="0" w:color="000000"/>
+                <w:left w:val="none" w:sz="0" w:space="0" w:color="000000"/>
+                <w:right w:val="none" w:sz="0" w:space="0" w:color="000000"/>
+              </w:pBdr>
+              <w:spacing w:after="100" w:before="100" w:line="240"/>
+              <w:ind w:left="100" w:right="100" w:firstLine="0" w:firstLineChars="0"/>
+              <w:rPr>
+                <w:rFonts w:ascii="Arial" w:hAnsi="Arial" w:eastAsia="Arial" w:cs="Arial"/>
+                <w:i w:val="false"/>
+                <w:b w:val="false"/>
+                <w:u w:val="none"/>
+                <w:strike w:val="false"/>
+                <w:sz w:val="20"/>
+                <w:szCs w:val="20"/>
+                <w:color w:val="000000"/>
+              </w:rPr>
+            </w:pPr>
+            <w:r>
+              <w:rPr>
+                <w:rFonts w:ascii="Arial" w:hAnsi="Arial" w:eastAsia="Arial" w:cs="Arial"/>
+                <w:i w:val="false"/>
+                <w:b w:val="false"/>
+                <w:u w:val="none"/>
+                <w:strike w:val="false"/>
+                <w:sz w:val="20"/>
+                <w:szCs w:val="20"/>
+                <w:color w:val="000000"/>
+              </w:rPr>
+              <w:t xml:space="preserve">&lt;0.001***</w:t>
+            </w:r>
+          </w:p>
+        </w:tc>
+        <w:tc>
+          <w:tcPr>
+            <w:tcBorders>
+              <w:bottom w:val="none" w:sz="0" w:space="0" w:color="000000"/>
+              <w:top w:val="none" w:sz="0" w:space="0" w:color="000000"/>
+              <w:left w:val="none" w:sz="0" w:space="0" w:color="000000"/>
+              <w:right w:val="none" w:sz="0" w:space="0" w:color="000000"/>
+            </w:tcBorders>
+            <w:shd w:val="clear" w:color="auto" w:fill="FFFFFF"/>
+            <w:tcMar>
+              <w:top w:w="0" w:type="dxa"/>
+              <w:bottom w:w="0" w:type="dxa"/>
+              <w:left w:w="0" w:type="dxa"/>
+              <w:right w:w="0" w:type="dxa"/>
+            </w:tcMar>
+            <w:vAlign w:val="center"/>
+          </w:tcPr>
+          <w:p>
+            <w:pPr>
+              <w:pStyle w:val="Normal"/>
+              <w:jc w:val="left"/>
+              <w:pBdr>
+                <w:bottom w:val="none" w:sz="0" w:space="0" w:color="000000"/>
+                <w:top w:val="none" w:sz="0" w:space="0" w:color="000000"/>
+                <w:left w:val="none" w:sz="0" w:space="0" w:color="000000"/>
+                <w:right w:val="none" w:sz="0" w:space="0" w:color="000000"/>
+              </w:pBdr>
+              <w:spacing w:after="100" w:before="100" w:line="240"/>
+              <w:ind w:left="100" w:right="100" w:firstLine="0" w:firstLineChars="0"/>
+              <w:rPr>
+                <w:rFonts w:ascii="Arial" w:hAnsi="Arial" w:eastAsia="Arial" w:cs="Arial"/>
+                <w:i w:val="false"/>
+                <w:b w:val="false"/>
+                <w:u w:val="none"/>
+                <w:strike w:val="false"/>
+                <w:sz w:val="20"/>
+                <w:szCs w:val="20"/>
+                <w:color w:val="000000"/>
+              </w:rPr>
+            </w:pPr>
+            <w:r>
+              <w:rPr>
+                <w:rFonts w:ascii="Arial" w:hAnsi="Arial" w:eastAsia="Arial" w:cs="Arial"/>
+                <w:i w:val="false"/>
+                <w:b w:val="false"/>
+                <w:u w:val="none"/>
+                <w:strike w:val="false"/>
+                <w:sz w:val="20"/>
+                <w:szCs w:val="20"/>
+                <w:color w:val="000000"/>
+              </w:rPr>
+              <w:t xml:space="preserve">0.162</w:t>
             </w:r>
           </w:p>
         </w:tc>
@@ -8832,172 +8832,172 @@
                 <w:szCs w:val="20"/>
                 <w:color w:val="000000"/>
               </w:rPr>
-              <w:t xml:space="preserve">GenDist</w:t>
-            </w:r>
-          </w:p>
-        </w:tc>
-        <w:tc>
-          <w:tcPr>
-            <w:tcBorders>
-              <w:bottom w:val="none" w:sz="0" w:space="0" w:color="000000"/>
-              <w:top w:val="none" w:sz="0" w:space="0" w:color="000000"/>
-              <w:left w:val="none" w:sz="0" w:space="0" w:color="000000"/>
-              <w:right w:val="none" w:sz="0" w:space="0" w:color="000000"/>
-            </w:tcBorders>
-            <w:shd w:val="clear" w:color="auto" w:fill="FFFFFF"/>
-            <w:tcMar>
-              <w:top w:w="0" w:type="dxa"/>
-              <w:bottom w:w="0" w:type="dxa"/>
-              <w:left w:w="0" w:type="dxa"/>
-              <w:right w:w="0" w:type="dxa"/>
-            </w:tcMar>
-            <w:vAlign w:val="center"/>
-          </w:tcPr>
-          <w:p>
-            <w:pPr>
-              <w:pStyle w:val="Normal"/>
-              <w:jc w:val="left"/>
-              <w:pBdr>
-                <w:bottom w:val="none" w:sz="0" w:space="0" w:color="000000"/>
-                <w:top w:val="none" w:sz="0" w:space="0" w:color="000000"/>
-                <w:left w:val="none" w:sz="0" w:space="0" w:color="000000"/>
-                <w:right w:val="none" w:sz="0" w:space="0" w:color="000000"/>
-              </w:pBdr>
-              <w:spacing w:after="100" w:before="100" w:line="240"/>
-              <w:ind w:left="100" w:right="100" w:firstLine="0" w:firstLineChars="0"/>
-              <w:rPr>
-                <w:rFonts w:ascii="Arial" w:hAnsi="Arial" w:eastAsia="Arial" w:cs="Arial"/>
-                <w:i w:val="false"/>
-                <w:b w:val="false"/>
-                <w:u w:val="none"/>
-                <w:strike w:val="false"/>
-                <w:sz w:val="20"/>
-                <w:szCs w:val="20"/>
-                <w:color w:val="000000"/>
-              </w:rPr>
-            </w:pPr>
-            <w:r>
-              <w:rPr>
-                <w:rFonts w:ascii="Arial" w:hAnsi="Arial" w:eastAsia="Arial" w:cs="Arial"/>
-                <w:i w:val="false"/>
-                <w:b w:val="false"/>
-                <w:u w:val="none"/>
-                <w:strike w:val="false"/>
-                <w:sz w:val="20"/>
-                <w:szCs w:val="20"/>
-                <w:color w:val="000000"/>
-              </w:rPr>
-              <w:t xml:space="preserve">0.237</w:t>
-            </w:r>
-          </w:p>
-        </w:tc>
-        <w:tc>
-          <w:tcPr>
-            <w:tcBorders>
-              <w:bottom w:val="none" w:sz="0" w:space="0" w:color="000000"/>
-              <w:top w:val="none" w:sz="0" w:space="0" w:color="000000"/>
-              <w:left w:val="none" w:sz="0" w:space="0" w:color="000000"/>
-              <w:right w:val="none" w:sz="0" w:space="0" w:color="000000"/>
-            </w:tcBorders>
-            <w:shd w:val="clear" w:color="auto" w:fill="FFFFFF"/>
-            <w:tcMar>
-              <w:top w:w="0" w:type="dxa"/>
-              <w:bottom w:w="0" w:type="dxa"/>
-              <w:left w:w="0" w:type="dxa"/>
-              <w:right w:w="0" w:type="dxa"/>
-            </w:tcMar>
-            <w:vAlign w:val="center"/>
-          </w:tcPr>
-          <w:p>
-            <w:pPr>
-              <w:pStyle w:val="Normal"/>
-              <w:jc w:val="left"/>
-              <w:pBdr>
-                <w:bottom w:val="none" w:sz="0" w:space="0" w:color="000000"/>
-                <w:top w:val="none" w:sz="0" w:space="0" w:color="000000"/>
-                <w:left w:val="none" w:sz="0" w:space="0" w:color="000000"/>
-                <w:right w:val="none" w:sz="0" w:space="0" w:color="000000"/>
-              </w:pBdr>
-              <w:spacing w:after="100" w:before="100" w:line="240"/>
-              <w:ind w:left="100" w:right="100" w:firstLine="0" w:firstLineChars="0"/>
-              <w:rPr>
-                <w:rFonts w:ascii="Arial" w:hAnsi="Arial" w:eastAsia="Arial" w:cs="Arial"/>
-                <w:i w:val="false"/>
-                <w:b w:val="false"/>
-                <w:u w:val="none"/>
-                <w:strike w:val="false"/>
-                <w:sz w:val="20"/>
-                <w:szCs w:val="20"/>
-                <w:color w:val="000000"/>
-              </w:rPr>
-            </w:pPr>
-            <w:r>
-              <w:rPr>
-                <w:rFonts w:ascii="Arial" w:hAnsi="Arial" w:eastAsia="Arial" w:cs="Arial"/>
-                <w:i w:val="false"/>
-                <w:b w:val="false"/>
-                <w:u w:val="none"/>
-                <w:strike w:val="false"/>
-                <w:sz w:val="20"/>
-                <w:szCs w:val="20"/>
-                <w:color w:val="000000"/>
-              </w:rPr>
-              <w:t xml:space="preserve">5.523</w:t>
-            </w:r>
-          </w:p>
-        </w:tc>
-        <w:tc>
-          <w:tcPr>
-            <w:tcBorders>
-              <w:bottom w:val="none" w:sz="0" w:space="0" w:color="000000"/>
-              <w:top w:val="none" w:sz="0" w:space="0" w:color="000000"/>
-              <w:left w:val="none" w:sz="0" w:space="0" w:color="000000"/>
-              <w:right w:val="none" w:sz="0" w:space="0" w:color="000000"/>
-            </w:tcBorders>
-            <w:shd w:val="clear" w:color="auto" w:fill="FFFFFF"/>
-            <w:tcMar>
-              <w:top w:w="0" w:type="dxa"/>
-              <w:bottom w:w="0" w:type="dxa"/>
-              <w:left w:w="0" w:type="dxa"/>
-              <w:right w:w="0" w:type="dxa"/>
-            </w:tcMar>
-            <w:vAlign w:val="center"/>
-          </w:tcPr>
-          <w:p>
-            <w:pPr>
-              <w:pStyle w:val="Normal"/>
-              <w:jc w:val="left"/>
-              <w:pBdr>
-                <w:bottom w:val="none" w:sz="0" w:space="0" w:color="000000"/>
-                <w:top w:val="none" w:sz="0" w:space="0" w:color="000000"/>
-                <w:left w:val="none" w:sz="0" w:space="0" w:color="000000"/>
-                <w:right w:val="none" w:sz="0" w:space="0" w:color="000000"/>
-              </w:pBdr>
-              <w:spacing w:after="100" w:before="100" w:line="240"/>
-              <w:ind w:left="100" w:right="100" w:firstLine="0" w:firstLineChars="0"/>
-              <w:rPr>
-                <w:rFonts w:ascii="Arial" w:hAnsi="Arial" w:eastAsia="Arial" w:cs="Arial"/>
-                <w:i w:val="false"/>
-                <w:b w:val="false"/>
-                <w:u w:val="none"/>
-                <w:strike w:val="false"/>
-                <w:sz w:val="20"/>
-                <w:szCs w:val="20"/>
-                <w:color w:val="000000"/>
-              </w:rPr>
-            </w:pPr>
-            <w:r>
-              <w:rPr>
-                <w:rFonts w:ascii="Arial" w:hAnsi="Arial" w:eastAsia="Arial" w:cs="Arial"/>
-                <w:i w:val="false"/>
-                <w:b w:val="false"/>
-                <w:u w:val="none"/>
-                <w:strike w:val="false"/>
-                <w:sz w:val="20"/>
-                <w:szCs w:val="20"/>
-                <w:color w:val="000000"/>
-              </w:rPr>
-              <w:t xml:space="preserve">&lt;0.001***</w:t>
+              <w:t xml:space="preserve">Intercept</w:t>
+            </w:r>
+          </w:p>
+        </w:tc>
+        <w:tc>
+          <w:tcPr>
+            <w:tcBorders>
+              <w:bottom w:val="none" w:sz="0" w:space="0" w:color="000000"/>
+              <w:top w:val="none" w:sz="0" w:space="0" w:color="000000"/>
+              <w:left w:val="none" w:sz="0" w:space="0" w:color="000000"/>
+              <w:right w:val="none" w:sz="0" w:space="0" w:color="000000"/>
+            </w:tcBorders>
+            <w:shd w:val="clear" w:color="auto" w:fill="FFFFFF"/>
+            <w:tcMar>
+              <w:top w:w="0" w:type="dxa"/>
+              <w:bottom w:w="0" w:type="dxa"/>
+              <w:left w:w="0" w:type="dxa"/>
+              <w:right w:w="0" w:type="dxa"/>
+            </w:tcMar>
+            <w:vAlign w:val="center"/>
+          </w:tcPr>
+          <w:p>
+            <w:pPr>
+              <w:pStyle w:val="Normal"/>
+              <w:jc w:val="left"/>
+              <w:pBdr>
+                <w:bottom w:val="none" w:sz="0" w:space="0" w:color="000000"/>
+                <w:top w:val="none" w:sz="0" w:space="0" w:color="000000"/>
+                <w:left w:val="none" w:sz="0" w:space="0" w:color="000000"/>
+                <w:right w:val="none" w:sz="0" w:space="0" w:color="000000"/>
+              </w:pBdr>
+              <w:spacing w:after="100" w:before="100" w:line="240"/>
+              <w:ind w:left="100" w:right="100" w:firstLine="0" w:firstLineChars="0"/>
+              <w:rPr>
+                <w:rFonts w:ascii="Arial" w:hAnsi="Arial" w:eastAsia="Arial" w:cs="Arial"/>
+                <w:i w:val="false"/>
+                <w:b w:val="false"/>
+                <w:u w:val="none"/>
+                <w:strike w:val="false"/>
+                <w:sz w:val="20"/>
+                <w:szCs w:val="20"/>
+                <w:color w:val="000000"/>
+              </w:rPr>
+            </w:pPr>
+            <w:r>
+              <w:rPr>
+                <w:rFonts w:ascii="Arial" w:hAnsi="Arial" w:eastAsia="Arial" w:cs="Arial"/>
+                <w:i w:val="false"/>
+                <w:b w:val="false"/>
+                <w:u w:val="none"/>
+                <w:strike w:val="false"/>
+                <w:sz w:val="20"/>
+                <w:szCs w:val="20"/>
+                <w:color w:val="000000"/>
+              </w:rPr>
+              <w:t xml:space="preserve">-0.000</w:t>
+            </w:r>
+          </w:p>
+        </w:tc>
+        <w:tc>
+          <w:tcPr>
+            <w:tcBorders>
+              <w:bottom w:val="none" w:sz="0" w:space="0" w:color="000000"/>
+              <w:top w:val="none" w:sz="0" w:space="0" w:color="000000"/>
+              <w:left w:val="none" w:sz="0" w:space="0" w:color="000000"/>
+              <w:right w:val="none" w:sz="0" w:space="0" w:color="000000"/>
+            </w:tcBorders>
+            <w:shd w:val="clear" w:color="auto" w:fill="FFFFFF"/>
+            <w:tcMar>
+              <w:top w:w="0" w:type="dxa"/>
+              <w:bottom w:w="0" w:type="dxa"/>
+              <w:left w:w="0" w:type="dxa"/>
+              <w:right w:w="0" w:type="dxa"/>
+            </w:tcMar>
+            <w:vAlign w:val="center"/>
+          </w:tcPr>
+          <w:p>
+            <w:pPr>
+              <w:pStyle w:val="Normal"/>
+              <w:jc w:val="left"/>
+              <w:pBdr>
+                <w:bottom w:val="none" w:sz="0" w:space="0" w:color="000000"/>
+                <w:top w:val="none" w:sz="0" w:space="0" w:color="000000"/>
+                <w:left w:val="none" w:sz="0" w:space="0" w:color="000000"/>
+                <w:right w:val="none" w:sz="0" w:space="0" w:color="000000"/>
+              </w:pBdr>
+              <w:spacing w:after="100" w:before="100" w:line="240"/>
+              <w:ind w:left="100" w:right="100" w:firstLine="0" w:firstLineChars="0"/>
+              <w:rPr>
+                <w:rFonts w:ascii="Arial" w:hAnsi="Arial" w:eastAsia="Arial" w:cs="Arial"/>
+                <w:i w:val="false"/>
+                <w:b w:val="false"/>
+                <w:u w:val="none"/>
+                <w:strike w:val="false"/>
+                <w:sz w:val="20"/>
+                <w:szCs w:val="20"/>
+                <w:color w:val="000000"/>
+              </w:rPr>
+            </w:pPr>
+            <w:r>
+              <w:rPr>
+                <w:rFonts w:ascii="Arial" w:hAnsi="Arial" w:eastAsia="Arial" w:cs="Arial"/>
+                <w:i w:val="false"/>
+                <w:b w:val="false"/>
+                <w:u w:val="none"/>
+                <w:strike w:val="false"/>
+                <w:sz w:val="20"/>
+                <w:szCs w:val="20"/>
+                <w:color w:val="000000"/>
+              </w:rPr>
+              <w:t xml:space="preserve">-0.000</w:t>
+            </w:r>
+          </w:p>
+        </w:tc>
+        <w:tc>
+          <w:tcPr>
+            <w:tcBorders>
+              <w:bottom w:val="none" w:sz="0" w:space="0" w:color="000000"/>
+              <w:top w:val="none" w:sz="0" w:space="0" w:color="000000"/>
+              <w:left w:val="none" w:sz="0" w:space="0" w:color="000000"/>
+              <w:right w:val="none" w:sz="0" w:space="0" w:color="000000"/>
+            </w:tcBorders>
+            <w:shd w:val="clear" w:color="auto" w:fill="FFFFFF"/>
+            <w:tcMar>
+              <w:top w:w="0" w:type="dxa"/>
+              <w:bottom w:w="0" w:type="dxa"/>
+              <w:left w:w="0" w:type="dxa"/>
+              <w:right w:w="0" w:type="dxa"/>
+            </w:tcMar>
+            <w:vAlign w:val="center"/>
+          </w:tcPr>
+          <w:p>
+            <w:pPr>
+              <w:pStyle w:val="Normal"/>
+              <w:jc w:val="left"/>
+              <w:pBdr>
+                <w:bottom w:val="none" w:sz="0" w:space="0" w:color="000000"/>
+                <w:top w:val="none" w:sz="0" w:space="0" w:color="000000"/>
+                <w:left w:val="none" w:sz="0" w:space="0" w:color="000000"/>
+                <w:right w:val="none" w:sz="0" w:space="0" w:color="000000"/>
+              </w:pBdr>
+              <w:spacing w:after="100" w:before="100" w:line="240"/>
+              <w:ind w:left="100" w:right="100" w:firstLine="0" w:firstLineChars="0"/>
+              <w:rPr>
+                <w:rFonts w:ascii="Arial" w:hAnsi="Arial" w:eastAsia="Arial" w:cs="Arial"/>
+                <w:i w:val="false"/>
+                <w:b w:val="false"/>
+                <w:u w:val="none"/>
+                <w:strike w:val="false"/>
+                <w:sz w:val="20"/>
+                <w:szCs w:val="20"/>
+                <w:color w:val="000000"/>
+              </w:rPr>
+            </w:pPr>
+            <w:r>
+              <w:rPr>
+                <w:rFonts w:ascii="Arial" w:hAnsi="Arial" w:eastAsia="Arial" w:cs="Arial"/>
+                <w:i w:val="false"/>
+                <w:b w:val="false"/>
+                <w:u w:val="none"/>
+                <w:strike w:val="false"/>
+                <w:sz w:val="20"/>
+                <w:szCs w:val="20"/>
+                <w:color w:val="000000"/>
+              </w:rPr>
+              <w:t xml:space="preserve">0.379 ns</w:t>
             </w:r>
           </w:p>
         </w:tc>
@@ -9265,172 +9265,172 @@
                 <w:szCs w:val="20"/>
                 <w:color w:val="000000"/>
               </w:rPr>
-              <w:t xml:space="preserve">EpiDist-CHH</w:t>
-            </w:r>
-          </w:p>
-        </w:tc>
-        <w:tc>
-          <w:tcPr>
-            <w:tcBorders>
-              <w:bottom w:val="none" w:sz="0" w:space="0" w:color="000000"/>
-              <w:top w:val="none" w:sz="0" w:space="0" w:color="000000"/>
-              <w:left w:val="none" w:sz="0" w:space="0" w:color="000000"/>
-              <w:right w:val="none" w:sz="0" w:space="0" w:color="000000"/>
-            </w:tcBorders>
-            <w:shd w:val="clear" w:color="auto" w:fill="FFFFFF"/>
-            <w:tcMar>
-              <w:top w:w="0" w:type="dxa"/>
-              <w:bottom w:w="0" w:type="dxa"/>
-              <w:left w:w="0" w:type="dxa"/>
-              <w:right w:w="0" w:type="dxa"/>
-            </w:tcMar>
-            <w:vAlign w:val="center"/>
-          </w:tcPr>
-          <w:p>
-            <w:pPr>
-              <w:pStyle w:val="Normal"/>
-              <w:jc w:val="left"/>
-              <w:pBdr>
-                <w:bottom w:val="none" w:sz="0" w:space="0" w:color="000000"/>
-                <w:top w:val="none" w:sz="0" w:space="0" w:color="000000"/>
-                <w:left w:val="none" w:sz="0" w:space="0" w:color="000000"/>
-                <w:right w:val="none" w:sz="0" w:space="0" w:color="000000"/>
-              </w:pBdr>
-              <w:spacing w:after="100" w:before="100" w:line="240"/>
-              <w:ind w:left="100" w:right="100" w:firstLine="0" w:firstLineChars="0"/>
-              <w:rPr>
-                <w:rFonts w:ascii="Arial" w:hAnsi="Arial" w:eastAsia="Arial" w:cs="Arial"/>
-                <w:i w:val="false"/>
-                <w:b w:val="false"/>
-                <w:u w:val="none"/>
-                <w:strike w:val="false"/>
-                <w:sz w:val="20"/>
-                <w:szCs w:val="20"/>
-                <w:color w:val="000000"/>
-              </w:rPr>
-            </w:pPr>
-            <w:r>
-              <w:rPr>
-                <w:rFonts w:ascii="Arial" w:hAnsi="Arial" w:eastAsia="Arial" w:cs="Arial"/>
-                <w:i w:val="false"/>
-                <w:b w:val="false"/>
-                <w:u w:val="none"/>
-                <w:strike w:val="false"/>
-                <w:sz w:val="20"/>
-                <w:szCs w:val="20"/>
-                <w:color w:val="000000"/>
-              </w:rPr>
-              <w:t xml:space="preserve">0.008</w:t>
-            </w:r>
-          </w:p>
-        </w:tc>
-        <w:tc>
-          <w:tcPr>
-            <w:tcBorders>
-              <w:bottom w:val="none" w:sz="0" w:space="0" w:color="000000"/>
-              <w:top w:val="none" w:sz="0" w:space="0" w:color="000000"/>
-              <w:left w:val="none" w:sz="0" w:space="0" w:color="000000"/>
-              <w:right w:val="none" w:sz="0" w:space="0" w:color="000000"/>
-            </w:tcBorders>
-            <w:shd w:val="clear" w:color="auto" w:fill="FFFFFF"/>
-            <w:tcMar>
-              <w:top w:w="0" w:type="dxa"/>
-              <w:bottom w:w="0" w:type="dxa"/>
-              <w:left w:w="0" w:type="dxa"/>
-              <w:right w:w="0" w:type="dxa"/>
-            </w:tcMar>
-            <w:vAlign w:val="center"/>
-          </w:tcPr>
-          <w:p>
-            <w:pPr>
-              <w:pStyle w:val="Normal"/>
-              <w:jc w:val="left"/>
-              <w:pBdr>
-                <w:bottom w:val="none" w:sz="0" w:space="0" w:color="000000"/>
-                <w:top w:val="none" w:sz="0" w:space="0" w:color="000000"/>
-                <w:left w:val="none" w:sz="0" w:space="0" w:color="000000"/>
-                <w:right w:val="none" w:sz="0" w:space="0" w:color="000000"/>
-              </w:pBdr>
-              <w:spacing w:after="100" w:before="100" w:line="240"/>
-              <w:ind w:left="100" w:right="100" w:firstLine="0" w:firstLineChars="0"/>
-              <w:rPr>
-                <w:rFonts w:ascii="Arial" w:hAnsi="Arial" w:eastAsia="Arial" w:cs="Arial"/>
-                <w:i w:val="false"/>
-                <w:b w:val="false"/>
-                <w:u w:val="none"/>
-                <w:strike w:val="false"/>
-                <w:sz w:val="20"/>
-                <w:szCs w:val="20"/>
-                <w:color w:val="000000"/>
-              </w:rPr>
-            </w:pPr>
-            <w:r>
-              <w:rPr>
-                <w:rFonts w:ascii="Arial" w:hAnsi="Arial" w:eastAsia="Arial" w:cs="Arial"/>
-                <w:i w:val="false"/>
-                <w:b w:val="false"/>
-                <w:u w:val="none"/>
-                <w:strike w:val="false"/>
-                <w:sz w:val="20"/>
-                <w:szCs w:val="20"/>
-                <w:color w:val="000000"/>
-              </w:rPr>
-              <w:t xml:space="preserve">0.244</w:t>
-            </w:r>
-          </w:p>
-        </w:tc>
-        <w:tc>
-          <w:tcPr>
-            <w:tcBorders>
-              <w:bottom w:val="none" w:sz="0" w:space="0" w:color="000000"/>
-              <w:top w:val="none" w:sz="0" w:space="0" w:color="000000"/>
-              <w:left w:val="none" w:sz="0" w:space="0" w:color="000000"/>
-              <w:right w:val="none" w:sz="0" w:space="0" w:color="000000"/>
-            </w:tcBorders>
-            <w:shd w:val="clear" w:color="auto" w:fill="FFFFFF"/>
-            <w:tcMar>
-              <w:top w:w="0" w:type="dxa"/>
-              <w:bottom w:w="0" w:type="dxa"/>
-              <w:left w:w="0" w:type="dxa"/>
-              <w:right w:w="0" w:type="dxa"/>
-            </w:tcMar>
-            <w:vAlign w:val="center"/>
-          </w:tcPr>
-          <w:p>
-            <w:pPr>
-              <w:pStyle w:val="Normal"/>
-              <w:jc w:val="left"/>
-              <w:pBdr>
-                <w:bottom w:val="none" w:sz="0" w:space="0" w:color="000000"/>
-                <w:top w:val="none" w:sz="0" w:space="0" w:color="000000"/>
-                <w:left w:val="none" w:sz="0" w:space="0" w:color="000000"/>
-                <w:right w:val="none" w:sz="0" w:space="0" w:color="000000"/>
-              </w:pBdr>
-              <w:spacing w:after="100" w:before="100" w:line="240"/>
-              <w:ind w:left="100" w:right="100" w:firstLine="0" w:firstLineChars="0"/>
-              <w:rPr>
-                <w:rFonts w:ascii="Arial" w:hAnsi="Arial" w:eastAsia="Arial" w:cs="Arial"/>
-                <w:i w:val="false"/>
-                <w:b w:val="false"/>
-                <w:u w:val="none"/>
-                <w:strike w:val="false"/>
-                <w:sz w:val="20"/>
-                <w:szCs w:val="20"/>
-                <w:color w:val="000000"/>
-              </w:rPr>
-            </w:pPr>
-            <w:r>
-              <w:rPr>
-                <w:rFonts w:ascii="Arial" w:hAnsi="Arial" w:eastAsia="Arial" w:cs="Arial"/>
-                <w:i w:val="false"/>
-                <w:b w:val="false"/>
-                <w:u w:val="none"/>
-                <w:strike w:val="false"/>
-                <w:sz w:val="20"/>
-                <w:szCs w:val="20"/>
-                <w:color w:val="000000"/>
-              </w:rPr>
-              <w:t xml:space="preserve">0.942 ns</w:t>
+              <w:t xml:space="preserve">GenDist</w:t>
+            </w:r>
+          </w:p>
+        </w:tc>
+        <w:tc>
+          <w:tcPr>
+            <w:tcBorders>
+              <w:bottom w:val="none" w:sz="0" w:space="0" w:color="000000"/>
+              <w:top w:val="none" w:sz="0" w:space="0" w:color="000000"/>
+              <w:left w:val="none" w:sz="0" w:space="0" w:color="000000"/>
+              <w:right w:val="none" w:sz="0" w:space="0" w:color="000000"/>
+            </w:tcBorders>
+            <w:shd w:val="clear" w:color="auto" w:fill="FFFFFF"/>
+            <w:tcMar>
+              <w:top w:w="0" w:type="dxa"/>
+              <w:bottom w:w="0" w:type="dxa"/>
+              <w:left w:w="0" w:type="dxa"/>
+              <w:right w:w="0" w:type="dxa"/>
+            </w:tcMar>
+            <w:vAlign w:val="center"/>
+          </w:tcPr>
+          <w:p>
+            <w:pPr>
+              <w:pStyle w:val="Normal"/>
+              <w:jc w:val="left"/>
+              <w:pBdr>
+                <w:bottom w:val="none" w:sz="0" w:space="0" w:color="000000"/>
+                <w:top w:val="none" w:sz="0" w:space="0" w:color="000000"/>
+                <w:left w:val="none" w:sz="0" w:space="0" w:color="000000"/>
+                <w:right w:val="none" w:sz="0" w:space="0" w:color="000000"/>
+              </w:pBdr>
+              <w:spacing w:after="100" w:before="100" w:line="240"/>
+              <w:ind w:left="100" w:right="100" w:firstLine="0" w:firstLineChars="0"/>
+              <w:rPr>
+                <w:rFonts w:ascii="Arial" w:hAnsi="Arial" w:eastAsia="Arial" w:cs="Arial"/>
+                <w:i w:val="false"/>
+                <w:b w:val="false"/>
+                <w:u w:val="none"/>
+                <w:strike w:val="false"/>
+                <w:sz w:val="20"/>
+                <w:szCs w:val="20"/>
+                <w:color w:val="000000"/>
+              </w:rPr>
+            </w:pPr>
+            <w:r>
+              <w:rPr>
+                <w:rFonts w:ascii="Arial" w:hAnsi="Arial" w:eastAsia="Arial" w:cs="Arial"/>
+                <w:i w:val="false"/>
+                <w:b w:val="false"/>
+                <w:u w:val="none"/>
+                <w:strike w:val="false"/>
+                <w:sz w:val="20"/>
+                <w:szCs w:val="20"/>
+                <w:color w:val="000000"/>
+              </w:rPr>
+              <w:t xml:space="preserve">0.241</w:t>
+            </w:r>
+          </w:p>
+        </w:tc>
+        <w:tc>
+          <w:tcPr>
+            <w:tcBorders>
+              <w:bottom w:val="none" w:sz="0" w:space="0" w:color="000000"/>
+              <w:top w:val="none" w:sz="0" w:space="0" w:color="000000"/>
+              <w:left w:val="none" w:sz="0" w:space="0" w:color="000000"/>
+              <w:right w:val="none" w:sz="0" w:space="0" w:color="000000"/>
+            </w:tcBorders>
+            <w:shd w:val="clear" w:color="auto" w:fill="FFFFFF"/>
+            <w:tcMar>
+              <w:top w:w="0" w:type="dxa"/>
+              <w:bottom w:w="0" w:type="dxa"/>
+              <w:left w:w="0" w:type="dxa"/>
+              <w:right w:w="0" w:type="dxa"/>
+            </w:tcMar>
+            <w:vAlign w:val="center"/>
+          </w:tcPr>
+          <w:p>
+            <w:pPr>
+              <w:pStyle w:val="Normal"/>
+              <w:jc w:val="left"/>
+              <w:pBdr>
+                <w:bottom w:val="none" w:sz="0" w:space="0" w:color="000000"/>
+                <w:top w:val="none" w:sz="0" w:space="0" w:color="000000"/>
+                <w:left w:val="none" w:sz="0" w:space="0" w:color="000000"/>
+                <w:right w:val="none" w:sz="0" w:space="0" w:color="000000"/>
+              </w:pBdr>
+              <w:spacing w:after="100" w:before="100" w:line="240"/>
+              <w:ind w:left="100" w:right="100" w:firstLine="0" w:firstLineChars="0"/>
+              <w:rPr>
+                <w:rFonts w:ascii="Arial" w:hAnsi="Arial" w:eastAsia="Arial" w:cs="Arial"/>
+                <w:i w:val="false"/>
+                <w:b w:val="false"/>
+                <w:u w:val="none"/>
+                <w:strike w:val="false"/>
+                <w:sz w:val="20"/>
+                <w:szCs w:val="20"/>
+                <w:color w:val="000000"/>
+              </w:rPr>
+            </w:pPr>
+            <w:r>
+              <w:rPr>
+                <w:rFonts w:ascii="Arial" w:hAnsi="Arial" w:eastAsia="Arial" w:cs="Arial"/>
+                <w:i w:val="false"/>
+                <w:b w:val="false"/>
+                <w:u w:val="none"/>
+                <w:strike w:val="false"/>
+                <w:sz w:val="20"/>
+                <w:szCs w:val="20"/>
+                <w:color w:val="000000"/>
+              </w:rPr>
+              <w:t xml:space="preserve">6.091</w:t>
+            </w:r>
+          </w:p>
+        </w:tc>
+        <w:tc>
+          <w:tcPr>
+            <w:tcBorders>
+              <w:bottom w:val="none" w:sz="0" w:space="0" w:color="000000"/>
+              <w:top w:val="none" w:sz="0" w:space="0" w:color="000000"/>
+              <w:left w:val="none" w:sz="0" w:space="0" w:color="000000"/>
+              <w:right w:val="none" w:sz="0" w:space="0" w:color="000000"/>
+            </w:tcBorders>
+            <w:shd w:val="clear" w:color="auto" w:fill="FFFFFF"/>
+            <w:tcMar>
+              <w:top w:w="0" w:type="dxa"/>
+              <w:bottom w:w="0" w:type="dxa"/>
+              <w:left w:w="0" w:type="dxa"/>
+              <w:right w:w="0" w:type="dxa"/>
+            </w:tcMar>
+            <w:vAlign w:val="center"/>
+          </w:tcPr>
+          <w:p>
+            <w:pPr>
+              <w:pStyle w:val="Normal"/>
+              <w:jc w:val="left"/>
+              <w:pBdr>
+                <w:bottom w:val="none" w:sz="0" w:space="0" w:color="000000"/>
+                <w:top w:val="none" w:sz="0" w:space="0" w:color="000000"/>
+                <w:left w:val="none" w:sz="0" w:space="0" w:color="000000"/>
+                <w:right w:val="none" w:sz="0" w:space="0" w:color="000000"/>
+              </w:pBdr>
+              <w:spacing w:after="100" w:before="100" w:line="240"/>
+              <w:ind w:left="100" w:right="100" w:firstLine="0" w:firstLineChars="0"/>
+              <w:rPr>
+                <w:rFonts w:ascii="Arial" w:hAnsi="Arial" w:eastAsia="Arial" w:cs="Arial"/>
+                <w:i w:val="false"/>
+                <w:b w:val="false"/>
+                <w:u w:val="none"/>
+                <w:strike w:val="false"/>
+                <w:sz w:val="20"/>
+                <w:szCs w:val="20"/>
+                <w:color w:val="000000"/>
+              </w:rPr>
+            </w:pPr>
+            <w:r>
+              <w:rPr>
+                <w:rFonts w:ascii="Arial" w:hAnsi="Arial" w:eastAsia="Arial" w:cs="Arial"/>
+                <w:i w:val="false"/>
+                <w:b w:val="false"/>
+                <w:u w:val="none"/>
+                <w:strike w:val="false"/>
+                <w:sz w:val="20"/>
+                <w:szCs w:val="20"/>
+                <w:color w:val="000000"/>
+              </w:rPr>
+              <w:t xml:space="preserve">&lt;0.001***</w:t>
             </w:r>
           </w:p>
         </w:tc>
@@ -9753,62 +9753,62 @@
                 <w:szCs w:val="20"/>
                 <w:color w:val="000000"/>
               </w:rPr>
-              <w:t xml:space="preserve">0.207</w:t>
-            </w:r>
-          </w:p>
-        </w:tc>
-        <w:tc>
-          <w:tcPr>
-            <w:tcBorders>
-              <w:bottom w:val="none" w:sz="0" w:space="0" w:color="000000"/>
-              <w:top w:val="none" w:sz="0" w:space="0" w:color="000000"/>
-              <w:left w:val="none" w:sz="0" w:space="0" w:color="000000"/>
-              <w:right w:val="none" w:sz="0" w:space="0" w:color="000000"/>
-            </w:tcBorders>
-            <w:shd w:val="clear" w:color="auto" w:fill="FFFFFF"/>
-            <w:tcMar>
-              <w:top w:w="0" w:type="dxa"/>
-              <w:bottom w:w="0" w:type="dxa"/>
-              <w:left w:w="0" w:type="dxa"/>
-              <w:right w:w="0" w:type="dxa"/>
-            </w:tcMar>
-            <w:vAlign w:val="center"/>
-          </w:tcPr>
-          <w:p>
-            <w:pPr>
-              <w:pStyle w:val="Normal"/>
-              <w:jc w:val="left"/>
-              <w:pBdr>
-                <w:bottom w:val="none" w:sz="0" w:space="0" w:color="000000"/>
-                <w:top w:val="none" w:sz="0" w:space="0" w:color="000000"/>
-                <w:left w:val="none" w:sz="0" w:space="0" w:color="000000"/>
-                <w:right w:val="none" w:sz="0" w:space="0" w:color="000000"/>
-              </w:pBdr>
-              <w:spacing w:after="100" w:before="100" w:line="240"/>
-              <w:ind w:left="100" w:right="100" w:firstLine="0" w:firstLineChars="0"/>
-              <w:rPr>
-                <w:rFonts w:ascii="Arial" w:hAnsi="Arial" w:eastAsia="Arial" w:cs="Arial"/>
-                <w:i w:val="false"/>
-                <w:b w:val="false"/>
-                <w:u w:val="none"/>
-                <w:strike w:val="false"/>
-                <w:sz w:val="20"/>
-                <w:szCs w:val="20"/>
-                <w:color w:val="000000"/>
-              </w:rPr>
-            </w:pPr>
-            <w:r>
-              <w:rPr>
-                <w:rFonts w:ascii="Arial" w:hAnsi="Arial" w:eastAsia="Arial" w:cs="Arial"/>
-                <w:i w:val="false"/>
-                <w:b w:val="false"/>
-                <w:u w:val="none"/>
-                <w:strike w:val="false"/>
-                <w:sz w:val="20"/>
-                <w:szCs w:val="20"/>
-                <w:color w:val="000000"/>
-              </w:rPr>
-              <w:t xml:space="preserve">5.192</w:t>
+              <w:t xml:space="preserve">0.206</w:t>
+            </w:r>
+          </w:p>
+        </w:tc>
+        <w:tc>
+          <w:tcPr>
+            <w:tcBorders>
+              <w:bottom w:val="none" w:sz="0" w:space="0" w:color="000000"/>
+              <w:top w:val="none" w:sz="0" w:space="0" w:color="000000"/>
+              <w:left w:val="none" w:sz="0" w:space="0" w:color="000000"/>
+              <w:right w:val="none" w:sz="0" w:space="0" w:color="000000"/>
+            </w:tcBorders>
+            <w:shd w:val="clear" w:color="auto" w:fill="FFFFFF"/>
+            <w:tcMar>
+              <w:top w:w="0" w:type="dxa"/>
+              <w:bottom w:w="0" w:type="dxa"/>
+              <w:left w:w="0" w:type="dxa"/>
+              <w:right w:w="0" w:type="dxa"/>
+            </w:tcMar>
+            <w:vAlign w:val="center"/>
+          </w:tcPr>
+          <w:p>
+            <w:pPr>
+              <w:pStyle w:val="Normal"/>
+              <w:jc w:val="left"/>
+              <w:pBdr>
+                <w:bottom w:val="none" w:sz="0" w:space="0" w:color="000000"/>
+                <w:top w:val="none" w:sz="0" w:space="0" w:color="000000"/>
+                <w:left w:val="none" w:sz="0" w:space="0" w:color="000000"/>
+                <w:right w:val="none" w:sz="0" w:space="0" w:color="000000"/>
+              </w:pBdr>
+              <w:spacing w:after="100" w:before="100" w:line="240"/>
+              <w:ind w:left="100" w:right="100" w:firstLine="0" w:firstLineChars="0"/>
+              <w:rPr>
+                <w:rFonts w:ascii="Arial" w:hAnsi="Arial" w:eastAsia="Arial" w:cs="Arial"/>
+                <w:i w:val="false"/>
+                <w:b w:val="false"/>
+                <w:u w:val="none"/>
+                <w:strike w:val="false"/>
+                <w:sz w:val="20"/>
+                <w:szCs w:val="20"/>
+                <w:color w:val="000000"/>
+              </w:rPr>
+            </w:pPr>
+            <w:r>
+              <w:rPr>
+                <w:rFonts w:ascii="Arial" w:hAnsi="Arial" w:eastAsia="Arial" w:cs="Arial"/>
+                <w:i w:val="false"/>
+                <w:b w:val="false"/>
+                <w:u w:val="none"/>
+                <w:strike w:val="false"/>
+                <w:sz w:val="20"/>
+                <w:szCs w:val="20"/>
+                <w:color w:val="000000"/>
+              </w:rPr>
+              <w:t xml:space="preserve">5.206</w:t>
             </w:r>
           </w:p>
         </w:tc>
@@ -10351,7 +10351,7 @@
                 <w:szCs w:val="20"/>
                 <w:color w:val="000000"/>
               </w:rPr>
-              <w:t xml:space="preserve">55.2</w:t>
+              <w:t xml:space="preserve">82.9</w:t>
             </w:r>
           </w:p>
         </w:tc>

--- a/avena_ncbi/table_mmrr.docx
+++ b/avena_ncbi/table_mmrr.docx
@@ -41,6 +41,7 @@
           <w:trHeight w:val="360" w:hRule="auto"/>
           <w:tblHeader/>
         </w:trPr>
+        header1
         <w:tc>
           <w:tcPr>
             <w:tcBorders>
@@ -486,6 +487,7 @@
         <w:trPr>
           <w:trHeight w:val="360" w:hRule="auto"/>
         </w:trPr>
+        body1
         <w:tc>
           <w:tcPr>
             <w:tcBorders>
@@ -647,7 +649,7 @@
                 <w:szCs w:val="20"/>
                 <w:color w:val="000000"/>
               </w:rPr>
-              <w:t xml:space="preserve">0.000</w:t>
+              <w:t xml:space="preserve">-0.000</w:t>
             </w:r>
           </w:p>
         </w:tc>
@@ -702,7 +704,7 @@
                 <w:szCs w:val="20"/>
                 <w:color w:val="000000"/>
               </w:rPr>
-              <w:t xml:space="preserve">0.000</w:t>
+              <w:t xml:space="preserve">-0.000</w:t>
             </w:r>
           </w:p>
         </w:tc>
@@ -757,7 +759,7 @@
                 <w:szCs w:val="20"/>
                 <w:color w:val="000000"/>
               </w:rPr>
-              <w:t xml:space="preserve">0.043*</w:t>
+              <w:t xml:space="preserve">0.616 ns</w:t>
             </w:r>
           </w:p>
         </w:tc>
@@ -931,6 +933,7 @@
         <w:trPr>
           <w:trHeight w:val="360" w:hRule="auto"/>
         </w:trPr>
+        body2
         <w:tc>
           <w:tcPr>
             <w:vMerge w:val="restart"/>
@@ -1038,172 +1041,172 @@
                 <w:szCs w:val="20"/>
                 <w:color w:val="000000"/>
               </w:rPr>
-              <w:t xml:space="preserve">Genetic Dist.</w:t>
-            </w:r>
-          </w:p>
-        </w:tc>
-        <w:tc>
-          <w:tcPr>
-            <w:tcBorders>
-              <w:bottom w:val="none" w:sz="0" w:space="0" w:color="000000"/>
-              <w:top w:val="none" w:sz="0" w:space="0" w:color="000000"/>
-              <w:left w:val="none" w:sz="0" w:space="0" w:color="000000"/>
-              <w:right w:val="none" w:sz="0" w:space="0" w:color="000000"/>
-            </w:tcBorders>
-            <w:shd w:val="clear" w:color="auto" w:fill="FFFFFF"/>
-            <w:tcMar>
-              <w:top w:w="0" w:type="dxa"/>
-              <w:bottom w:w="0" w:type="dxa"/>
-              <w:left w:w="0" w:type="dxa"/>
-              <w:right w:w="0" w:type="dxa"/>
-            </w:tcMar>
-            <w:vAlign w:val="center"/>
-          </w:tcPr>
-          <w:p>
-            <w:pPr>
-              <w:pStyle w:val="Normal"/>
-              <w:jc w:val="left"/>
-              <w:pBdr>
-                <w:bottom w:val="none" w:sz="0" w:space="0" w:color="000000"/>
-                <w:top w:val="none" w:sz="0" w:space="0" w:color="000000"/>
-                <w:left w:val="none" w:sz="0" w:space="0" w:color="000000"/>
-                <w:right w:val="none" w:sz="0" w:space="0" w:color="000000"/>
-              </w:pBdr>
-              <w:spacing w:after="100" w:before="100" w:line="240"/>
-              <w:ind w:left="100" w:right="100" w:firstLine="0" w:firstLineChars="0"/>
-              <w:rPr>
-                <w:rFonts w:ascii="Arial" w:hAnsi="Arial" w:eastAsia="Arial" w:cs="Arial"/>
-                <w:i w:val="false"/>
-                <w:b w:val="false"/>
-                <w:u w:val="none"/>
-                <w:strike w:val="false"/>
-                <w:sz w:val="20"/>
-                <w:szCs w:val="20"/>
-                <w:color w:val="000000"/>
-              </w:rPr>
-            </w:pPr>
-            <w:r>
-              <w:rPr>
-                <w:rFonts w:ascii="Arial" w:hAnsi="Arial" w:eastAsia="Arial" w:cs="Arial"/>
-                <w:i w:val="false"/>
-                <w:b w:val="false"/>
-                <w:u w:val="none"/>
-                <w:strike w:val="false"/>
-                <w:sz w:val="20"/>
-                <w:szCs w:val="20"/>
-                <w:color w:val="000000"/>
-              </w:rPr>
-              <w:t xml:space="preserve">0.368</w:t>
-            </w:r>
-          </w:p>
-        </w:tc>
-        <w:tc>
-          <w:tcPr>
-            <w:tcBorders>
-              <w:bottom w:val="none" w:sz="0" w:space="0" w:color="000000"/>
-              <w:top w:val="none" w:sz="0" w:space="0" w:color="000000"/>
-              <w:left w:val="none" w:sz="0" w:space="0" w:color="000000"/>
-              <w:right w:val="none" w:sz="0" w:space="0" w:color="000000"/>
-            </w:tcBorders>
-            <w:shd w:val="clear" w:color="auto" w:fill="FFFFFF"/>
-            <w:tcMar>
-              <w:top w:w="0" w:type="dxa"/>
-              <w:bottom w:w="0" w:type="dxa"/>
-              <w:left w:w="0" w:type="dxa"/>
-              <w:right w:w="0" w:type="dxa"/>
-            </w:tcMar>
-            <w:vAlign w:val="center"/>
-          </w:tcPr>
-          <w:p>
-            <w:pPr>
-              <w:pStyle w:val="Normal"/>
-              <w:jc w:val="left"/>
-              <w:pBdr>
-                <w:bottom w:val="none" w:sz="0" w:space="0" w:color="000000"/>
-                <w:top w:val="none" w:sz="0" w:space="0" w:color="000000"/>
-                <w:left w:val="none" w:sz="0" w:space="0" w:color="000000"/>
-                <w:right w:val="none" w:sz="0" w:space="0" w:color="000000"/>
-              </w:pBdr>
-              <w:spacing w:after="100" w:before="100" w:line="240"/>
-              <w:ind w:left="100" w:right="100" w:firstLine="0" w:firstLineChars="0"/>
-              <w:rPr>
-                <w:rFonts w:ascii="Arial" w:hAnsi="Arial" w:eastAsia="Arial" w:cs="Arial"/>
-                <w:i w:val="false"/>
-                <w:b w:val="false"/>
-                <w:u w:val="none"/>
-                <w:strike w:val="false"/>
-                <w:sz w:val="20"/>
-                <w:szCs w:val="20"/>
-                <w:color w:val="000000"/>
-              </w:rPr>
-            </w:pPr>
-            <w:r>
-              <w:rPr>
-                <w:rFonts w:ascii="Arial" w:hAnsi="Arial" w:eastAsia="Arial" w:cs="Arial"/>
-                <w:i w:val="false"/>
-                <w:b w:val="false"/>
-                <w:u w:val="none"/>
-                <w:strike w:val="false"/>
-                <w:sz w:val="20"/>
-                <w:szCs w:val="20"/>
-                <w:color w:val="000000"/>
-              </w:rPr>
-              <w:t xml:space="preserve">9.574</w:t>
-            </w:r>
-          </w:p>
-        </w:tc>
-        <w:tc>
-          <w:tcPr>
-            <w:tcBorders>
-              <w:bottom w:val="none" w:sz="0" w:space="0" w:color="000000"/>
-              <w:top w:val="none" w:sz="0" w:space="0" w:color="000000"/>
-              <w:left w:val="none" w:sz="0" w:space="0" w:color="000000"/>
-              <w:right w:val="none" w:sz="0" w:space="0" w:color="000000"/>
-            </w:tcBorders>
-            <w:shd w:val="clear" w:color="auto" w:fill="FFFFFF"/>
-            <w:tcMar>
-              <w:top w:w="0" w:type="dxa"/>
-              <w:bottom w:w="0" w:type="dxa"/>
-              <w:left w:w="0" w:type="dxa"/>
-              <w:right w:w="0" w:type="dxa"/>
-            </w:tcMar>
-            <w:vAlign w:val="center"/>
-          </w:tcPr>
-          <w:p>
-            <w:pPr>
-              <w:pStyle w:val="Normal"/>
-              <w:jc w:val="left"/>
-              <w:pBdr>
-                <w:bottom w:val="none" w:sz="0" w:space="0" w:color="000000"/>
-                <w:top w:val="none" w:sz="0" w:space="0" w:color="000000"/>
-                <w:left w:val="none" w:sz="0" w:space="0" w:color="000000"/>
-                <w:right w:val="none" w:sz="0" w:space="0" w:color="000000"/>
-              </w:pBdr>
-              <w:spacing w:after="100" w:before="100" w:line="240"/>
-              <w:ind w:left="100" w:right="100" w:firstLine="0" w:firstLineChars="0"/>
-              <w:rPr>
-                <w:rFonts w:ascii="Arial" w:hAnsi="Arial" w:eastAsia="Arial" w:cs="Arial"/>
-                <w:i w:val="false"/>
-                <w:b w:val="false"/>
-                <w:u w:val="none"/>
-                <w:strike w:val="false"/>
-                <w:sz w:val="20"/>
-                <w:szCs w:val="20"/>
-                <w:color w:val="000000"/>
-              </w:rPr>
-            </w:pPr>
-            <w:r>
-              <w:rPr>
-                <w:rFonts w:ascii="Arial" w:hAnsi="Arial" w:eastAsia="Arial" w:cs="Arial"/>
-                <w:i w:val="false"/>
-                <w:b w:val="false"/>
-                <w:u w:val="none"/>
-                <w:strike w:val="false"/>
-                <w:sz w:val="20"/>
-                <w:szCs w:val="20"/>
-                <w:color w:val="000000"/>
-              </w:rPr>
-              <w:t xml:space="preserve">&lt;0.001***</w:t>
+              <w:t xml:space="preserve">Epigenetic Dist.</w:t>
+            </w:r>
+          </w:p>
+        </w:tc>
+        <w:tc>
+          <w:tcPr>
+            <w:tcBorders>
+              <w:bottom w:val="none" w:sz="0" w:space="0" w:color="000000"/>
+              <w:top w:val="none" w:sz="0" w:space="0" w:color="000000"/>
+              <w:left w:val="none" w:sz="0" w:space="0" w:color="000000"/>
+              <w:right w:val="none" w:sz="0" w:space="0" w:color="000000"/>
+            </w:tcBorders>
+            <w:shd w:val="clear" w:color="auto" w:fill="FFFFFF"/>
+            <w:tcMar>
+              <w:top w:w="0" w:type="dxa"/>
+              <w:bottom w:w="0" w:type="dxa"/>
+              <w:left w:w="0" w:type="dxa"/>
+              <w:right w:w="0" w:type="dxa"/>
+            </w:tcMar>
+            <w:vAlign w:val="center"/>
+          </w:tcPr>
+          <w:p>
+            <w:pPr>
+              <w:pStyle w:val="Normal"/>
+              <w:jc w:val="left"/>
+              <w:pBdr>
+                <w:bottom w:val="none" w:sz="0" w:space="0" w:color="000000"/>
+                <w:top w:val="none" w:sz="0" w:space="0" w:color="000000"/>
+                <w:left w:val="none" w:sz="0" w:space="0" w:color="000000"/>
+                <w:right w:val="none" w:sz="0" w:space="0" w:color="000000"/>
+              </w:pBdr>
+              <w:spacing w:after="100" w:before="100" w:line="240"/>
+              <w:ind w:left="100" w:right="100" w:firstLine="0" w:firstLineChars="0"/>
+              <w:rPr>
+                <w:rFonts w:ascii="Arial" w:hAnsi="Arial" w:eastAsia="Arial" w:cs="Arial"/>
+                <w:i w:val="false"/>
+                <w:b w:val="false"/>
+                <w:u w:val="none"/>
+                <w:strike w:val="false"/>
+                <w:sz w:val="20"/>
+                <w:szCs w:val="20"/>
+                <w:color w:val="000000"/>
+              </w:rPr>
+            </w:pPr>
+            <w:r>
+              <w:rPr>
+                <w:rFonts w:ascii="Arial" w:hAnsi="Arial" w:eastAsia="Arial" w:cs="Arial"/>
+                <w:i w:val="false"/>
+                <w:b w:val="false"/>
+                <w:u w:val="none"/>
+                <w:strike w:val="false"/>
+                <w:sz w:val="20"/>
+                <w:szCs w:val="20"/>
+                <w:color w:val="000000"/>
+              </w:rPr>
+              <w:t xml:space="preserve">0.207</w:t>
+            </w:r>
+          </w:p>
+        </w:tc>
+        <w:tc>
+          <w:tcPr>
+            <w:tcBorders>
+              <w:bottom w:val="none" w:sz="0" w:space="0" w:color="000000"/>
+              <w:top w:val="none" w:sz="0" w:space="0" w:color="000000"/>
+              <w:left w:val="none" w:sz="0" w:space="0" w:color="000000"/>
+              <w:right w:val="none" w:sz="0" w:space="0" w:color="000000"/>
+            </w:tcBorders>
+            <w:shd w:val="clear" w:color="auto" w:fill="FFFFFF"/>
+            <w:tcMar>
+              <w:top w:w="0" w:type="dxa"/>
+              <w:bottom w:w="0" w:type="dxa"/>
+              <w:left w:w="0" w:type="dxa"/>
+              <w:right w:w="0" w:type="dxa"/>
+            </w:tcMar>
+            <w:vAlign w:val="center"/>
+          </w:tcPr>
+          <w:p>
+            <w:pPr>
+              <w:pStyle w:val="Normal"/>
+              <w:jc w:val="left"/>
+              <w:pBdr>
+                <w:bottom w:val="none" w:sz="0" w:space="0" w:color="000000"/>
+                <w:top w:val="none" w:sz="0" w:space="0" w:color="000000"/>
+                <w:left w:val="none" w:sz="0" w:space="0" w:color="000000"/>
+                <w:right w:val="none" w:sz="0" w:space="0" w:color="000000"/>
+              </w:pBdr>
+              <w:spacing w:after="100" w:before="100" w:line="240"/>
+              <w:ind w:left="100" w:right="100" w:firstLine="0" w:firstLineChars="0"/>
+              <w:rPr>
+                <w:rFonts w:ascii="Arial" w:hAnsi="Arial" w:eastAsia="Arial" w:cs="Arial"/>
+                <w:i w:val="false"/>
+                <w:b w:val="false"/>
+                <w:u w:val="none"/>
+                <w:strike w:val="false"/>
+                <w:sz w:val="20"/>
+                <w:szCs w:val="20"/>
+                <w:color w:val="000000"/>
+              </w:rPr>
+            </w:pPr>
+            <w:r>
+              <w:rPr>
+                <w:rFonts w:ascii="Arial" w:hAnsi="Arial" w:eastAsia="Arial" w:cs="Arial"/>
+                <w:i w:val="false"/>
+                <w:b w:val="false"/>
+                <w:u w:val="none"/>
+                <w:strike w:val="false"/>
+                <w:sz w:val="20"/>
+                <w:szCs w:val="20"/>
+                <w:color w:val="000000"/>
+              </w:rPr>
+              <w:t xml:space="preserve">6.215</w:t>
+            </w:r>
+          </w:p>
+        </w:tc>
+        <w:tc>
+          <w:tcPr>
+            <w:tcBorders>
+              <w:bottom w:val="none" w:sz="0" w:space="0" w:color="000000"/>
+              <w:top w:val="none" w:sz="0" w:space="0" w:color="000000"/>
+              <w:left w:val="none" w:sz="0" w:space="0" w:color="000000"/>
+              <w:right w:val="none" w:sz="0" w:space="0" w:color="000000"/>
+            </w:tcBorders>
+            <w:shd w:val="clear" w:color="auto" w:fill="FFFFFF"/>
+            <w:tcMar>
+              <w:top w:w="0" w:type="dxa"/>
+              <w:bottom w:w="0" w:type="dxa"/>
+              <w:left w:w="0" w:type="dxa"/>
+              <w:right w:w="0" w:type="dxa"/>
+            </w:tcMar>
+            <w:vAlign w:val="center"/>
+          </w:tcPr>
+          <w:p>
+            <w:pPr>
+              <w:pStyle w:val="Normal"/>
+              <w:jc w:val="left"/>
+              <w:pBdr>
+                <w:bottom w:val="none" w:sz="0" w:space="0" w:color="000000"/>
+                <w:top w:val="none" w:sz="0" w:space="0" w:color="000000"/>
+                <w:left w:val="none" w:sz="0" w:space="0" w:color="000000"/>
+                <w:right w:val="none" w:sz="0" w:space="0" w:color="000000"/>
+              </w:pBdr>
+              <w:spacing w:after="100" w:before="100" w:line="240"/>
+              <w:ind w:left="100" w:right="100" w:firstLine="0" w:firstLineChars="0"/>
+              <w:rPr>
+                <w:rFonts w:ascii="Arial" w:hAnsi="Arial" w:eastAsia="Arial" w:cs="Arial"/>
+                <w:i w:val="false"/>
+                <w:b w:val="false"/>
+                <w:u w:val="none"/>
+                <w:strike w:val="false"/>
+                <w:sz w:val="20"/>
+                <w:szCs w:val="20"/>
+                <w:color w:val="000000"/>
+              </w:rPr>
+            </w:pPr>
+            <w:r>
+              <w:rPr>
+                <w:rFonts w:ascii="Arial" w:hAnsi="Arial" w:eastAsia="Arial" w:cs="Arial"/>
+                <w:i w:val="false"/>
+                <w:b w:val="false"/>
+                <w:u w:val="none"/>
+                <w:strike w:val="false"/>
+                <w:sz w:val="20"/>
+                <w:szCs w:val="20"/>
+                <w:color w:val="000000"/>
+              </w:rPr>
+              <w:t xml:space="preserve">0.042*</w:t>
             </w:r>
           </w:p>
         </w:tc>
@@ -1377,6 +1380,7 @@
         <w:trPr>
           <w:trHeight w:val="360" w:hRule="auto"/>
         </w:trPr>
+        body3
         <w:tc>
           <w:tcPr>
             <w:vMerge/>
@@ -1471,172 +1475,7 @@
                 <w:szCs w:val="20"/>
                 <w:color w:val="000000"/>
               </w:rPr>
-              <w:t xml:space="preserve">Epigenetic Dist.</w:t>
-            </w:r>
-          </w:p>
-        </w:tc>
-        <w:tc>
-          <w:tcPr>
-            <w:tcBorders>
-              <w:bottom w:val="none" w:sz="0" w:space="0" w:color="000000"/>
-              <w:top w:val="none" w:sz="0" w:space="0" w:color="000000"/>
-              <w:left w:val="none" w:sz="0" w:space="0" w:color="000000"/>
-              <w:right w:val="none" w:sz="0" w:space="0" w:color="000000"/>
-            </w:tcBorders>
-            <w:shd w:val="clear" w:color="auto" w:fill="FFFFFF"/>
-            <w:tcMar>
-              <w:top w:w="0" w:type="dxa"/>
-              <w:bottom w:w="0" w:type="dxa"/>
-              <w:left w:w="0" w:type="dxa"/>
-              <w:right w:w="0" w:type="dxa"/>
-            </w:tcMar>
-            <w:vAlign w:val="center"/>
-          </w:tcPr>
-          <w:p>
-            <w:pPr>
-              <w:pStyle w:val="Normal"/>
-              <w:jc w:val="left"/>
-              <w:pBdr>
-                <w:bottom w:val="none" w:sz="0" w:space="0" w:color="000000"/>
-                <w:top w:val="none" w:sz="0" w:space="0" w:color="000000"/>
-                <w:left w:val="none" w:sz="0" w:space="0" w:color="000000"/>
-                <w:right w:val="none" w:sz="0" w:space="0" w:color="000000"/>
-              </w:pBdr>
-              <w:spacing w:after="100" w:before="100" w:line="240"/>
-              <w:ind w:left="100" w:right="100" w:firstLine="0" w:firstLineChars="0"/>
-              <w:rPr>
-                <w:rFonts w:ascii="Arial" w:hAnsi="Arial" w:eastAsia="Arial" w:cs="Arial"/>
-                <w:i w:val="false"/>
-                <w:b w:val="false"/>
-                <w:u w:val="none"/>
-                <w:strike w:val="false"/>
-                <w:sz w:val="20"/>
-                <w:szCs w:val="20"/>
-                <w:color w:val="000000"/>
-              </w:rPr>
-            </w:pPr>
-            <w:r>
-              <w:rPr>
-                <w:rFonts w:ascii="Arial" w:hAnsi="Arial" w:eastAsia="Arial" w:cs="Arial"/>
-                <w:i w:val="false"/>
-                <w:b w:val="false"/>
-                <w:u w:val="none"/>
-                <w:strike w:val="false"/>
-                <w:sz w:val="20"/>
-                <w:szCs w:val="20"/>
-                <w:color w:val="000000"/>
-              </w:rPr>
-              <w:t xml:space="preserve">-0.001</w:t>
-            </w:r>
-          </w:p>
-        </w:tc>
-        <w:tc>
-          <w:tcPr>
-            <w:tcBorders>
-              <w:bottom w:val="none" w:sz="0" w:space="0" w:color="000000"/>
-              <w:top w:val="none" w:sz="0" w:space="0" w:color="000000"/>
-              <w:left w:val="none" w:sz="0" w:space="0" w:color="000000"/>
-              <w:right w:val="none" w:sz="0" w:space="0" w:color="000000"/>
-            </w:tcBorders>
-            <w:shd w:val="clear" w:color="auto" w:fill="FFFFFF"/>
-            <w:tcMar>
-              <w:top w:w="0" w:type="dxa"/>
-              <w:bottom w:w="0" w:type="dxa"/>
-              <w:left w:w="0" w:type="dxa"/>
-              <w:right w:w="0" w:type="dxa"/>
-            </w:tcMar>
-            <w:vAlign w:val="center"/>
-          </w:tcPr>
-          <w:p>
-            <w:pPr>
-              <w:pStyle w:val="Normal"/>
-              <w:jc w:val="left"/>
-              <w:pBdr>
-                <w:bottom w:val="none" w:sz="0" w:space="0" w:color="000000"/>
-                <w:top w:val="none" w:sz="0" w:space="0" w:color="000000"/>
-                <w:left w:val="none" w:sz="0" w:space="0" w:color="000000"/>
-                <w:right w:val="none" w:sz="0" w:space="0" w:color="000000"/>
-              </w:pBdr>
-              <w:spacing w:after="100" w:before="100" w:line="240"/>
-              <w:ind w:left="100" w:right="100" w:firstLine="0" w:firstLineChars="0"/>
-              <w:rPr>
-                <w:rFonts w:ascii="Arial" w:hAnsi="Arial" w:eastAsia="Arial" w:cs="Arial"/>
-                <w:i w:val="false"/>
-                <w:b w:val="false"/>
-                <w:u w:val="none"/>
-                <w:strike w:val="false"/>
-                <w:sz w:val="20"/>
-                <w:szCs w:val="20"/>
-                <w:color w:val="000000"/>
-              </w:rPr>
-            </w:pPr>
-            <w:r>
-              <w:rPr>
-                <w:rFonts w:ascii="Arial" w:hAnsi="Arial" w:eastAsia="Arial" w:cs="Arial"/>
-                <w:i w:val="false"/>
-                <w:b w:val="false"/>
-                <w:u w:val="none"/>
-                <w:strike w:val="false"/>
-                <w:sz w:val="20"/>
-                <w:szCs w:val="20"/>
-                <w:color w:val="000000"/>
-              </w:rPr>
-              <w:t xml:space="preserve">-0.017</w:t>
-            </w:r>
-          </w:p>
-        </w:tc>
-        <w:tc>
-          <w:tcPr>
-            <w:tcBorders>
-              <w:bottom w:val="none" w:sz="0" w:space="0" w:color="000000"/>
-              <w:top w:val="none" w:sz="0" w:space="0" w:color="000000"/>
-              <w:left w:val="none" w:sz="0" w:space="0" w:color="000000"/>
-              <w:right w:val="none" w:sz="0" w:space="0" w:color="000000"/>
-            </w:tcBorders>
-            <w:shd w:val="clear" w:color="auto" w:fill="FFFFFF"/>
-            <w:tcMar>
-              <w:top w:w="0" w:type="dxa"/>
-              <w:bottom w:w="0" w:type="dxa"/>
-              <w:left w:w="0" w:type="dxa"/>
-              <w:right w:w="0" w:type="dxa"/>
-            </w:tcMar>
-            <w:vAlign w:val="center"/>
-          </w:tcPr>
-          <w:p>
-            <w:pPr>
-              <w:pStyle w:val="Normal"/>
-              <w:jc w:val="left"/>
-              <w:pBdr>
-                <w:bottom w:val="none" w:sz="0" w:space="0" w:color="000000"/>
-                <w:top w:val="none" w:sz="0" w:space="0" w:color="000000"/>
-                <w:left w:val="none" w:sz="0" w:space="0" w:color="000000"/>
-                <w:right w:val="none" w:sz="0" w:space="0" w:color="000000"/>
-              </w:pBdr>
-              <w:spacing w:after="100" w:before="100" w:line="240"/>
-              <w:ind w:left="100" w:right="100" w:firstLine="0" w:firstLineChars="0"/>
-              <w:rPr>
-                <w:rFonts w:ascii="Arial" w:hAnsi="Arial" w:eastAsia="Arial" w:cs="Arial"/>
-                <w:i w:val="false"/>
-                <w:b w:val="false"/>
-                <w:u w:val="none"/>
-                <w:strike w:val="false"/>
-                <w:sz w:val="20"/>
-                <w:szCs w:val="20"/>
-                <w:color w:val="000000"/>
-              </w:rPr>
-            </w:pPr>
-            <w:r>
-              <w:rPr>
-                <w:rFonts w:ascii="Arial" w:hAnsi="Arial" w:eastAsia="Arial" w:cs="Arial"/>
-                <w:i w:val="false"/>
-                <w:b w:val="false"/>
-                <w:u w:val="none"/>
-                <w:strike w:val="false"/>
-                <w:sz w:val="20"/>
-                <w:szCs w:val="20"/>
-                <w:color w:val="000000"/>
-              </w:rPr>
-              <w:t xml:space="preserve">0.996 ns</w:t>
+              <w:t xml:space="preserve">Overall model</w:t>
             </w:r>
           </w:p>
         </w:tc>
@@ -1802,6 +1641,171 @@
                 <w:color w:val="000000"/>
               </w:rPr>
               <w:t xml:space="preserve"/>
+            </w:r>
+          </w:p>
+        </w:tc>
+        <w:tc>
+          <w:tcPr>
+            <w:tcBorders>
+              <w:bottom w:val="none" w:sz="0" w:space="0" w:color="000000"/>
+              <w:top w:val="none" w:sz="0" w:space="0" w:color="000000"/>
+              <w:left w:val="none" w:sz="0" w:space="0" w:color="000000"/>
+              <w:right w:val="none" w:sz="0" w:space="0" w:color="000000"/>
+            </w:tcBorders>
+            <w:shd w:val="clear" w:color="auto" w:fill="FFFFFF"/>
+            <w:tcMar>
+              <w:top w:w="0" w:type="dxa"/>
+              <w:bottom w:w="0" w:type="dxa"/>
+              <w:left w:w="0" w:type="dxa"/>
+              <w:right w:w="0" w:type="dxa"/>
+            </w:tcMar>
+            <w:vAlign w:val="center"/>
+          </w:tcPr>
+          <w:p>
+            <w:pPr>
+              <w:pStyle w:val="Normal"/>
+              <w:jc w:val="left"/>
+              <w:pBdr>
+                <w:bottom w:val="none" w:sz="0" w:space="0" w:color="000000"/>
+                <w:top w:val="none" w:sz="0" w:space="0" w:color="000000"/>
+                <w:left w:val="none" w:sz="0" w:space="0" w:color="000000"/>
+                <w:right w:val="none" w:sz="0" w:space="0" w:color="000000"/>
+              </w:pBdr>
+              <w:spacing w:after="100" w:before="100" w:line="240"/>
+              <w:ind w:left="100" w:right="100" w:firstLine="0" w:firstLineChars="0"/>
+              <w:rPr>
+                <w:rFonts w:ascii="Arial" w:hAnsi="Arial" w:eastAsia="Arial" w:cs="Arial"/>
+                <w:i w:val="false"/>
+                <w:b w:val="false"/>
+                <w:u w:val="none"/>
+                <w:strike w:val="false"/>
+                <w:sz w:val="20"/>
+                <w:szCs w:val="20"/>
+                <w:color w:val="000000"/>
+              </w:rPr>
+            </w:pPr>
+            <w:r>
+              <w:rPr>
+                <w:rFonts w:ascii="Arial" w:hAnsi="Arial" w:eastAsia="Arial" w:cs="Arial"/>
+                <w:i w:val="false"/>
+                <w:b w:val="false"/>
+                <w:u w:val="none"/>
+                <w:strike w:val="false"/>
+                <w:sz w:val="20"/>
+                <w:szCs w:val="20"/>
+                <w:color w:val="000000"/>
+              </w:rPr>
+              <w:t xml:space="preserve">38.6</w:t>
+            </w:r>
+          </w:p>
+        </w:tc>
+        <w:tc>
+          <w:tcPr>
+            <w:tcBorders>
+              <w:bottom w:val="none" w:sz="0" w:space="0" w:color="000000"/>
+              <w:top w:val="none" w:sz="0" w:space="0" w:color="000000"/>
+              <w:left w:val="none" w:sz="0" w:space="0" w:color="000000"/>
+              <w:right w:val="none" w:sz="0" w:space="0" w:color="000000"/>
+            </w:tcBorders>
+            <w:shd w:val="clear" w:color="auto" w:fill="FFFFFF"/>
+            <w:tcMar>
+              <w:top w:w="0" w:type="dxa"/>
+              <w:bottom w:w="0" w:type="dxa"/>
+              <w:left w:w="0" w:type="dxa"/>
+              <w:right w:w="0" w:type="dxa"/>
+            </w:tcMar>
+            <w:vAlign w:val="center"/>
+          </w:tcPr>
+          <w:p>
+            <w:pPr>
+              <w:pStyle w:val="Normal"/>
+              <w:jc w:val="left"/>
+              <w:pBdr>
+                <w:bottom w:val="none" w:sz="0" w:space="0" w:color="000000"/>
+                <w:top w:val="none" w:sz="0" w:space="0" w:color="000000"/>
+                <w:left w:val="none" w:sz="0" w:space="0" w:color="000000"/>
+                <w:right w:val="none" w:sz="0" w:space="0" w:color="000000"/>
+              </w:pBdr>
+              <w:spacing w:after="100" w:before="100" w:line="240"/>
+              <w:ind w:left="100" w:right="100" w:firstLine="0" w:firstLineChars="0"/>
+              <w:rPr>
+                <w:rFonts w:ascii="Arial" w:hAnsi="Arial" w:eastAsia="Arial" w:cs="Arial"/>
+                <w:i w:val="false"/>
+                <w:b w:val="false"/>
+                <w:u w:val="none"/>
+                <w:strike w:val="false"/>
+                <w:sz w:val="20"/>
+                <w:szCs w:val="20"/>
+                <w:color w:val="000000"/>
+              </w:rPr>
+            </w:pPr>
+            <w:r>
+              <w:rPr>
+                <w:rFonts w:ascii="Arial" w:hAnsi="Arial" w:eastAsia="Arial" w:cs="Arial"/>
+                <w:i w:val="false"/>
+                <w:b w:val="false"/>
+                <w:u w:val="none"/>
+                <w:strike w:val="false"/>
+                <w:sz w:val="20"/>
+                <w:szCs w:val="20"/>
+                <w:color w:val="000000"/>
+              </w:rPr>
+              <w:t xml:space="preserve">0.042*</w:t>
+            </w:r>
+          </w:p>
+        </w:tc>
+        <w:tc>
+          <w:tcPr>
+            <w:tcBorders>
+              <w:bottom w:val="none" w:sz="0" w:space="0" w:color="000000"/>
+              <w:top w:val="none" w:sz="0" w:space="0" w:color="000000"/>
+              <w:left w:val="none" w:sz="0" w:space="0" w:color="000000"/>
+              <w:right w:val="none" w:sz="0" w:space="0" w:color="000000"/>
+            </w:tcBorders>
+            <w:shd w:val="clear" w:color="auto" w:fill="FFFFFF"/>
+            <w:tcMar>
+              <w:top w:w="0" w:type="dxa"/>
+              <w:bottom w:w="0" w:type="dxa"/>
+              <w:left w:w="0" w:type="dxa"/>
+              <w:right w:w="0" w:type="dxa"/>
+            </w:tcMar>
+            <w:vAlign w:val="center"/>
+          </w:tcPr>
+          <w:p>
+            <w:pPr>
+              <w:pStyle w:val="Normal"/>
+              <w:jc w:val="left"/>
+              <w:pBdr>
+                <w:bottom w:val="none" w:sz="0" w:space="0" w:color="000000"/>
+                <w:top w:val="none" w:sz="0" w:space="0" w:color="000000"/>
+                <w:left w:val="none" w:sz="0" w:space="0" w:color="000000"/>
+                <w:right w:val="none" w:sz="0" w:space="0" w:color="000000"/>
+              </w:pBdr>
+              <w:spacing w:after="100" w:before="100" w:line="240"/>
+              <w:ind w:left="100" w:right="100" w:firstLine="0" w:firstLineChars="0"/>
+              <w:rPr>
+                <w:rFonts w:ascii="Arial" w:hAnsi="Arial" w:eastAsia="Arial" w:cs="Arial"/>
+                <w:i w:val="false"/>
+                <w:b w:val="false"/>
+                <w:u w:val="none"/>
+                <w:strike w:val="false"/>
+                <w:sz w:val="20"/>
+                <w:szCs w:val="20"/>
+                <w:color w:val="000000"/>
+              </w:rPr>
+            </w:pPr>
+            <w:r>
+              <w:rPr>
+                <w:rFonts w:ascii="Arial" w:hAnsi="Arial" w:eastAsia="Arial" w:cs="Arial"/>
+                <w:i w:val="false"/>
+                <w:b w:val="false"/>
+                <w:u w:val="none"/>
+                <w:strike w:val="false"/>
+                <w:sz w:val="20"/>
+                <w:szCs w:val="20"/>
+                <w:color w:val="000000"/>
+              </w:rPr>
+              <w:t xml:space="preserve">0.043</w:t>
             </w:r>
           </w:p>
         </w:tc>
@@ -1810,10 +1814,2181 @@
         <w:trPr>
           <w:trHeight w:val="360" w:hRule="auto"/>
         </w:trPr>
+        body4
         <w:tc>
           <w:tcPr>
             <w:vMerge/>
             <w:tcBorders>
+              <w:bottom w:val="none" w:sz="0" w:space="0" w:color="000000"/>
+              <w:top w:val="none" w:sz="0" w:space="0" w:color="000000"/>
+              <w:left w:val="none" w:sz="0" w:space="0" w:color="000000"/>
+              <w:right w:val="none" w:sz="0" w:space="0" w:color="000000"/>
+            </w:tcBorders>
+            <w:shd w:val="clear" w:color="auto" w:fill="FFFFFF"/>
+            <w:tcMar>
+              <w:top w:w="0" w:type="dxa"/>
+              <w:bottom w:w="0" w:type="dxa"/>
+              <w:left w:w="0" w:type="dxa"/>
+              <w:right w:w="0" w:type="dxa"/>
+            </w:tcMar>
+            <w:vAlign w:val="center"/>
+          </w:tcPr>
+          <w:p>
+            <w:pPr>
+              <w:pStyle w:val="Normal"/>
+              <w:jc w:val="left"/>
+              <w:pBdr>
+                <w:bottom w:val="none" w:sz="0" w:space="0" w:color="000000"/>
+                <w:top w:val="none" w:sz="0" w:space="0" w:color="000000"/>
+                <w:left w:val="none" w:sz="0" w:space="0" w:color="000000"/>
+                <w:right w:val="none" w:sz="0" w:space="0" w:color="000000"/>
+              </w:pBdr>
+              <w:spacing w:after="100" w:before="100" w:line="240"/>
+              <w:ind w:left="100" w:right="100" w:firstLine="0" w:firstLineChars="0"/>
+              <w:rPr>
+                <w:rFonts w:ascii="Arial" w:hAnsi="Arial" w:eastAsia="Arial" w:cs="Arial"/>
+                <w:i w:val="false"/>
+                <w:b w:val="false"/>
+                <w:u w:val="none"/>
+                <w:strike w:val="false"/>
+                <w:sz w:val="20"/>
+                <w:szCs w:val="20"/>
+                <w:color w:val="000000"/>
+              </w:rPr>
+            </w:pPr>
+          </w:p>
+        </w:tc>
+        <w:tc>
+          <w:tcPr>
+            <w:tcBorders>
+              <w:bottom w:val="none" w:sz="0" w:space="0" w:color="000000"/>
+              <w:top w:val="none" w:sz="0" w:space="0" w:color="000000"/>
+              <w:left w:val="none" w:sz="0" w:space="0" w:color="000000"/>
+              <w:right w:val="none" w:sz="0" w:space="0" w:color="000000"/>
+            </w:tcBorders>
+            <w:shd w:val="clear" w:color="auto" w:fill="FFFFFF"/>
+            <w:tcMar>
+              <w:top w:w="0" w:type="dxa"/>
+              <w:bottom w:w="0" w:type="dxa"/>
+              <w:left w:w="0" w:type="dxa"/>
+              <w:right w:w="0" w:type="dxa"/>
+            </w:tcMar>
+            <w:vAlign w:val="center"/>
+          </w:tcPr>
+          <w:p>
+            <w:pPr>
+              <w:pStyle w:val="Normal"/>
+              <w:jc w:val="left"/>
+              <w:pBdr>
+                <w:bottom w:val="none" w:sz="0" w:space="0" w:color="000000"/>
+                <w:top w:val="none" w:sz="0" w:space="0" w:color="000000"/>
+                <w:left w:val="none" w:sz="0" w:space="0" w:color="000000"/>
+                <w:right w:val="none" w:sz="0" w:space="0" w:color="000000"/>
+              </w:pBdr>
+              <w:spacing w:after="100" w:before="100" w:line="240"/>
+              <w:ind w:left="100" w:right="100" w:firstLine="0" w:firstLineChars="0"/>
+              <w:rPr>
+                <w:rFonts w:ascii="Arial" w:hAnsi="Arial" w:eastAsia="Arial" w:cs="Arial"/>
+                <w:i w:val="false"/>
+                <w:b w:val="false"/>
+                <w:u w:val="none"/>
+                <w:strike w:val="false"/>
+                <w:sz w:val="20"/>
+                <w:szCs w:val="20"/>
+                <w:color w:val="000000"/>
+              </w:rPr>
+            </w:pPr>
+            <w:r>
+              <w:rPr>
+                <w:rFonts w:ascii="Arial" w:hAnsi="Arial" w:eastAsia="Arial" w:cs="Arial"/>
+                <w:i w:val="false"/>
+                <w:b w:val="false"/>
+                <w:u w:val="none"/>
+                <w:strike w:val="false"/>
+                <w:sz w:val="20"/>
+                <w:szCs w:val="20"/>
+                <w:color w:val="000000"/>
+              </w:rPr>
+              <w:t xml:space="preserve">Intercept</w:t>
+            </w:r>
+          </w:p>
+        </w:tc>
+        <w:tc>
+          <w:tcPr>
+            <w:tcBorders>
+              <w:bottom w:val="none" w:sz="0" w:space="0" w:color="000000"/>
+              <w:top w:val="none" w:sz="0" w:space="0" w:color="000000"/>
+              <w:left w:val="none" w:sz="0" w:space="0" w:color="000000"/>
+              <w:right w:val="none" w:sz="0" w:space="0" w:color="000000"/>
+            </w:tcBorders>
+            <w:shd w:val="clear" w:color="auto" w:fill="FFFFFF"/>
+            <w:tcMar>
+              <w:top w:w="0" w:type="dxa"/>
+              <w:bottom w:w="0" w:type="dxa"/>
+              <w:left w:w="0" w:type="dxa"/>
+              <w:right w:w="0" w:type="dxa"/>
+            </w:tcMar>
+            <w:vAlign w:val="center"/>
+          </w:tcPr>
+          <w:p>
+            <w:pPr>
+              <w:pStyle w:val="Normal"/>
+              <w:jc w:val="left"/>
+              <w:pBdr>
+                <w:bottom w:val="none" w:sz="0" w:space="0" w:color="000000"/>
+                <w:top w:val="none" w:sz="0" w:space="0" w:color="000000"/>
+                <w:left w:val="none" w:sz="0" w:space="0" w:color="000000"/>
+                <w:right w:val="none" w:sz="0" w:space="0" w:color="000000"/>
+              </w:pBdr>
+              <w:spacing w:after="100" w:before="100" w:line="240"/>
+              <w:ind w:left="100" w:right="100" w:firstLine="0" w:firstLineChars="0"/>
+              <w:rPr>
+                <w:rFonts w:ascii="Arial" w:hAnsi="Arial" w:eastAsia="Arial" w:cs="Arial"/>
+                <w:i w:val="false"/>
+                <w:b w:val="false"/>
+                <w:u w:val="none"/>
+                <w:strike w:val="false"/>
+                <w:sz w:val="20"/>
+                <w:szCs w:val="20"/>
+                <w:color w:val="000000"/>
+              </w:rPr>
+            </w:pPr>
+            <w:r>
+              <w:rPr>
+                <w:rFonts w:ascii="Arial" w:hAnsi="Arial" w:eastAsia="Arial" w:cs="Arial"/>
+                <w:i w:val="false"/>
+                <w:b w:val="false"/>
+                <w:u w:val="none"/>
+                <w:strike w:val="false"/>
+                <w:sz w:val="20"/>
+                <w:szCs w:val="20"/>
+                <w:color w:val="000000"/>
+              </w:rPr>
+              <w:t xml:space="preserve">0.000</w:t>
+            </w:r>
+          </w:p>
+        </w:tc>
+        <w:tc>
+          <w:tcPr>
+            <w:tcBorders>
+              <w:bottom w:val="none" w:sz="0" w:space="0" w:color="000000"/>
+              <w:top w:val="none" w:sz="0" w:space="0" w:color="000000"/>
+              <w:left w:val="none" w:sz="0" w:space="0" w:color="000000"/>
+              <w:right w:val="none" w:sz="0" w:space="0" w:color="000000"/>
+            </w:tcBorders>
+            <w:shd w:val="clear" w:color="auto" w:fill="FFFFFF"/>
+            <w:tcMar>
+              <w:top w:w="0" w:type="dxa"/>
+              <w:bottom w:w="0" w:type="dxa"/>
+              <w:left w:w="0" w:type="dxa"/>
+              <w:right w:w="0" w:type="dxa"/>
+            </w:tcMar>
+            <w:vAlign w:val="center"/>
+          </w:tcPr>
+          <w:p>
+            <w:pPr>
+              <w:pStyle w:val="Normal"/>
+              <w:jc w:val="left"/>
+              <w:pBdr>
+                <w:bottom w:val="none" w:sz="0" w:space="0" w:color="000000"/>
+                <w:top w:val="none" w:sz="0" w:space="0" w:color="000000"/>
+                <w:left w:val="none" w:sz="0" w:space="0" w:color="000000"/>
+                <w:right w:val="none" w:sz="0" w:space="0" w:color="000000"/>
+              </w:pBdr>
+              <w:spacing w:after="100" w:before="100" w:line="240"/>
+              <w:ind w:left="100" w:right="100" w:firstLine="0" w:firstLineChars="0"/>
+              <w:rPr>
+                <w:rFonts w:ascii="Arial" w:hAnsi="Arial" w:eastAsia="Arial" w:cs="Arial"/>
+                <w:i w:val="false"/>
+                <w:b w:val="false"/>
+                <w:u w:val="none"/>
+                <w:strike w:val="false"/>
+                <w:sz w:val="20"/>
+                <w:szCs w:val="20"/>
+                <w:color w:val="000000"/>
+              </w:rPr>
+            </w:pPr>
+            <w:r>
+              <w:rPr>
+                <w:rFonts w:ascii="Arial" w:hAnsi="Arial" w:eastAsia="Arial" w:cs="Arial"/>
+                <w:i w:val="false"/>
+                <w:b w:val="false"/>
+                <w:u w:val="none"/>
+                <w:strike w:val="false"/>
+                <w:sz w:val="20"/>
+                <w:szCs w:val="20"/>
+                <w:color w:val="000000"/>
+              </w:rPr>
+              <w:t xml:space="preserve">0.000</w:t>
+            </w:r>
+          </w:p>
+        </w:tc>
+        <w:tc>
+          <w:tcPr>
+            <w:tcBorders>
+              <w:bottom w:val="none" w:sz="0" w:space="0" w:color="000000"/>
+              <w:top w:val="none" w:sz="0" w:space="0" w:color="000000"/>
+              <w:left w:val="none" w:sz="0" w:space="0" w:color="000000"/>
+              <w:right w:val="none" w:sz="0" w:space="0" w:color="000000"/>
+            </w:tcBorders>
+            <w:shd w:val="clear" w:color="auto" w:fill="FFFFFF"/>
+            <w:tcMar>
+              <w:top w:w="0" w:type="dxa"/>
+              <w:bottom w:w="0" w:type="dxa"/>
+              <w:left w:w="0" w:type="dxa"/>
+              <w:right w:w="0" w:type="dxa"/>
+            </w:tcMar>
+            <w:vAlign w:val="center"/>
+          </w:tcPr>
+          <w:p>
+            <w:pPr>
+              <w:pStyle w:val="Normal"/>
+              <w:jc w:val="left"/>
+              <w:pBdr>
+                <w:bottom w:val="none" w:sz="0" w:space="0" w:color="000000"/>
+                <w:top w:val="none" w:sz="0" w:space="0" w:color="000000"/>
+                <w:left w:val="none" w:sz="0" w:space="0" w:color="000000"/>
+                <w:right w:val="none" w:sz="0" w:space="0" w:color="000000"/>
+              </w:pBdr>
+              <w:spacing w:after="100" w:before="100" w:line="240"/>
+              <w:ind w:left="100" w:right="100" w:firstLine="0" w:firstLineChars="0"/>
+              <w:rPr>
+                <w:rFonts w:ascii="Arial" w:hAnsi="Arial" w:eastAsia="Arial" w:cs="Arial"/>
+                <w:i w:val="false"/>
+                <w:b w:val="false"/>
+                <w:u w:val="none"/>
+                <w:strike w:val="false"/>
+                <w:sz w:val="20"/>
+                <w:szCs w:val="20"/>
+                <w:color w:val="000000"/>
+              </w:rPr>
+            </w:pPr>
+            <w:r>
+              <w:rPr>
+                <w:rFonts w:ascii="Arial" w:hAnsi="Arial" w:eastAsia="Arial" w:cs="Arial"/>
+                <w:i w:val="false"/>
+                <w:b w:val="false"/>
+                <w:u w:val="none"/>
+                <w:strike w:val="false"/>
+                <w:sz w:val="20"/>
+                <w:szCs w:val="20"/>
+                <w:color w:val="000000"/>
+              </w:rPr>
+              <w:t xml:space="preserve">0.045*</w:t>
+            </w:r>
+          </w:p>
+        </w:tc>
+        <w:tc>
+          <w:tcPr>
+            <w:tcBorders>
+              <w:bottom w:val="none" w:sz="0" w:space="0" w:color="000000"/>
+              <w:top w:val="none" w:sz="0" w:space="0" w:color="000000"/>
+              <w:left w:val="none" w:sz="0" w:space="0" w:color="000000"/>
+              <w:right w:val="none" w:sz="0" w:space="0" w:color="000000"/>
+            </w:tcBorders>
+            <w:shd w:val="clear" w:color="auto" w:fill="FFFFFF"/>
+            <w:tcMar>
+              <w:top w:w="0" w:type="dxa"/>
+              <w:bottom w:w="0" w:type="dxa"/>
+              <w:left w:w="0" w:type="dxa"/>
+              <w:right w:w="0" w:type="dxa"/>
+            </w:tcMar>
+            <w:vAlign w:val="center"/>
+          </w:tcPr>
+          <w:p>
+            <w:pPr>
+              <w:pStyle w:val="Normal"/>
+              <w:jc w:val="left"/>
+              <w:pBdr>
+                <w:bottom w:val="none" w:sz="0" w:space="0" w:color="000000"/>
+                <w:top w:val="none" w:sz="0" w:space="0" w:color="000000"/>
+                <w:left w:val="none" w:sz="0" w:space="0" w:color="000000"/>
+                <w:right w:val="none" w:sz="0" w:space="0" w:color="000000"/>
+              </w:pBdr>
+              <w:spacing w:after="100" w:before="100" w:line="240"/>
+              <w:ind w:left="100" w:right="100" w:firstLine="0" w:firstLineChars="0"/>
+              <w:rPr>
+                <w:rFonts w:ascii="Arial" w:hAnsi="Arial" w:eastAsia="Arial" w:cs="Arial"/>
+                <w:i w:val="false"/>
+                <w:b w:val="false"/>
+                <w:u w:val="none"/>
+                <w:strike w:val="false"/>
+                <w:sz w:val="20"/>
+                <w:szCs w:val="20"/>
+                <w:color w:val="000000"/>
+              </w:rPr>
+            </w:pPr>
+            <w:r>
+              <w:rPr>
+                <w:rFonts w:ascii="Arial" w:hAnsi="Arial" w:eastAsia="Arial" w:cs="Arial"/>
+                <w:i w:val="false"/>
+                <w:b w:val="false"/>
+                <w:u w:val="none"/>
+                <w:strike w:val="false"/>
+                <w:sz w:val="20"/>
+                <w:szCs w:val="20"/>
+                <w:color w:val="000000"/>
+              </w:rPr>
+              <w:t xml:space="preserve"/>
+            </w:r>
+          </w:p>
+        </w:tc>
+        <w:tc>
+          <w:tcPr>
+            <w:tcBorders>
+              <w:bottom w:val="none" w:sz="0" w:space="0" w:color="000000"/>
+              <w:top w:val="none" w:sz="0" w:space="0" w:color="000000"/>
+              <w:left w:val="none" w:sz="0" w:space="0" w:color="000000"/>
+              <w:right w:val="none" w:sz="0" w:space="0" w:color="000000"/>
+            </w:tcBorders>
+            <w:shd w:val="clear" w:color="auto" w:fill="FFFFFF"/>
+            <w:tcMar>
+              <w:top w:w="0" w:type="dxa"/>
+              <w:bottom w:w="0" w:type="dxa"/>
+              <w:left w:w="0" w:type="dxa"/>
+              <w:right w:w="0" w:type="dxa"/>
+            </w:tcMar>
+            <w:vAlign w:val="center"/>
+          </w:tcPr>
+          <w:p>
+            <w:pPr>
+              <w:pStyle w:val="Normal"/>
+              <w:jc w:val="left"/>
+              <w:pBdr>
+                <w:bottom w:val="none" w:sz="0" w:space="0" w:color="000000"/>
+                <w:top w:val="none" w:sz="0" w:space="0" w:color="000000"/>
+                <w:left w:val="none" w:sz="0" w:space="0" w:color="000000"/>
+                <w:right w:val="none" w:sz="0" w:space="0" w:color="000000"/>
+              </w:pBdr>
+              <w:spacing w:after="100" w:before="100" w:line="240"/>
+              <w:ind w:left="100" w:right="100" w:firstLine="0" w:firstLineChars="0"/>
+              <w:rPr>
+                <w:rFonts w:ascii="Arial" w:hAnsi="Arial" w:eastAsia="Arial" w:cs="Arial"/>
+                <w:i w:val="false"/>
+                <w:b w:val="false"/>
+                <w:u w:val="none"/>
+                <w:strike w:val="false"/>
+                <w:sz w:val="20"/>
+                <w:szCs w:val="20"/>
+                <w:color w:val="000000"/>
+              </w:rPr>
+            </w:pPr>
+            <w:r>
+              <w:rPr>
+                <w:rFonts w:ascii="Arial" w:hAnsi="Arial" w:eastAsia="Arial" w:cs="Arial"/>
+                <w:i w:val="false"/>
+                <w:b w:val="false"/>
+                <w:u w:val="none"/>
+                <w:strike w:val="false"/>
+                <w:sz w:val="20"/>
+                <w:szCs w:val="20"/>
+                <w:color w:val="000000"/>
+              </w:rPr>
+              <w:t xml:space="preserve"/>
+            </w:r>
+          </w:p>
+        </w:tc>
+        <w:tc>
+          <w:tcPr>
+            <w:tcBorders>
+              <w:bottom w:val="none" w:sz="0" w:space="0" w:color="000000"/>
+              <w:top w:val="none" w:sz="0" w:space="0" w:color="000000"/>
+              <w:left w:val="none" w:sz="0" w:space="0" w:color="000000"/>
+              <w:right w:val="none" w:sz="0" w:space="0" w:color="000000"/>
+            </w:tcBorders>
+            <w:shd w:val="clear" w:color="auto" w:fill="FFFFFF"/>
+            <w:tcMar>
+              <w:top w:w="0" w:type="dxa"/>
+              <w:bottom w:w="0" w:type="dxa"/>
+              <w:left w:w="0" w:type="dxa"/>
+              <w:right w:w="0" w:type="dxa"/>
+            </w:tcMar>
+            <w:vAlign w:val="center"/>
+          </w:tcPr>
+          <w:p>
+            <w:pPr>
+              <w:pStyle w:val="Normal"/>
+              <w:jc w:val="left"/>
+              <w:pBdr>
+                <w:bottom w:val="none" w:sz="0" w:space="0" w:color="000000"/>
+                <w:top w:val="none" w:sz="0" w:space="0" w:color="000000"/>
+                <w:left w:val="none" w:sz="0" w:space="0" w:color="000000"/>
+                <w:right w:val="none" w:sz="0" w:space="0" w:color="000000"/>
+              </w:pBdr>
+              <w:spacing w:after="100" w:before="100" w:line="240"/>
+              <w:ind w:left="100" w:right="100" w:firstLine="0" w:firstLineChars="0"/>
+              <w:rPr>
+                <w:rFonts w:ascii="Arial" w:hAnsi="Arial" w:eastAsia="Arial" w:cs="Arial"/>
+                <w:i w:val="false"/>
+                <w:b w:val="false"/>
+                <w:u w:val="none"/>
+                <w:strike w:val="false"/>
+                <w:sz w:val="20"/>
+                <w:szCs w:val="20"/>
+                <w:color w:val="000000"/>
+              </w:rPr>
+            </w:pPr>
+            <w:r>
+              <w:rPr>
+                <w:rFonts w:ascii="Arial" w:hAnsi="Arial" w:eastAsia="Arial" w:cs="Arial"/>
+                <w:i w:val="false"/>
+                <w:b w:val="false"/>
+                <w:u w:val="none"/>
+                <w:strike w:val="false"/>
+                <w:sz w:val="20"/>
+                <w:szCs w:val="20"/>
+                <w:color w:val="000000"/>
+              </w:rPr>
+              <w:t xml:space="preserve"/>
+            </w:r>
+          </w:p>
+        </w:tc>
+      </w:tr>
+      <w:tr>
+        <w:trPr>
+          <w:trHeight w:val="360" w:hRule="auto"/>
+        </w:trPr>
+        body5
+        <w:tc>
+          <w:tcPr>
+            <w:vMerge/>
+            <w:tcBorders>
+              <w:bottom w:val="none" w:sz="0" w:space="0" w:color="000000"/>
+              <w:top w:val="none" w:sz="0" w:space="0" w:color="000000"/>
+              <w:left w:val="none" w:sz="0" w:space="0" w:color="000000"/>
+              <w:right w:val="none" w:sz="0" w:space="0" w:color="000000"/>
+            </w:tcBorders>
+            <w:shd w:val="clear" w:color="auto" w:fill="FFFFFF"/>
+            <w:tcMar>
+              <w:top w:w="0" w:type="dxa"/>
+              <w:bottom w:w="0" w:type="dxa"/>
+              <w:left w:w="0" w:type="dxa"/>
+              <w:right w:w="0" w:type="dxa"/>
+            </w:tcMar>
+            <w:vAlign w:val="center"/>
+          </w:tcPr>
+          <w:p>
+            <w:pPr>
+              <w:pStyle w:val="Normal"/>
+              <w:jc w:val="left"/>
+              <w:pBdr>
+                <w:bottom w:val="none" w:sz="0" w:space="0" w:color="000000"/>
+                <w:top w:val="none" w:sz="0" w:space="0" w:color="000000"/>
+                <w:left w:val="none" w:sz="0" w:space="0" w:color="000000"/>
+                <w:right w:val="none" w:sz="0" w:space="0" w:color="000000"/>
+              </w:pBdr>
+              <w:spacing w:after="100" w:before="100" w:line="240"/>
+              <w:ind w:left="100" w:right="100" w:firstLine="0" w:firstLineChars="0"/>
+              <w:rPr>
+                <w:rFonts w:ascii="Arial" w:hAnsi="Arial" w:eastAsia="Arial" w:cs="Arial"/>
+                <w:i w:val="false"/>
+                <w:b w:val="false"/>
+                <w:u w:val="none"/>
+                <w:strike w:val="false"/>
+                <w:sz w:val="20"/>
+                <w:szCs w:val="20"/>
+                <w:color w:val="000000"/>
+              </w:rPr>
+            </w:pPr>
+          </w:p>
+        </w:tc>
+        <w:tc>
+          <w:tcPr>
+            <w:tcBorders>
+              <w:bottom w:val="none" w:sz="0" w:space="0" w:color="000000"/>
+              <w:top w:val="none" w:sz="0" w:space="0" w:color="000000"/>
+              <w:left w:val="none" w:sz="0" w:space="0" w:color="000000"/>
+              <w:right w:val="none" w:sz="0" w:space="0" w:color="000000"/>
+            </w:tcBorders>
+            <w:shd w:val="clear" w:color="auto" w:fill="FFFFFF"/>
+            <w:tcMar>
+              <w:top w:w="0" w:type="dxa"/>
+              <w:bottom w:w="0" w:type="dxa"/>
+              <w:left w:w="0" w:type="dxa"/>
+              <w:right w:w="0" w:type="dxa"/>
+            </w:tcMar>
+            <w:vAlign w:val="center"/>
+          </w:tcPr>
+          <w:p>
+            <w:pPr>
+              <w:pStyle w:val="Normal"/>
+              <w:jc w:val="left"/>
+              <w:pBdr>
+                <w:bottom w:val="none" w:sz="0" w:space="0" w:color="000000"/>
+                <w:top w:val="none" w:sz="0" w:space="0" w:color="000000"/>
+                <w:left w:val="none" w:sz="0" w:space="0" w:color="000000"/>
+                <w:right w:val="none" w:sz="0" w:space="0" w:color="000000"/>
+              </w:pBdr>
+              <w:spacing w:after="100" w:before="100" w:line="240"/>
+              <w:ind w:left="100" w:right="100" w:firstLine="0" w:firstLineChars="0"/>
+              <w:rPr>
+                <w:rFonts w:ascii="Arial" w:hAnsi="Arial" w:eastAsia="Arial" w:cs="Arial"/>
+                <w:i w:val="false"/>
+                <w:b w:val="false"/>
+                <w:u w:val="none"/>
+                <w:strike w:val="false"/>
+                <w:sz w:val="20"/>
+                <w:szCs w:val="20"/>
+                <w:color w:val="000000"/>
+              </w:rPr>
+            </w:pPr>
+            <w:r>
+              <w:rPr>
+                <w:rFonts w:ascii="Arial" w:hAnsi="Arial" w:eastAsia="Arial" w:cs="Arial"/>
+                <w:i w:val="false"/>
+                <w:b w:val="false"/>
+                <w:u w:val="none"/>
+                <w:strike w:val="false"/>
+                <w:sz w:val="20"/>
+                <w:szCs w:val="20"/>
+                <w:color w:val="000000"/>
+              </w:rPr>
+              <w:t xml:space="preserve">Genetic Dist.</w:t>
+            </w:r>
+          </w:p>
+        </w:tc>
+        <w:tc>
+          <w:tcPr>
+            <w:tcBorders>
+              <w:bottom w:val="none" w:sz="0" w:space="0" w:color="000000"/>
+              <w:top w:val="none" w:sz="0" w:space="0" w:color="000000"/>
+              <w:left w:val="none" w:sz="0" w:space="0" w:color="000000"/>
+              <w:right w:val="none" w:sz="0" w:space="0" w:color="000000"/>
+            </w:tcBorders>
+            <w:shd w:val="clear" w:color="auto" w:fill="FFFFFF"/>
+            <w:tcMar>
+              <w:top w:w="0" w:type="dxa"/>
+              <w:bottom w:w="0" w:type="dxa"/>
+              <w:left w:w="0" w:type="dxa"/>
+              <w:right w:w="0" w:type="dxa"/>
+            </w:tcMar>
+            <w:vAlign w:val="center"/>
+          </w:tcPr>
+          <w:p>
+            <w:pPr>
+              <w:pStyle w:val="Normal"/>
+              <w:jc w:val="left"/>
+              <w:pBdr>
+                <w:bottom w:val="none" w:sz="0" w:space="0" w:color="000000"/>
+                <w:top w:val="none" w:sz="0" w:space="0" w:color="000000"/>
+                <w:left w:val="none" w:sz="0" w:space="0" w:color="000000"/>
+                <w:right w:val="none" w:sz="0" w:space="0" w:color="000000"/>
+              </w:pBdr>
+              <w:spacing w:after="100" w:before="100" w:line="240"/>
+              <w:ind w:left="100" w:right="100" w:firstLine="0" w:firstLineChars="0"/>
+              <w:rPr>
+                <w:rFonts w:ascii="Arial" w:hAnsi="Arial" w:eastAsia="Arial" w:cs="Arial"/>
+                <w:i w:val="false"/>
+                <w:b w:val="false"/>
+                <w:u w:val="none"/>
+                <w:strike w:val="false"/>
+                <w:sz w:val="20"/>
+                <w:szCs w:val="20"/>
+                <w:color w:val="000000"/>
+              </w:rPr>
+            </w:pPr>
+            <w:r>
+              <w:rPr>
+                <w:rFonts w:ascii="Arial" w:hAnsi="Arial" w:eastAsia="Arial" w:cs="Arial"/>
+                <w:i w:val="false"/>
+                <w:b w:val="false"/>
+                <w:u w:val="none"/>
+                <w:strike w:val="false"/>
+                <w:sz w:val="20"/>
+                <w:szCs w:val="20"/>
+                <w:color w:val="000000"/>
+              </w:rPr>
+              <w:t xml:space="preserve">0.368</w:t>
+            </w:r>
+          </w:p>
+        </w:tc>
+        <w:tc>
+          <w:tcPr>
+            <w:tcBorders>
+              <w:bottom w:val="none" w:sz="0" w:space="0" w:color="000000"/>
+              <w:top w:val="none" w:sz="0" w:space="0" w:color="000000"/>
+              <w:left w:val="none" w:sz="0" w:space="0" w:color="000000"/>
+              <w:right w:val="none" w:sz="0" w:space="0" w:color="000000"/>
+            </w:tcBorders>
+            <w:shd w:val="clear" w:color="auto" w:fill="FFFFFF"/>
+            <w:tcMar>
+              <w:top w:w="0" w:type="dxa"/>
+              <w:bottom w:w="0" w:type="dxa"/>
+              <w:left w:w="0" w:type="dxa"/>
+              <w:right w:w="0" w:type="dxa"/>
+            </w:tcMar>
+            <w:vAlign w:val="center"/>
+          </w:tcPr>
+          <w:p>
+            <w:pPr>
+              <w:pStyle w:val="Normal"/>
+              <w:jc w:val="left"/>
+              <w:pBdr>
+                <w:bottom w:val="none" w:sz="0" w:space="0" w:color="000000"/>
+                <w:top w:val="none" w:sz="0" w:space="0" w:color="000000"/>
+                <w:left w:val="none" w:sz="0" w:space="0" w:color="000000"/>
+                <w:right w:val="none" w:sz="0" w:space="0" w:color="000000"/>
+              </w:pBdr>
+              <w:spacing w:after="100" w:before="100" w:line="240"/>
+              <w:ind w:left="100" w:right="100" w:firstLine="0" w:firstLineChars="0"/>
+              <w:rPr>
+                <w:rFonts w:ascii="Arial" w:hAnsi="Arial" w:eastAsia="Arial" w:cs="Arial"/>
+                <w:i w:val="false"/>
+                <w:b w:val="false"/>
+                <w:u w:val="none"/>
+                <w:strike w:val="false"/>
+                <w:sz w:val="20"/>
+                <w:szCs w:val="20"/>
+                <w:color w:val="000000"/>
+              </w:rPr>
+            </w:pPr>
+            <w:r>
+              <w:rPr>
+                <w:rFonts w:ascii="Arial" w:hAnsi="Arial" w:eastAsia="Arial" w:cs="Arial"/>
+                <w:i w:val="false"/>
+                <w:b w:val="false"/>
+                <w:u w:val="none"/>
+                <w:strike w:val="false"/>
+                <w:sz w:val="20"/>
+                <w:szCs w:val="20"/>
+                <w:color w:val="000000"/>
+              </w:rPr>
+              <w:t xml:space="preserve">11.598</w:t>
+            </w:r>
+          </w:p>
+        </w:tc>
+        <w:tc>
+          <w:tcPr>
+            <w:tcBorders>
+              <w:bottom w:val="none" w:sz="0" w:space="0" w:color="000000"/>
+              <w:top w:val="none" w:sz="0" w:space="0" w:color="000000"/>
+              <w:left w:val="none" w:sz="0" w:space="0" w:color="000000"/>
+              <w:right w:val="none" w:sz="0" w:space="0" w:color="000000"/>
+            </w:tcBorders>
+            <w:shd w:val="clear" w:color="auto" w:fill="FFFFFF"/>
+            <w:tcMar>
+              <w:top w:w="0" w:type="dxa"/>
+              <w:bottom w:w="0" w:type="dxa"/>
+              <w:left w:w="0" w:type="dxa"/>
+              <w:right w:w="0" w:type="dxa"/>
+            </w:tcMar>
+            <w:vAlign w:val="center"/>
+          </w:tcPr>
+          <w:p>
+            <w:pPr>
+              <w:pStyle w:val="Normal"/>
+              <w:jc w:val="left"/>
+              <w:pBdr>
+                <w:bottom w:val="none" w:sz="0" w:space="0" w:color="000000"/>
+                <w:top w:val="none" w:sz="0" w:space="0" w:color="000000"/>
+                <w:left w:val="none" w:sz="0" w:space="0" w:color="000000"/>
+                <w:right w:val="none" w:sz="0" w:space="0" w:color="000000"/>
+              </w:pBdr>
+              <w:spacing w:after="100" w:before="100" w:line="240"/>
+              <w:ind w:left="100" w:right="100" w:firstLine="0" w:firstLineChars="0"/>
+              <w:rPr>
+                <w:rFonts w:ascii="Arial" w:hAnsi="Arial" w:eastAsia="Arial" w:cs="Arial"/>
+                <w:i w:val="false"/>
+                <w:b w:val="false"/>
+                <w:u w:val="none"/>
+                <w:strike w:val="false"/>
+                <w:sz w:val="20"/>
+                <w:szCs w:val="20"/>
+                <w:color w:val="000000"/>
+              </w:rPr>
+            </w:pPr>
+            <w:r>
+              <w:rPr>
+                <w:rFonts w:ascii="Arial" w:hAnsi="Arial" w:eastAsia="Arial" w:cs="Arial"/>
+                <w:i w:val="false"/>
+                <w:b w:val="false"/>
+                <w:u w:val="none"/>
+                <w:strike w:val="false"/>
+                <w:sz w:val="20"/>
+                <w:szCs w:val="20"/>
+                <w:color w:val="000000"/>
+              </w:rPr>
+              <w:t xml:space="preserve">&lt;0.001***</w:t>
+            </w:r>
+          </w:p>
+        </w:tc>
+        <w:tc>
+          <w:tcPr>
+            <w:tcBorders>
+              <w:bottom w:val="none" w:sz="0" w:space="0" w:color="000000"/>
+              <w:top w:val="none" w:sz="0" w:space="0" w:color="000000"/>
+              <w:left w:val="none" w:sz="0" w:space="0" w:color="000000"/>
+              <w:right w:val="none" w:sz="0" w:space="0" w:color="000000"/>
+            </w:tcBorders>
+            <w:shd w:val="clear" w:color="auto" w:fill="FFFFFF"/>
+            <w:tcMar>
+              <w:top w:w="0" w:type="dxa"/>
+              <w:bottom w:w="0" w:type="dxa"/>
+              <w:left w:w="0" w:type="dxa"/>
+              <w:right w:w="0" w:type="dxa"/>
+            </w:tcMar>
+            <w:vAlign w:val="center"/>
+          </w:tcPr>
+          <w:p>
+            <w:pPr>
+              <w:pStyle w:val="Normal"/>
+              <w:jc w:val="left"/>
+              <w:pBdr>
+                <w:bottom w:val="none" w:sz="0" w:space="0" w:color="000000"/>
+                <w:top w:val="none" w:sz="0" w:space="0" w:color="000000"/>
+                <w:left w:val="none" w:sz="0" w:space="0" w:color="000000"/>
+                <w:right w:val="none" w:sz="0" w:space="0" w:color="000000"/>
+              </w:pBdr>
+              <w:spacing w:after="100" w:before="100" w:line="240"/>
+              <w:ind w:left="100" w:right="100" w:firstLine="0" w:firstLineChars="0"/>
+              <w:rPr>
+                <w:rFonts w:ascii="Arial" w:hAnsi="Arial" w:eastAsia="Arial" w:cs="Arial"/>
+                <w:i w:val="false"/>
+                <w:b w:val="false"/>
+                <w:u w:val="none"/>
+                <w:strike w:val="false"/>
+                <w:sz w:val="20"/>
+                <w:szCs w:val="20"/>
+                <w:color w:val="000000"/>
+              </w:rPr>
+            </w:pPr>
+            <w:r>
+              <w:rPr>
+                <w:rFonts w:ascii="Arial" w:hAnsi="Arial" w:eastAsia="Arial" w:cs="Arial"/>
+                <w:i w:val="false"/>
+                <w:b w:val="false"/>
+                <w:u w:val="none"/>
+                <w:strike w:val="false"/>
+                <w:sz w:val="20"/>
+                <w:szCs w:val="20"/>
+                <w:color w:val="000000"/>
+              </w:rPr>
+              <w:t xml:space="preserve"/>
+            </w:r>
+          </w:p>
+        </w:tc>
+        <w:tc>
+          <w:tcPr>
+            <w:tcBorders>
+              <w:bottom w:val="none" w:sz="0" w:space="0" w:color="000000"/>
+              <w:top w:val="none" w:sz="0" w:space="0" w:color="000000"/>
+              <w:left w:val="none" w:sz="0" w:space="0" w:color="000000"/>
+              <w:right w:val="none" w:sz="0" w:space="0" w:color="000000"/>
+            </w:tcBorders>
+            <w:shd w:val="clear" w:color="auto" w:fill="FFFFFF"/>
+            <w:tcMar>
+              <w:top w:w="0" w:type="dxa"/>
+              <w:bottom w:w="0" w:type="dxa"/>
+              <w:left w:w="0" w:type="dxa"/>
+              <w:right w:w="0" w:type="dxa"/>
+            </w:tcMar>
+            <w:vAlign w:val="center"/>
+          </w:tcPr>
+          <w:p>
+            <w:pPr>
+              <w:pStyle w:val="Normal"/>
+              <w:jc w:val="left"/>
+              <w:pBdr>
+                <w:bottom w:val="none" w:sz="0" w:space="0" w:color="000000"/>
+                <w:top w:val="none" w:sz="0" w:space="0" w:color="000000"/>
+                <w:left w:val="none" w:sz="0" w:space="0" w:color="000000"/>
+                <w:right w:val="none" w:sz="0" w:space="0" w:color="000000"/>
+              </w:pBdr>
+              <w:spacing w:after="100" w:before="100" w:line="240"/>
+              <w:ind w:left="100" w:right="100" w:firstLine="0" w:firstLineChars="0"/>
+              <w:rPr>
+                <w:rFonts w:ascii="Arial" w:hAnsi="Arial" w:eastAsia="Arial" w:cs="Arial"/>
+                <w:i w:val="false"/>
+                <w:b w:val="false"/>
+                <w:u w:val="none"/>
+                <w:strike w:val="false"/>
+                <w:sz w:val="20"/>
+                <w:szCs w:val="20"/>
+                <w:color w:val="000000"/>
+              </w:rPr>
+            </w:pPr>
+            <w:r>
+              <w:rPr>
+                <w:rFonts w:ascii="Arial" w:hAnsi="Arial" w:eastAsia="Arial" w:cs="Arial"/>
+                <w:i w:val="false"/>
+                <w:b w:val="false"/>
+                <w:u w:val="none"/>
+                <w:strike w:val="false"/>
+                <w:sz w:val="20"/>
+                <w:szCs w:val="20"/>
+                <w:color w:val="000000"/>
+              </w:rPr>
+              <w:t xml:space="preserve"/>
+            </w:r>
+          </w:p>
+        </w:tc>
+        <w:tc>
+          <w:tcPr>
+            <w:tcBorders>
+              <w:bottom w:val="none" w:sz="0" w:space="0" w:color="000000"/>
+              <w:top w:val="none" w:sz="0" w:space="0" w:color="000000"/>
+              <w:left w:val="none" w:sz="0" w:space="0" w:color="000000"/>
+              <w:right w:val="none" w:sz="0" w:space="0" w:color="000000"/>
+            </w:tcBorders>
+            <w:shd w:val="clear" w:color="auto" w:fill="FFFFFF"/>
+            <w:tcMar>
+              <w:top w:w="0" w:type="dxa"/>
+              <w:bottom w:w="0" w:type="dxa"/>
+              <w:left w:w="0" w:type="dxa"/>
+              <w:right w:w="0" w:type="dxa"/>
+            </w:tcMar>
+            <w:vAlign w:val="center"/>
+          </w:tcPr>
+          <w:p>
+            <w:pPr>
+              <w:pStyle w:val="Normal"/>
+              <w:jc w:val="left"/>
+              <w:pBdr>
+                <w:bottom w:val="none" w:sz="0" w:space="0" w:color="000000"/>
+                <w:top w:val="none" w:sz="0" w:space="0" w:color="000000"/>
+                <w:left w:val="none" w:sz="0" w:space="0" w:color="000000"/>
+                <w:right w:val="none" w:sz="0" w:space="0" w:color="000000"/>
+              </w:pBdr>
+              <w:spacing w:after="100" w:before="100" w:line="240"/>
+              <w:ind w:left="100" w:right="100" w:firstLine="0" w:firstLineChars="0"/>
+              <w:rPr>
+                <w:rFonts w:ascii="Arial" w:hAnsi="Arial" w:eastAsia="Arial" w:cs="Arial"/>
+                <w:i w:val="false"/>
+                <w:b w:val="false"/>
+                <w:u w:val="none"/>
+                <w:strike w:val="false"/>
+                <w:sz w:val="20"/>
+                <w:szCs w:val="20"/>
+                <w:color w:val="000000"/>
+              </w:rPr>
+            </w:pPr>
+            <w:r>
+              <w:rPr>
+                <w:rFonts w:ascii="Arial" w:hAnsi="Arial" w:eastAsia="Arial" w:cs="Arial"/>
+                <w:i w:val="false"/>
+                <w:b w:val="false"/>
+                <w:u w:val="none"/>
+                <w:strike w:val="false"/>
+                <w:sz w:val="20"/>
+                <w:szCs w:val="20"/>
+                <w:color w:val="000000"/>
+              </w:rPr>
+              <w:t xml:space="preserve"/>
+            </w:r>
+          </w:p>
+        </w:tc>
+      </w:tr>
+      <w:tr>
+        <w:trPr>
+          <w:trHeight w:val="360" w:hRule="auto"/>
+        </w:trPr>
+        body6
+        <w:tc>
+          <w:tcPr>
+            <w:vMerge/>
+            <w:tcBorders>
+              <w:bottom w:val="none" w:sz="0" w:space="0" w:color="000000"/>
+              <w:top w:val="none" w:sz="0" w:space="0" w:color="000000"/>
+              <w:left w:val="none" w:sz="0" w:space="0" w:color="000000"/>
+              <w:right w:val="none" w:sz="0" w:space="0" w:color="000000"/>
+            </w:tcBorders>
+            <w:shd w:val="clear" w:color="auto" w:fill="FFFFFF"/>
+            <w:tcMar>
+              <w:top w:w="0" w:type="dxa"/>
+              <w:bottom w:w="0" w:type="dxa"/>
+              <w:left w:w="0" w:type="dxa"/>
+              <w:right w:w="0" w:type="dxa"/>
+            </w:tcMar>
+            <w:vAlign w:val="center"/>
+          </w:tcPr>
+          <w:p>
+            <w:pPr>
+              <w:pStyle w:val="Normal"/>
+              <w:jc w:val="left"/>
+              <w:pBdr>
+                <w:bottom w:val="none" w:sz="0" w:space="0" w:color="000000"/>
+                <w:top w:val="none" w:sz="0" w:space="0" w:color="000000"/>
+                <w:left w:val="none" w:sz="0" w:space="0" w:color="000000"/>
+                <w:right w:val="none" w:sz="0" w:space="0" w:color="000000"/>
+              </w:pBdr>
+              <w:spacing w:after="100" w:before="100" w:line="240"/>
+              <w:ind w:left="100" w:right="100" w:firstLine="0" w:firstLineChars="0"/>
+              <w:rPr>
+                <w:rFonts w:ascii="Arial" w:hAnsi="Arial" w:eastAsia="Arial" w:cs="Arial"/>
+                <w:i w:val="false"/>
+                <w:b w:val="false"/>
+                <w:u w:val="none"/>
+                <w:strike w:val="false"/>
+                <w:sz w:val="20"/>
+                <w:szCs w:val="20"/>
+                <w:color w:val="000000"/>
+              </w:rPr>
+            </w:pPr>
+          </w:p>
+        </w:tc>
+        <w:tc>
+          <w:tcPr>
+            <w:tcBorders>
+              <w:bottom w:val="none" w:sz="0" w:space="0" w:color="000000"/>
+              <w:top w:val="none" w:sz="0" w:space="0" w:color="000000"/>
+              <w:left w:val="none" w:sz="0" w:space="0" w:color="000000"/>
+              <w:right w:val="none" w:sz="0" w:space="0" w:color="000000"/>
+            </w:tcBorders>
+            <w:shd w:val="clear" w:color="auto" w:fill="FFFFFF"/>
+            <w:tcMar>
+              <w:top w:w="0" w:type="dxa"/>
+              <w:bottom w:w="0" w:type="dxa"/>
+              <w:left w:w="0" w:type="dxa"/>
+              <w:right w:w="0" w:type="dxa"/>
+            </w:tcMar>
+            <w:vAlign w:val="center"/>
+          </w:tcPr>
+          <w:p>
+            <w:pPr>
+              <w:pStyle w:val="Normal"/>
+              <w:jc w:val="left"/>
+              <w:pBdr>
+                <w:bottom w:val="none" w:sz="0" w:space="0" w:color="000000"/>
+                <w:top w:val="none" w:sz="0" w:space="0" w:color="000000"/>
+                <w:left w:val="none" w:sz="0" w:space="0" w:color="000000"/>
+                <w:right w:val="none" w:sz="0" w:space="0" w:color="000000"/>
+              </w:pBdr>
+              <w:spacing w:after="100" w:before="100" w:line="240"/>
+              <w:ind w:left="100" w:right="100" w:firstLine="0" w:firstLineChars="0"/>
+              <w:rPr>
+                <w:rFonts w:ascii="Arial" w:hAnsi="Arial" w:eastAsia="Arial" w:cs="Arial"/>
+                <w:i w:val="false"/>
+                <w:b w:val="false"/>
+                <w:u w:val="none"/>
+                <w:strike w:val="false"/>
+                <w:sz w:val="20"/>
+                <w:szCs w:val="20"/>
+                <w:color w:val="000000"/>
+              </w:rPr>
+            </w:pPr>
+            <w:r>
+              <w:rPr>
+                <w:rFonts w:ascii="Arial" w:hAnsi="Arial" w:eastAsia="Arial" w:cs="Arial"/>
+                <w:i w:val="false"/>
+                <w:b w:val="false"/>
+                <w:u w:val="none"/>
+                <w:strike w:val="false"/>
+                <w:sz w:val="20"/>
+                <w:szCs w:val="20"/>
+                <w:color w:val="000000"/>
+              </w:rPr>
+              <w:t xml:space="preserve">Overall model</w:t>
+            </w:r>
+          </w:p>
+        </w:tc>
+        <w:tc>
+          <w:tcPr>
+            <w:tcBorders>
+              <w:bottom w:val="none" w:sz="0" w:space="0" w:color="000000"/>
+              <w:top w:val="none" w:sz="0" w:space="0" w:color="000000"/>
+              <w:left w:val="none" w:sz="0" w:space="0" w:color="000000"/>
+              <w:right w:val="none" w:sz="0" w:space="0" w:color="000000"/>
+            </w:tcBorders>
+            <w:shd w:val="clear" w:color="auto" w:fill="FFFFFF"/>
+            <w:tcMar>
+              <w:top w:w="0" w:type="dxa"/>
+              <w:bottom w:w="0" w:type="dxa"/>
+              <w:left w:w="0" w:type="dxa"/>
+              <w:right w:w="0" w:type="dxa"/>
+            </w:tcMar>
+            <w:vAlign w:val="center"/>
+          </w:tcPr>
+          <w:p>
+            <w:pPr>
+              <w:pStyle w:val="Normal"/>
+              <w:jc w:val="left"/>
+              <w:pBdr>
+                <w:bottom w:val="none" w:sz="0" w:space="0" w:color="000000"/>
+                <w:top w:val="none" w:sz="0" w:space="0" w:color="000000"/>
+                <w:left w:val="none" w:sz="0" w:space="0" w:color="000000"/>
+                <w:right w:val="none" w:sz="0" w:space="0" w:color="000000"/>
+              </w:pBdr>
+              <w:spacing w:after="100" w:before="100" w:line="240"/>
+              <w:ind w:left="100" w:right="100" w:firstLine="0" w:firstLineChars="0"/>
+              <w:rPr>
+                <w:rFonts w:ascii="Arial" w:hAnsi="Arial" w:eastAsia="Arial" w:cs="Arial"/>
+                <w:i w:val="false"/>
+                <w:b w:val="false"/>
+                <w:u w:val="none"/>
+                <w:strike w:val="false"/>
+                <w:sz w:val="20"/>
+                <w:szCs w:val="20"/>
+                <w:color w:val="000000"/>
+              </w:rPr>
+            </w:pPr>
+            <w:r>
+              <w:rPr>
+                <w:rFonts w:ascii="Arial" w:hAnsi="Arial" w:eastAsia="Arial" w:cs="Arial"/>
+                <w:i w:val="false"/>
+                <w:b w:val="false"/>
+                <w:u w:val="none"/>
+                <w:strike w:val="false"/>
+                <w:sz w:val="20"/>
+                <w:szCs w:val="20"/>
+                <w:color w:val="000000"/>
+              </w:rPr>
+              <w:t xml:space="preserve"/>
+            </w:r>
+          </w:p>
+        </w:tc>
+        <w:tc>
+          <w:tcPr>
+            <w:tcBorders>
+              <w:bottom w:val="none" w:sz="0" w:space="0" w:color="000000"/>
+              <w:top w:val="none" w:sz="0" w:space="0" w:color="000000"/>
+              <w:left w:val="none" w:sz="0" w:space="0" w:color="000000"/>
+              <w:right w:val="none" w:sz="0" w:space="0" w:color="000000"/>
+            </w:tcBorders>
+            <w:shd w:val="clear" w:color="auto" w:fill="FFFFFF"/>
+            <w:tcMar>
+              <w:top w:w="0" w:type="dxa"/>
+              <w:bottom w:w="0" w:type="dxa"/>
+              <w:left w:w="0" w:type="dxa"/>
+              <w:right w:w="0" w:type="dxa"/>
+            </w:tcMar>
+            <w:vAlign w:val="center"/>
+          </w:tcPr>
+          <w:p>
+            <w:pPr>
+              <w:pStyle w:val="Normal"/>
+              <w:jc w:val="left"/>
+              <w:pBdr>
+                <w:bottom w:val="none" w:sz="0" w:space="0" w:color="000000"/>
+                <w:top w:val="none" w:sz="0" w:space="0" w:color="000000"/>
+                <w:left w:val="none" w:sz="0" w:space="0" w:color="000000"/>
+                <w:right w:val="none" w:sz="0" w:space="0" w:color="000000"/>
+              </w:pBdr>
+              <w:spacing w:after="100" w:before="100" w:line="240"/>
+              <w:ind w:left="100" w:right="100" w:firstLine="0" w:firstLineChars="0"/>
+              <w:rPr>
+                <w:rFonts w:ascii="Arial" w:hAnsi="Arial" w:eastAsia="Arial" w:cs="Arial"/>
+                <w:i w:val="false"/>
+                <w:b w:val="false"/>
+                <w:u w:val="none"/>
+                <w:strike w:val="false"/>
+                <w:sz w:val="20"/>
+                <w:szCs w:val="20"/>
+                <w:color w:val="000000"/>
+              </w:rPr>
+            </w:pPr>
+            <w:r>
+              <w:rPr>
+                <w:rFonts w:ascii="Arial" w:hAnsi="Arial" w:eastAsia="Arial" w:cs="Arial"/>
+                <w:i w:val="false"/>
+                <w:b w:val="false"/>
+                <w:u w:val="none"/>
+                <w:strike w:val="false"/>
+                <w:sz w:val="20"/>
+                <w:szCs w:val="20"/>
+                <w:color w:val="000000"/>
+              </w:rPr>
+              <w:t xml:space="preserve"/>
+            </w:r>
+          </w:p>
+        </w:tc>
+        <w:tc>
+          <w:tcPr>
+            <w:tcBorders>
+              <w:bottom w:val="none" w:sz="0" w:space="0" w:color="000000"/>
+              <w:top w:val="none" w:sz="0" w:space="0" w:color="000000"/>
+              <w:left w:val="none" w:sz="0" w:space="0" w:color="000000"/>
+              <w:right w:val="none" w:sz="0" w:space="0" w:color="000000"/>
+            </w:tcBorders>
+            <w:shd w:val="clear" w:color="auto" w:fill="FFFFFF"/>
+            <w:tcMar>
+              <w:top w:w="0" w:type="dxa"/>
+              <w:bottom w:w="0" w:type="dxa"/>
+              <w:left w:w="0" w:type="dxa"/>
+              <w:right w:w="0" w:type="dxa"/>
+            </w:tcMar>
+            <w:vAlign w:val="center"/>
+          </w:tcPr>
+          <w:p>
+            <w:pPr>
+              <w:pStyle w:val="Normal"/>
+              <w:jc w:val="left"/>
+              <w:pBdr>
+                <w:bottom w:val="none" w:sz="0" w:space="0" w:color="000000"/>
+                <w:top w:val="none" w:sz="0" w:space="0" w:color="000000"/>
+                <w:left w:val="none" w:sz="0" w:space="0" w:color="000000"/>
+                <w:right w:val="none" w:sz="0" w:space="0" w:color="000000"/>
+              </w:pBdr>
+              <w:spacing w:after="100" w:before="100" w:line="240"/>
+              <w:ind w:left="100" w:right="100" w:firstLine="0" w:firstLineChars="0"/>
+              <w:rPr>
+                <w:rFonts w:ascii="Arial" w:hAnsi="Arial" w:eastAsia="Arial" w:cs="Arial"/>
+                <w:i w:val="false"/>
+                <w:b w:val="false"/>
+                <w:u w:val="none"/>
+                <w:strike w:val="false"/>
+                <w:sz w:val="20"/>
+                <w:szCs w:val="20"/>
+                <w:color w:val="000000"/>
+              </w:rPr>
+            </w:pPr>
+            <w:r>
+              <w:rPr>
+                <w:rFonts w:ascii="Arial" w:hAnsi="Arial" w:eastAsia="Arial" w:cs="Arial"/>
+                <w:i w:val="false"/>
+                <w:b w:val="false"/>
+                <w:u w:val="none"/>
+                <w:strike w:val="false"/>
+                <w:sz w:val="20"/>
+                <w:szCs w:val="20"/>
+                <w:color w:val="000000"/>
+              </w:rPr>
+              <w:t xml:space="preserve"/>
+            </w:r>
+          </w:p>
+        </w:tc>
+        <w:tc>
+          <w:tcPr>
+            <w:tcBorders>
+              <w:bottom w:val="none" w:sz="0" w:space="0" w:color="000000"/>
+              <w:top w:val="none" w:sz="0" w:space="0" w:color="000000"/>
+              <w:left w:val="none" w:sz="0" w:space="0" w:color="000000"/>
+              <w:right w:val="none" w:sz="0" w:space="0" w:color="000000"/>
+            </w:tcBorders>
+            <w:shd w:val="clear" w:color="auto" w:fill="FFFFFF"/>
+            <w:tcMar>
+              <w:top w:w="0" w:type="dxa"/>
+              <w:bottom w:w="0" w:type="dxa"/>
+              <w:left w:w="0" w:type="dxa"/>
+              <w:right w:w="0" w:type="dxa"/>
+            </w:tcMar>
+            <w:vAlign w:val="center"/>
+          </w:tcPr>
+          <w:p>
+            <w:pPr>
+              <w:pStyle w:val="Normal"/>
+              <w:jc w:val="left"/>
+              <w:pBdr>
+                <w:bottom w:val="none" w:sz="0" w:space="0" w:color="000000"/>
+                <w:top w:val="none" w:sz="0" w:space="0" w:color="000000"/>
+                <w:left w:val="none" w:sz="0" w:space="0" w:color="000000"/>
+                <w:right w:val="none" w:sz="0" w:space="0" w:color="000000"/>
+              </w:pBdr>
+              <w:spacing w:after="100" w:before="100" w:line="240"/>
+              <w:ind w:left="100" w:right="100" w:firstLine="0" w:firstLineChars="0"/>
+              <w:rPr>
+                <w:rFonts w:ascii="Arial" w:hAnsi="Arial" w:eastAsia="Arial" w:cs="Arial"/>
+                <w:i w:val="false"/>
+                <w:b w:val="false"/>
+                <w:u w:val="none"/>
+                <w:strike w:val="false"/>
+                <w:sz w:val="20"/>
+                <w:szCs w:val="20"/>
+                <w:color w:val="000000"/>
+              </w:rPr>
+            </w:pPr>
+            <w:r>
+              <w:rPr>
+                <w:rFonts w:ascii="Arial" w:hAnsi="Arial" w:eastAsia="Arial" w:cs="Arial"/>
+                <w:i w:val="false"/>
+                <w:b w:val="false"/>
+                <w:u w:val="none"/>
+                <w:strike w:val="false"/>
+                <w:sz w:val="20"/>
+                <w:szCs w:val="20"/>
+                <w:color w:val="000000"/>
+              </w:rPr>
+              <w:t xml:space="preserve">134.5</w:t>
+            </w:r>
+          </w:p>
+        </w:tc>
+        <w:tc>
+          <w:tcPr>
+            <w:tcBorders>
+              <w:bottom w:val="none" w:sz="0" w:space="0" w:color="000000"/>
+              <w:top w:val="none" w:sz="0" w:space="0" w:color="000000"/>
+              <w:left w:val="none" w:sz="0" w:space="0" w:color="000000"/>
+              <w:right w:val="none" w:sz="0" w:space="0" w:color="000000"/>
+            </w:tcBorders>
+            <w:shd w:val="clear" w:color="auto" w:fill="FFFFFF"/>
+            <w:tcMar>
+              <w:top w:w="0" w:type="dxa"/>
+              <w:bottom w:w="0" w:type="dxa"/>
+              <w:left w:w="0" w:type="dxa"/>
+              <w:right w:w="0" w:type="dxa"/>
+            </w:tcMar>
+            <w:vAlign w:val="center"/>
+          </w:tcPr>
+          <w:p>
+            <w:pPr>
+              <w:pStyle w:val="Normal"/>
+              <w:jc w:val="left"/>
+              <w:pBdr>
+                <w:bottom w:val="none" w:sz="0" w:space="0" w:color="000000"/>
+                <w:top w:val="none" w:sz="0" w:space="0" w:color="000000"/>
+                <w:left w:val="none" w:sz="0" w:space="0" w:color="000000"/>
+                <w:right w:val="none" w:sz="0" w:space="0" w:color="000000"/>
+              </w:pBdr>
+              <w:spacing w:after="100" w:before="100" w:line="240"/>
+              <w:ind w:left="100" w:right="100" w:firstLine="0" w:firstLineChars="0"/>
+              <w:rPr>
+                <w:rFonts w:ascii="Arial" w:hAnsi="Arial" w:eastAsia="Arial" w:cs="Arial"/>
+                <w:i w:val="false"/>
+                <w:b w:val="false"/>
+                <w:u w:val="none"/>
+                <w:strike w:val="false"/>
+                <w:sz w:val="20"/>
+                <w:szCs w:val="20"/>
+                <w:color w:val="000000"/>
+              </w:rPr>
+            </w:pPr>
+            <w:r>
+              <w:rPr>
+                <w:rFonts w:ascii="Arial" w:hAnsi="Arial" w:eastAsia="Arial" w:cs="Arial"/>
+                <w:i w:val="false"/>
+                <w:b w:val="false"/>
+                <w:u w:val="none"/>
+                <w:strike w:val="false"/>
+                <w:sz w:val="20"/>
+                <w:szCs w:val="20"/>
+                <w:color w:val="000000"/>
+              </w:rPr>
+              <w:t xml:space="preserve">&lt;0.001***</w:t>
+            </w:r>
+          </w:p>
+        </w:tc>
+        <w:tc>
+          <w:tcPr>
+            <w:tcBorders>
+              <w:bottom w:val="none" w:sz="0" w:space="0" w:color="000000"/>
+              <w:top w:val="none" w:sz="0" w:space="0" w:color="000000"/>
+              <w:left w:val="none" w:sz="0" w:space="0" w:color="000000"/>
+              <w:right w:val="none" w:sz="0" w:space="0" w:color="000000"/>
+            </w:tcBorders>
+            <w:shd w:val="clear" w:color="auto" w:fill="FFFFFF"/>
+            <w:tcMar>
+              <w:top w:w="0" w:type="dxa"/>
+              <w:bottom w:w="0" w:type="dxa"/>
+              <w:left w:w="0" w:type="dxa"/>
+              <w:right w:w="0" w:type="dxa"/>
+            </w:tcMar>
+            <w:vAlign w:val="center"/>
+          </w:tcPr>
+          <w:p>
+            <w:pPr>
+              <w:pStyle w:val="Normal"/>
+              <w:jc w:val="left"/>
+              <w:pBdr>
+                <w:bottom w:val="none" w:sz="0" w:space="0" w:color="000000"/>
+                <w:top w:val="none" w:sz="0" w:space="0" w:color="000000"/>
+                <w:left w:val="none" w:sz="0" w:space="0" w:color="000000"/>
+                <w:right w:val="none" w:sz="0" w:space="0" w:color="000000"/>
+              </w:pBdr>
+              <w:spacing w:after="100" w:before="100" w:line="240"/>
+              <w:ind w:left="100" w:right="100" w:firstLine="0" w:firstLineChars="0"/>
+              <w:rPr>
+                <w:rFonts w:ascii="Arial" w:hAnsi="Arial" w:eastAsia="Arial" w:cs="Arial"/>
+                <w:i w:val="false"/>
+                <w:b w:val="false"/>
+                <w:u w:val="none"/>
+                <w:strike w:val="false"/>
+                <w:sz w:val="20"/>
+                <w:szCs w:val="20"/>
+                <w:color w:val="000000"/>
+              </w:rPr>
+            </w:pPr>
+            <w:r>
+              <w:rPr>
+                <w:rFonts w:ascii="Arial" w:hAnsi="Arial" w:eastAsia="Arial" w:cs="Arial"/>
+                <w:i w:val="false"/>
+                <w:b w:val="false"/>
+                <w:u w:val="none"/>
+                <w:strike w:val="false"/>
+                <w:sz w:val="20"/>
+                <w:szCs w:val="20"/>
+                <w:color w:val="000000"/>
+              </w:rPr>
+              <w:t xml:space="preserve">0.135</w:t>
+            </w:r>
+          </w:p>
+        </w:tc>
+      </w:tr>
+      <w:tr>
+        <w:trPr>
+          <w:trHeight w:val="360" w:hRule="auto"/>
+        </w:trPr>
+        body7
+        <w:tc>
+          <w:tcPr>
+            <w:vMerge/>
+            <w:tcBorders>
+              <w:bottom w:val="none" w:sz="0" w:space="0" w:color="000000"/>
+              <w:top w:val="none" w:sz="0" w:space="0" w:color="000000"/>
+              <w:left w:val="none" w:sz="0" w:space="0" w:color="000000"/>
+              <w:right w:val="none" w:sz="0" w:space="0" w:color="000000"/>
+            </w:tcBorders>
+            <w:shd w:val="clear" w:color="auto" w:fill="FFFFFF"/>
+            <w:tcMar>
+              <w:top w:w="0" w:type="dxa"/>
+              <w:bottom w:w="0" w:type="dxa"/>
+              <w:left w:w="0" w:type="dxa"/>
+              <w:right w:w="0" w:type="dxa"/>
+            </w:tcMar>
+            <w:vAlign w:val="center"/>
+          </w:tcPr>
+          <w:p>
+            <w:pPr>
+              <w:pStyle w:val="Normal"/>
+              <w:jc w:val="left"/>
+              <w:pBdr>
+                <w:bottom w:val="none" w:sz="0" w:space="0" w:color="000000"/>
+                <w:top w:val="none" w:sz="0" w:space="0" w:color="000000"/>
+                <w:left w:val="none" w:sz="0" w:space="0" w:color="000000"/>
+                <w:right w:val="none" w:sz="0" w:space="0" w:color="000000"/>
+              </w:pBdr>
+              <w:spacing w:after="100" w:before="100" w:line="240"/>
+              <w:ind w:left="100" w:right="100" w:firstLine="0" w:firstLineChars="0"/>
+              <w:rPr>
+                <w:rFonts w:ascii="Arial" w:hAnsi="Arial" w:eastAsia="Arial" w:cs="Arial"/>
+                <w:i w:val="false"/>
+                <w:b w:val="false"/>
+                <w:u w:val="none"/>
+                <w:strike w:val="false"/>
+                <w:sz w:val="20"/>
+                <w:szCs w:val="20"/>
+                <w:color w:val="000000"/>
+              </w:rPr>
+            </w:pPr>
+          </w:p>
+        </w:tc>
+        <w:tc>
+          <w:tcPr>
+            <w:tcBorders>
+              <w:bottom w:val="none" w:sz="0" w:space="0" w:color="000000"/>
+              <w:top w:val="none" w:sz="0" w:space="0" w:color="000000"/>
+              <w:left w:val="none" w:sz="0" w:space="0" w:color="000000"/>
+              <w:right w:val="none" w:sz="0" w:space="0" w:color="000000"/>
+            </w:tcBorders>
+            <w:shd w:val="clear" w:color="auto" w:fill="FFFFFF"/>
+            <w:tcMar>
+              <w:top w:w="0" w:type="dxa"/>
+              <w:bottom w:w="0" w:type="dxa"/>
+              <w:left w:w="0" w:type="dxa"/>
+              <w:right w:w="0" w:type="dxa"/>
+            </w:tcMar>
+            <w:vAlign w:val="center"/>
+          </w:tcPr>
+          <w:p>
+            <w:pPr>
+              <w:pStyle w:val="Normal"/>
+              <w:jc w:val="left"/>
+              <w:pBdr>
+                <w:bottom w:val="none" w:sz="0" w:space="0" w:color="000000"/>
+                <w:top w:val="none" w:sz="0" w:space="0" w:color="000000"/>
+                <w:left w:val="none" w:sz="0" w:space="0" w:color="000000"/>
+                <w:right w:val="none" w:sz="0" w:space="0" w:color="000000"/>
+              </w:pBdr>
+              <w:spacing w:after="100" w:before="100" w:line="240"/>
+              <w:ind w:left="100" w:right="100" w:firstLine="0" w:firstLineChars="0"/>
+              <w:rPr>
+                <w:rFonts w:ascii="Arial" w:hAnsi="Arial" w:eastAsia="Arial" w:cs="Arial"/>
+                <w:i w:val="false"/>
+                <w:b w:val="false"/>
+                <w:u w:val="none"/>
+                <w:strike w:val="false"/>
+                <w:sz w:val="20"/>
+                <w:szCs w:val="20"/>
+                <w:color w:val="000000"/>
+              </w:rPr>
+            </w:pPr>
+            <w:r>
+              <w:rPr>
+                <w:rFonts w:ascii="Arial" w:hAnsi="Arial" w:eastAsia="Arial" w:cs="Arial"/>
+                <w:i w:val="false"/>
+                <w:b w:val="false"/>
+                <w:u w:val="none"/>
+                <w:strike w:val="false"/>
+                <w:sz w:val="20"/>
+                <w:szCs w:val="20"/>
+                <w:color w:val="000000"/>
+              </w:rPr>
+              <w:t xml:space="preserve">Intercept</w:t>
+            </w:r>
+          </w:p>
+        </w:tc>
+        <w:tc>
+          <w:tcPr>
+            <w:tcBorders>
+              <w:bottom w:val="none" w:sz="0" w:space="0" w:color="000000"/>
+              <w:top w:val="none" w:sz="0" w:space="0" w:color="000000"/>
+              <w:left w:val="none" w:sz="0" w:space="0" w:color="000000"/>
+              <w:right w:val="none" w:sz="0" w:space="0" w:color="000000"/>
+            </w:tcBorders>
+            <w:shd w:val="clear" w:color="auto" w:fill="FFFFFF"/>
+            <w:tcMar>
+              <w:top w:w="0" w:type="dxa"/>
+              <w:bottom w:w="0" w:type="dxa"/>
+              <w:left w:w="0" w:type="dxa"/>
+              <w:right w:w="0" w:type="dxa"/>
+            </w:tcMar>
+            <w:vAlign w:val="center"/>
+          </w:tcPr>
+          <w:p>
+            <w:pPr>
+              <w:pStyle w:val="Normal"/>
+              <w:jc w:val="left"/>
+              <w:pBdr>
+                <w:bottom w:val="none" w:sz="0" w:space="0" w:color="000000"/>
+                <w:top w:val="none" w:sz="0" w:space="0" w:color="000000"/>
+                <w:left w:val="none" w:sz="0" w:space="0" w:color="000000"/>
+                <w:right w:val="none" w:sz="0" w:space="0" w:color="000000"/>
+              </w:pBdr>
+              <w:spacing w:after="100" w:before="100" w:line="240"/>
+              <w:ind w:left="100" w:right="100" w:firstLine="0" w:firstLineChars="0"/>
+              <w:rPr>
+                <w:rFonts w:ascii="Arial" w:hAnsi="Arial" w:eastAsia="Arial" w:cs="Arial"/>
+                <w:i w:val="false"/>
+                <w:b w:val="false"/>
+                <w:u w:val="none"/>
+                <w:strike w:val="false"/>
+                <w:sz w:val="20"/>
+                <w:szCs w:val="20"/>
+                <w:color w:val="000000"/>
+              </w:rPr>
+            </w:pPr>
+            <w:r>
+              <w:rPr>
+                <w:rFonts w:ascii="Arial" w:hAnsi="Arial" w:eastAsia="Arial" w:cs="Arial"/>
+                <w:i w:val="false"/>
+                <w:b w:val="false"/>
+                <w:u w:val="none"/>
+                <w:strike w:val="false"/>
+                <w:sz w:val="20"/>
+                <w:szCs w:val="20"/>
+                <w:color w:val="000000"/>
+              </w:rPr>
+              <w:t xml:space="preserve">-0.000</w:t>
+            </w:r>
+          </w:p>
+        </w:tc>
+        <w:tc>
+          <w:tcPr>
+            <w:tcBorders>
+              <w:bottom w:val="none" w:sz="0" w:space="0" w:color="000000"/>
+              <w:top w:val="none" w:sz="0" w:space="0" w:color="000000"/>
+              <w:left w:val="none" w:sz="0" w:space="0" w:color="000000"/>
+              <w:right w:val="none" w:sz="0" w:space="0" w:color="000000"/>
+            </w:tcBorders>
+            <w:shd w:val="clear" w:color="auto" w:fill="FFFFFF"/>
+            <w:tcMar>
+              <w:top w:w="0" w:type="dxa"/>
+              <w:bottom w:w="0" w:type="dxa"/>
+              <w:left w:w="0" w:type="dxa"/>
+              <w:right w:w="0" w:type="dxa"/>
+            </w:tcMar>
+            <w:vAlign w:val="center"/>
+          </w:tcPr>
+          <w:p>
+            <w:pPr>
+              <w:pStyle w:val="Normal"/>
+              <w:jc w:val="left"/>
+              <w:pBdr>
+                <w:bottom w:val="none" w:sz="0" w:space="0" w:color="000000"/>
+                <w:top w:val="none" w:sz="0" w:space="0" w:color="000000"/>
+                <w:left w:val="none" w:sz="0" w:space="0" w:color="000000"/>
+                <w:right w:val="none" w:sz="0" w:space="0" w:color="000000"/>
+              </w:pBdr>
+              <w:spacing w:after="100" w:before="100" w:line="240"/>
+              <w:ind w:left="100" w:right="100" w:firstLine="0" w:firstLineChars="0"/>
+              <w:rPr>
+                <w:rFonts w:ascii="Arial" w:hAnsi="Arial" w:eastAsia="Arial" w:cs="Arial"/>
+                <w:i w:val="false"/>
+                <w:b w:val="false"/>
+                <w:u w:val="none"/>
+                <w:strike w:val="false"/>
+                <w:sz w:val="20"/>
+                <w:szCs w:val="20"/>
+                <w:color w:val="000000"/>
+              </w:rPr>
+            </w:pPr>
+            <w:r>
+              <w:rPr>
+                <w:rFonts w:ascii="Arial" w:hAnsi="Arial" w:eastAsia="Arial" w:cs="Arial"/>
+                <w:i w:val="false"/>
+                <w:b w:val="false"/>
+                <w:u w:val="none"/>
+                <w:strike w:val="false"/>
+                <w:sz w:val="20"/>
+                <w:szCs w:val="20"/>
+                <w:color w:val="000000"/>
+              </w:rPr>
+              <w:t xml:space="preserve">-0.000</w:t>
+            </w:r>
+          </w:p>
+        </w:tc>
+        <w:tc>
+          <w:tcPr>
+            <w:tcBorders>
+              <w:bottom w:val="none" w:sz="0" w:space="0" w:color="000000"/>
+              <w:top w:val="none" w:sz="0" w:space="0" w:color="000000"/>
+              <w:left w:val="none" w:sz="0" w:space="0" w:color="000000"/>
+              <w:right w:val="none" w:sz="0" w:space="0" w:color="000000"/>
+            </w:tcBorders>
+            <w:shd w:val="clear" w:color="auto" w:fill="FFFFFF"/>
+            <w:tcMar>
+              <w:top w:w="0" w:type="dxa"/>
+              <w:bottom w:w="0" w:type="dxa"/>
+              <w:left w:w="0" w:type="dxa"/>
+              <w:right w:w="0" w:type="dxa"/>
+            </w:tcMar>
+            <w:vAlign w:val="center"/>
+          </w:tcPr>
+          <w:p>
+            <w:pPr>
+              <w:pStyle w:val="Normal"/>
+              <w:jc w:val="left"/>
+              <w:pBdr>
+                <w:bottom w:val="none" w:sz="0" w:space="0" w:color="000000"/>
+                <w:top w:val="none" w:sz="0" w:space="0" w:color="000000"/>
+                <w:left w:val="none" w:sz="0" w:space="0" w:color="000000"/>
+                <w:right w:val="none" w:sz="0" w:space="0" w:color="000000"/>
+              </w:pBdr>
+              <w:spacing w:after="100" w:before="100" w:line="240"/>
+              <w:ind w:left="100" w:right="100" w:firstLine="0" w:firstLineChars="0"/>
+              <w:rPr>
+                <w:rFonts w:ascii="Arial" w:hAnsi="Arial" w:eastAsia="Arial" w:cs="Arial"/>
+                <w:i w:val="false"/>
+                <w:b w:val="false"/>
+                <w:u w:val="none"/>
+                <w:strike w:val="false"/>
+                <w:sz w:val="20"/>
+                <w:szCs w:val="20"/>
+                <w:color w:val="000000"/>
+              </w:rPr>
+            </w:pPr>
+            <w:r>
+              <w:rPr>
+                <w:rFonts w:ascii="Arial" w:hAnsi="Arial" w:eastAsia="Arial" w:cs="Arial"/>
+                <w:i w:val="false"/>
+                <w:b w:val="false"/>
+                <w:u w:val="none"/>
+                <w:strike w:val="false"/>
+                <w:sz w:val="20"/>
+                <w:szCs w:val="20"/>
+                <w:color w:val="000000"/>
+              </w:rPr>
+              <w:t xml:space="preserve">0.008**</w:t>
+            </w:r>
+          </w:p>
+        </w:tc>
+        <w:tc>
+          <w:tcPr>
+            <w:tcBorders>
+              <w:bottom w:val="none" w:sz="0" w:space="0" w:color="000000"/>
+              <w:top w:val="none" w:sz="0" w:space="0" w:color="000000"/>
+              <w:left w:val="none" w:sz="0" w:space="0" w:color="000000"/>
+              <w:right w:val="none" w:sz="0" w:space="0" w:color="000000"/>
+            </w:tcBorders>
+            <w:shd w:val="clear" w:color="auto" w:fill="FFFFFF"/>
+            <w:tcMar>
+              <w:top w:w="0" w:type="dxa"/>
+              <w:bottom w:w="0" w:type="dxa"/>
+              <w:left w:w="0" w:type="dxa"/>
+              <w:right w:w="0" w:type="dxa"/>
+            </w:tcMar>
+            <w:vAlign w:val="center"/>
+          </w:tcPr>
+          <w:p>
+            <w:pPr>
+              <w:pStyle w:val="Normal"/>
+              <w:jc w:val="left"/>
+              <w:pBdr>
+                <w:bottom w:val="none" w:sz="0" w:space="0" w:color="000000"/>
+                <w:top w:val="none" w:sz="0" w:space="0" w:color="000000"/>
+                <w:left w:val="none" w:sz="0" w:space="0" w:color="000000"/>
+                <w:right w:val="none" w:sz="0" w:space="0" w:color="000000"/>
+              </w:pBdr>
+              <w:spacing w:after="100" w:before="100" w:line="240"/>
+              <w:ind w:left="100" w:right="100" w:firstLine="0" w:firstLineChars="0"/>
+              <w:rPr>
+                <w:rFonts w:ascii="Arial" w:hAnsi="Arial" w:eastAsia="Arial" w:cs="Arial"/>
+                <w:i w:val="false"/>
+                <w:b w:val="false"/>
+                <w:u w:val="none"/>
+                <w:strike w:val="false"/>
+                <w:sz w:val="20"/>
+                <w:szCs w:val="20"/>
+                <w:color w:val="000000"/>
+              </w:rPr>
+            </w:pPr>
+            <w:r>
+              <w:rPr>
+                <w:rFonts w:ascii="Arial" w:hAnsi="Arial" w:eastAsia="Arial" w:cs="Arial"/>
+                <w:i w:val="false"/>
+                <w:b w:val="false"/>
+                <w:u w:val="none"/>
+                <w:strike w:val="false"/>
+                <w:sz w:val="20"/>
+                <w:szCs w:val="20"/>
+                <w:color w:val="000000"/>
+              </w:rPr>
+              <w:t xml:space="preserve"/>
+            </w:r>
+          </w:p>
+        </w:tc>
+        <w:tc>
+          <w:tcPr>
+            <w:tcBorders>
+              <w:bottom w:val="none" w:sz="0" w:space="0" w:color="000000"/>
+              <w:top w:val="none" w:sz="0" w:space="0" w:color="000000"/>
+              <w:left w:val="none" w:sz="0" w:space="0" w:color="000000"/>
+              <w:right w:val="none" w:sz="0" w:space="0" w:color="000000"/>
+            </w:tcBorders>
+            <w:shd w:val="clear" w:color="auto" w:fill="FFFFFF"/>
+            <w:tcMar>
+              <w:top w:w="0" w:type="dxa"/>
+              <w:bottom w:w="0" w:type="dxa"/>
+              <w:left w:w="0" w:type="dxa"/>
+              <w:right w:w="0" w:type="dxa"/>
+            </w:tcMar>
+            <w:vAlign w:val="center"/>
+          </w:tcPr>
+          <w:p>
+            <w:pPr>
+              <w:pStyle w:val="Normal"/>
+              <w:jc w:val="left"/>
+              <w:pBdr>
+                <w:bottom w:val="none" w:sz="0" w:space="0" w:color="000000"/>
+                <w:top w:val="none" w:sz="0" w:space="0" w:color="000000"/>
+                <w:left w:val="none" w:sz="0" w:space="0" w:color="000000"/>
+                <w:right w:val="none" w:sz="0" w:space="0" w:color="000000"/>
+              </w:pBdr>
+              <w:spacing w:after="100" w:before="100" w:line="240"/>
+              <w:ind w:left="100" w:right="100" w:firstLine="0" w:firstLineChars="0"/>
+              <w:rPr>
+                <w:rFonts w:ascii="Arial" w:hAnsi="Arial" w:eastAsia="Arial" w:cs="Arial"/>
+                <w:i w:val="false"/>
+                <w:b w:val="false"/>
+                <w:u w:val="none"/>
+                <w:strike w:val="false"/>
+                <w:sz w:val="20"/>
+                <w:szCs w:val="20"/>
+                <w:color w:val="000000"/>
+              </w:rPr>
+            </w:pPr>
+            <w:r>
+              <w:rPr>
+                <w:rFonts w:ascii="Arial" w:hAnsi="Arial" w:eastAsia="Arial" w:cs="Arial"/>
+                <w:i w:val="false"/>
+                <w:b w:val="false"/>
+                <w:u w:val="none"/>
+                <w:strike w:val="false"/>
+                <w:sz w:val="20"/>
+                <w:szCs w:val="20"/>
+                <w:color w:val="000000"/>
+              </w:rPr>
+              <w:t xml:space="preserve"/>
+            </w:r>
+          </w:p>
+        </w:tc>
+        <w:tc>
+          <w:tcPr>
+            <w:tcBorders>
+              <w:bottom w:val="none" w:sz="0" w:space="0" w:color="000000"/>
+              <w:top w:val="none" w:sz="0" w:space="0" w:color="000000"/>
+              <w:left w:val="none" w:sz="0" w:space="0" w:color="000000"/>
+              <w:right w:val="none" w:sz="0" w:space="0" w:color="000000"/>
+            </w:tcBorders>
+            <w:shd w:val="clear" w:color="auto" w:fill="FFFFFF"/>
+            <w:tcMar>
+              <w:top w:w="0" w:type="dxa"/>
+              <w:bottom w:w="0" w:type="dxa"/>
+              <w:left w:w="0" w:type="dxa"/>
+              <w:right w:w="0" w:type="dxa"/>
+            </w:tcMar>
+            <w:vAlign w:val="center"/>
+          </w:tcPr>
+          <w:p>
+            <w:pPr>
+              <w:pStyle w:val="Normal"/>
+              <w:jc w:val="left"/>
+              <w:pBdr>
+                <w:bottom w:val="none" w:sz="0" w:space="0" w:color="000000"/>
+                <w:top w:val="none" w:sz="0" w:space="0" w:color="000000"/>
+                <w:left w:val="none" w:sz="0" w:space="0" w:color="000000"/>
+                <w:right w:val="none" w:sz="0" w:space="0" w:color="000000"/>
+              </w:pBdr>
+              <w:spacing w:after="100" w:before="100" w:line="240"/>
+              <w:ind w:left="100" w:right="100" w:firstLine="0" w:firstLineChars="0"/>
+              <w:rPr>
+                <w:rFonts w:ascii="Arial" w:hAnsi="Arial" w:eastAsia="Arial" w:cs="Arial"/>
+                <w:i w:val="false"/>
+                <w:b w:val="false"/>
+                <w:u w:val="none"/>
+                <w:strike w:val="false"/>
+                <w:sz w:val="20"/>
+                <w:szCs w:val="20"/>
+                <w:color w:val="000000"/>
+              </w:rPr>
+            </w:pPr>
+            <w:r>
+              <w:rPr>
+                <w:rFonts w:ascii="Arial" w:hAnsi="Arial" w:eastAsia="Arial" w:cs="Arial"/>
+                <w:i w:val="false"/>
+                <w:b w:val="false"/>
+                <w:u w:val="none"/>
+                <w:strike w:val="false"/>
+                <w:sz w:val="20"/>
+                <w:szCs w:val="20"/>
+                <w:color w:val="000000"/>
+              </w:rPr>
+              <w:t xml:space="preserve"/>
+            </w:r>
+          </w:p>
+        </w:tc>
+      </w:tr>
+      <w:tr>
+        <w:trPr>
+          <w:trHeight w:val="360" w:hRule="auto"/>
+        </w:trPr>
+        body8
+        <w:tc>
+          <w:tcPr>
+            <w:vMerge/>
+            <w:tcBorders>
+              <w:bottom w:val="none" w:sz="0" w:space="0" w:color="000000"/>
+              <w:top w:val="none" w:sz="0" w:space="0" w:color="000000"/>
+              <w:left w:val="none" w:sz="0" w:space="0" w:color="000000"/>
+              <w:right w:val="none" w:sz="0" w:space="0" w:color="000000"/>
+            </w:tcBorders>
+            <w:shd w:val="clear" w:color="auto" w:fill="FFFFFF"/>
+            <w:tcMar>
+              <w:top w:w="0" w:type="dxa"/>
+              <w:bottom w:w="0" w:type="dxa"/>
+              <w:left w:w="0" w:type="dxa"/>
+              <w:right w:w="0" w:type="dxa"/>
+            </w:tcMar>
+            <w:vAlign w:val="center"/>
+          </w:tcPr>
+          <w:p>
+            <w:pPr>
+              <w:pStyle w:val="Normal"/>
+              <w:jc w:val="left"/>
+              <w:pBdr>
+                <w:bottom w:val="none" w:sz="0" w:space="0" w:color="000000"/>
+                <w:top w:val="none" w:sz="0" w:space="0" w:color="000000"/>
+                <w:left w:val="none" w:sz="0" w:space="0" w:color="000000"/>
+                <w:right w:val="none" w:sz="0" w:space="0" w:color="000000"/>
+              </w:pBdr>
+              <w:spacing w:after="100" w:before="100" w:line="240"/>
+              <w:ind w:left="100" w:right="100" w:firstLine="0" w:firstLineChars="0"/>
+              <w:rPr>
+                <w:rFonts w:ascii="Arial" w:hAnsi="Arial" w:eastAsia="Arial" w:cs="Arial"/>
+                <w:i w:val="false"/>
+                <w:b w:val="false"/>
+                <w:u w:val="none"/>
+                <w:strike w:val="false"/>
+                <w:sz w:val="20"/>
+                <w:szCs w:val="20"/>
+                <w:color w:val="000000"/>
+              </w:rPr>
+            </w:pPr>
+          </w:p>
+        </w:tc>
+        <w:tc>
+          <w:tcPr>
+            <w:tcBorders>
+              <w:bottom w:val="none" w:sz="0" w:space="0" w:color="000000"/>
+              <w:top w:val="none" w:sz="0" w:space="0" w:color="000000"/>
+              <w:left w:val="none" w:sz="0" w:space="0" w:color="000000"/>
+              <w:right w:val="none" w:sz="0" w:space="0" w:color="000000"/>
+            </w:tcBorders>
+            <w:shd w:val="clear" w:color="auto" w:fill="FFFFFF"/>
+            <w:tcMar>
+              <w:top w:w="0" w:type="dxa"/>
+              <w:bottom w:w="0" w:type="dxa"/>
+              <w:left w:w="0" w:type="dxa"/>
+              <w:right w:w="0" w:type="dxa"/>
+            </w:tcMar>
+            <w:vAlign w:val="center"/>
+          </w:tcPr>
+          <w:p>
+            <w:pPr>
+              <w:pStyle w:val="Normal"/>
+              <w:jc w:val="left"/>
+              <w:pBdr>
+                <w:bottom w:val="none" w:sz="0" w:space="0" w:color="000000"/>
+                <w:top w:val="none" w:sz="0" w:space="0" w:color="000000"/>
+                <w:left w:val="none" w:sz="0" w:space="0" w:color="000000"/>
+                <w:right w:val="none" w:sz="0" w:space="0" w:color="000000"/>
+              </w:pBdr>
+              <w:spacing w:after="100" w:before="100" w:line="240"/>
+              <w:ind w:left="100" w:right="100" w:firstLine="0" w:firstLineChars="0"/>
+              <w:rPr>
+                <w:rFonts w:ascii="Arial" w:hAnsi="Arial" w:eastAsia="Arial" w:cs="Arial"/>
+                <w:i w:val="false"/>
+                <w:b w:val="false"/>
+                <w:u w:val="none"/>
+                <w:strike w:val="false"/>
+                <w:sz w:val="20"/>
+                <w:szCs w:val="20"/>
+                <w:color w:val="000000"/>
+              </w:rPr>
+            </w:pPr>
+            <w:r>
+              <w:rPr>
+                <w:rFonts w:ascii="Arial" w:hAnsi="Arial" w:eastAsia="Arial" w:cs="Arial"/>
+                <w:i w:val="false"/>
+                <w:b w:val="false"/>
+                <w:u w:val="none"/>
+                <w:strike w:val="false"/>
+                <w:sz w:val="20"/>
+                <w:szCs w:val="20"/>
+                <w:color w:val="000000"/>
+              </w:rPr>
+              <w:t xml:space="preserve">Environmental Dist.</w:t>
+            </w:r>
+          </w:p>
+        </w:tc>
+        <w:tc>
+          <w:tcPr>
+            <w:tcBorders>
+              <w:bottom w:val="none" w:sz="0" w:space="0" w:color="000000"/>
+              <w:top w:val="none" w:sz="0" w:space="0" w:color="000000"/>
+              <w:left w:val="none" w:sz="0" w:space="0" w:color="000000"/>
+              <w:right w:val="none" w:sz="0" w:space="0" w:color="000000"/>
+            </w:tcBorders>
+            <w:shd w:val="clear" w:color="auto" w:fill="FFFFFF"/>
+            <w:tcMar>
+              <w:top w:w="0" w:type="dxa"/>
+              <w:bottom w:w="0" w:type="dxa"/>
+              <w:left w:w="0" w:type="dxa"/>
+              <w:right w:w="0" w:type="dxa"/>
+            </w:tcMar>
+            <w:vAlign w:val="center"/>
+          </w:tcPr>
+          <w:p>
+            <w:pPr>
+              <w:pStyle w:val="Normal"/>
+              <w:jc w:val="left"/>
+              <w:pBdr>
+                <w:bottom w:val="none" w:sz="0" w:space="0" w:color="000000"/>
+                <w:top w:val="none" w:sz="0" w:space="0" w:color="000000"/>
+                <w:left w:val="none" w:sz="0" w:space="0" w:color="000000"/>
+                <w:right w:val="none" w:sz="0" w:space="0" w:color="000000"/>
+              </w:pBdr>
+              <w:spacing w:after="100" w:before="100" w:line="240"/>
+              <w:ind w:left="100" w:right="100" w:firstLine="0" w:firstLineChars="0"/>
+              <w:rPr>
+                <w:rFonts w:ascii="Arial" w:hAnsi="Arial" w:eastAsia="Arial" w:cs="Arial"/>
+                <w:i w:val="false"/>
+                <w:b w:val="false"/>
+                <w:u w:val="none"/>
+                <w:strike w:val="false"/>
+                <w:sz w:val="20"/>
+                <w:szCs w:val="20"/>
+                <w:color w:val="000000"/>
+              </w:rPr>
+            </w:pPr>
+            <w:r>
+              <w:rPr>
+                <w:rFonts w:ascii="Arial" w:hAnsi="Arial" w:eastAsia="Arial" w:cs="Arial"/>
+                <w:i w:val="false"/>
+                <w:b w:val="false"/>
+                <w:u w:val="none"/>
+                <w:strike w:val="false"/>
+                <w:sz w:val="20"/>
+                <w:szCs w:val="20"/>
+                <w:color w:val="000000"/>
+              </w:rPr>
+              <w:t xml:space="preserve">0.354</w:t>
+            </w:r>
+          </w:p>
+        </w:tc>
+        <w:tc>
+          <w:tcPr>
+            <w:tcBorders>
+              <w:bottom w:val="none" w:sz="0" w:space="0" w:color="000000"/>
+              <w:top w:val="none" w:sz="0" w:space="0" w:color="000000"/>
+              <w:left w:val="none" w:sz="0" w:space="0" w:color="000000"/>
+              <w:right w:val="none" w:sz="0" w:space="0" w:color="000000"/>
+            </w:tcBorders>
+            <w:shd w:val="clear" w:color="auto" w:fill="FFFFFF"/>
+            <w:tcMar>
+              <w:top w:w="0" w:type="dxa"/>
+              <w:bottom w:w="0" w:type="dxa"/>
+              <w:left w:w="0" w:type="dxa"/>
+              <w:right w:w="0" w:type="dxa"/>
+            </w:tcMar>
+            <w:vAlign w:val="center"/>
+          </w:tcPr>
+          <w:p>
+            <w:pPr>
+              <w:pStyle w:val="Normal"/>
+              <w:jc w:val="left"/>
+              <w:pBdr>
+                <w:bottom w:val="none" w:sz="0" w:space="0" w:color="000000"/>
+                <w:top w:val="none" w:sz="0" w:space="0" w:color="000000"/>
+                <w:left w:val="none" w:sz="0" w:space="0" w:color="000000"/>
+                <w:right w:val="none" w:sz="0" w:space="0" w:color="000000"/>
+              </w:pBdr>
+              <w:spacing w:after="100" w:before="100" w:line="240"/>
+              <w:ind w:left="100" w:right="100" w:firstLine="0" w:firstLineChars="0"/>
+              <w:rPr>
+                <w:rFonts w:ascii="Arial" w:hAnsi="Arial" w:eastAsia="Arial" w:cs="Arial"/>
+                <w:i w:val="false"/>
+                <w:b w:val="false"/>
+                <w:u w:val="none"/>
+                <w:strike w:val="false"/>
+                <w:sz w:val="20"/>
+                <w:szCs w:val="20"/>
+                <w:color w:val="000000"/>
+              </w:rPr>
+            </w:pPr>
+            <w:r>
+              <w:rPr>
+                <w:rFonts w:ascii="Arial" w:hAnsi="Arial" w:eastAsia="Arial" w:cs="Arial"/>
+                <w:i w:val="false"/>
+                <w:b w:val="false"/>
+                <w:u w:val="none"/>
+                <w:strike w:val="false"/>
+                <w:sz w:val="20"/>
+                <w:szCs w:val="20"/>
+                <w:color w:val="000000"/>
+              </w:rPr>
+              <w:t xml:space="preserve">11.110</w:t>
+            </w:r>
+          </w:p>
+        </w:tc>
+        <w:tc>
+          <w:tcPr>
+            <w:tcBorders>
+              <w:bottom w:val="none" w:sz="0" w:space="0" w:color="000000"/>
+              <w:top w:val="none" w:sz="0" w:space="0" w:color="000000"/>
+              <w:left w:val="none" w:sz="0" w:space="0" w:color="000000"/>
+              <w:right w:val="none" w:sz="0" w:space="0" w:color="000000"/>
+            </w:tcBorders>
+            <w:shd w:val="clear" w:color="auto" w:fill="FFFFFF"/>
+            <w:tcMar>
+              <w:top w:w="0" w:type="dxa"/>
+              <w:bottom w:w="0" w:type="dxa"/>
+              <w:left w:w="0" w:type="dxa"/>
+              <w:right w:w="0" w:type="dxa"/>
+            </w:tcMar>
+            <w:vAlign w:val="center"/>
+          </w:tcPr>
+          <w:p>
+            <w:pPr>
+              <w:pStyle w:val="Normal"/>
+              <w:jc w:val="left"/>
+              <w:pBdr>
+                <w:bottom w:val="none" w:sz="0" w:space="0" w:color="000000"/>
+                <w:top w:val="none" w:sz="0" w:space="0" w:color="000000"/>
+                <w:left w:val="none" w:sz="0" w:space="0" w:color="000000"/>
+                <w:right w:val="none" w:sz="0" w:space="0" w:color="000000"/>
+              </w:pBdr>
+              <w:spacing w:after="100" w:before="100" w:line="240"/>
+              <w:ind w:left="100" w:right="100" w:firstLine="0" w:firstLineChars="0"/>
+              <w:rPr>
+                <w:rFonts w:ascii="Arial" w:hAnsi="Arial" w:eastAsia="Arial" w:cs="Arial"/>
+                <w:i w:val="false"/>
+                <w:b w:val="false"/>
+                <w:u w:val="none"/>
+                <w:strike w:val="false"/>
+                <w:sz w:val="20"/>
+                <w:szCs w:val="20"/>
+                <w:color w:val="000000"/>
+              </w:rPr>
+            </w:pPr>
+            <w:r>
+              <w:rPr>
+                <w:rFonts w:ascii="Arial" w:hAnsi="Arial" w:eastAsia="Arial" w:cs="Arial"/>
+                <w:i w:val="false"/>
+                <w:b w:val="false"/>
+                <w:u w:val="none"/>
+                <w:strike w:val="false"/>
+                <w:sz w:val="20"/>
+                <w:szCs w:val="20"/>
+                <w:color w:val="000000"/>
+              </w:rPr>
+              <w:t xml:space="preserve">&lt;0.001***</w:t>
+            </w:r>
+          </w:p>
+        </w:tc>
+        <w:tc>
+          <w:tcPr>
+            <w:tcBorders>
+              <w:bottom w:val="none" w:sz="0" w:space="0" w:color="000000"/>
+              <w:top w:val="none" w:sz="0" w:space="0" w:color="000000"/>
+              <w:left w:val="none" w:sz="0" w:space="0" w:color="000000"/>
+              <w:right w:val="none" w:sz="0" w:space="0" w:color="000000"/>
+            </w:tcBorders>
+            <w:shd w:val="clear" w:color="auto" w:fill="FFFFFF"/>
+            <w:tcMar>
+              <w:top w:w="0" w:type="dxa"/>
+              <w:bottom w:w="0" w:type="dxa"/>
+              <w:left w:w="0" w:type="dxa"/>
+              <w:right w:w="0" w:type="dxa"/>
+            </w:tcMar>
+            <w:vAlign w:val="center"/>
+          </w:tcPr>
+          <w:p>
+            <w:pPr>
+              <w:pStyle w:val="Normal"/>
+              <w:jc w:val="left"/>
+              <w:pBdr>
+                <w:bottom w:val="none" w:sz="0" w:space="0" w:color="000000"/>
+                <w:top w:val="none" w:sz="0" w:space="0" w:color="000000"/>
+                <w:left w:val="none" w:sz="0" w:space="0" w:color="000000"/>
+                <w:right w:val="none" w:sz="0" w:space="0" w:color="000000"/>
+              </w:pBdr>
+              <w:spacing w:after="100" w:before="100" w:line="240"/>
+              <w:ind w:left="100" w:right="100" w:firstLine="0" w:firstLineChars="0"/>
+              <w:rPr>
+                <w:rFonts w:ascii="Arial" w:hAnsi="Arial" w:eastAsia="Arial" w:cs="Arial"/>
+                <w:i w:val="false"/>
+                <w:b w:val="false"/>
+                <w:u w:val="none"/>
+                <w:strike w:val="false"/>
+                <w:sz w:val="20"/>
+                <w:szCs w:val="20"/>
+                <w:color w:val="000000"/>
+              </w:rPr>
+            </w:pPr>
+            <w:r>
+              <w:rPr>
+                <w:rFonts w:ascii="Arial" w:hAnsi="Arial" w:eastAsia="Arial" w:cs="Arial"/>
+                <w:i w:val="false"/>
+                <w:b w:val="false"/>
+                <w:u w:val="none"/>
+                <w:strike w:val="false"/>
+                <w:sz w:val="20"/>
+                <w:szCs w:val="20"/>
+                <w:color w:val="000000"/>
+              </w:rPr>
+              <w:t xml:space="preserve"/>
+            </w:r>
+          </w:p>
+        </w:tc>
+        <w:tc>
+          <w:tcPr>
+            <w:tcBorders>
+              <w:bottom w:val="none" w:sz="0" w:space="0" w:color="000000"/>
+              <w:top w:val="none" w:sz="0" w:space="0" w:color="000000"/>
+              <w:left w:val="none" w:sz="0" w:space="0" w:color="000000"/>
+              <w:right w:val="none" w:sz="0" w:space="0" w:color="000000"/>
+            </w:tcBorders>
+            <w:shd w:val="clear" w:color="auto" w:fill="FFFFFF"/>
+            <w:tcMar>
+              <w:top w:w="0" w:type="dxa"/>
+              <w:bottom w:w="0" w:type="dxa"/>
+              <w:left w:w="0" w:type="dxa"/>
+              <w:right w:w="0" w:type="dxa"/>
+            </w:tcMar>
+            <w:vAlign w:val="center"/>
+          </w:tcPr>
+          <w:p>
+            <w:pPr>
+              <w:pStyle w:val="Normal"/>
+              <w:jc w:val="left"/>
+              <w:pBdr>
+                <w:bottom w:val="none" w:sz="0" w:space="0" w:color="000000"/>
+                <w:top w:val="none" w:sz="0" w:space="0" w:color="000000"/>
+                <w:left w:val="none" w:sz="0" w:space="0" w:color="000000"/>
+                <w:right w:val="none" w:sz="0" w:space="0" w:color="000000"/>
+              </w:pBdr>
+              <w:spacing w:after="100" w:before="100" w:line="240"/>
+              <w:ind w:left="100" w:right="100" w:firstLine="0" w:firstLineChars="0"/>
+              <w:rPr>
+                <w:rFonts w:ascii="Arial" w:hAnsi="Arial" w:eastAsia="Arial" w:cs="Arial"/>
+                <w:i w:val="false"/>
+                <w:b w:val="false"/>
+                <w:u w:val="none"/>
+                <w:strike w:val="false"/>
+                <w:sz w:val="20"/>
+                <w:szCs w:val="20"/>
+                <w:color w:val="000000"/>
+              </w:rPr>
+            </w:pPr>
+            <w:r>
+              <w:rPr>
+                <w:rFonts w:ascii="Arial" w:hAnsi="Arial" w:eastAsia="Arial" w:cs="Arial"/>
+                <w:i w:val="false"/>
+                <w:b w:val="false"/>
+                <w:u w:val="none"/>
+                <w:strike w:val="false"/>
+                <w:sz w:val="20"/>
+                <w:szCs w:val="20"/>
+                <w:color w:val="000000"/>
+              </w:rPr>
+              <w:t xml:space="preserve"/>
+            </w:r>
+          </w:p>
+        </w:tc>
+        <w:tc>
+          <w:tcPr>
+            <w:tcBorders>
+              <w:bottom w:val="none" w:sz="0" w:space="0" w:color="000000"/>
+              <w:top w:val="none" w:sz="0" w:space="0" w:color="000000"/>
+              <w:left w:val="none" w:sz="0" w:space="0" w:color="000000"/>
+              <w:right w:val="none" w:sz="0" w:space="0" w:color="000000"/>
+            </w:tcBorders>
+            <w:shd w:val="clear" w:color="auto" w:fill="FFFFFF"/>
+            <w:tcMar>
+              <w:top w:w="0" w:type="dxa"/>
+              <w:bottom w:w="0" w:type="dxa"/>
+              <w:left w:w="0" w:type="dxa"/>
+              <w:right w:w="0" w:type="dxa"/>
+            </w:tcMar>
+            <w:vAlign w:val="center"/>
+          </w:tcPr>
+          <w:p>
+            <w:pPr>
+              <w:pStyle w:val="Normal"/>
+              <w:jc w:val="left"/>
+              <w:pBdr>
+                <w:bottom w:val="none" w:sz="0" w:space="0" w:color="000000"/>
+                <w:top w:val="none" w:sz="0" w:space="0" w:color="000000"/>
+                <w:left w:val="none" w:sz="0" w:space="0" w:color="000000"/>
+                <w:right w:val="none" w:sz="0" w:space="0" w:color="000000"/>
+              </w:pBdr>
+              <w:spacing w:after="100" w:before="100" w:line="240"/>
+              <w:ind w:left="100" w:right="100" w:firstLine="0" w:firstLineChars="0"/>
+              <w:rPr>
+                <w:rFonts w:ascii="Arial" w:hAnsi="Arial" w:eastAsia="Arial" w:cs="Arial"/>
+                <w:i w:val="false"/>
+                <w:b w:val="false"/>
+                <w:u w:val="none"/>
+                <w:strike w:val="false"/>
+                <w:sz w:val="20"/>
+                <w:szCs w:val="20"/>
+                <w:color w:val="000000"/>
+              </w:rPr>
+            </w:pPr>
+            <w:r>
+              <w:rPr>
+                <w:rFonts w:ascii="Arial" w:hAnsi="Arial" w:eastAsia="Arial" w:cs="Arial"/>
+                <w:i w:val="false"/>
+                <w:b w:val="false"/>
+                <w:u w:val="none"/>
+                <w:strike w:val="false"/>
+                <w:sz w:val="20"/>
+                <w:szCs w:val="20"/>
+                <w:color w:val="000000"/>
+              </w:rPr>
+              <w:t xml:space="preserve"/>
+            </w:r>
+          </w:p>
+        </w:tc>
+      </w:tr>
+      <w:tr>
+        <w:trPr>
+          <w:trHeight w:val="360" w:hRule="auto"/>
+        </w:trPr>
+        body9
+        <w:tc>
+          <w:tcPr>
+            <w:vMerge/>
+            <w:tcBorders>
               <w:bottom w:val="single" w:sz="12" w:space="0" w:color="666666"/>
               <w:top w:val="none" w:sz="0" w:space="0" w:color="000000"/>
               <w:left w:val="none" w:sz="0" w:space="0" w:color="000000"/>
@@ -2124,7 +4299,7 @@
                 <w:szCs w:val="20"/>
                 <w:color w:val="000000"/>
               </w:rPr>
-              <w:t xml:space="preserve">67.2</w:t>
+              <w:t xml:space="preserve">123.4</w:t>
             </w:r>
           </w:p>
         </w:tc>
@@ -2234,7 +4409,7 @@
                 <w:szCs w:val="20"/>
                 <w:color w:val="000000"/>
               </w:rPr>
-              <w:t xml:space="preserve">0.135</w:t>
+              <w:t xml:space="preserve">0.126</w:t>
             </w:r>
           </w:p>
         </w:tc>
